--- a/Учебная практика.docx
+++ b/Учебная практика.docx
@@ -4,7 +4,7 @@
   <w:body>
     <w:p>
       <w:pPr>
-        <w:pStyle w:val="935"/>
+        <w:pStyle w:val="936"/>
         <w:pBdr/>
         <w:spacing/>
         <w:ind/>
@@ -48,7 +48,7 @@
     </w:p>
     <w:p>
       <w:pPr>
-        <w:pStyle w:val="935"/>
+        <w:pStyle w:val="936"/>
         <w:pBdr/>
         <w:spacing/>
         <w:ind/>
@@ -92,7 +92,7 @@
     </w:p>
     <w:p>
       <w:pPr>
-        <w:pStyle w:val="935"/>
+        <w:pStyle w:val="936"/>
         <w:pBdr/>
         <w:spacing/>
         <w:ind/>
@@ -136,7 +136,7 @@
     </w:p>
     <w:p>
       <w:pPr>
-        <w:pStyle w:val="935"/>
+        <w:pStyle w:val="936"/>
         <w:pBdr/>
         <w:spacing w:line="336" w:lineRule="auto"/>
         <w:ind/>
@@ -179,7 +179,7 @@
     </w:p>
     <w:p>
       <w:pPr>
-        <w:pStyle w:val="935"/>
+        <w:pStyle w:val="936"/>
         <w:pBdr/>
         <w:spacing w:line="336" w:lineRule="auto"/>
         <w:ind/>
@@ -222,7 +222,7 @@
     </w:p>
     <w:p>
       <w:pPr>
-        <w:pStyle w:val="935"/>
+        <w:pStyle w:val="936"/>
         <w:pBdr/>
         <w:spacing w:line="336" w:lineRule="auto"/>
         <w:ind/>
@@ -265,11 +265,11 @@
     </w:p>
     <w:p>
       <w:pPr>
-        <w:pStyle w:val="935"/>
+        <w:pStyle w:val="936"/>
         <w:pBdr/>
         <w:spacing w:line="336" w:lineRule="auto"/>
         <w:ind/>
-        <w:jc w:val="center"/>
+        <w:jc w:val="left"/>
         <w:rPr>
           <w:rFonts w:cs="Times New Roman"/>
           <w:b/>
@@ -308,7 +308,7 @@
     </w:p>
     <w:p>
       <w:pPr>
-        <w:pStyle w:val="935"/>
+        <w:pStyle w:val="936"/>
         <w:pBdr/>
         <w:spacing w:line="336" w:lineRule="auto"/>
         <w:ind/>
@@ -351,7 +351,7 @@
     </w:p>
     <w:p>
       <w:pPr>
-        <w:pStyle w:val="935"/>
+        <w:pStyle w:val="936"/>
         <w:pBdr/>
         <w:spacing w:line="336" w:lineRule="auto"/>
         <w:ind/>
@@ -394,7 +394,7 @@
     </w:p>
     <w:p>
       <w:pPr>
-        <w:pStyle w:val="935"/>
+        <w:pStyle w:val="936"/>
         <w:pBdr/>
         <w:spacing w:line="336" w:lineRule="auto"/>
         <w:ind/>
@@ -437,7 +437,7 @@
     </w:p>
     <w:p>
       <w:pPr>
-        <w:pStyle w:val="935"/>
+        <w:pStyle w:val="936"/>
         <w:pBdr/>
         <w:spacing w:line="336" w:lineRule="auto"/>
         <w:ind/>
@@ -480,93 +480,7 @@
     </w:p>
     <w:p>
       <w:pPr>
-        <w:pStyle w:val="935"/>
-        <w:pBdr/>
-        <w:spacing w:line="336" w:lineRule="auto"/>
-        <w:ind/>
-        <w:jc w:val="center"/>
-        <w:rPr>
-          <w:rFonts w:cs="Times New Roman"/>
-          <w:b/>
-          <w:bCs/>
-          <w:caps/>
-          <w:szCs w:val="28"/>
-        </w:rPr>
-      </w:pPr>
-      <w:r>
-        <w:rPr>
-          <w:rFonts w:cs="Times New Roman"/>
-          <w:b/>
-          <w:bCs/>
-          <w:caps/>
-          <w:szCs w:val="28"/>
-        </w:rPr>
-      </w:r>
-      <w:r>
-        <w:rPr>
-          <w:rFonts w:cs="Times New Roman"/>
-          <w:b/>
-          <w:bCs/>
-          <w:caps/>
-          <w:szCs w:val="28"/>
-        </w:rPr>
-      </w:r>
-      <w:r>
-        <w:rPr>
-          <w:rFonts w:cs="Times New Roman"/>
-          <w:b/>
-          <w:bCs/>
-          <w:caps/>
-          <w:szCs w:val="28"/>
-        </w:rPr>
-      </w:r>
-    </w:p>
-    <w:p>
-      <w:pPr>
-        <w:pStyle w:val="935"/>
-        <w:pBdr/>
-        <w:spacing w:line="336" w:lineRule="auto"/>
-        <w:ind/>
-        <w:jc w:val="center"/>
-        <w:rPr>
-          <w:rFonts w:cs="Times New Roman"/>
-          <w:b/>
-          <w:bCs/>
-          <w:caps/>
-          <w:szCs w:val="28"/>
-        </w:rPr>
-      </w:pPr>
-      <w:r>
-        <w:rPr>
-          <w:rFonts w:cs="Times New Roman"/>
-          <w:b/>
-          <w:bCs/>
-          <w:caps/>
-          <w:szCs w:val="28"/>
-        </w:rPr>
-      </w:r>
-      <w:r>
-        <w:rPr>
-          <w:rFonts w:cs="Times New Roman"/>
-          <w:b/>
-          <w:bCs/>
-          <w:caps/>
-          <w:szCs w:val="28"/>
-        </w:rPr>
-      </w:r>
-      <w:r>
-        <w:rPr>
-          <w:rFonts w:cs="Times New Roman"/>
-          <w:b/>
-          <w:bCs/>
-          <w:caps/>
-          <w:szCs w:val="28"/>
-        </w:rPr>
-      </w:r>
-    </w:p>
-    <w:p>
-      <w:pPr>
-        <w:pStyle w:val="951"/>
+        <w:pStyle w:val="952"/>
         <w:pBdr/>
         <w:spacing/>
         <w:ind w:firstLine="0"/>
@@ -606,7 +520,7 @@
     </w:p>
     <w:p>
       <w:pPr>
-        <w:pStyle w:val="951"/>
+        <w:pStyle w:val="952"/>
         <w:pBdr/>
         <w:spacing/>
         <w:ind w:firstLine="0"/>
@@ -665,7 +579,7 @@
     </w:p>
     <w:p>
       <w:pPr>
-        <w:pStyle w:val="935"/>
+        <w:pStyle w:val="936"/>
         <w:pBdr/>
         <w:spacing w:line="336" w:lineRule="auto"/>
         <w:ind/>
@@ -696,7 +610,7 @@
     </w:p>
     <w:p>
       <w:pPr>
-        <w:pStyle w:val="935"/>
+        <w:pStyle w:val="936"/>
         <w:pBdr/>
         <w:spacing w:line="336" w:lineRule="auto"/>
         <w:ind/>
@@ -735,7 +649,7 @@
     </w:p>
     <w:p>
       <w:pPr>
-        <w:pStyle w:val="951"/>
+        <w:pStyle w:val="952"/>
         <w:pBdr/>
         <w:spacing/>
         <w:ind w:firstLine="0"/>
@@ -770,7 +684,7 @@
     </w:p>
     <w:p>
       <w:pPr>
-        <w:pStyle w:val="935"/>
+        <w:pStyle w:val="936"/>
         <w:pBdr/>
         <w:spacing w:line="336" w:lineRule="auto"/>
         <w:ind/>
@@ -805,7 +719,7 @@
     </w:p>
     <w:p>
       <w:pPr>
-        <w:pStyle w:val="935"/>
+        <w:pStyle w:val="936"/>
         <w:pBdr/>
         <w:spacing w:line="336" w:lineRule="auto"/>
         <w:ind/>
@@ -840,7 +754,7 @@
     </w:p>
     <w:p>
       <w:pPr>
-        <w:pStyle w:val="935"/>
+        <w:pStyle w:val="936"/>
         <w:pBdr/>
         <w:spacing w:line="336" w:lineRule="auto"/>
         <w:ind/>
@@ -875,7 +789,7 @@
     </w:p>
     <w:p>
       <w:pPr>
-        <w:pStyle w:val="935"/>
+        <w:pStyle w:val="936"/>
         <w:pBdr/>
         <w:spacing w:line="336" w:lineRule="auto"/>
         <w:ind/>
@@ -910,7 +824,7 @@
     </w:p>
     <w:p>
       <w:pPr>
-        <w:pStyle w:val="935"/>
+        <w:pStyle w:val="936"/>
         <w:pBdr/>
         <w:spacing w:line="336" w:lineRule="auto"/>
         <w:ind/>
@@ -945,7 +859,7 @@
     </w:p>
     <w:p>
       <w:pPr>
-        <w:pStyle w:val="935"/>
+        <w:pStyle w:val="936"/>
         <w:pBdr/>
         <w:spacing w:line="336" w:lineRule="auto"/>
         <w:ind/>
@@ -980,7 +894,7 @@
     </w:p>
     <w:p>
       <w:pPr>
-        <w:pStyle w:val="935"/>
+        <w:pStyle w:val="936"/>
         <w:pBdr/>
         <w:spacing w:line="336" w:lineRule="auto"/>
         <w:ind/>
@@ -1043,7 +957,7 @@
           </w:tcPr>
           <w:p>
             <w:pPr>
-              <w:pStyle w:val="935"/>
+              <w:pStyle w:val="936"/>
               <w:pBdr/>
               <w:spacing/>
               <w:ind/>
@@ -1055,7 +969,13 @@
               <w:rPr>
                 <w:rFonts w:cs="Times New Roman"/>
               </w:rPr>
-              <w:t xml:space="preserve">Студент гр. 4345</w:t>
+              <w:t xml:space="preserve">Студент</w:t>
+            </w:r>
+            <w:r>
+              <w:rPr>
+                <w:rFonts w:cs="Times New Roman"/>
+              </w:rPr>
+              <w:t xml:space="preserve">ы гр. 4345</w:t>
             </w:r>
             <w:r>
               <w:rPr>
@@ -1076,7 +996,7 @@
           </w:tcPr>
           <w:p>
             <w:pPr>
-              <w:pStyle w:val="935"/>
+              <w:pStyle w:val="936"/>
               <w:pBdr/>
               <w:spacing/>
               <w:ind/>
@@ -1116,7 +1036,7 @@
           </w:tcPr>
           <w:p>
             <w:pPr>
-              <w:pStyle w:val="935"/>
+              <w:pStyle w:val="936"/>
               <w:pBdr/>
               <w:spacing/>
               <w:ind/>
@@ -1152,7 +1072,7 @@
           </w:tcPr>
           <w:p>
             <w:pPr>
-              <w:pStyle w:val="935"/>
+              <w:pStyle w:val="936"/>
               <w:pBdr/>
               <w:spacing/>
               <w:ind/>
@@ -1189,12 +1109,14 @@
           </w:tcPr>
           <w:p>
             <w:pPr>
-              <w:pStyle w:val="935"/>
+              <w:pStyle w:val="936"/>
               <w:pBdr/>
               <w:spacing/>
               <w:ind/>
               <w:rPr>
                 <w:rFonts w:cs="Times New Roman"/>
+                <w:color w:val="000000" w:themeColor="text1"/>
+                <w:highlight w:val="none"/>
               </w:rPr>
             </w:pPr>
             <w:r>
@@ -1203,24 +1125,72 @@
                 <w:color w:val="000000" w:themeColor="text1"/>
                 <w:szCs w:val="28"/>
               </w:rPr>
-              <w:t xml:space="preserve">М. А. Гавриш</w:t>
+              <w:t xml:space="preserve">М.А. Гавриш</w:t>
             </w:r>
             <w:r>
               <w:rPr>
                 <w:rFonts w:cs="Times New Roman"/>
-                <w:color w:val="ff0000"/>
+              </w:rPr>
+            </w:r>
+          </w:p>
+          <w:p>
+            <w:pPr>
+              <w:pBdr/>
+              <w:spacing/>
+              <w:ind/>
+              <w:rPr>
+                <w:rFonts w:cs="Times New Roman"/>
+                <w:color w:val="000000" w:themeColor="text1"/>
+                <w:highlight w:val="none"/>
+              </w:rPr>
+            </w:pPr>
+            <w:r>
+              <w:rPr>
+                <w:rFonts w:cs="Times New Roman"/>
+                <w:color w:val="000000" w:themeColor="text1"/>
                 <w:szCs w:val="28"/>
-              </w:rPr>
-              <w:t xml:space="preserve"> </w:t>
+                <w:highlight w:val="none"/>
+              </w:rPr>
+              <w:t xml:space="preserve">А.Д. Шувалов</w:t>
             </w:r>
             <w:r>
               <w:rPr>
                 <w:rFonts w:cs="Times New Roman"/>
               </w:rPr>
             </w:r>
+          </w:p>
+          <w:p>
+            <w:pPr>
+              <w:pBdr/>
+              <w:spacing/>
+              <w:ind/>
+              <w:rPr>
+                <w:rFonts w:cs="Times New Roman"/>
+              </w:rPr>
+            </w:pPr>
             <w:r>
               <w:rPr>
                 <w:rFonts w:cs="Times New Roman"/>
+                <w:color w:val="000000" w:themeColor="text1"/>
+                <w:szCs w:val="28"/>
+                <w:highlight w:val="none"/>
+              </w:rPr>
+              <w:t xml:space="preserve">А. Трушкин</w:t>
+            </w:r>
+            <w:r>
+              <w:rPr>
+                <w:rFonts w:cs="Times New Roman"/>
+                <w:color w:val="000000" w:themeColor="text1"/>
+                <w:szCs w:val="28"/>
+                <w:highlight w:val="none"/>
+              </w:rPr>
+            </w:r>
+            <w:r>
+              <w:rPr>
+                <w:rFonts w:cs="Times New Roman"/>
+                <w:color w:val="000000" w:themeColor="text1"/>
+                <w:szCs w:val="28"/>
+                <w:highlight w:val="none"/>
               </w:rPr>
             </w:r>
           </w:p>
@@ -1238,7 +1208,7 @@
           </w:tcPr>
           <w:p>
             <w:pPr>
-              <w:pStyle w:val="935"/>
+              <w:pStyle w:val="936"/>
               <w:pBdr/>
               <w:spacing/>
               <w:ind/>
@@ -1274,7 +1244,7 @@
           </w:tcPr>
           <w:p>
             <w:pPr>
-              <w:pStyle w:val="935"/>
+              <w:pStyle w:val="936"/>
               <w:pBdr/>
               <w:spacing/>
               <w:ind/>
@@ -1317,7 +1287,7 @@
           </w:tcPr>
           <w:p>
             <w:pPr>
-              <w:pStyle w:val="935"/>
+              <w:pStyle w:val="936"/>
               <w:pBdr/>
               <w:spacing/>
               <w:ind/>
@@ -1354,7 +1324,7 @@
           </w:tcPr>
           <w:p>
             <w:pPr>
-              <w:pStyle w:val="935"/>
+              <w:pStyle w:val="936"/>
               <w:pBdr/>
               <w:spacing/>
               <w:ind/>
@@ -1390,7 +1360,7 @@
           </w:tcPr>
           <w:p>
             <w:pPr>
-              <w:pStyle w:val="935"/>
+              <w:pStyle w:val="936"/>
               <w:pBdr/>
               <w:spacing/>
               <w:ind/>
@@ -1436,7 +1406,7 @@
           </w:tcPr>
           <w:p>
             <w:pPr>
-              <w:pStyle w:val="935"/>
+              <w:pStyle w:val="936"/>
               <w:pBdr/>
               <w:spacing/>
               <w:ind/>
@@ -1470,7 +1440,7 @@
           </w:tcPr>
           <w:p>
             <w:pPr>
-              <w:pStyle w:val="935"/>
+              <w:pStyle w:val="936"/>
               <w:pBdr/>
               <w:spacing/>
               <w:ind/>
@@ -1506,7 +1476,7 @@
           </w:tcPr>
           <w:p>
             <w:pPr>
-              <w:pStyle w:val="935"/>
+              <w:pStyle w:val="936"/>
               <w:pBdr/>
               <w:spacing/>
               <w:ind/>
@@ -1542,7 +1512,7 @@
           </w:tcPr>
           <w:p>
             <w:pPr>
-              <w:pStyle w:val="935"/>
+              <w:pStyle w:val="936"/>
               <w:pBdr/>
               <w:spacing/>
               <w:ind/>
@@ -1579,7 +1549,7 @@
           </w:tcPr>
           <w:p>
             <w:pPr>
-              <w:pStyle w:val="935"/>
+              <w:pStyle w:val="936"/>
               <w:pBdr/>
               <w:spacing/>
               <w:ind/>
@@ -1594,7 +1564,7 @@
                 <w:color w:val="000000" w:themeColor="text1"/>
                 <w:szCs w:val="28"/>
               </w:rPr>
-              <w:t xml:space="preserve">Т. Р. Жангиров</w:t>
+              <w:t xml:space="preserve">Т.Р. Жангиров</w:t>
             </w:r>
             <w:r>
               <w:rPr>
@@ -1623,7 +1593,7 @@
           </w:tcPr>
           <w:p>
             <w:pPr>
-              <w:pStyle w:val="935"/>
+              <w:pStyle w:val="936"/>
               <w:pBdr/>
               <w:spacing/>
               <w:ind/>
@@ -1659,7 +1629,7 @@
           </w:tcPr>
           <w:p>
             <w:pPr>
-              <w:pStyle w:val="935"/>
+              <w:pStyle w:val="936"/>
               <w:pBdr/>
               <w:spacing/>
               <w:ind/>
@@ -1702,7 +1672,7 @@
           </w:tcPr>
           <w:p>
             <w:pPr>
-              <w:pStyle w:val="935"/>
+              <w:pStyle w:val="936"/>
               <w:pBdr/>
               <w:spacing/>
               <w:ind/>
@@ -1739,7 +1709,7 @@
           </w:tcPr>
           <w:p>
             <w:pPr>
-              <w:pStyle w:val="935"/>
+              <w:pStyle w:val="936"/>
               <w:pBdr/>
               <w:spacing/>
               <w:ind/>
@@ -1775,7 +1745,7 @@
           </w:tcPr>
           <w:p>
             <w:pPr>
-              <w:pStyle w:val="935"/>
+              <w:pStyle w:val="936"/>
               <w:pBdr/>
               <w:spacing/>
               <w:ind/>
@@ -1812,7 +1782,7 @@
     </w:tbl>
     <w:p>
       <w:pPr>
-        <w:pStyle w:val="935"/>
+        <w:pStyle w:val="936"/>
         <w:pBdr/>
         <w:spacing w:line="336" w:lineRule="auto"/>
         <w:ind/>
@@ -1847,7 +1817,7 @@
     </w:p>
     <w:p>
       <w:pPr>
-        <w:pStyle w:val="935"/>
+        <w:pStyle w:val="936"/>
         <w:pBdr/>
         <w:spacing w:line="336" w:lineRule="auto"/>
         <w:ind/>
@@ -1882,7 +1852,7 @@
     </w:p>
     <w:p>
       <w:pPr>
-        <w:pStyle w:val="935"/>
+        <w:pStyle w:val="936"/>
         <w:pBdr/>
         <w:spacing w:line="336" w:lineRule="auto"/>
         <w:ind/>
@@ -1918,7 +1888,7 @@
     </w:p>
     <w:p>
       <w:pPr>
-        <w:pStyle w:val="935"/>
+        <w:pStyle w:val="936"/>
         <w:pBdr/>
         <w:spacing w:line="336" w:lineRule="auto"/>
         <w:ind/>
@@ -1964,7 +1934,7 @@
     </w:p>
     <w:p>
       <w:pPr>
-        <w:pStyle w:val="951"/>
+        <w:pStyle w:val="952"/>
         <w:pBdr/>
         <w:spacing w:after="0" w:before="0"/>
         <w:ind w:firstLine="0"/>
@@ -1996,7 +1966,7 @@
     </w:p>
     <w:p>
       <w:pPr>
-        <w:pStyle w:val="951"/>
+        <w:pStyle w:val="952"/>
         <w:pBdr/>
         <w:spacing/>
         <w:ind w:firstLine="0"/>
@@ -2071,19 +2041,20 @@
           </w:tcPr>
           <w:p>
             <w:pPr>
-              <w:pStyle w:val="935"/>
               <w:pBdr/>
               <w:spacing/>
               <w:ind/>
               <w:rPr>
                 <w:rFonts w:cs="Times New Roman"/>
+                <w:color w:val="000000" w:themeColor="text1"/>
+                <w:highlight w:val="none"/>
               </w:rPr>
             </w:pPr>
             <w:r>
               <w:rPr>
                 <w:szCs w:val="28"/>
               </w:rPr>
-              <w:t xml:space="preserve">Студент: </w:t>
+              <w:t xml:space="preserve">Студенты: </w:t>
             </w:r>
             <w:r>
               <w:rPr>
@@ -2091,13 +2062,11 @@
                 <w:color w:val="000000" w:themeColor="text1"/>
                 <w:szCs w:val="28"/>
               </w:rPr>
-              <w:t xml:space="preserve">М. А. Гавриш</w:t>
+              <w:t xml:space="preserve">М.А. Гавриш,</w:t>
             </w:r>
             <w:r>
               <w:rPr>
                 <w:rFonts w:cs="Times New Roman"/>
-                <w:color w:val="ff0000"/>
-                <w:szCs w:val="28"/>
               </w:rPr>
               <w:t xml:space="preserve"> </w:t>
             </w:r>
@@ -2109,8 +2078,74 @@
             <w:r>
               <w:rPr>
                 <w:rFonts w:cs="Times New Roman"/>
-              </w:rPr>
+                <w:color w:val="000000" w:themeColor="text1"/>
+                <w:szCs w:val="28"/>
+                <w:highlight w:val="none"/>
+              </w:rPr>
+              <w:t xml:space="preserve">А.Д. Шувалов, </w:t>
             </w:r>
+            <w:r>
+              <w:rPr>
+                <w:rFonts w:cs="Times New Roman"/>
+                <w:color w:val="000000" w:themeColor="text1"/>
+                <w:highlight w:val="none"/>
+              </w:rPr>
+            </w:r>
+            <w:r>
+              <w:rPr>
+                <w:rFonts w:cs="Times New Roman"/>
+                <w:color w:val="000000" w:themeColor="text1"/>
+                <w:highlight w:val="none"/>
+              </w:rPr>
+            </w:r>
+            <w:r>
+              <w:rPr>
+                <w:rFonts w:cs="Times New Roman"/>
+                <w:color w:val="000000" w:themeColor="text1"/>
+                <w:szCs w:val="28"/>
+                <w:highlight w:val="none"/>
+              </w:rPr>
+              <w:t xml:space="preserve">А. Трушкин</w:t>
+            </w:r>
+            <w:r>
+              <w:rPr>
+                <w:rFonts w:cs="Times New Roman"/>
+              </w:rPr>
+            </w:r>
+            <w:r>
+              <w:rPr>
+                <w:rFonts w:cs="Times New Roman"/>
+              </w:rPr>
+            </w:r>
+            <w:r>
+              <w:rPr>
+                <w:rFonts w:cs="Times New Roman"/>
+                <w:color w:val="000000" w:themeColor="text1"/>
+                <w:highlight w:val="none"/>
+              </w:rPr>
+            </w:r>
+          </w:p>
+          <w:p>
+            <w:pPr>
+              <w:pStyle w:val="936"/>
+              <w:pBdr/>
+              <w:spacing/>
+              <w:ind/>
+              <w:rPr>
+                <w:rFonts w:cs="Times New Roman"/>
+              </w:rPr>
+            </w:pPr>
+            <w:r>
+              <w:rPr>
+                <w:rFonts w:cs="Times New Roman"/>
+              </w:rPr>
+            </w:r>
+            <w:r>
+              <w:rPr>
+                <w:rFonts w:cs="Times New Roman"/>
+              </w:rPr>
+            </w:r>
+            <w:r/>
           </w:p>
         </w:tc>
       </w:tr>
@@ -2124,7 +2159,7 @@
           </w:tcPr>
           <w:p>
             <w:pPr>
-              <w:pStyle w:val="935"/>
+              <w:pStyle w:val="936"/>
               <w:pBdr/>
               <w:spacing w:line="360" w:lineRule="auto"/>
               <w:ind/>
@@ -2163,7 +2198,7 @@
           </w:tcPr>
           <w:p>
             <w:pPr>
-              <w:pStyle w:val="935"/>
+              <w:pStyle w:val="936"/>
               <w:pBdr/>
               <w:spacing w:line="360" w:lineRule="auto"/>
               <w:ind/>
@@ -2202,7 +2237,7 @@
           </w:tcPr>
           <w:p>
             <w:pPr>
-              <w:pStyle w:val="935"/>
+              <w:pStyle w:val="936"/>
               <w:pBdr/>
               <w:spacing w:line="360" w:lineRule="auto"/>
               <w:ind/>
@@ -2229,7 +2264,7 @@
           </w:p>
           <w:p>
             <w:pPr>
-              <w:pStyle w:val="935"/>
+              <w:pStyle w:val="936"/>
               <w:pBdr/>
               <w:spacing w:line="360" w:lineRule="auto"/>
               <w:ind/>
@@ -2278,7 +2313,7 @@
           </w:tcPr>
           <w:p>
             <w:pPr>
-              <w:pStyle w:val="935"/>
+              <w:pStyle w:val="936"/>
               <w:pBdr/>
               <w:spacing w:line="360" w:lineRule="auto"/>
               <w:ind/>
@@ -2323,7 +2358,7 @@
           </w:tcPr>
           <w:p>
             <w:pPr>
-              <w:pStyle w:val="935"/>
+              <w:pStyle w:val="936"/>
               <w:pBdr/>
               <w:spacing w:line="360" w:lineRule="auto"/>
               <w:ind/>
@@ -2368,7 +2403,7 @@
           </w:tcPr>
           <w:p>
             <w:pPr>
-              <w:pStyle w:val="935"/>
+              <w:pStyle w:val="936"/>
               <w:pBdr/>
               <w:spacing w:line="360" w:lineRule="auto"/>
               <w:ind/>
@@ -2413,7 +2448,7 @@
           </w:tcPr>
           <w:p>
             <w:pPr>
-              <w:pStyle w:val="935"/>
+              <w:pStyle w:val="936"/>
               <w:pBdr/>
               <w:spacing w:line="360" w:lineRule="auto"/>
               <w:ind/>
@@ -2451,7 +2486,7 @@
           </w:tcPr>
           <w:p>
             <w:pPr>
-              <w:pStyle w:val="935"/>
+              <w:pStyle w:val="936"/>
               <w:pBdr/>
               <w:spacing/>
               <w:ind/>
@@ -2490,7 +2525,7 @@
           </w:tcPr>
           <w:p>
             <w:pPr>
-              <w:pStyle w:val="935"/>
+              <w:pStyle w:val="936"/>
               <w:pBdr/>
               <w:spacing/>
               <w:ind/>
@@ -2523,7 +2558,7 @@
           </w:tcPr>
           <w:p>
             <w:pPr>
-              <w:pStyle w:val="935"/>
+              <w:pStyle w:val="936"/>
               <w:pBdr/>
               <w:spacing/>
               <w:ind/>
@@ -2539,7 +2574,7 @@
                 <w:color w:val="000000" w:themeColor="text1"/>
                 <w:szCs w:val="28"/>
               </w:rPr>
-              <w:t xml:space="preserve">М. А. Гавриш</w:t>
+              <w:t xml:space="preserve">М.А. Гавриш</w:t>
             </w:r>
             <w:r>
               <w:rPr>
@@ -2549,6 +2584,272 @@
             </w:r>
             <w:r>
               <w:rPr>
+                <w:color w:val="000000" w:themeColor="text1"/>
+                <w:szCs w:val="28"/>
+              </w:rPr>
+            </w:r>
+          </w:p>
+        </w:tc>
+      </w:tr>
+      <w:tr>
+        <w:trPr>
+          <w:trHeight w:val="614"/>
+        </w:trPr>
+        <w:tc>
+          <w:tcPr>
+            <w:tcBorders/>
+            <w:tcW w:w="4047" w:type="dxa"/>
+            <w:vAlign w:val="bottom"/>
+            <w:vMerge w:val="restart"/>
+          </w:tcPr>
+          <w:p>
+            <w:pPr>
+              <w:pStyle w:val="936"/>
+              <w:pBdr/>
+              <w:spacing/>
+              <w:ind/>
+              <w:rPr>
+                <w:szCs w:val="28"/>
+              </w:rPr>
+            </w:pPr>
+            <w:r>
+              <w:rPr>
+                <w:szCs w:val="28"/>
+              </w:rPr>
+              <w:t xml:space="preserve">Студент</w:t>
+            </w:r>
+            <w:r>
+              <w:rPr>
+                <w:szCs w:val="28"/>
+              </w:rPr>
+            </w:r>
+          </w:p>
+        </w:tc>
+        <w:tc>
+          <w:tcPr>
+            <w:tcBorders>
+              <w:bottom w:val="single" w:color="000000" w:sz="4" w:space="0"/>
+            </w:tcBorders>
+            <w:tcW w:w="2311" w:type="dxa"/>
+            <w:vAlign w:val="bottom"/>
+            <w:vMerge w:val="restart"/>
+          </w:tcPr>
+          <w:p>
+            <w:pPr>
+              <w:pStyle w:val="936"/>
+              <w:pBdr/>
+              <w:spacing/>
+              <w:ind/>
+              <w:rPr>
+                <w:szCs w:val="28"/>
+              </w:rPr>
+            </w:pPr>
+            <w:r>
+              <w:rPr>
+                <w:szCs w:val="28"/>
+              </w:rPr>
+            </w:r>
+            <w:r>
+              <w:rPr>
+                <w:szCs w:val="28"/>
+              </w:rPr>
+            </w:r>
+          </w:p>
+        </w:tc>
+        <w:tc>
+          <w:tcPr>
+            <w:tcBorders/>
+            <w:tcW w:w="2996" w:type="dxa"/>
+            <w:vAlign w:val="bottom"/>
+            <w:vMerge w:val="restart"/>
+          </w:tcPr>
+          <w:p>
+            <w:pPr>
+              <w:pStyle w:val="936"/>
+              <w:pBdr/>
+              <w:spacing/>
+              <w:ind/>
+              <w:jc w:val="center"/>
+              <w:rPr>
+                <w:rFonts w:cs="Times New Roman"/>
+                <w:color w:val="000000" w:themeColor="text1"/>
+                <w:szCs w:val="28"/>
+              </w:rPr>
+            </w:pPr>
+            <w:r>
+              <w:rPr>
+                <w:rFonts w:cs="Times New Roman"/>
+                <w:color w:val="000000" w:themeColor="text1"/>
+                <w:szCs w:val="28"/>
+              </w:rPr>
+            </w:r>
+            <w:r>
+              <w:rPr>
+                <w:rFonts w:cs="Times New Roman"/>
+                <w:color w:val="000000" w:themeColor="text1"/>
+                <w:szCs w:val="28"/>
+                <w:highlight w:val="none"/>
+              </w:rPr>
+              <w:t xml:space="preserve">А.Д. Шувалов</w:t>
+            </w:r>
+            <w:r/>
+            <w:r>
+              <w:rPr>
+                <w:rFonts w:cs="Times New Roman"/>
+                <w:color w:val="000000" w:themeColor="text1"/>
+                <w:szCs w:val="28"/>
+              </w:rPr>
+            </w:r>
+            <w:r>
+              <w:rPr>
+                <w:rFonts w:cs="Times New Roman"/>
+                <w:color w:val="000000" w:themeColor="text1"/>
+                <w:szCs w:val="28"/>
+              </w:rPr>
+            </w:r>
+          </w:p>
+        </w:tc>
+      </w:tr>
+      <w:tr>
+        <w:trPr>
+          <w:trHeight w:val="614"/>
+        </w:trPr>
+        <w:tc>
+          <w:tcPr>
+            <w:tcBorders/>
+            <w:tcW w:w="4047" w:type="dxa"/>
+            <w:vAlign w:val="bottom"/>
+            <w:vMerge w:val="restart"/>
+          </w:tcPr>
+          <w:p>
+            <w:pPr>
+              <w:pStyle w:val="936"/>
+              <w:pBdr/>
+              <w:spacing/>
+              <w:ind/>
+              <w:rPr>
+                <w:szCs w:val="28"/>
+              </w:rPr>
+            </w:pPr>
+            <w:r>
+              <w:rPr>
+                <w:szCs w:val="28"/>
+              </w:rPr>
+              <w:t xml:space="preserve">Студент</w:t>
+            </w:r>
+            <w:r>
+              <w:rPr>
+                <w:szCs w:val="28"/>
+              </w:rPr>
+            </w:r>
+            <w:r>
+              <w:rPr>
+                <w:szCs w:val="28"/>
+              </w:rPr>
+            </w:r>
+            <w:r>
+              <w:rPr>
+                <w:szCs w:val="28"/>
+              </w:rPr>
+            </w:r>
+            <w:r>
+              <w:rPr>
+                <w:szCs w:val="28"/>
+              </w:rPr>
+            </w:r>
+            <w:r>
+              <w:rPr>
+                <w:szCs w:val="28"/>
+              </w:rPr>
+            </w:r>
+          </w:p>
+        </w:tc>
+        <w:tc>
+          <w:tcPr>
+            <w:tcBorders>
+              <w:bottom w:val="single" w:color="000000" w:sz="4" w:space="0"/>
+            </w:tcBorders>
+            <w:tcW w:w="2311" w:type="dxa"/>
+            <w:vAlign w:val="bottom"/>
+            <w:vMerge w:val="restart"/>
+          </w:tcPr>
+          <w:p>
+            <w:pPr>
+              <w:pStyle w:val="936"/>
+              <w:pBdr/>
+              <w:spacing/>
+              <w:ind/>
+              <w:rPr>
+                <w:szCs w:val="28"/>
+              </w:rPr>
+            </w:pPr>
+            <w:r>
+              <w:rPr>
+                <w:szCs w:val="28"/>
+              </w:rPr>
+            </w:r>
+            <w:r>
+              <w:rPr>
+                <w:szCs w:val="28"/>
+              </w:rPr>
+            </w:r>
+          </w:p>
+        </w:tc>
+        <w:tc>
+          <w:tcPr>
+            <w:tcBorders/>
+            <w:tcW w:w="2996" w:type="dxa"/>
+            <w:vAlign w:val="bottom"/>
+            <w:vMerge w:val="restart"/>
+          </w:tcPr>
+          <w:p>
+            <w:pPr>
+              <w:pStyle w:val="936"/>
+              <w:pBdr/>
+              <w:spacing/>
+              <w:ind/>
+              <w:jc w:val="center"/>
+              <w:rPr>
+                <w:rFonts w:cs="Times New Roman"/>
+                <w:color w:val="000000" w:themeColor="text1"/>
+                <w:szCs w:val="28"/>
+              </w:rPr>
+            </w:pPr>
+            <w:r>
+              <w:rPr>
+                <w:rFonts w:cs="Times New Roman"/>
+                <w:color w:val="000000" w:themeColor="text1"/>
+                <w:szCs w:val="28"/>
+              </w:rPr>
+            </w:r>
+            <w:r>
+              <w:rPr>
+                <w:rFonts w:cs="Times New Roman"/>
+                <w:color w:val="000000" w:themeColor="text1"/>
+                <w:szCs w:val="28"/>
+                <w:highlight w:val="none"/>
+              </w:rPr>
+            </w:r>
+            <w:r>
+              <w:rPr>
+                <w:rFonts w:cs="Times New Roman"/>
+                <w:color w:val="000000" w:themeColor="text1"/>
+                <w:szCs w:val="28"/>
+                <w:highlight w:val="none"/>
+              </w:rPr>
+              <w:t xml:space="preserve">А. Трушкин</w:t>
+            </w:r>
+            <w:r/>
+            <w:r>
+              <w:rPr>
+                <w:rFonts w:cs="Times New Roman"/>
+                <w:color w:val="000000" w:themeColor="text1"/>
+                <w:szCs w:val="28"/>
+              </w:rPr>
+            </w:r>
+            <w:r>
+              <w:rPr>
+                <w:rFonts w:cs="Times New Roman"/>
                 <w:color w:val="000000" w:themeColor="text1"/>
                 <w:szCs w:val="28"/>
               </w:rPr>
@@ -2568,7 +2869,7 @@
           </w:tcPr>
           <w:p>
             <w:pPr>
-              <w:pStyle w:val="935"/>
+              <w:pStyle w:val="936"/>
               <w:pBdr/>
               <w:spacing/>
               <w:ind/>
@@ -2605,7 +2906,7 @@
           </w:tcPr>
           <w:p>
             <w:pPr>
-              <w:pStyle w:val="935"/>
+              <w:pStyle w:val="936"/>
               <w:pBdr/>
               <w:spacing/>
               <w:ind/>
@@ -2638,7 +2939,7 @@
           </w:tcPr>
           <w:p>
             <w:pPr>
-              <w:pStyle w:val="935"/>
+              <w:pStyle w:val="936"/>
               <w:pBdr/>
               <w:spacing/>
               <w:ind/>
@@ -2654,7 +2955,7 @@
                 <w:color w:val="000000" w:themeColor="text1"/>
                 <w:szCs w:val="28"/>
               </w:rPr>
-              <w:t xml:space="preserve">Т. Р. Жангиров</w:t>
+              <w:t xml:space="preserve">Т.Р. Жангиров</w:t>
             </w:r>
             <w:r>
               <w:rPr>
@@ -2682,7 +2983,7 @@
     </w:tbl>
     <w:p>
       <w:pPr>
-        <w:pStyle w:val="951"/>
+        <w:pStyle w:val="952"/>
         <w:pBdr/>
         <w:spacing/>
         <w:ind w:firstLine="0"/>
@@ -2693,7 +2994,7 @@
     </w:p>
     <w:p>
       <w:pPr>
-        <w:pStyle w:val="951"/>
+        <w:pStyle w:val="952"/>
         <w:pBdr/>
         <w:spacing/>
         <w:ind/>
@@ -2706,7 +3007,7 @@
     </w:p>
     <w:p>
       <w:pPr>
-        <w:pStyle w:val="951"/>
+        <w:pStyle w:val="952"/>
         <w:pBdr/>
         <w:spacing w:after="0" w:before="0"/>
         <w:ind w:firstLine="0"/>
@@ -2738,7 +3039,7 @@
     </w:p>
     <w:p>
       <w:pPr>
-        <w:pStyle w:val="951"/>
+        <w:pStyle w:val="952"/>
         <w:pBdr/>
         <w:spacing/>
         <w:ind/>
@@ -2751,7 +3052,7 @@
     </w:p>
     <w:p>
       <w:pPr>
-        <w:pStyle w:val="951"/>
+        <w:pStyle w:val="952"/>
         <w:pBdr/>
         <w:spacing/>
         <w:ind/>
@@ -2762,7 +3063,7 @@
     </w:p>
     <w:p>
       <w:pPr>
-        <w:pStyle w:val="951"/>
+        <w:pStyle w:val="952"/>
         <w:pBdr/>
         <w:spacing/>
         <w:ind/>
@@ -2773,7 +3074,7 @@
     </w:p>
     <w:p>
       <w:pPr>
-        <w:pStyle w:val="951"/>
+        <w:pStyle w:val="952"/>
         <w:pBdr/>
         <w:spacing/>
         <w:ind/>
@@ -2784,7 +3085,7 @@
     </w:p>
     <w:p>
       <w:pPr>
-        <w:pStyle w:val="951"/>
+        <w:pStyle w:val="952"/>
         <w:pBdr/>
         <w:spacing/>
         <w:ind/>
@@ -2795,7 +3096,7 @@
     </w:p>
     <w:p>
       <w:pPr>
-        <w:pStyle w:val="951"/>
+        <w:pStyle w:val="952"/>
         <w:pBdr/>
         <w:spacing/>
         <w:ind/>
@@ -2806,7 +3107,7 @@
     </w:p>
     <w:p>
       <w:pPr>
-        <w:pStyle w:val="951"/>
+        <w:pStyle w:val="952"/>
         <w:pBdr/>
         <w:spacing/>
         <w:ind/>
@@ -2817,7 +3118,7 @@
     </w:p>
     <w:p>
       <w:pPr>
-        <w:pStyle w:val="951"/>
+        <w:pStyle w:val="952"/>
         <w:pBdr/>
         <w:spacing/>
         <w:ind/>
@@ -2828,7 +3129,7 @@
     </w:p>
     <w:p>
       <w:pPr>
-        <w:pStyle w:val="951"/>
+        <w:pStyle w:val="952"/>
         <w:pBdr/>
         <w:spacing/>
         <w:ind/>
@@ -2839,7 +3140,7 @@
     </w:p>
     <w:p>
       <w:pPr>
-        <w:pStyle w:val="951"/>
+        <w:pStyle w:val="952"/>
         <w:pBdr/>
         <w:spacing/>
         <w:ind/>
@@ -2850,7 +3151,7 @@
     </w:p>
     <w:p>
       <w:pPr>
-        <w:pStyle w:val="951"/>
+        <w:pStyle w:val="952"/>
         <w:pBdr/>
         <w:spacing/>
         <w:ind/>
@@ -2861,7 +3162,7 @@
     </w:p>
     <w:p>
       <w:pPr>
-        <w:pStyle w:val="951"/>
+        <w:pStyle w:val="952"/>
         <w:pBdr/>
         <w:spacing/>
         <w:ind/>
@@ -2872,7 +3173,7 @@
     </w:p>
     <w:p>
       <w:pPr>
-        <w:pStyle w:val="951"/>
+        <w:pStyle w:val="952"/>
         <w:pBdr/>
         <w:spacing/>
         <w:ind/>
@@ -2883,7 +3184,7 @@
     </w:p>
     <w:p>
       <w:pPr>
-        <w:pStyle w:val="951"/>
+        <w:pStyle w:val="952"/>
         <w:pBdr/>
         <w:spacing/>
         <w:ind/>
@@ -2894,7 +3195,7 @@
     </w:p>
     <w:p>
       <w:pPr>
-        <w:pStyle w:val="951"/>
+        <w:pStyle w:val="952"/>
         <w:pBdr/>
         <w:spacing/>
         <w:ind w:firstLine="0"/>
@@ -2934,7 +3235,7 @@
     </w:p>
     <w:p>
       <w:pPr>
-        <w:pStyle w:val="951"/>
+        <w:pStyle w:val="952"/>
         <w:pBdr/>
         <w:spacing/>
         <w:ind/>
@@ -2950,7 +3251,7 @@
     </w:p>
     <w:p>
       <w:pPr>
-        <w:pStyle w:val="935"/>
+        <w:pStyle w:val="936"/>
         <w:pBdr/>
         <w:spacing w:after="0" w:before="0" w:line="360" w:lineRule="auto"/>
         <w:ind/>
@@ -2994,14 +3295,13 @@
           <w:pPr>
             <w:pStyle w:val="958"/>
             <w:pBdr/>
+            <w:tabs>
+              <w:tab w:val="right" w:leader="dot" w:pos="9345"/>
+            </w:tabs>
             <w:spacing/>
             <w:ind/>
             <w:rPr>
-              <w:rFonts w:ascii="Calibri" w:hAnsi="Calibri" w:asciiTheme="minorHAnsi" w:hAnsiTheme="minorHAnsi" w:eastAsiaTheme="minorEastAsia" w:cstheme="minorBidi"/>
-              <w:sz w:val="24"/>
-              <w:szCs w:val="24"/>
-              <w:lang w:eastAsia="ru-RU" w:bidi="ar-SA"/>
-              <w14:ligatures w14:val="standardContextual"/>
+              <w:rFonts w:cs="Times New Roman"/>
             </w:rPr>
           </w:pPr>
           <w:r>
@@ -3009,55 +3309,17 @@
           </w:r>
           <w:r>
             <w:rPr>
-              <w:rStyle w:val="949"/>
+              <w:rStyle w:val="950"/>
               <w:vanish w:val="0"/>
             </w:rPr>
             <w:instrText xml:space="preserve"> TOC \z \o "1-9" \u \t "heading 2,1,heading 3,2" \h</w:instrText>
           </w:r>
           <w:r>
             <w:rPr>
-              <w:rStyle w:val="949"/>
+              <w:rStyle w:val="950"/>
               <w:vanish w:val="0"/>
             </w:rPr>
             <w:fldChar w:fldCharType="separate"/>
-          </w:r>
-          <w:hyperlink w:tooltip="#_Toc230206144" w:anchor="_Toc230206144" w:history="1">
-            <w:r>
-              <w:rPr>
-                <w:rStyle w:val="949"/>
-                <w:vanish w:val="0"/>
-              </w:rPr>
-              <w:t xml:space="preserve">ВВЕДЕНИЕ (заголовок второго уровня)</w:t>
-            </w:r>
-            <w:r>
-              <w:fldChar w:fldCharType="begin"/>
-            </w:r>
-            <w:r>
-              <w:instrText xml:space="preserve">PAGEREF _Toc230206144 \h</w:instrText>
-            </w:r>
-            <w:r>
-              <w:fldChar w:fldCharType="separate"/>
-            </w:r>
-            <w:r>
-              <w:rPr>
-                <w:rStyle w:val="949"/>
-                <w:vanish w:val="0"/>
-              </w:rPr>
-              <w:tab/>
-              <w:t xml:space="preserve">5</w:t>
-            </w:r>
-            <w:r>
-              <w:fldChar w:fldCharType="end"/>
-            </w:r>
-          </w:hyperlink>
-          <w:r>
-            <w:rPr>
-              <w:rFonts w:ascii="Calibri" w:hAnsi="Calibri" w:asciiTheme="minorHAnsi" w:hAnsiTheme="minorHAnsi" w:eastAsiaTheme="minorEastAsia" w:cstheme="minorBidi"/>
-              <w:sz w:val="24"/>
-              <w:szCs w:val="24"/>
-              <w:lang w:eastAsia="ru-RU" w:bidi="ar-SA"/>
-              <w14:ligatures w14:val="standardContextual"/>
-            </w:rPr>
           </w:r>
           <w:r>
             <w:rPr>
@@ -3068,239 +3330,44 @@
               <w14:ligatures w14:val="standardContextual"/>
             </w:rPr>
           </w:r>
-        </w:p>
-        <w:p>
-          <w:pPr>
-            <w:pStyle w:val="958"/>
-            <w:pBdr/>
-            <w:spacing/>
-            <w:ind/>
-            <w:rPr>
-              <w:rFonts w:ascii="Calibri" w:hAnsi="Calibri" w:asciiTheme="minorHAnsi" w:hAnsiTheme="minorHAnsi" w:eastAsiaTheme="minorEastAsia" w:cstheme="minorBidi"/>
-              <w:sz w:val="24"/>
-              <w:szCs w:val="24"/>
-              <w:lang w:eastAsia="ru-RU" w:bidi="ar-SA"/>
-              <w14:ligatures w14:val="standardContextual"/>
-            </w:rPr>
-          </w:pPr>
-          <w:r/>
-          <w:hyperlink w:tooltip="#_Toc230206145" w:anchor="_Toc230206145" w:history="1">
+          <w:hyperlink w:tooltip="#_Toc1" w:anchor="_Toc1" w:history="1">
+            <w:r>
+              <w:rPr>
+                <w:rFonts w:ascii="Times New Roman" w:hAnsi="Times New Roman" w:eastAsia="Noto Serif CJK SC" w:cs="Times New Roman"/>
+              </w:rPr>
+            </w:r>
+            <w:r>
+              <w:rPr>
+                <w:rStyle w:val="945"/>
+              </w:rPr>
+            </w:r>
+            <w:r>
+              <w:rPr>
+                <w:rStyle w:val="945"/>
+                <w:rFonts w:cs="Times New Roman"/>
+              </w:rPr>
+              <w:t xml:space="preserve">ВВЕДЕНИЕ</w:t>
+            </w:r>
+            <w:r>
+              <w:rPr>
+                <w:rStyle w:val="945"/>
+                <w:rFonts w:cs="Times New Roman"/>
+              </w:rPr>
+            </w:r>
+            <w:r>
+              <w:tab/>
+            </w:r>
             <w:r>
               <w:fldChar w:fldCharType="begin"/>
-            </w:r>
-            <w:r>
-              <w:instrText xml:space="preserve">PAGEREF _Toc230206145 \h</w:instrText>
-            </w:r>
-            <w:r>
+              <w:instrText xml:space="preserve">PAGEREF _Toc1 \h</w:instrText>
               <w:fldChar w:fldCharType="separate"/>
-            </w:r>
-            <w:r>
-              <w:rPr>
-                <w:rStyle w:val="949"/>
-                <w:vanish w:val="0"/>
-              </w:rPr>
-              <w:t xml:space="preserve">1 ПОСТАНОВКА ЗАДАЧИ (заголовок второго уровня)</w:t>
-              <w:tab/>
-              <w:t xml:space="preserve">6</w:t>
-            </w:r>
-            <w:r>
+              <w:t xml:space="preserve">5</w:t>
               <w:fldChar w:fldCharType="end"/>
             </w:r>
           </w:hyperlink>
           <w:r>
             <w:rPr>
-              <w:rFonts w:ascii="Calibri" w:hAnsi="Calibri" w:asciiTheme="minorHAnsi" w:hAnsiTheme="minorHAnsi" w:eastAsiaTheme="minorEastAsia" w:cstheme="minorBidi"/>
-              <w:sz w:val="24"/>
-              <w:szCs w:val="24"/>
-              <w:lang w:eastAsia="ru-RU" w:bidi="ar-SA"/>
-              <w14:ligatures w14:val="standardContextual"/>
-            </w:rPr>
-          </w:r>
-          <w:r>
-            <w:rPr>
-              <w:rFonts w:ascii="Calibri" w:hAnsi="Calibri" w:asciiTheme="minorHAnsi" w:hAnsiTheme="minorHAnsi" w:eastAsiaTheme="minorEastAsia" w:cstheme="minorBidi"/>
-              <w:sz w:val="24"/>
-              <w:szCs w:val="24"/>
-              <w:lang w:eastAsia="ru-RU" w:bidi="ar-SA"/>
-              <w14:ligatures w14:val="standardContextual"/>
-            </w:rPr>
-          </w:r>
-        </w:p>
-        <w:p>
-          <w:pPr>
-            <w:pStyle w:val="957"/>
-            <w:pBdr/>
-            <w:spacing/>
-            <w:ind/>
-            <w:rPr>
-              <w:rFonts w:ascii="Calibri" w:hAnsi="Calibri" w:asciiTheme="minorHAnsi" w:hAnsiTheme="minorHAnsi" w:eastAsiaTheme="minorEastAsia" w:cstheme="minorBidi"/>
-              <w:sz w:val="24"/>
-              <w:szCs w:val="24"/>
-              <w:lang w:eastAsia="ru-RU" w:bidi="ar-SA"/>
-              <w14:ligatures w14:val="standardContextual"/>
-            </w:rPr>
-          </w:pPr>
-          <w:r/>
-          <w:hyperlink w:tooltip="#_Toc230206146" w:anchor="_Toc230206146" w:history="1">
-            <w:r>
-              <w:fldChar w:fldCharType="begin"/>
-            </w:r>
-            <w:r>
-              <w:instrText xml:space="preserve">PAGEREF _Toc230206146 \h</w:instrText>
-            </w:r>
-            <w:r>
-              <w:fldChar w:fldCharType="separate"/>
-            </w:r>
-            <w:r>
-              <w:rPr>
-                <w:rStyle w:val="949"/>
-                <w:vanish w:val="0"/>
-              </w:rPr>
-              <w:t xml:space="preserve">1.1 Предметная область</w:t>
-              <w:tab/>
-              <w:t xml:space="preserve">6</w:t>
-            </w:r>
-            <w:r>
-              <w:fldChar w:fldCharType="end"/>
-            </w:r>
-          </w:hyperlink>
-          <w:r>
-            <w:rPr>
-              <w:rFonts w:ascii="Calibri" w:hAnsi="Calibri" w:asciiTheme="minorHAnsi" w:hAnsiTheme="minorHAnsi" w:eastAsiaTheme="minorEastAsia" w:cstheme="minorBidi"/>
-              <w:sz w:val="24"/>
-              <w:szCs w:val="24"/>
-              <w:lang w:eastAsia="ru-RU" w:bidi="ar-SA"/>
-              <w14:ligatures w14:val="standardContextual"/>
-            </w:rPr>
-          </w:r>
-          <w:r>
-            <w:rPr>
-              <w:rFonts w:ascii="Calibri" w:hAnsi="Calibri" w:asciiTheme="minorHAnsi" w:hAnsiTheme="minorHAnsi" w:eastAsiaTheme="minorEastAsia" w:cstheme="minorBidi"/>
-              <w:sz w:val="24"/>
-              <w:szCs w:val="24"/>
-              <w:lang w:eastAsia="ru-RU" w:bidi="ar-SA"/>
-              <w14:ligatures w14:val="standardContextual"/>
-            </w:rPr>
-          </w:r>
-        </w:p>
-        <w:p>
-          <w:pPr>
-            <w:pStyle w:val="957"/>
-            <w:pBdr/>
-            <w:spacing/>
-            <w:ind/>
-            <w:rPr>
-              <w:rFonts w:ascii="Calibri" w:hAnsi="Calibri" w:asciiTheme="minorHAnsi" w:hAnsiTheme="minorHAnsi" w:eastAsiaTheme="minorEastAsia" w:cstheme="minorBidi"/>
-              <w:sz w:val="24"/>
-              <w:szCs w:val="24"/>
-              <w:lang w:eastAsia="ru-RU" w:bidi="ar-SA"/>
-              <w14:ligatures w14:val="standardContextual"/>
-            </w:rPr>
-          </w:pPr>
-          <w:r/>
-          <w:hyperlink w:tooltip="#_Toc230206147" w:anchor="_Toc230206147" w:history="1">
-            <w:r>
-              <w:fldChar w:fldCharType="begin"/>
-            </w:r>
-            <w:r>
-              <w:instrText xml:space="preserve">PAGEREF _Toc230206147 \h</w:instrText>
-            </w:r>
-            <w:r>
-              <w:fldChar w:fldCharType="separate"/>
-            </w:r>
-            <w:r>
-              <w:rPr>
-                <w:rStyle w:val="949"/>
-                <w:vanish w:val="0"/>
-              </w:rPr>
-              <w:t xml:space="preserve">1.2 Задачи практики</w:t>
-              <w:tab/>
-              <w:t xml:space="preserve">6</w:t>
-            </w:r>
-            <w:r>
-              <w:fldChar w:fldCharType="end"/>
-            </w:r>
-          </w:hyperlink>
-          <w:r>
-            <w:rPr>
-              <w:rFonts w:ascii="Calibri" w:hAnsi="Calibri" w:asciiTheme="minorHAnsi" w:hAnsiTheme="minorHAnsi" w:eastAsiaTheme="minorEastAsia" w:cstheme="minorBidi"/>
-              <w:sz w:val="24"/>
-              <w:szCs w:val="24"/>
-              <w:lang w:eastAsia="ru-RU" w:bidi="ar-SA"/>
-              <w14:ligatures w14:val="standardContextual"/>
-            </w:rPr>
-          </w:r>
-          <w:r>
-            <w:rPr>
-              <w:rFonts w:ascii="Calibri" w:hAnsi="Calibri" w:asciiTheme="minorHAnsi" w:hAnsiTheme="minorHAnsi" w:eastAsiaTheme="minorEastAsia" w:cstheme="minorBidi"/>
-              <w:sz w:val="24"/>
-              <w:szCs w:val="24"/>
-              <w:lang w:eastAsia="ru-RU" w:bidi="ar-SA"/>
-              <w14:ligatures w14:val="standardContextual"/>
-            </w:rPr>
-          </w:r>
-        </w:p>
-        <w:p>
-          <w:pPr>
-            <w:pStyle w:val="957"/>
-            <w:pBdr/>
-            <w:spacing/>
-            <w:ind/>
-            <w:rPr>
-              <w:rFonts w:ascii="Calibri" w:hAnsi="Calibri" w:asciiTheme="minorHAnsi" w:hAnsiTheme="minorHAnsi" w:eastAsiaTheme="minorEastAsia" w:cstheme="minorBidi"/>
-              <w:sz w:val="24"/>
-              <w:szCs w:val="24"/>
-              <w:lang w:eastAsia="ru-RU" w:bidi="ar-SA"/>
-              <w14:ligatures w14:val="standardContextual"/>
-            </w:rPr>
-          </w:pPr>
-          <w:r/>
-          <w:hyperlink w:tooltip="#_Toc230206148" w:anchor="_Toc230206148" w:history="1">
-            <w:r>
-              <w:rPr>
-                <w:rStyle w:val="949"/>
-                <w:rFonts w:cs="Times New Roman"/>
-                <w:vanish w:val="0"/>
-              </w:rPr>
-              <w:t xml:space="preserve">1.3 Третий раздел первой главы (заголовок третьего уровня)</w:t>
-            </w:r>
-            <w:r>
-              <w:fldChar w:fldCharType="begin"/>
-            </w:r>
-            <w:r>
-              <w:instrText xml:space="preserve">PAGEREF _Toc230206148 \h</w:instrText>
-            </w:r>
-            <w:r>
-              <w:fldChar w:fldCharType="separate"/>
-            </w:r>
-            <w:r>
-              <w:rPr>
-                <w:rStyle w:val="949"/>
-                <w:vanish w:val="0"/>
-              </w:rPr>
-              <w:tab/>
-              <w:t xml:space="preserve">6</w:t>
-            </w:r>
-            <w:r>
-              <w:fldChar w:fldCharType="end"/>
-            </w:r>
-          </w:hyperlink>
-          <w:r>
-            <w:rPr>
-              <w:rFonts w:ascii="Calibri" w:hAnsi="Calibri" w:asciiTheme="minorHAnsi" w:hAnsiTheme="minorHAnsi" w:eastAsiaTheme="minorEastAsia" w:cstheme="minorBidi"/>
-              <w:sz w:val="24"/>
-              <w:szCs w:val="24"/>
-              <w:lang w:eastAsia="ru-RU" w:bidi="ar-SA"/>
-              <w14:ligatures w14:val="standardContextual"/>
-            </w:rPr>
-          </w:r>
-          <w:r>
-            <w:rPr>
-              <w:rFonts w:ascii="Calibri" w:hAnsi="Calibri" w:asciiTheme="minorHAnsi" w:hAnsiTheme="minorHAnsi" w:eastAsiaTheme="minorEastAsia" w:cstheme="minorBidi"/>
-              <w:sz w:val="24"/>
-              <w:szCs w:val="24"/>
-              <w:lang w:eastAsia="ru-RU" w:bidi="ar-SA"/>
-              <w14:ligatures w14:val="standardContextual"/>
+              <w:rFonts w:cs="Times New Roman"/>
             </w:rPr>
           </w:r>
         </w:p>
@@ -3308,227 +3375,279 @@
           <w:pPr>
             <w:pStyle w:val="958"/>
             <w:pBdr/>
+            <w:tabs>
+              <w:tab w:val="right" w:leader="dot" w:pos="9345"/>
+            </w:tabs>
+            <w:spacing/>
+            <w:ind/>
+            <w:rPr/>
+          </w:pPr>
+          <w:hyperlink w:tooltip="#_Toc2" w:anchor="_Toc2" w:history="1">
+            <w:r>
+              <w:rPr>
+                <w:rFonts w:ascii="Times New Roman" w:hAnsi="Times New Roman" w:eastAsia="Noto Serif CJK SC" w:cs="Cambria"/>
+              </w:rPr>
+            </w:r>
+            <w:r>
+              <w:rPr>
+                <w:rStyle w:val="945"/>
+              </w:rPr>
+            </w:r>
+            <w:r>
+              <w:rPr>
+                <w:rStyle w:val="945"/>
+              </w:rPr>
+              <w:t xml:space="preserve">1 </w:t>
+            </w:r>
+            <w:r>
+              <w:rPr>
+                <w:rStyle w:val="945"/>
+              </w:rPr>
+              <w:t xml:space="preserve">ПОСТАНОВКА ЗАДАЧИ</w:t>
+            </w:r>
+            <w:r>
+              <w:rPr>
+                <w:rStyle w:val="945"/>
+              </w:rPr>
+            </w:r>
+            <w:r>
+              <w:tab/>
+            </w:r>
+            <w:r>
+              <w:fldChar w:fldCharType="begin"/>
+              <w:instrText xml:space="preserve">PAGEREF _Toc2 \h</w:instrText>
+              <w:fldChar w:fldCharType="separate"/>
+              <w:t xml:space="preserve">6</w:t>
+              <w:fldChar w:fldCharType="end"/>
+            </w:r>
+          </w:hyperlink>
+          <w:r/>
+        </w:p>
+        <w:p>
+          <w:pPr>
+            <w:pStyle w:val="960"/>
+            <w:pBdr/>
+            <w:tabs>
+              <w:tab w:val="right" w:leader="dot" w:pos="9345"/>
+            </w:tabs>
+            <w:spacing/>
+            <w:ind/>
+            <w:rPr/>
+          </w:pPr>
+          <w:hyperlink w:tooltip="#_Toc3" w:anchor="_Toc3" w:history="1">
+            <w:r>
+              <w:rPr>
+                <w:rFonts w:ascii="Times New Roman" w:hAnsi="Times New Roman" w:eastAsia="Noto Serif CJK SC" w:cs="Cambria"/>
+              </w:rPr>
+            </w:r>
+            <w:r>
+              <w:rPr>
+                <w:rStyle w:val="945"/>
+              </w:rPr>
+            </w:r>
+            <w:r>
+              <w:rPr>
+                <w:rStyle w:val="945"/>
+              </w:rPr>
+              <w:t xml:space="preserve">1.1 Предметная область</w:t>
+            </w:r>
+            <w:r>
+              <w:rPr>
+                <w:rStyle w:val="945"/>
+              </w:rPr>
+            </w:r>
+            <w:r>
+              <w:tab/>
+            </w:r>
+            <w:r>
+              <w:fldChar w:fldCharType="begin"/>
+              <w:instrText xml:space="preserve">PAGEREF _Toc3 \h</w:instrText>
+              <w:fldChar w:fldCharType="separate"/>
+              <w:t xml:space="preserve">6</w:t>
+              <w:fldChar w:fldCharType="end"/>
+            </w:r>
+          </w:hyperlink>
+          <w:r/>
+        </w:p>
+        <w:p>
+          <w:pPr>
+            <w:pStyle w:val="960"/>
+            <w:pBdr/>
+            <w:tabs>
+              <w:tab w:val="right" w:leader="dot" w:pos="9345"/>
+            </w:tabs>
+            <w:spacing/>
+            <w:ind/>
+            <w:rPr/>
+          </w:pPr>
+          <w:hyperlink w:tooltip="#_Toc4" w:anchor="_Toc4" w:history="1">
+            <w:r>
+              <w:rPr>
+                <w:rFonts w:ascii="Times New Roman" w:hAnsi="Times New Roman" w:eastAsia="Noto Serif CJK SC" w:cs="Cambria"/>
+              </w:rPr>
+            </w:r>
+            <w:r>
+              <w:rPr>
+                <w:rStyle w:val="945"/>
+              </w:rPr>
+            </w:r>
+            <w:r>
+              <w:rPr>
+                <w:rStyle w:val="945"/>
+              </w:rPr>
+              <w:t xml:space="preserve">1.2 Задачи практики</w:t>
+            </w:r>
+            <w:r>
+              <w:rPr>
+                <w:rStyle w:val="945"/>
+              </w:rPr>
+            </w:r>
+            <w:r>
+              <w:tab/>
+            </w:r>
+            <w:r>
+              <w:fldChar w:fldCharType="begin"/>
+              <w:instrText xml:space="preserve">PAGEREF _Toc4 \h</w:instrText>
+              <w:fldChar w:fldCharType="separate"/>
+              <w:t xml:space="preserve">6</w:t>
+              <w:fldChar w:fldCharType="end"/>
+            </w:r>
+          </w:hyperlink>
+          <w:r/>
+        </w:p>
+        <w:p>
+          <w:pPr>
+            <w:pStyle w:val="960"/>
+            <w:pBdr/>
+            <w:tabs>
+              <w:tab w:val="right" w:leader="dot" w:pos="9345"/>
+            </w:tabs>
             <w:spacing/>
             <w:ind/>
             <w:rPr>
-              <w:rFonts w:ascii="Calibri" w:hAnsi="Calibri" w:asciiTheme="minorHAnsi" w:hAnsiTheme="minorHAnsi" w:eastAsiaTheme="minorEastAsia" w:cstheme="minorBidi"/>
-              <w:sz w:val="24"/>
-              <w:szCs w:val="24"/>
-              <w:lang w:eastAsia="ru-RU" w:bidi="ar-SA"/>
-              <w14:ligatures w14:val="standardContextual"/>
+              <w:rFonts w:cs="Times New Roman"/>
             </w:rPr>
           </w:pPr>
-          <w:r/>
-          <w:hyperlink w:tooltip="#_Toc230206149" w:anchor="_Toc230206149" w:history="1">
+          <w:hyperlink w:tooltip="#_Toc5" w:anchor="_Toc5" w:history="1">
+            <w:r>
+              <w:rPr>
+                <w:rFonts w:ascii="Times New Roman" w:hAnsi="Times New Roman" w:eastAsia="Noto Serif CJK SC" w:cs="Times New Roman"/>
+              </w:rPr>
+            </w:r>
+            <w:r>
+              <w:rPr>
+                <w:rStyle w:val="945"/>
+              </w:rPr>
+            </w:r>
+            <w:r>
+              <w:rPr>
+                <w:rStyle w:val="945"/>
+                <w:rFonts w:cs="Times New Roman"/>
+              </w:rPr>
+              <w:t xml:space="preserve">1.3 </w:t>
+            </w:r>
+            <w:r>
+              <w:rPr>
+                <w:rStyle w:val="945"/>
+                <w:rFonts w:cs="Times New Roman"/>
+              </w:rPr>
+              <w:t xml:space="preserve">Третий раздел первой главы </w:t>
+            </w:r>
+            <w:r>
+              <w:rPr>
+                <w:rStyle w:val="945"/>
+                <w:rFonts w:cs="Times New Roman"/>
+              </w:rPr>
+              <w:t xml:space="preserve">(заголовок третьего уровня)</w:t>
+            </w:r>
+            <w:r>
+              <w:rPr>
+                <w:rStyle w:val="945"/>
+                <w:rFonts w:cs="Times New Roman"/>
+              </w:rPr>
+            </w:r>
+            <w:r>
+              <w:tab/>
+            </w:r>
             <w:r>
               <w:fldChar w:fldCharType="begin"/>
-            </w:r>
-            <w:r>
-              <w:instrText xml:space="preserve">PAGEREF _Toc230206149 \h</w:instrText>
-            </w:r>
-            <w:r>
+              <w:instrText xml:space="preserve">PAGEREF _Toc5 \h</w:instrText>
               <w:fldChar w:fldCharType="separate"/>
-            </w:r>
-            <w:r>
-              <w:rPr>
-                <w:rStyle w:val="949"/>
-                <w:vanish w:val="0"/>
-              </w:rPr>
-              <w:t xml:space="preserve">2 РЕЗУЛЬТАТЫ РАБОТЫ</w:t>
-              <w:tab/>
-              <w:t xml:space="preserve">9</w:t>
-            </w:r>
-            <w:r>
+              <w:t xml:space="preserve">7</w:t>
               <w:fldChar w:fldCharType="end"/>
             </w:r>
           </w:hyperlink>
           <w:r>
             <w:rPr>
-              <w:rFonts w:ascii="Calibri" w:hAnsi="Calibri" w:asciiTheme="minorHAnsi" w:hAnsiTheme="minorHAnsi" w:eastAsiaTheme="minorEastAsia" w:cstheme="minorBidi"/>
-              <w:sz w:val="24"/>
-              <w:szCs w:val="24"/>
-              <w:lang w:eastAsia="ru-RU" w:bidi="ar-SA"/>
-              <w14:ligatures w14:val="standardContextual"/>
-            </w:rPr>
-          </w:r>
-          <w:r>
-            <w:rPr>
-              <w:rFonts w:ascii="Calibri" w:hAnsi="Calibri" w:asciiTheme="minorHAnsi" w:hAnsiTheme="minorHAnsi" w:eastAsiaTheme="minorEastAsia" w:cstheme="minorBidi"/>
-              <w:sz w:val="24"/>
-              <w:szCs w:val="24"/>
-              <w:lang w:eastAsia="ru-RU" w:bidi="ar-SA"/>
-              <w14:ligatures w14:val="standardContextual"/>
+              <w:rFonts w:cs="Times New Roman"/>
             </w:rPr>
           </w:r>
         </w:p>
         <w:p>
           <w:pPr>
-            <w:pStyle w:val="957"/>
+            <w:pStyle w:val="966"/>
             <w:pBdr/>
+            <w:tabs>
+              <w:tab w:val="right" w:leader="dot" w:pos="9345"/>
+            </w:tabs>
             <w:spacing/>
             <w:ind/>
             <w:rPr>
-              <w:rFonts w:ascii="Calibri" w:hAnsi="Calibri" w:asciiTheme="minorHAnsi" w:hAnsiTheme="minorHAnsi" w:eastAsiaTheme="minorEastAsia" w:cstheme="minorBidi"/>
-              <w:sz w:val="24"/>
-              <w:szCs w:val="24"/>
-              <w:lang w:eastAsia="ru-RU" w:bidi="ar-SA"/>
-              <w14:ligatures w14:val="standardContextual"/>
+              <w:rFonts w:cs="Times New Roman"/>
             </w:rPr>
           </w:pPr>
-          <w:r/>
-          <w:hyperlink w:tooltip="#_Toc230206150" w:anchor="_Toc230206150" w:history="1">
+          <w:hyperlink w:tooltip="#_Toc6" w:anchor="_Toc6" w:history="1">
+            <w:r>
+              <w:rPr>
+                <w:rFonts w:ascii="Times New Roman" w:hAnsi="Times New Roman" w:eastAsia="Noto Serif CJK SC" w:cs="Times New Roman"/>
+              </w:rPr>
+            </w:r>
+            <w:r>
+              <w:rPr>
+                <w:rStyle w:val="945"/>
+              </w:rPr>
+            </w:r>
+            <w:r>
+              <w:rPr>
+                <w:rStyle w:val="945"/>
+                <w:rFonts w:cs="Times New Roman"/>
+              </w:rPr>
+              <w:t xml:space="preserve">1.3.1 </w:t>
+            </w:r>
+            <w:r>
+              <w:rPr>
+                <w:rStyle w:val="945"/>
+                <w:rFonts w:cs="Times New Roman"/>
+              </w:rPr>
+              <w:t xml:space="preserve">Первый подраздел </w:t>
+            </w:r>
+            <w:r>
+              <w:rPr>
+                <w:rStyle w:val="945"/>
+                <w:rFonts w:cs="Times New Roman"/>
+              </w:rPr>
+              <w:t xml:space="preserve">(заголовок четвертого уровня)</w:t>
+            </w:r>
+            <w:r>
+              <w:rPr>
+                <w:rStyle w:val="945"/>
+                <w:rFonts w:cs="Times New Roman"/>
+              </w:rPr>
+            </w:r>
+            <w:r>
+              <w:tab/>
+            </w:r>
             <w:r>
               <w:fldChar w:fldCharType="begin"/>
-            </w:r>
-            <w:r>
-              <w:instrText xml:space="preserve">PAGEREF _Toc230206150 \h</w:instrText>
-            </w:r>
-            <w:r>
+              <w:instrText xml:space="preserve">PAGEREF _Toc6 \h</w:instrText>
               <w:fldChar w:fldCharType="separate"/>
-            </w:r>
-            <w:r>
-              <w:rPr>
-                <w:rStyle w:val="949"/>
-                <w:vanish w:val="0"/>
-              </w:rPr>
-              <w:t xml:space="preserve">2.1. Формулировка задачи 1</w:t>
-              <w:tab/>
-              <w:t xml:space="preserve">9</w:t>
-            </w:r>
-            <w:r>
+              <w:t xml:space="preserve">7</w:t>
               <w:fldChar w:fldCharType="end"/>
             </w:r>
           </w:hyperlink>
           <w:r>
             <w:rPr>
-              <w:rFonts w:ascii="Calibri" w:hAnsi="Calibri" w:asciiTheme="minorHAnsi" w:hAnsiTheme="minorHAnsi" w:eastAsiaTheme="minorEastAsia" w:cstheme="minorBidi"/>
-              <w:sz w:val="24"/>
-              <w:szCs w:val="24"/>
-              <w:lang w:eastAsia="ru-RU" w:bidi="ar-SA"/>
-              <w14:ligatures w14:val="standardContextual"/>
-            </w:rPr>
-          </w:r>
-          <w:r>
-            <w:rPr>
-              <w:rFonts w:ascii="Calibri" w:hAnsi="Calibri" w:asciiTheme="minorHAnsi" w:hAnsiTheme="minorHAnsi" w:eastAsiaTheme="minorEastAsia" w:cstheme="minorBidi"/>
-              <w:sz w:val="24"/>
-              <w:szCs w:val="24"/>
-              <w:lang w:eastAsia="ru-RU" w:bidi="ar-SA"/>
-              <w14:ligatures w14:val="standardContextual"/>
-            </w:rPr>
-          </w:r>
-        </w:p>
-        <w:p>
-          <w:pPr>
-            <w:pStyle w:val="957"/>
-            <w:pBdr/>
-            <w:spacing/>
-            <w:ind/>
-            <w:rPr>
-              <w:rFonts w:ascii="Calibri" w:hAnsi="Calibri" w:asciiTheme="minorHAnsi" w:hAnsiTheme="minorHAnsi" w:eastAsiaTheme="minorEastAsia" w:cstheme="minorBidi"/>
-              <w:sz w:val="24"/>
-              <w:szCs w:val="24"/>
-              <w:lang w:eastAsia="ru-RU" w:bidi="ar-SA"/>
-              <w14:ligatures w14:val="standardContextual"/>
-            </w:rPr>
-          </w:pPr>
-          <w:r/>
-          <w:hyperlink w:tooltip="#_Toc230206151" w:anchor="_Toc230206151" w:history="1">
-            <w:r>
-              <w:fldChar w:fldCharType="begin"/>
-            </w:r>
-            <w:r>
-              <w:instrText xml:space="preserve">PAGEREF _Toc230206151 \h</w:instrText>
-            </w:r>
-            <w:r>
-              <w:fldChar w:fldCharType="separate"/>
-            </w:r>
-            <w:r>
-              <w:rPr>
-                <w:rStyle w:val="949"/>
-                <w:vanish w:val="0"/>
-              </w:rPr>
-              <w:t xml:space="preserve">2.2. Формулировка задачи 2</w:t>
-              <w:tab/>
-              <w:t xml:space="preserve">9</w:t>
-            </w:r>
-            <w:r>
-              <w:fldChar w:fldCharType="end"/>
-            </w:r>
-          </w:hyperlink>
-          <w:r>
-            <w:rPr>
-              <w:rFonts w:ascii="Calibri" w:hAnsi="Calibri" w:asciiTheme="minorHAnsi" w:hAnsiTheme="minorHAnsi" w:eastAsiaTheme="minorEastAsia" w:cstheme="minorBidi"/>
-              <w:sz w:val="24"/>
-              <w:szCs w:val="24"/>
-              <w:lang w:eastAsia="ru-RU" w:bidi="ar-SA"/>
-              <w14:ligatures w14:val="standardContextual"/>
-            </w:rPr>
-          </w:r>
-          <w:r>
-            <w:rPr>
-              <w:rFonts w:ascii="Calibri" w:hAnsi="Calibri" w:asciiTheme="minorHAnsi" w:hAnsiTheme="minorHAnsi" w:eastAsiaTheme="minorEastAsia" w:cstheme="minorBidi"/>
-              <w:sz w:val="24"/>
-              <w:szCs w:val="24"/>
-              <w:lang w:eastAsia="ru-RU" w:bidi="ar-SA"/>
-              <w14:ligatures w14:val="standardContextual"/>
-            </w:rPr>
-          </w:r>
-        </w:p>
-        <w:p>
-          <w:pPr>
-            <w:pStyle w:val="957"/>
-            <w:pBdr/>
-            <w:spacing/>
-            <w:ind/>
-            <w:rPr>
-              <w:rFonts w:ascii="Calibri" w:hAnsi="Calibri" w:asciiTheme="minorHAnsi" w:hAnsiTheme="minorHAnsi" w:eastAsiaTheme="minorEastAsia" w:cstheme="minorBidi"/>
-              <w:sz w:val="24"/>
-              <w:szCs w:val="24"/>
-              <w:lang w:eastAsia="ru-RU" w:bidi="ar-SA"/>
-              <w14:ligatures w14:val="standardContextual"/>
-            </w:rPr>
-          </w:pPr>
-          <w:r/>
-          <w:hyperlink w:tooltip="#_Toc230206152" w:anchor="_Toc230206152" w:history="1">
-            <w:r>
-              <w:fldChar w:fldCharType="begin"/>
-            </w:r>
-            <w:r>
-              <w:instrText xml:space="preserve">PAGEREF _Toc230206152 \h</w:instrText>
-            </w:r>
-            <w:r>
-              <w:fldChar w:fldCharType="separate"/>
-            </w:r>
-            <w:r>
-              <w:rPr>
-                <w:rStyle w:val="949"/>
-                <w:vanish w:val="0"/>
-              </w:rPr>
-              <w:t xml:space="preserve">2.3. Формулировка задачи 3</w:t>
-              <w:tab/>
-              <w:t xml:space="preserve">9</w:t>
-            </w:r>
-            <w:r>
-              <w:fldChar w:fldCharType="end"/>
-            </w:r>
-          </w:hyperlink>
-          <w:r>
-            <w:rPr>
-              <w:rFonts w:ascii="Calibri" w:hAnsi="Calibri" w:asciiTheme="minorHAnsi" w:hAnsiTheme="minorHAnsi" w:eastAsiaTheme="minorEastAsia" w:cstheme="minorBidi"/>
-              <w:sz w:val="24"/>
-              <w:szCs w:val="24"/>
-              <w:lang w:eastAsia="ru-RU" w:bidi="ar-SA"/>
-              <w14:ligatures w14:val="standardContextual"/>
-            </w:rPr>
-          </w:r>
-          <w:r>
-            <w:rPr>
-              <w:rFonts w:ascii="Calibri" w:hAnsi="Calibri" w:asciiTheme="minorHAnsi" w:hAnsiTheme="minorHAnsi" w:eastAsiaTheme="minorEastAsia" w:cstheme="minorBidi"/>
-              <w:sz w:val="24"/>
-              <w:szCs w:val="24"/>
-              <w:lang w:eastAsia="ru-RU" w:bidi="ar-SA"/>
-              <w14:ligatures w14:val="standardContextual"/>
+              <w:rFonts w:cs="Times New Roman"/>
             </w:rPr>
           </w:r>
         </w:p>
@@ -3536,56 +3655,334 @@
           <w:pPr>
             <w:pStyle w:val="958"/>
             <w:pBdr/>
+            <w:tabs>
+              <w:tab w:val="right" w:leader="dot" w:pos="9345"/>
+            </w:tabs>
+            <w:spacing/>
+            <w:ind/>
+            <w:rPr/>
+          </w:pPr>
+          <w:hyperlink w:tooltip="#_Toc7" w:anchor="_Toc7" w:history="1">
+            <w:r>
+              <w:rPr>
+                <w:rFonts w:ascii="Times New Roman" w:hAnsi="Times New Roman" w:eastAsia="Noto Serif CJK SC" w:cs="Cambria"/>
+              </w:rPr>
+            </w:r>
+            <w:r>
+              <w:rPr>
+                <w:rStyle w:val="945"/>
+              </w:rPr>
+            </w:r>
+            <w:r>
+              <w:rPr>
+                <w:rStyle w:val="945"/>
+              </w:rPr>
+              <w:t xml:space="preserve">2 РЕЗУЛЬТАТЫ РАБОТЫ</w:t>
+            </w:r>
+            <w:r>
+              <w:rPr>
+                <w:rStyle w:val="945"/>
+              </w:rPr>
+              <w:t xml:space="preserve"> </w:t>
+            </w:r>
+            <w:r>
+              <w:rPr>
+                <w:rStyle w:val="945"/>
+              </w:rPr>
+            </w:r>
+            <w:r>
+              <w:tab/>
+            </w:r>
+            <w:r>
+              <w:fldChar w:fldCharType="begin"/>
+              <w:instrText xml:space="preserve">PAGEREF _Toc7 \h</w:instrText>
+              <w:fldChar w:fldCharType="separate"/>
+              <w:t xml:space="preserve">10</w:t>
+              <w:fldChar w:fldCharType="end"/>
+            </w:r>
+          </w:hyperlink>
+          <w:r/>
+        </w:p>
+        <w:p>
+          <w:pPr>
+            <w:pStyle w:val="960"/>
+            <w:pBdr/>
+            <w:tabs>
+              <w:tab w:val="right" w:leader="dot" w:pos="9345"/>
+            </w:tabs>
+            <w:spacing/>
+            <w:ind/>
+            <w:rPr/>
+          </w:pPr>
+          <w:hyperlink w:tooltip="#_Toc8" w:anchor="_Toc8" w:history="1">
+            <w:r>
+              <w:rPr>
+                <w:rFonts w:ascii="Times New Roman" w:hAnsi="Times New Roman" w:eastAsia="Noto Serif CJK SC" w:cs="Cambria"/>
+              </w:rPr>
+            </w:r>
+            <w:r>
+              <w:rPr>
+                <w:rStyle w:val="945"/>
+              </w:rPr>
+            </w:r>
+            <w:r>
+              <w:rPr>
+                <w:rStyle w:val="945"/>
+              </w:rPr>
+              <w:t xml:space="preserve">2.1. Изучение теоретических основ</w:t>
+            </w:r>
+            <w:r>
+              <w:rPr>
+                <w:rStyle w:val="945"/>
+              </w:rPr>
+            </w:r>
+            <w:r>
+              <w:tab/>
+            </w:r>
+            <w:r>
+              <w:fldChar w:fldCharType="begin"/>
+              <w:instrText xml:space="preserve">PAGEREF _Toc8 \h</w:instrText>
+              <w:fldChar w:fldCharType="separate"/>
+              <w:t xml:space="preserve">10</w:t>
+              <w:fldChar w:fldCharType="end"/>
+            </w:r>
+          </w:hyperlink>
+          <w:r/>
+        </w:p>
+        <w:p>
+          <w:pPr>
+            <w:pStyle w:val="960"/>
+            <w:pBdr/>
+            <w:tabs>
+              <w:tab w:val="right" w:leader="dot" w:pos="9345"/>
+            </w:tabs>
+            <w:spacing/>
+            <w:ind/>
+            <w:rPr/>
+          </w:pPr>
+          <w:hyperlink w:tooltip="#_Toc9" w:anchor="_Toc9" w:history="1">
+            <w:r>
+              <w:rPr>
+                <w:rFonts w:ascii="Times New Roman" w:hAnsi="Times New Roman" w:eastAsia="Noto Serif CJK SC" w:cs="Cambria"/>
+              </w:rPr>
+            </w:r>
+            <w:r>
+              <w:rPr>
+                <w:rStyle w:val="945"/>
+              </w:rPr>
+            </w:r>
+            <w:r>
+              <w:rPr>
+                <w:rStyle w:val="945"/>
+              </w:rPr>
+              <w:t xml:space="preserve">2.2. Изучение методов аппроксимации</w:t>
+            </w:r>
+            <w:r>
+              <w:rPr>
+                <w:rStyle w:val="945"/>
+              </w:rPr>
+            </w:r>
+            <w:r>
+              <w:tab/>
+            </w:r>
+            <w:r>
+              <w:fldChar w:fldCharType="begin"/>
+              <w:instrText xml:space="preserve">PAGEREF _Toc9 \h</w:instrText>
+              <w:fldChar w:fldCharType="separate"/>
+              <w:t xml:space="preserve">10</w:t>
+              <w:fldChar w:fldCharType="end"/>
+            </w:r>
+          </w:hyperlink>
+          <w:r/>
+        </w:p>
+        <w:p>
+          <w:pPr>
+            <w:pStyle w:val="960"/>
+            <w:pBdr/>
+            <w:tabs>
+              <w:tab w:val="right" w:leader="dot" w:pos="9345"/>
+            </w:tabs>
+            <w:spacing/>
+            <w:ind/>
+            <w:rPr/>
+          </w:pPr>
+          <w:hyperlink w:tooltip="#_Toc10" w:anchor="_Toc10" w:history="1">
+            <w:r>
+              <w:rPr>
+                <w:rFonts w:ascii="Times New Roman" w:hAnsi="Times New Roman" w:eastAsia="Noto Serif CJK SC" w:cs="Cambria"/>
+              </w:rPr>
+            </w:r>
+            <w:r>
+              <w:rPr>
+                <w:rStyle w:val="945"/>
+              </w:rPr>
+            </w:r>
+            <w:r>
+              <w:rPr>
+                <w:rStyle w:val="945"/>
+              </w:rPr>
+              <w:t xml:space="preserve">2.3. Формулировка задачи 3</w:t>
+            </w:r>
+            <w:r>
+              <w:rPr>
+                <w:rStyle w:val="945"/>
+              </w:rPr>
+            </w:r>
+            <w:r>
+              <w:tab/>
+            </w:r>
+            <w:r>
+              <w:fldChar w:fldCharType="begin"/>
+              <w:instrText xml:space="preserve">PAGEREF _Toc10 \h</w:instrText>
+              <w:fldChar w:fldCharType="separate"/>
+              <w:t xml:space="preserve">10</w:t>
+              <w:fldChar w:fldCharType="end"/>
+            </w:r>
+          </w:hyperlink>
+          <w:r/>
+        </w:p>
+        <w:p>
+          <w:pPr>
+            <w:pStyle w:val="958"/>
+            <w:pBdr/>
+            <w:tabs>
+              <w:tab w:val="right" w:leader="dot" w:pos="9345"/>
+            </w:tabs>
+            <w:spacing/>
+            <w:ind/>
+            <w:rPr/>
+          </w:pPr>
+          <w:hyperlink w:tooltip="#_Toc11" w:anchor="_Toc11" w:history="1">
+            <w:r>
+              <w:rPr>
+                <w:rFonts w:ascii="Times New Roman" w:hAnsi="Times New Roman" w:eastAsia="Noto Serif CJK SC" w:cs="Cambria"/>
+              </w:rPr>
+            </w:r>
+            <w:r>
+              <w:rPr>
+                <w:rStyle w:val="945"/>
+              </w:rPr>
+            </w:r>
+            <w:r>
+              <w:rPr>
+                <w:rStyle w:val="945"/>
+              </w:rPr>
+              <w:t xml:space="preserve">3 ИСПОЛЬЗУЕМЫЕ ТЕХНОЛОГИИ</w:t>
+            </w:r>
+            <w:r>
+              <w:rPr>
+                <w:rStyle w:val="945"/>
+              </w:rPr>
+            </w:r>
+            <w:r>
+              <w:tab/>
+            </w:r>
+            <w:r>
+              <w:fldChar w:fldCharType="begin"/>
+              <w:instrText xml:space="preserve">PAGEREF _Toc11 \h</w:instrText>
+              <w:fldChar w:fldCharType="separate"/>
+              <w:t xml:space="preserve">11</w:t>
+              <w:fldChar w:fldCharType="end"/>
+            </w:r>
+          </w:hyperlink>
+          <w:r/>
+        </w:p>
+        <w:p>
+          <w:pPr>
+            <w:pStyle w:val="958"/>
+            <w:pBdr/>
+            <w:tabs>
+              <w:tab w:val="right" w:leader="dot" w:pos="9345"/>
+            </w:tabs>
+            <w:spacing/>
+            <w:ind/>
+            <w:rPr/>
+          </w:pPr>
+          <w:hyperlink w:tooltip="#_Toc12" w:anchor="_Toc12" w:history="1">
+            <w:r>
+              <w:rPr>
+                <w:rFonts w:ascii="Times New Roman" w:hAnsi="Times New Roman" w:eastAsia="Noto Serif CJK SC" w:cs="Cambria"/>
+              </w:rPr>
+            </w:r>
+            <w:r>
+              <w:rPr>
+                <w:rStyle w:val="945"/>
+              </w:rPr>
+            </w:r>
+            <w:r>
+              <w:rPr>
+                <w:rStyle w:val="945"/>
+              </w:rPr>
+              <w:t xml:space="preserve">4 ОТЗЫВ РУКОВОДИТЕЛЯ</w:t>
+            </w:r>
+            <w:r>
+              <w:rPr>
+                <w:rStyle w:val="945"/>
+              </w:rPr>
+            </w:r>
+            <w:r>
+              <w:tab/>
+            </w:r>
+            <w:r>
+              <w:fldChar w:fldCharType="begin"/>
+              <w:instrText xml:space="preserve">PAGEREF _Toc12 \h</w:instrText>
+              <w:fldChar w:fldCharType="separate"/>
+              <w:t xml:space="preserve">12</w:t>
+              <w:fldChar w:fldCharType="end"/>
+            </w:r>
+          </w:hyperlink>
+          <w:r/>
+        </w:p>
+        <w:p>
+          <w:pPr>
+            <w:pStyle w:val="958"/>
+            <w:pBdr/>
+            <w:tabs>
+              <w:tab w:val="right" w:leader="dot" w:pos="9345"/>
+            </w:tabs>
             <w:spacing/>
             <w:ind/>
             <w:rPr>
-              <w:rFonts w:ascii="Calibri" w:hAnsi="Calibri" w:asciiTheme="minorHAnsi" w:hAnsiTheme="minorHAnsi" w:eastAsiaTheme="minorEastAsia" w:cstheme="minorBidi"/>
-              <w:sz w:val="24"/>
-              <w:szCs w:val="24"/>
-              <w:lang w:eastAsia="ru-RU" w:bidi="ar-SA"/>
-              <w14:ligatures w14:val="standardContextual"/>
+              <w:rFonts w:cs="Times New Roman"/>
             </w:rPr>
           </w:pPr>
-          <w:r/>
-          <w:hyperlink w:tooltip="#_Toc230206153" w:anchor="_Toc230206153" w:history="1">
+          <w:hyperlink w:tooltip="#_Toc13" w:anchor="_Toc13" w:history="1">
+            <w:r>
+              <w:rPr>
+                <w:rFonts w:ascii="Times New Roman" w:hAnsi="Times New Roman" w:eastAsia="Noto Serif CJK SC" w:cs="Times New Roman"/>
+              </w:rPr>
+            </w:r>
+            <w:r>
+              <w:rPr>
+                <w:rStyle w:val="945"/>
+              </w:rPr>
+            </w:r>
+            <w:r>
+              <w:rPr>
+                <w:rStyle w:val="945"/>
+              </w:rPr>
+              <w:t xml:space="preserve">ЗАКЛЮЧЕНИЕ</w:t>
+            </w:r>
+            <w:r>
+              <w:rPr>
+                <w:rStyle w:val="945"/>
+                <w:rFonts w:cs="Times New Roman"/>
+              </w:rPr>
+            </w:r>
+            <w:r>
+              <w:tab/>
+            </w:r>
             <w:r>
               <w:fldChar w:fldCharType="begin"/>
-            </w:r>
-            <w:r>
-              <w:instrText xml:space="preserve">PAGEREF _Toc230206153 \h</w:instrText>
-            </w:r>
-            <w:r>
+              <w:instrText xml:space="preserve">PAGEREF _Toc13 \h</w:instrText>
               <w:fldChar w:fldCharType="separate"/>
-            </w:r>
-            <w:r>
-              <w:rPr>
-                <w:rStyle w:val="949"/>
-                <w:vanish w:val="0"/>
-              </w:rPr>
-              <w:t xml:space="preserve">3 ИСПОЛЬЗУЕМЫЕ ТЕХНОЛОГИИ</w:t>
-              <w:tab/>
-              <w:t xml:space="preserve">10</w:t>
-            </w:r>
-            <w:r>
+              <w:t xml:space="preserve">13</w:t>
               <w:fldChar w:fldCharType="end"/>
             </w:r>
           </w:hyperlink>
           <w:r>
             <w:rPr>
-              <w:rFonts w:ascii="Calibri" w:hAnsi="Calibri" w:asciiTheme="minorHAnsi" w:hAnsiTheme="minorHAnsi" w:eastAsiaTheme="minorEastAsia" w:cstheme="minorBidi"/>
-              <w:sz w:val="24"/>
-              <w:szCs w:val="24"/>
-              <w:lang w:eastAsia="ru-RU" w:bidi="ar-SA"/>
-              <w14:ligatures w14:val="standardContextual"/>
-            </w:rPr>
-          </w:r>
-          <w:r>
-            <w:rPr>
-              <w:rFonts w:ascii="Calibri" w:hAnsi="Calibri" w:asciiTheme="minorHAnsi" w:hAnsiTheme="minorHAnsi" w:eastAsiaTheme="minorEastAsia" w:cstheme="minorBidi"/>
-              <w:sz w:val="24"/>
-              <w:szCs w:val="24"/>
-              <w:lang w:eastAsia="ru-RU" w:bidi="ar-SA"/>
-              <w14:ligatures w14:val="standardContextual"/>
+              <w:rFonts w:cs="Times New Roman"/>
             </w:rPr>
           </w:r>
         </w:p>
@@ -3593,56 +3990,67 @@
           <w:pPr>
             <w:pStyle w:val="958"/>
             <w:pBdr/>
+            <w:tabs>
+              <w:tab w:val="right" w:leader="dot" w:pos="9345"/>
+            </w:tabs>
             <w:spacing/>
             <w:ind/>
             <w:rPr>
-              <w:rFonts w:ascii="Calibri" w:hAnsi="Calibri" w:asciiTheme="minorHAnsi" w:hAnsiTheme="minorHAnsi" w:eastAsiaTheme="minorEastAsia" w:cstheme="minorBidi"/>
-              <w:sz w:val="24"/>
-              <w:szCs w:val="24"/>
-              <w:lang w:eastAsia="ru-RU" w:bidi="ar-SA"/>
-              <w14:ligatures w14:val="standardContextual"/>
+              <w:rFonts w:cs="Times New Roman"/>
             </w:rPr>
           </w:pPr>
-          <w:r/>
-          <w:hyperlink w:tooltip="#_Toc230206154" w:anchor="_Toc230206154" w:history="1">
+          <w:hyperlink w:tooltip="#_Toc14" w:anchor="_Toc14" w:history="1">
+            <w:r>
+              <w:rPr>
+                <w:rFonts w:ascii="Times New Roman" w:hAnsi="Times New Roman" w:eastAsia="Noto Serif CJK SC" w:cs="Times New Roman"/>
+              </w:rPr>
+            </w:r>
+            <w:r>
+              <w:rPr>
+                <w:rStyle w:val="945"/>
+              </w:rPr>
+            </w:r>
+            <w:r>
+              <w:rPr>
+                <w:rStyle w:val="945"/>
+                <w:rFonts w:cs="Times New Roman"/>
+              </w:rPr>
+              <w:t xml:space="preserve">СПИСОК ИСПОЛЬЗОВАННЫХ ИСТОЧНИКОВ</w:t>
+            </w:r>
+            <w:r>
+              <w:rPr>
+                <w:rStyle w:val="945"/>
+                <w:rFonts w:cs="Times New Roman"/>
+              </w:rPr>
+              <w:t xml:space="preserve"> </w:t>
+            </w:r>
+            <w:r>
+              <w:rPr>
+                <w:rStyle w:val="945"/>
+                <w:rFonts w:cs="Times New Roman"/>
+              </w:rPr>
+              <w:t xml:space="preserve">(заголовок второго уровня)</w:t>
+            </w:r>
+            <w:r>
+              <w:rPr>
+                <w:rStyle w:val="945"/>
+                <w:rFonts w:cs="Times New Roman"/>
+              </w:rPr>
+            </w:r>
+            <w:r>
+              <w:tab/>
+            </w:r>
             <w:r>
               <w:fldChar w:fldCharType="begin"/>
-            </w:r>
-            <w:r>
-              <w:instrText xml:space="preserve">PAGEREF _Toc230206154 \h</w:instrText>
-            </w:r>
-            <w:r>
+              <w:instrText xml:space="preserve">PAGEREF _Toc14 \h</w:instrText>
               <w:fldChar w:fldCharType="separate"/>
-            </w:r>
-            <w:r>
-              <w:rPr>
-                <w:rStyle w:val="949"/>
-                <w:vanish w:val="0"/>
-              </w:rPr>
-              <w:t xml:space="preserve">4 ОТЗЫВ РУКОВОДИТЕЛЯ</w:t>
-              <w:tab/>
-              <w:t xml:space="preserve">11</w:t>
-            </w:r>
-            <w:r>
+              <w:t xml:space="preserve">14</w:t>
               <w:fldChar w:fldCharType="end"/>
             </w:r>
           </w:hyperlink>
           <w:r>
             <w:rPr>
-              <w:rFonts w:ascii="Calibri" w:hAnsi="Calibri" w:asciiTheme="minorHAnsi" w:hAnsiTheme="minorHAnsi" w:eastAsiaTheme="minorEastAsia" w:cstheme="minorBidi"/>
-              <w:sz w:val="24"/>
-              <w:szCs w:val="24"/>
-              <w:lang w:eastAsia="ru-RU" w:bidi="ar-SA"/>
-              <w14:ligatures w14:val="standardContextual"/>
-            </w:rPr>
-          </w:r>
-          <w:r>
-            <w:rPr>
-              <w:rFonts w:ascii="Calibri" w:hAnsi="Calibri" w:asciiTheme="minorHAnsi" w:hAnsiTheme="minorHAnsi" w:eastAsiaTheme="minorEastAsia" w:cstheme="minorBidi"/>
-              <w:sz w:val="24"/>
-              <w:szCs w:val="24"/>
-              <w:lang w:eastAsia="ru-RU" w:bidi="ar-SA"/>
-              <w14:ligatures w14:val="standardContextual"/>
+              <w:rFonts w:cs="Times New Roman"/>
             </w:rPr>
           </w:r>
         </w:p>
@@ -3650,157 +4058,86 @@
           <w:pPr>
             <w:pStyle w:val="958"/>
             <w:pBdr/>
+            <w:tabs>
+              <w:tab w:val="right" w:leader="dot" w:pos="9345"/>
+            </w:tabs>
             <w:spacing/>
             <w:ind/>
             <w:rPr>
-              <w:rFonts w:ascii="Calibri" w:hAnsi="Calibri" w:asciiTheme="minorHAnsi" w:hAnsiTheme="minorHAnsi" w:eastAsiaTheme="minorEastAsia" w:cstheme="minorBidi"/>
+              <w:rFonts w:cs="Times New Roman"/>
+            </w:rPr>
+          </w:pPr>
+          <w:hyperlink w:tooltip="#_Toc15" w:anchor="_Toc15" w:history="1">
+            <w:r>
+              <w:rPr>
+                <w:rFonts w:ascii="Times New Roman" w:hAnsi="Times New Roman" w:eastAsia="Noto Serif CJK SC" w:cs="Times New Roman"/>
+              </w:rPr>
+            </w:r>
+            <w:r>
+              <w:rPr>
+                <w:rStyle w:val="945"/>
+              </w:rPr>
+            </w:r>
+            <w:r>
+              <w:rPr>
+                <w:rStyle w:val="945"/>
+                <w:rFonts w:cs="Times New Roman"/>
+              </w:rPr>
+              <w:t xml:space="preserve">ПРИЛОЖЕНИЕ А </w:t>
+            </w:r>
+            <w:r>
+              <w:rPr>
+                <w:rStyle w:val="945"/>
+                <w:rFonts w:cs="Times New Roman"/>
+              </w:rPr>
+              <w:t xml:space="preserve">(заголовок второго уровня)</w:t>
+            </w:r>
+            <w:r>
+              <w:rPr>
+                <w:rStyle w:val="945"/>
+                <w:rFonts w:cs="Times New Roman"/>
+              </w:rPr>
+            </w:r>
+            <w:r>
+              <w:tab/>
+            </w:r>
+            <w:r>
+              <w:fldChar w:fldCharType="begin"/>
+              <w:instrText xml:space="preserve">PAGEREF _Toc15 \h</w:instrText>
+              <w:fldChar w:fldCharType="separate"/>
+              <w:t xml:space="preserve">15</w:t>
+              <w:fldChar w:fldCharType="end"/>
+            </w:r>
+          </w:hyperlink>
+          <w:r>
+            <w:rPr>
+              <w:rFonts w:cs="Times New Roman"/>
+            </w:rPr>
+          </w:r>
+        </w:p>
+        <w:p>
+          <w:pPr>
+            <w:pStyle w:val="959"/>
+            <w:pBdr/>
+            <w:spacing/>
+            <w:ind/>
+            <w:rPr>
+              <w:rFonts w:asciiTheme="minorHAnsi" w:hAnsiTheme="minorHAnsi" w:eastAsiaTheme="minorEastAsia" w:cstheme="minorBidi"/>
               <w:sz w:val="24"/>
               <w:szCs w:val="24"/>
               <w:lang w:eastAsia="ru-RU" w:bidi="ar-SA"/>
               <w14:ligatures w14:val="standardContextual"/>
             </w:rPr>
           </w:pPr>
-          <w:r/>
-          <w:hyperlink w:tooltip="#_Toc230206155" w:anchor="_Toc230206155" w:history="1">
-            <w:r>
-              <w:fldChar w:fldCharType="begin"/>
-            </w:r>
-            <w:r>
-              <w:instrText xml:space="preserve">PAGEREF _Toc230206155 \h</w:instrText>
-            </w:r>
-            <w:r>
-              <w:fldChar w:fldCharType="separate"/>
-            </w:r>
-            <w:r>
-              <w:rPr>
-                <w:rStyle w:val="949"/>
-                <w:vanish w:val="0"/>
-              </w:rPr>
-              <w:t xml:space="preserve">ЗАКЛЮЧЕНИЕ</w:t>
-              <w:tab/>
-              <w:t xml:space="preserve">12</w:t>
-            </w:r>
-            <w:r>
-              <w:fldChar w:fldCharType="end"/>
-            </w:r>
-          </w:hyperlink>
           <w:r>
             <w:rPr>
-              <w:rFonts w:ascii="Calibri" w:hAnsi="Calibri" w:asciiTheme="minorHAnsi" w:hAnsiTheme="minorHAnsi" w:eastAsiaTheme="minorEastAsia" w:cstheme="minorBidi"/>
-              <w:sz w:val="24"/>
-              <w:szCs w:val="24"/>
-              <w:lang w:eastAsia="ru-RU" w:bidi="ar-SA"/>
-              <w14:ligatures w14:val="standardContextual"/>
+              <w:rStyle w:val="950"/>
+              <w:vanish w:val="0"/>
             </w:rPr>
           </w:r>
           <w:r>
             <w:rPr>
-              <w:rFonts w:ascii="Calibri" w:hAnsi="Calibri" w:asciiTheme="minorHAnsi" w:hAnsiTheme="minorHAnsi" w:eastAsiaTheme="minorEastAsia" w:cstheme="minorBidi"/>
-              <w:sz w:val="24"/>
-              <w:szCs w:val="24"/>
-              <w:lang w:eastAsia="ru-RU" w:bidi="ar-SA"/>
-              <w14:ligatures w14:val="standardContextual"/>
-            </w:rPr>
-          </w:r>
-        </w:p>
-        <w:p>
-          <w:pPr>
-            <w:pStyle w:val="958"/>
-            <w:pBdr/>
-            <w:spacing/>
-            <w:ind/>
-            <w:rPr>
-              <w:rFonts w:ascii="Calibri" w:hAnsi="Calibri" w:asciiTheme="minorHAnsi" w:hAnsiTheme="minorHAnsi" w:eastAsiaTheme="minorEastAsia" w:cstheme="minorBidi"/>
-              <w:sz w:val="24"/>
-              <w:szCs w:val="24"/>
-              <w:lang w:eastAsia="ru-RU" w:bidi="ar-SA"/>
-              <w14:ligatures w14:val="standardContextual"/>
-            </w:rPr>
-          </w:pPr>
-          <w:r/>
-          <w:hyperlink w:tooltip="#_Toc230206156" w:anchor="_Toc230206156" w:history="1">
-            <w:r>
-              <w:fldChar w:fldCharType="begin"/>
-            </w:r>
-            <w:r>
-              <w:instrText xml:space="preserve">PAGEREF _Toc230206156 \h</w:instrText>
-            </w:r>
-            <w:r>
-              <w:fldChar w:fldCharType="separate"/>
-            </w:r>
-            <w:r>
-              <w:rPr>
-                <w:rStyle w:val="949"/>
-                <w:vanish w:val="0"/>
-              </w:rPr>
-              <w:t xml:space="preserve">СПИСОК ИСПОЛЬЗОВАННЫХ ИСТОЧНИКОВ (заголовок второго уровня)</w:t>
-              <w:tab/>
-              <w:t xml:space="preserve">13</w:t>
-            </w:r>
-            <w:r>
-              <w:fldChar w:fldCharType="end"/>
-            </w:r>
-          </w:hyperlink>
-          <w:r>
-            <w:rPr>
-              <w:rFonts w:ascii="Calibri" w:hAnsi="Calibri" w:asciiTheme="minorHAnsi" w:hAnsiTheme="minorHAnsi" w:eastAsiaTheme="minorEastAsia" w:cstheme="minorBidi"/>
-              <w:sz w:val="24"/>
-              <w:szCs w:val="24"/>
-              <w:lang w:eastAsia="ru-RU" w:bidi="ar-SA"/>
-              <w14:ligatures w14:val="standardContextual"/>
-            </w:rPr>
-          </w:r>
-          <w:r>
-            <w:rPr>
-              <w:rFonts w:ascii="Calibri" w:hAnsi="Calibri" w:asciiTheme="minorHAnsi" w:hAnsiTheme="minorHAnsi" w:eastAsiaTheme="minorEastAsia" w:cstheme="minorBidi"/>
-              <w:sz w:val="24"/>
-              <w:szCs w:val="24"/>
-              <w:lang w:eastAsia="ru-RU" w:bidi="ar-SA"/>
-              <w14:ligatures w14:val="standardContextual"/>
-            </w:rPr>
-          </w:r>
-        </w:p>
-        <w:p>
-          <w:pPr>
-            <w:pStyle w:val="958"/>
-            <w:pBdr/>
-            <w:spacing/>
-            <w:ind/>
-            <w:rPr>
-              <w:rFonts w:ascii="Calibri" w:hAnsi="Calibri" w:asciiTheme="minorHAnsi" w:hAnsiTheme="minorHAnsi" w:eastAsiaTheme="minorEastAsia" w:cstheme="minorBidi"/>
-              <w:sz w:val="24"/>
-              <w:szCs w:val="24"/>
-              <w:lang w:eastAsia="ru-RU" w:bidi="ar-SA"/>
-              <w14:ligatures w14:val="standardContextual"/>
-            </w:rPr>
-          </w:pPr>
-          <w:r/>
-          <w:hyperlink w:tooltip="#_Toc230206157" w:anchor="_Toc230206157" w:history="1">
-            <w:r>
-              <w:fldChar w:fldCharType="begin"/>
-            </w:r>
-            <w:r>
-              <w:instrText xml:space="preserve">PAGEREF _Toc230206157 \h</w:instrText>
-            </w:r>
-            <w:r>
-              <w:fldChar w:fldCharType="separate"/>
-            </w:r>
-            <w:r>
-              <w:rPr>
-                <w:rStyle w:val="949"/>
-                <w:vanish w:val="0"/>
-              </w:rPr>
-              <w:t xml:space="preserve">ПРИЛОЖЕНИЕ А (заголовок второго уровня)</w:t>
-              <w:tab/>
-              <w:t xml:space="preserve">14</w:t>
-            </w:r>
-            <w:r>
-              <w:fldChar w:fldCharType="end"/>
-            </w:r>
-          </w:hyperlink>
-          <w:r>
-            <w:rPr>
-              <w:rStyle w:val="949"/>
+              <w:rStyle w:val="950"/>
               <w:vanish w:val="0"/>
             </w:rPr>
             <w:fldChar w:fldCharType="end"/>
@@ -3814,21 +4151,13 @@
               <w14:ligatures w14:val="standardContextual"/>
             </w:rPr>
           </w:r>
-          <w:r>
-            <w:rPr>
-              <w:rFonts w:ascii="Calibri" w:hAnsi="Calibri" w:asciiTheme="minorHAnsi" w:hAnsiTheme="minorHAnsi" w:eastAsiaTheme="minorEastAsia" w:cstheme="minorBidi"/>
-              <w:sz w:val="24"/>
-              <w:szCs w:val="24"/>
-              <w:lang w:eastAsia="ru-RU" w:bidi="ar-SA"/>
-              <w14:ligatures w14:val="standardContextual"/>
-            </w:rPr>
-          </w:r>
+          <w:r/>
         </w:p>
       </w:sdtContent>
     </w:sdt>
     <w:p>
       <w:pPr>
-        <w:pStyle w:val="958"/>
+        <w:pStyle w:val="959"/>
         <w:pBdr/>
         <w:spacing/>
         <w:ind/>
@@ -3841,7 +4170,7 @@
     </w:p>
     <w:p>
       <w:pPr>
-        <w:pStyle w:val="937"/>
+        <w:pStyle w:val="938"/>
         <w:numPr>
           <w:ilvl w:val="0"/>
           <w:numId w:val="2"/>
@@ -3853,6 +4182,8 @@
           <w:rFonts w:cs="Times New Roman"/>
         </w:rPr>
       </w:pPr>
+      <w:r/>
+      <w:bookmarkStart w:id="1" w:name="_Toc1"/>
       <w:r>
         <w:rPr>
           <w:rFonts w:cs="Times New Roman"/>
@@ -3864,6 +4195,8 @@
           <w:rFonts w:cs="Times New Roman"/>
         </w:rPr>
       </w:r>
+      <w:bookmarkEnd w:id="1"/>
+      <w:r/>
       <w:r>
         <w:rPr>
           <w:rFonts w:cs="Times New Roman"/>
@@ -3872,7 +4205,7 @@
     </w:p>
     <w:p>
       <w:pPr>
-        <w:pStyle w:val="935"/>
+        <w:pStyle w:val="936"/>
         <w:suppressLineNumbers w:val="false"/>
         <w:pBdr/>
         <w:spacing w:line="360" w:lineRule="auto"/>
@@ -3925,7 +4258,7 @@
     </w:p>
     <w:p>
       <w:pPr>
-        <w:pStyle w:val="935"/>
+        <w:pStyle w:val="936"/>
         <w:suppressLineNumbers w:val="false"/>
         <w:pBdr/>
         <w:spacing w:line="360" w:lineRule="auto"/>
@@ -3978,7 +4311,7 @@
     </w:p>
     <w:p>
       <w:pPr>
-        <w:pStyle w:val="935"/>
+        <w:pStyle w:val="936"/>
         <w:suppressLineNumbers w:val="false"/>
         <w:pBdr/>
         <w:spacing w:line="360" w:lineRule="auto"/>
@@ -4013,7 +4346,7 @@
     </w:p>
     <w:p>
       <w:pPr>
-        <w:pStyle w:val="935"/>
+        <w:pStyle w:val="936"/>
         <w:suppressLineNumbers w:val="false"/>
         <w:pBdr/>
         <w:spacing w:line="360" w:lineRule="auto"/>
@@ -4070,7 +4403,6 @@
           <w:szCs w:val="28"/>
         </w:rPr>
       </w:r>
-      <w:bookmarkStart w:id="1" w:name="_Toc73173348"/>
       <w:r>
         <w:br w:type="page" w:clear="all"/>
       </w:r>
@@ -4093,7 +4425,7 @@
     </w:p>
     <w:p>
       <w:pPr>
-        <w:pStyle w:val="937"/>
+        <w:pStyle w:val="938"/>
         <w:numPr>
           <w:ilvl w:val="1"/>
           <w:numId w:val="2"/>
@@ -4103,18 +4435,21 @@
         <w:ind w:firstLine="0"/>
         <w:rPr/>
       </w:pPr>
+      <w:r/>
+      <w:bookmarkStart w:id="2" w:name="_Toc2"/>
       <w:r>
         <w:t xml:space="preserve">1 </w:t>
       </w:r>
-      <w:bookmarkEnd w:id="1"/>
       <w:r>
         <w:t xml:space="preserve">ПОСТАНОВКА ЗАДАЧИ</w:t>
       </w:r>
+      <w:bookmarkEnd w:id="2"/>
+      <w:r/>
       <w:r/>
     </w:p>
     <w:p>
       <w:pPr>
-        <w:pStyle w:val="938"/>
+        <w:pStyle w:val="939"/>
         <w:numPr>
           <w:ilvl w:val="2"/>
           <w:numId w:val="2"/>
@@ -4125,17 +4460,18 @@
         <w:rPr/>
       </w:pPr>
       <w:r/>
-      <w:bookmarkStart w:id="4" w:name="_Toc230206146"/>
+      <w:bookmarkStart w:id="3" w:name="_Toc3"/>
       <w:r>
         <w:t xml:space="preserve">1.1 Предметная область</w:t>
       </w:r>
-      <w:bookmarkEnd w:id="4"/>
+      <w:r/>
+      <w:bookmarkEnd w:id="3"/>
       <w:r/>
       <w:r/>
     </w:p>
     <w:p>
       <w:pPr>
-        <w:pStyle w:val="951"/>
+        <w:pStyle w:val="952"/>
         <w:pBdr/>
         <w:spacing/>
         <w:ind/>
@@ -4151,7 +4487,7 @@
     </w:p>
     <w:p>
       <w:pPr>
-        <w:pStyle w:val="951"/>
+        <w:pStyle w:val="952"/>
         <w:pBdr/>
         <w:spacing/>
         <w:ind/>
@@ -4199,7 +4535,7 @@
     </w:p>
     <w:p>
       <w:pPr>
-        <w:pStyle w:val="938"/>
+        <w:pStyle w:val="939"/>
         <w:numPr>
           <w:ilvl w:val="2"/>
           <w:numId w:val="2"/>
@@ -4210,17 +4546,18 @@
         <w:rPr/>
       </w:pPr>
       <w:r/>
-      <w:bookmarkStart w:id="5" w:name="_Toc230206147"/>
+      <w:bookmarkStart w:id="4" w:name="_Toc4"/>
       <w:r>
         <w:t xml:space="preserve">1.2 Задачи практики</w:t>
       </w:r>
-      <w:bookmarkEnd w:id="5"/>
+      <w:r/>
+      <w:bookmarkEnd w:id="4"/>
       <w:r/>
       <w:r/>
     </w:p>
     <w:p>
       <w:pPr>
-        <w:pStyle w:val="951"/>
+        <w:pStyle w:val="952"/>
         <w:numPr>
           <w:ilvl w:val="0"/>
           <w:numId w:val="7"/>
@@ -4243,7 +4580,7 @@
     </w:p>
     <w:p>
       <w:pPr>
-        <w:pStyle w:val="951"/>
+        <w:pStyle w:val="952"/>
         <w:numPr>
           <w:ilvl w:val="0"/>
           <w:numId w:val="7"/>
@@ -4260,7 +4597,7 @@
     </w:p>
     <w:p>
       <w:pPr>
-        <w:pStyle w:val="951"/>
+        <w:pStyle w:val="952"/>
         <w:numPr>
           <w:ilvl w:val="0"/>
           <w:numId w:val="7"/>
@@ -4277,7 +4614,7 @@
     </w:p>
     <w:p>
       <w:pPr>
-        <w:pStyle w:val="951"/>
+        <w:pStyle w:val="952"/>
         <w:numPr>
           <w:ilvl w:val="0"/>
           <w:numId w:val="7"/>
@@ -4294,7 +4631,7 @@
     </w:p>
     <w:p>
       <w:pPr>
-        <w:pStyle w:val="951"/>
+        <w:pStyle w:val="952"/>
         <w:numPr>
           <w:ilvl w:val="0"/>
           <w:numId w:val="7"/>
@@ -4311,7 +4648,7 @@
     </w:p>
     <w:p>
       <w:pPr>
-        <w:pStyle w:val="951"/>
+        <w:pStyle w:val="952"/>
         <w:numPr>
           <w:ilvl w:val="0"/>
           <w:numId w:val="7"/>
@@ -4328,7 +4665,7 @@
     </w:p>
     <w:p>
       <w:pPr>
-        <w:pStyle w:val="951"/>
+        <w:pStyle w:val="952"/>
         <w:numPr>
           <w:ilvl w:val="0"/>
           <w:numId w:val="7"/>
@@ -4345,7 +4682,7 @@
     </w:p>
     <w:p>
       <w:pPr>
-        <w:pStyle w:val="951"/>
+        <w:pStyle w:val="952"/>
         <w:numPr>
           <w:ilvl w:val="0"/>
           <w:numId w:val="7"/>
@@ -4362,7 +4699,7 @@
     </w:p>
     <w:p>
       <w:pPr>
-        <w:pStyle w:val="951"/>
+        <w:pStyle w:val="952"/>
         <w:numPr>
           <w:ilvl w:val="0"/>
           <w:numId w:val="7"/>
@@ -4379,7 +4716,7 @@
     </w:p>
     <w:p>
       <w:pPr>
-        <w:pStyle w:val="951"/>
+        <w:pStyle w:val="952"/>
         <w:numPr>
           <w:ilvl w:val="0"/>
           <w:numId w:val="7"/>
@@ -4404,7 +4741,7 @@
     </w:p>
     <w:p>
       <w:pPr>
-        <w:pStyle w:val="938"/>
+        <w:pStyle w:val="939"/>
         <w:numPr>
           <w:ilvl w:val="2"/>
           <w:numId w:val="2"/>
@@ -4417,7 +4754,7 @@
         </w:rPr>
       </w:pPr>
       <w:r/>
-      <w:bookmarkStart w:id="6" w:name="_Toc230206148"/>
+      <w:bookmarkStart w:id="5" w:name="_Toc5"/>
       <w:r>
         <w:rPr>
           <w:rFonts w:cs="Times New Roman"/>
@@ -4437,14 +4774,14 @@
         </w:rPr>
         <w:t xml:space="preserve">(заголовок третьего уровня)</w:t>
       </w:r>
-      <w:bookmarkStart w:id="7" w:name="_Toc73173350"/>
       <w:r/>
-      <w:bookmarkEnd w:id="6"/>
       <w:r>
         <w:rPr>
           <w:rFonts w:cs="Times New Roman"/>
         </w:rPr>
       </w:r>
+      <w:bookmarkEnd w:id="5"/>
+      <w:r/>
       <w:r>
         <w:rPr>
           <w:rFonts w:cs="Times New Roman"/>
@@ -4453,7 +4790,7 @@
     </w:p>
     <w:p>
       <w:pPr>
-        <w:pStyle w:val="939"/>
+        <w:pStyle w:val="940"/>
         <w:numPr>
           <w:ilvl w:val="2"/>
           <w:numId w:val="2"/>
@@ -4465,13 +4802,14 @@
           <w:rFonts w:cs="Times New Roman"/>
         </w:rPr>
       </w:pPr>
+      <w:r/>
+      <w:bookmarkStart w:id="6" w:name="_Toc6"/>
       <w:r>
         <w:rPr>
           <w:rFonts w:cs="Times New Roman"/>
         </w:rPr>
         <w:t xml:space="preserve">1.3.1 </w:t>
       </w:r>
-      <w:bookmarkEnd w:id="7"/>
       <w:r>
         <w:rPr>
           <w:rFonts w:cs="Times New Roman"/>
@@ -4490,6 +4828,8 @@
           <w:rFonts w:cs="Times New Roman"/>
         </w:rPr>
       </w:r>
+      <w:bookmarkEnd w:id="6"/>
+      <w:r/>
       <w:r>
         <w:rPr>
           <w:rFonts w:cs="Times New Roman"/>
@@ -4498,7 +4838,7 @@
     </w:p>
     <w:p>
       <w:pPr>
-        <w:pStyle w:val="951"/>
+        <w:pStyle w:val="952"/>
         <w:pBdr/>
         <w:spacing/>
         <w:ind/>
@@ -4511,7 +4851,7 @@
     </w:p>
     <w:p>
       <w:pPr>
-        <w:pStyle w:val="951"/>
+        <w:pStyle w:val="952"/>
         <w:pBdr/>
         <w:spacing/>
         <w:ind/>
@@ -4524,7 +4864,7 @@
     </w:p>
     <w:p>
       <w:pPr>
-        <w:pStyle w:val="951"/>
+        <w:pStyle w:val="952"/>
         <w:numPr>
           <w:ilvl w:val="0"/>
           <w:numId w:val="5"/>
@@ -4541,7 +4881,7 @@
     </w:p>
     <w:p>
       <w:pPr>
-        <w:pStyle w:val="951"/>
+        <w:pStyle w:val="952"/>
         <w:numPr>
           <w:ilvl w:val="1"/>
           <w:numId w:val="5"/>
@@ -4558,7 +4898,7 @@
     </w:p>
     <w:p>
       <w:pPr>
-        <w:pStyle w:val="951"/>
+        <w:pStyle w:val="952"/>
         <w:numPr>
           <w:ilvl w:val="2"/>
           <w:numId w:val="5"/>
@@ -4575,7 +4915,7 @@
     </w:p>
     <w:p>
       <w:pPr>
-        <w:pStyle w:val="951"/>
+        <w:pStyle w:val="952"/>
         <w:pBdr/>
         <w:spacing/>
         <w:ind/>
@@ -4606,7 +4946,7 @@
     </w:p>
     <w:p>
       <w:pPr>
-        <w:pStyle w:val="951"/>
+        <w:pStyle w:val="952"/>
         <w:pBdr/>
         <w:spacing/>
         <w:ind/>
@@ -4617,7 +4957,7 @@
     </w:p>
     <w:p>
       <w:pPr>
-        <w:pStyle w:val="962"/>
+        <w:pStyle w:val="963"/>
         <w:pBdr/>
         <w:spacing/>
         <w:ind/>
@@ -4708,7 +5048,7 @@
     </w:p>
     <w:p>
       <w:pPr>
-        <w:pStyle w:val="962"/>
+        <w:pStyle w:val="963"/>
         <w:pBdr/>
         <w:spacing/>
         <w:ind/>
@@ -4739,7 +5079,7 @@
     </w:p>
     <w:p>
       <w:pPr>
-        <w:pStyle w:val="951"/>
+        <w:pStyle w:val="952"/>
         <w:pBdr/>
         <w:spacing/>
         <w:ind/>
@@ -4755,7 +5095,7 @@
     </w:p>
     <w:p>
       <w:pPr>
-        <w:pStyle w:val="961"/>
+        <w:pStyle w:val="962"/>
         <w:pBdr/>
         <w:spacing/>
         <w:ind/>
@@ -4768,7 +5108,7 @@
     </w:p>
     <w:tbl>
       <w:tblPr>
-        <w:tblStyle w:val="987"/>
+        <w:tblStyle w:val="988"/>
         <w:jc w:val="center"/>
         <w:tblInd w:w="0" w:type="dxa"/>
         <w:tblW w:w="8442" w:type="dxa"/>
@@ -4798,7 +5138,7 @@
           </w:tcPr>
           <w:p>
             <w:pPr>
-              <w:pStyle w:val="960"/>
+              <w:pStyle w:val="961"/>
               <w:widowControl w:val="true"/>
               <w:pBdr/>
               <w:spacing w:after="0" w:before="0"/>
@@ -4840,7 +5180,7 @@
           </w:tcPr>
           <w:p>
             <w:pPr>
-              <w:pStyle w:val="960"/>
+              <w:pStyle w:val="961"/>
               <w:widowControl w:val="true"/>
               <w:pBdr/>
               <w:spacing w:after="0" w:before="0"/>
@@ -4882,7 +5222,7 @@
           </w:tcPr>
           <w:p>
             <w:pPr>
-              <w:pStyle w:val="960"/>
+              <w:pStyle w:val="961"/>
               <w:widowControl w:val="true"/>
               <w:pBdr/>
               <w:spacing w:after="0" w:before="0"/>
@@ -4927,7 +5267,7 @@
           </w:tcPr>
           <w:p>
             <w:pPr>
-              <w:pStyle w:val="960"/>
+              <w:pStyle w:val="961"/>
               <w:widowControl w:val="true"/>
               <w:pBdr/>
               <w:spacing w:after="0" w:before="0"/>
@@ -4969,7 +5309,7 @@
           </w:tcPr>
           <w:p>
             <w:pPr>
-              <w:pStyle w:val="960"/>
+              <w:pStyle w:val="961"/>
               <w:widowControl w:val="true"/>
               <w:pBdr/>
               <w:spacing w:after="0" w:before="0"/>
@@ -5011,7 +5351,7 @@
           </w:tcPr>
           <w:p>
             <w:pPr>
-              <w:pStyle w:val="960"/>
+              <w:pStyle w:val="961"/>
               <w:widowControl w:val="true"/>
               <w:pBdr/>
               <w:spacing w:after="0" w:before="0"/>
@@ -5056,7 +5396,7 @@
           </w:tcPr>
           <w:p>
             <w:pPr>
-              <w:pStyle w:val="960"/>
+              <w:pStyle w:val="961"/>
               <w:widowControl w:val="true"/>
               <w:pBdr/>
               <w:spacing w:after="0" w:before="0"/>
@@ -5098,7 +5438,7 @@
           </w:tcPr>
           <w:p>
             <w:pPr>
-              <w:pStyle w:val="960"/>
+              <w:pStyle w:val="961"/>
               <w:widowControl w:val="true"/>
               <w:pBdr/>
               <w:spacing w:after="0" w:before="0"/>
@@ -5140,7 +5480,7 @@
           </w:tcPr>
           <w:p>
             <w:pPr>
-              <w:pStyle w:val="960"/>
+              <w:pStyle w:val="961"/>
               <w:widowControl w:val="true"/>
               <w:pBdr/>
               <w:spacing w:after="0" w:before="0"/>
@@ -5185,7 +5525,7 @@
           </w:tcPr>
           <w:p>
             <w:pPr>
-              <w:pStyle w:val="960"/>
+              <w:pStyle w:val="961"/>
               <w:widowControl w:val="true"/>
               <w:pBdr/>
               <w:spacing w:after="0" w:before="0"/>
@@ -5227,7 +5567,7 @@
           </w:tcPr>
           <w:p>
             <w:pPr>
-              <w:pStyle w:val="960"/>
+              <w:pStyle w:val="961"/>
               <w:widowControl w:val="true"/>
               <w:pBdr/>
               <w:spacing w:after="0" w:before="0"/>
@@ -5269,7 +5609,7 @@
           </w:tcPr>
           <w:p>
             <w:pPr>
-              <w:pStyle w:val="960"/>
+              <w:pStyle w:val="961"/>
               <w:widowControl w:val="true"/>
               <w:pBdr/>
               <w:spacing w:after="0" w:before="0"/>
@@ -5314,7 +5654,7 @@
           </w:tcPr>
           <w:p>
             <w:pPr>
-              <w:pStyle w:val="960"/>
+              <w:pStyle w:val="961"/>
               <w:widowControl w:val="true"/>
               <w:pBdr/>
               <w:spacing w:after="0" w:before="0"/>
@@ -5356,7 +5696,7 @@
           </w:tcPr>
           <w:p>
             <w:pPr>
-              <w:pStyle w:val="960"/>
+              <w:pStyle w:val="961"/>
               <w:widowControl w:val="true"/>
               <w:pBdr/>
               <w:spacing w:after="0" w:before="0"/>
@@ -5398,7 +5738,7 @@
           </w:tcPr>
           <w:p>
             <w:pPr>
-              <w:pStyle w:val="960"/>
+              <w:pStyle w:val="961"/>
               <w:widowControl w:val="true"/>
               <w:pBdr/>
               <w:spacing w:after="0" w:before="0"/>
@@ -5443,7 +5783,7 @@
           </w:tcPr>
           <w:p>
             <w:pPr>
-              <w:pStyle w:val="960"/>
+              <w:pStyle w:val="961"/>
               <w:widowControl w:val="true"/>
               <w:pBdr/>
               <w:spacing w:after="0" w:before="0"/>
@@ -5485,7 +5825,7 @@
           </w:tcPr>
           <w:p>
             <w:pPr>
-              <w:pStyle w:val="960"/>
+              <w:pStyle w:val="961"/>
               <w:widowControl w:val="true"/>
               <w:pBdr/>
               <w:spacing w:after="0" w:before="0"/>
@@ -5527,7 +5867,7 @@
           </w:tcPr>
           <w:p>
             <w:pPr>
-              <w:pStyle w:val="960"/>
+              <w:pStyle w:val="961"/>
               <w:widowControl w:val="true"/>
               <w:pBdr/>
               <w:spacing w:after="0" w:before="0"/>
@@ -5572,7 +5912,7 @@
           </w:tcPr>
           <w:p>
             <w:pPr>
-              <w:pStyle w:val="960"/>
+              <w:pStyle w:val="961"/>
               <w:widowControl w:val="true"/>
               <w:pBdr/>
               <w:spacing w:after="0" w:before="0"/>
@@ -5614,7 +5954,7 @@
           </w:tcPr>
           <w:p>
             <w:pPr>
-              <w:pStyle w:val="960"/>
+              <w:pStyle w:val="961"/>
               <w:widowControl w:val="true"/>
               <w:pBdr/>
               <w:spacing w:after="0" w:before="0"/>
@@ -5656,7 +5996,7 @@
           </w:tcPr>
           <w:p>
             <w:pPr>
-              <w:pStyle w:val="960"/>
+              <w:pStyle w:val="961"/>
               <w:widowControl w:val="true"/>
               <w:pBdr/>
               <w:spacing w:after="0" w:before="0"/>
@@ -5701,7 +6041,7 @@
           </w:tcPr>
           <w:p>
             <w:pPr>
-              <w:pStyle w:val="960"/>
+              <w:pStyle w:val="961"/>
               <w:widowControl w:val="true"/>
               <w:pBdr/>
               <w:spacing w:after="0" w:before="0"/>
@@ -5743,7 +6083,7 @@
           </w:tcPr>
           <w:p>
             <w:pPr>
-              <w:pStyle w:val="960"/>
+              <w:pStyle w:val="961"/>
               <w:widowControl w:val="true"/>
               <w:pBdr/>
               <w:spacing w:after="0" w:before="0"/>
@@ -5785,7 +6125,7 @@
           </w:tcPr>
           <w:p>
             <w:pPr>
-              <w:pStyle w:val="960"/>
+              <w:pStyle w:val="961"/>
               <w:widowControl w:val="true"/>
               <w:pBdr/>
               <w:spacing w:after="0" w:before="0"/>
@@ -5830,7 +6170,7 @@
           </w:tcPr>
           <w:p>
             <w:pPr>
-              <w:pStyle w:val="960"/>
+              <w:pStyle w:val="961"/>
               <w:widowControl w:val="true"/>
               <w:pBdr/>
               <w:spacing w:after="0" w:before="0"/>
@@ -5872,7 +6212,7 @@
           </w:tcPr>
           <w:p>
             <w:pPr>
-              <w:pStyle w:val="960"/>
+              <w:pStyle w:val="961"/>
               <w:widowControl w:val="true"/>
               <w:pBdr/>
               <w:spacing w:after="0" w:before="0"/>
@@ -5914,7 +6254,7 @@
           </w:tcPr>
           <w:p>
             <w:pPr>
-              <w:pStyle w:val="960"/>
+              <w:pStyle w:val="961"/>
               <w:widowControl w:val="true"/>
               <w:pBdr/>
               <w:spacing w:after="0" w:before="0"/>
@@ -5959,7 +6299,7 @@
           </w:tcPr>
           <w:p>
             <w:pPr>
-              <w:pStyle w:val="960"/>
+              <w:pStyle w:val="961"/>
               <w:widowControl w:val="true"/>
               <w:pBdr/>
               <w:spacing w:after="0" w:before="0"/>
@@ -6001,7 +6341,7 @@
           </w:tcPr>
           <w:p>
             <w:pPr>
-              <w:pStyle w:val="960"/>
+              <w:pStyle w:val="961"/>
               <w:widowControl w:val="true"/>
               <w:pBdr/>
               <w:spacing w:after="0" w:before="0"/>
@@ -6043,7 +6383,7 @@
           </w:tcPr>
           <w:p>
             <w:pPr>
-              <w:pStyle w:val="960"/>
+              <w:pStyle w:val="961"/>
               <w:widowControl w:val="true"/>
               <w:pBdr/>
               <w:spacing w:after="0" w:before="0"/>
@@ -6088,7 +6428,7 @@
           </w:tcPr>
           <w:p>
             <w:pPr>
-              <w:pStyle w:val="960"/>
+              <w:pStyle w:val="961"/>
               <w:widowControl w:val="true"/>
               <w:pBdr/>
               <w:spacing w:after="0" w:before="0"/>
@@ -6130,7 +6470,7 @@
           </w:tcPr>
           <w:p>
             <w:pPr>
-              <w:pStyle w:val="960"/>
+              <w:pStyle w:val="961"/>
               <w:widowControl w:val="true"/>
               <w:pBdr/>
               <w:spacing w:after="0" w:before="0"/>
@@ -6172,7 +6512,7 @@
           </w:tcPr>
           <w:p>
             <w:pPr>
-              <w:pStyle w:val="960"/>
+              <w:pStyle w:val="961"/>
               <w:widowControl w:val="true"/>
               <w:pBdr/>
               <w:spacing w:after="0" w:before="0"/>
@@ -6217,7 +6557,7 @@
           </w:tcPr>
           <w:p>
             <w:pPr>
-              <w:pStyle w:val="960"/>
+              <w:pStyle w:val="961"/>
               <w:widowControl w:val="true"/>
               <w:pBdr/>
               <w:spacing w:after="0" w:before="0"/>
@@ -6259,7 +6599,7 @@
           </w:tcPr>
           <w:p>
             <w:pPr>
-              <w:pStyle w:val="960"/>
+              <w:pStyle w:val="961"/>
               <w:widowControl w:val="true"/>
               <w:pBdr/>
               <w:spacing w:after="0" w:before="0"/>
@@ -6301,7 +6641,7 @@
           </w:tcPr>
           <w:p>
             <w:pPr>
-              <w:pStyle w:val="960"/>
+              <w:pStyle w:val="961"/>
               <w:widowControl w:val="true"/>
               <w:pBdr/>
               <w:spacing w:after="0" w:before="0"/>
@@ -6346,7 +6686,7 @@
           </w:tcPr>
           <w:p>
             <w:pPr>
-              <w:pStyle w:val="960"/>
+              <w:pStyle w:val="961"/>
               <w:widowControl w:val="true"/>
               <w:pBdr/>
               <w:spacing w:after="0" w:before="0"/>
@@ -6388,7 +6728,7 @@
           </w:tcPr>
           <w:p>
             <w:pPr>
-              <w:pStyle w:val="960"/>
+              <w:pStyle w:val="961"/>
               <w:widowControl w:val="true"/>
               <w:pBdr/>
               <w:spacing w:after="0" w:before="0"/>
@@ -6430,7 +6770,7 @@
           </w:tcPr>
           <w:p>
             <w:pPr>
-              <w:pStyle w:val="960"/>
+              <w:pStyle w:val="961"/>
               <w:widowControl w:val="true"/>
               <w:pBdr/>
               <w:spacing w:after="0" w:before="0"/>
@@ -6469,7 +6809,7 @@
     </w:tbl>
     <w:p>
       <w:pPr>
-        <w:pStyle w:val="961"/>
+        <w:pStyle w:val="962"/>
         <w:pBdr/>
         <w:spacing w:after="0" w:before="0"/>
         <w:ind/>
@@ -6485,7 +6825,7 @@
     </w:p>
     <w:tbl>
       <w:tblPr>
-        <w:tblStyle w:val="987"/>
+        <w:tblStyle w:val="988"/>
         <w:jc w:val="center"/>
         <w:tblInd w:w="0" w:type="dxa"/>
         <w:tblW w:w="8442" w:type="dxa"/>
@@ -6513,7 +6853,7 @@
           </w:tcPr>
           <w:p>
             <w:pPr>
-              <w:pStyle w:val="960"/>
+              <w:pStyle w:val="961"/>
               <w:widowControl w:val="true"/>
               <w:pBdr/>
               <w:spacing w:after="0" w:before="0"/>
@@ -6555,7 +6895,7 @@
           </w:tcPr>
           <w:p>
             <w:pPr>
-              <w:pStyle w:val="960"/>
+              <w:pStyle w:val="961"/>
               <w:widowControl w:val="true"/>
               <w:pBdr/>
               <w:spacing w:after="0" w:before="0"/>
@@ -6597,7 +6937,7 @@
           </w:tcPr>
           <w:p>
             <w:pPr>
-              <w:pStyle w:val="960"/>
+              <w:pStyle w:val="961"/>
               <w:widowControl w:val="true"/>
               <w:pBdr/>
               <w:spacing w:after="0" w:before="0"/>
@@ -6642,7 +6982,7 @@
           </w:tcPr>
           <w:p>
             <w:pPr>
-              <w:pStyle w:val="960"/>
+              <w:pStyle w:val="961"/>
               <w:widowControl w:val="true"/>
               <w:pBdr/>
               <w:spacing w:after="0" w:before="0"/>
@@ -6684,7 +7024,7 @@
           </w:tcPr>
           <w:p>
             <w:pPr>
-              <w:pStyle w:val="960"/>
+              <w:pStyle w:val="961"/>
               <w:widowControl w:val="true"/>
               <w:pBdr/>
               <w:spacing w:after="0" w:before="0"/>
@@ -6726,7 +7066,7 @@
           </w:tcPr>
           <w:p>
             <w:pPr>
-              <w:pStyle w:val="960"/>
+              <w:pStyle w:val="961"/>
               <w:widowControl w:val="true"/>
               <w:pBdr/>
               <w:spacing w:after="0" w:before="0"/>
@@ -6771,7 +7111,7 @@
           </w:tcPr>
           <w:p>
             <w:pPr>
-              <w:pStyle w:val="960"/>
+              <w:pStyle w:val="961"/>
               <w:widowControl w:val="true"/>
               <w:pBdr/>
               <w:spacing w:after="0" w:before="0"/>
@@ -6813,7 +7153,7 @@
           </w:tcPr>
           <w:p>
             <w:pPr>
-              <w:pStyle w:val="960"/>
+              <w:pStyle w:val="961"/>
               <w:widowControl w:val="true"/>
               <w:pBdr/>
               <w:spacing w:after="0" w:before="0"/>
@@ -6855,7 +7195,7 @@
           </w:tcPr>
           <w:p>
             <w:pPr>
-              <w:pStyle w:val="960"/>
+              <w:pStyle w:val="961"/>
               <w:widowControl w:val="true"/>
               <w:pBdr/>
               <w:spacing w:after="0" w:before="0"/>
@@ -6894,7 +7234,7 @@
     </w:tbl>
     <w:p>
       <w:pPr>
-        <w:pStyle w:val="951"/>
+        <w:pStyle w:val="952"/>
         <w:pBdr/>
         <w:spacing/>
         <w:ind w:firstLine="0"/>
@@ -6908,7 +7248,7 @@
     </w:p>
     <w:p>
       <w:pPr>
-        <w:pStyle w:val="935"/>
+        <w:pStyle w:val="936"/>
         <w:pBdr/>
         <w:spacing/>
         <w:ind/>
@@ -6941,7 +7281,7 @@
     </w:p>
     <w:p>
       <w:pPr>
-        <w:pStyle w:val="937"/>
+        <w:pStyle w:val="938"/>
         <w:numPr>
           <w:ilvl w:val="0"/>
           <w:numId w:val="2"/>
@@ -6952,19 +7292,61 @@
         <w:rPr/>
       </w:pPr>
       <w:r/>
-      <w:bookmarkStart w:id="8" w:name="_Toc230206149"/>
+      <w:bookmarkStart w:id="7" w:name="_Toc7"/>
       <w:r>
         <w:t xml:space="preserve">2 РЕЗУЛЬТАТЫ РАБОТЫ</w:t>
       </w:r>
-      <w:bookmarkEnd w:id="8"/>
       <w:r>
         <w:t xml:space="preserve"> </w:t>
+      </w:r>
+      <w:bookmarkEnd w:id="7"/>
+      <w:r/>
+      <w:r/>
+    </w:p>
+    <w:p>
+      <w:pPr>
+        <w:pStyle w:val="939"/>
+        <w:numPr>
+          <w:ilvl w:val="2"/>
+          <w:numId w:val="2"/>
+        </w:numPr>
+        <w:pBdr/>
+        <w:spacing/>
+        <w:ind w:firstLine="0"/>
+        <w:rPr/>
+      </w:pPr>
+      <w:r/>
+      <w:bookmarkStart w:id="8" w:name="_Toc8"/>
+      <w:r>
+        <w:t xml:space="preserve">2.1. Изучение теоретических основ</w:t>
+      </w:r>
+      <w:r/>
+      <w:bookmarkEnd w:id="8"/>
+      <w:r/>
+      <w:r/>
+    </w:p>
+    <w:p>
+      <w:pPr>
+        <w:pStyle w:val="952"/>
+        <w:pBdr/>
+        <w:spacing/>
+        <w:ind/>
+        <w:rPr/>
+      </w:pPr>
+      <w:r>
+        <w:t xml:space="preserve">Были изучены теоретические основы генетических алгоритмов: </w:t>
+      </w:r>
+      <w:r>
+        <w:t xml:space="preserve">основные операторы и свойства</w:t>
+      </w:r>
+      <w:r>
+        <w:t xml:space="preserve">.</w:t>
       </w:r>
       <w:r/>
     </w:p>
     <w:p>
       <w:pPr>
-        <w:pStyle w:val="938"/>
+        <w:pStyle w:val="939"/>
         <w:numPr>
           <w:ilvl w:val="2"/>
           <w:numId w:val="2"/>
@@ -6975,9 +7357,9 @@
         <w:rPr/>
       </w:pPr>
       <w:r/>
-      <w:bookmarkStart w:id="9" w:name="_Toc230206150"/>
+      <w:bookmarkStart w:id="9" w:name="_Toc9"/>
       <w:r>
-        <w:t xml:space="preserve">2.1. Изучение теоретических основ</w:t>
+        <w:t xml:space="preserve">2.2. Изучение методов аппроксимации</w:t>
       </w:r>
       <w:bookmarkEnd w:id="9"/>
       <w:r/>
@@ -6985,46 +7367,7 @@
     </w:p>
     <w:p>
       <w:pPr>
-        <w:pStyle w:val="951"/>
-        <w:pBdr/>
-        <w:spacing/>
-        <w:ind/>
-        <w:rPr/>
-      </w:pPr>
-      <w:r>
-        <w:t xml:space="preserve">Были изучены теоретические основы генетических алгоритмов: </w:t>
-      </w:r>
-      <w:r>
-        <w:t xml:space="preserve">основные операторы и свойства</w:t>
-      </w:r>
-      <w:r/>
-      <w:r>
-        <w:t xml:space="preserve">.</w:t>
-      </w:r>
-      <w:r/>
-    </w:p>
-    <w:p>
-      <w:pPr>
-        <w:pStyle w:val="938"/>
-        <w:numPr>
-          <w:ilvl w:val="2"/>
-          <w:numId w:val="2"/>
-        </w:numPr>
-        <w:pBdr/>
-        <w:spacing/>
-        <w:ind w:firstLine="0"/>
-        <w:rPr/>
-      </w:pPr>
-      <w:r/>
-      <w:bookmarkStart w:id="10" w:name="_Toc230206151"/>
-      <w:r>
-        <w:t xml:space="preserve">2.2. Изучение методов аппроксимации</w:t>
-      </w:r>
-      <w:r/>
-    </w:p>
-    <w:p>
-      <w:pPr>
-        <w:pStyle w:val="951"/>
+        <w:pStyle w:val="952"/>
         <w:pBdr/>
         <w:spacing/>
         <w:ind/>
@@ -7037,7 +7380,7 @@
     </w:p>
     <w:p>
       <w:pPr>
-        <w:pStyle w:val="938"/>
+        <w:pStyle w:val="939"/>
         <w:numPr>
           <w:ilvl w:val="2"/>
           <w:numId w:val="2"/>
@@ -7048,17 +7391,18 @@
         <w:rPr/>
       </w:pPr>
       <w:r/>
-      <w:bookmarkStart w:id="11" w:name="_Toc230206152"/>
+      <w:bookmarkStart w:id="10" w:name="_Toc10"/>
       <w:r>
         <w:t xml:space="preserve">2.3. Формулировка задачи 3</w:t>
       </w:r>
-      <w:bookmarkEnd w:id="11"/>
+      <w:r/>
+      <w:bookmarkEnd w:id="10"/>
       <w:r/>
       <w:r/>
     </w:p>
     <w:p>
       <w:pPr>
-        <w:pStyle w:val="951"/>
+        <w:pStyle w:val="952"/>
         <w:pBdr/>
         <w:spacing/>
         <w:ind/>
@@ -7071,7 +7415,7 @@
     </w:p>
     <w:p>
       <w:pPr>
-        <w:pStyle w:val="952"/>
+        <w:pStyle w:val="953"/>
         <w:numPr>
           <w:ilvl w:val="0"/>
           <w:numId w:val="0"/>
@@ -7088,7 +7432,7 @@
     </w:p>
     <w:p>
       <w:pPr>
-        <w:pStyle w:val="937"/>
+        <w:pStyle w:val="938"/>
         <w:numPr>
           <w:ilvl w:val="1"/>
           <w:numId w:val="2"/>
@@ -7099,17 +7443,18 @@
         <w:rPr/>
       </w:pPr>
       <w:r/>
-      <w:bookmarkStart w:id="12" w:name="_Toc230206153"/>
+      <w:bookmarkStart w:id="11" w:name="_Toc11"/>
       <w:r>
         <w:t xml:space="preserve">3 ИСПОЛЬЗУЕМЫЕ ТЕХНОЛОГИИ</w:t>
       </w:r>
-      <w:bookmarkEnd w:id="12"/>
+      <w:r/>
+      <w:bookmarkEnd w:id="11"/>
       <w:r/>
       <w:r/>
     </w:p>
     <w:p>
       <w:pPr>
-        <w:pStyle w:val="951"/>
+        <w:pStyle w:val="952"/>
         <w:pBdr/>
         <w:spacing/>
         <w:ind/>
@@ -7122,7 +7467,7 @@
     </w:p>
     <w:p>
       <w:pPr>
-        <w:pStyle w:val="951"/>
+        <w:pStyle w:val="952"/>
         <w:pBdr/>
         <w:spacing/>
         <w:ind/>
@@ -7138,7 +7483,7 @@
     </w:p>
     <w:p>
       <w:pPr>
-        <w:pStyle w:val="937"/>
+        <w:pStyle w:val="938"/>
         <w:numPr>
           <w:ilvl w:val="1"/>
           <w:numId w:val="2"/>
@@ -7149,17 +7494,18 @@
         <w:rPr/>
       </w:pPr>
       <w:r/>
-      <w:bookmarkStart w:id="13" w:name="_Toc230206154"/>
+      <w:bookmarkStart w:id="12" w:name="_Toc12"/>
       <w:r>
         <w:t xml:space="preserve">4 ОТЗЫВ РУКОВОДИТЕЛЯ</w:t>
       </w:r>
-      <w:bookmarkEnd w:id="13"/>
+      <w:r/>
+      <w:bookmarkEnd w:id="12"/>
       <w:r/>
       <w:r/>
     </w:p>
     <w:p>
       <w:pPr>
-        <w:pStyle w:val="951"/>
+        <w:pStyle w:val="952"/>
         <w:pBdr/>
         <w:spacing/>
         <w:ind/>
@@ -7172,7 +7518,7 @@
     </w:p>
     <w:p>
       <w:pPr>
-        <w:pStyle w:val="951"/>
+        <w:pStyle w:val="952"/>
         <w:pBdr/>
         <w:spacing/>
         <w:ind/>
@@ -7185,7 +7531,7 @@
     </w:p>
     <w:p>
       <w:pPr>
-        <w:pStyle w:val="951"/>
+        <w:pStyle w:val="952"/>
         <w:pBdr/>
         <w:spacing/>
         <w:ind/>
@@ -7196,7 +7542,7 @@
     </w:p>
     <w:p>
       <w:pPr>
-        <w:pStyle w:val="951"/>
+        <w:pStyle w:val="952"/>
         <w:pBdr/>
         <w:spacing/>
         <w:ind/>
@@ -7209,7 +7555,7 @@
     </w:p>
     <w:p>
       <w:pPr>
-        <w:pStyle w:val="951"/>
+        <w:pStyle w:val="952"/>
         <w:pBdr/>
         <w:spacing/>
         <w:ind/>
@@ -7222,7 +7568,7 @@
     </w:p>
     <w:p>
       <w:pPr>
-        <w:pStyle w:val="951"/>
+        <w:pStyle w:val="952"/>
         <w:pBdr/>
         <w:spacing/>
         <w:ind/>
@@ -7235,7 +7581,7 @@
     </w:p>
     <w:p>
       <w:pPr>
-        <w:pStyle w:val="951"/>
+        <w:pStyle w:val="952"/>
         <w:pBdr/>
         <w:spacing/>
         <w:ind w:firstLine="0"/>
@@ -7316,7 +7662,7 @@
     </w:p>
     <w:p>
       <w:pPr>
-        <w:pStyle w:val="962"/>
+        <w:pStyle w:val="963"/>
         <w:pBdr/>
         <w:spacing/>
         <w:ind/>
@@ -7364,7 +7710,7 @@
     </w:p>
     <w:p>
       <w:pPr>
-        <w:pStyle w:val="937"/>
+        <w:pStyle w:val="938"/>
         <w:numPr>
           <w:ilvl w:val="0"/>
           <w:numId w:val="2"/>
@@ -7377,16 +7723,17 @@
         </w:rPr>
       </w:pPr>
       <w:r/>
-      <w:bookmarkStart w:id="14" w:name="_Toc230206155"/>
+      <w:bookmarkStart w:id="13" w:name="_Toc13"/>
       <w:r>
         <w:t xml:space="preserve">ЗАКЛЮЧЕНИЕ</w:t>
       </w:r>
-      <w:bookmarkEnd w:id="14"/>
       <w:r>
         <w:rPr>
           <w:rFonts w:cs="Times New Roman"/>
         </w:rPr>
       </w:r>
+      <w:bookmarkEnd w:id="13"/>
+      <w:r/>
       <w:r>
         <w:rPr>
           <w:rFonts w:cs="Times New Roman"/>
@@ -7395,7 +7742,7 @@
     </w:p>
     <w:p>
       <w:pPr>
-        <w:pStyle w:val="951"/>
+        <w:pStyle w:val="952"/>
         <w:pBdr/>
         <w:spacing/>
         <w:ind/>
@@ -7408,7 +7755,7 @@
     </w:p>
     <w:p>
       <w:pPr>
-        <w:pStyle w:val="935"/>
+        <w:pStyle w:val="936"/>
         <w:pBdr/>
         <w:spacing/>
         <w:ind/>
@@ -7441,7 +7788,7 @@
     </w:p>
     <w:p>
       <w:pPr>
-        <w:pStyle w:val="937"/>
+        <w:pStyle w:val="938"/>
         <w:numPr>
           <w:ilvl w:val="0"/>
           <w:numId w:val="2"/>
@@ -7454,16 +7801,13 @@
         </w:rPr>
       </w:pPr>
       <w:r/>
-      <w:bookmarkStart w:id="15" w:name="_Toc230206156"/>
-      <w:r/>
-      <w:bookmarkStart w:id="16" w:name="_Toc73173388"/>
+      <w:bookmarkStart w:id="14" w:name="_Toc14"/>
       <w:r>
         <w:rPr>
           <w:rFonts w:cs="Times New Roman"/>
         </w:rPr>
         <w:t xml:space="preserve">СПИСОК ИСПОЛЬЗОВАННЫХ ИСТОЧНИКОВ</w:t>
       </w:r>
-      <w:bookmarkEnd w:id="16"/>
       <w:r>
         <w:rPr>
           <w:rFonts w:cs="Times New Roman"/>
@@ -7477,12 +7821,13 @@
         </w:rPr>
         <w:t xml:space="preserve">(заголовок второго уровня)</w:t>
       </w:r>
-      <w:bookmarkEnd w:id="15"/>
       <w:r>
         <w:rPr>
           <w:rFonts w:cs="Times New Roman"/>
         </w:rPr>
       </w:r>
+      <w:bookmarkEnd w:id="14"/>
+      <w:r/>
       <w:r>
         <w:rPr>
           <w:rFonts w:cs="Times New Roman"/>
@@ -7491,7 +7836,7 @@
     </w:p>
     <w:p>
       <w:pPr>
-        <w:pStyle w:val="951"/>
+        <w:pStyle w:val="952"/>
         <w:numPr>
           <w:ilvl w:val="0"/>
           <w:numId w:val="3"/>
@@ -7532,7 +7877,7 @@
     </w:p>
     <w:p>
       <w:pPr>
-        <w:pStyle w:val="951"/>
+        <w:pStyle w:val="952"/>
         <w:numPr>
           <w:ilvl w:val="0"/>
           <w:numId w:val="3"/>
@@ -7549,7 +7894,7 @@
     </w:p>
     <w:p>
       <w:pPr>
-        <w:pStyle w:val="935"/>
+        <w:pStyle w:val="936"/>
         <w:numPr>
           <w:ilvl w:val="0"/>
           <w:numId w:val="0"/>
@@ -7591,7 +7936,7 @@
     </w:p>
     <w:p>
       <w:pPr>
-        <w:pStyle w:val="937"/>
+        <w:pStyle w:val="938"/>
         <w:numPr>
           <w:ilvl w:val="0"/>
           <w:numId w:val="2"/>
@@ -7604,7 +7949,7 @@
         </w:rPr>
       </w:pPr>
       <w:r/>
-      <w:bookmarkStart w:id="17" w:name="_Toc230206157"/>
+      <w:bookmarkStart w:id="15" w:name="_Toc15"/>
       <w:r>
         <w:rPr>
           <w:rFonts w:cs="Times New Roman"/>
@@ -7619,12 +7964,13 @@
         </w:rPr>
         <w:t xml:space="preserve">(заголовок второго уровня)</w:t>
       </w:r>
-      <w:bookmarkEnd w:id="17"/>
       <w:r>
         <w:rPr>
           <w:rFonts w:cs="Times New Roman"/>
         </w:rPr>
       </w:r>
+      <w:bookmarkEnd w:id="15"/>
+      <w:r/>
       <w:r>
         <w:rPr>
           <w:rFonts w:cs="Times New Roman"/>
@@ -7633,7 +7979,7 @@
     </w:p>
     <w:p>
       <w:pPr>
-        <w:pStyle w:val="952"/>
+        <w:pStyle w:val="953"/>
         <w:numPr>
           <w:ilvl w:val="0"/>
           <w:numId w:val="0"/>
@@ -7699,80 +8045,80 @@
 <w:ftr xmlns:wpc="http://schemas.microsoft.com/office/word/2010/wordprocessingCanvas" xmlns:mc="http://schemas.openxmlformats.org/markup-compatibility/2006" xmlns:o="urn:schemas-microsoft-com:office:office" xmlns:r="http://schemas.openxmlformats.org/officeDocument/2006/relationships" xmlns:m="http://schemas.openxmlformats.org/officeDocument/2006/math" xmlns:v="urn:schemas-microsoft-com:vml" xmlns:wp14="http://schemas.microsoft.com/office/word/2010/wordprocessingDrawing" xmlns:wp="http://schemas.openxmlformats.org/drawingml/2006/wordprocessingDrawing" xmlns:w10="urn:schemas-microsoft-com:office:word" xmlns:w="http://schemas.openxmlformats.org/wordprocessingml/2006/main" xmlns:w14="http://schemas.microsoft.com/office/word/2010/wordml" xmlns:w15="http://schemas.microsoft.com/office/word/2012/wordml" xmlns:wpg="http://schemas.microsoft.com/office/word/2010/wordprocessingGroup" xmlns:wpi="http://schemas.microsoft.com/office/word/2010/wordprocessingInk" xmlns:wne="http://schemas.microsoft.com/office/word/2006/wordml" xmlns:a="http://schemas.openxmlformats.org/drawingml/2006/main" xmlns:wps="http://schemas.microsoft.com/office/word/2010/wordprocessingShape" mc:Ignorable="w14 w15 wp14">
   <w:p>
     <w:pPr>
-      <w:pStyle w:val="935"/>
+      <w:pStyle w:val="936"/>
       <w:pBdr/>
       <w:spacing/>
       <w:ind/>
       <w:jc w:val="center"/>
       <w:rPr>
-        <w:rStyle w:val="942"/>
+        <w:rStyle w:val="943"/>
       </w:rPr>
     </w:pPr>
     <w:r>
       <w:rPr>
-        <w:rStyle w:val="942"/>
+        <w:rStyle w:val="943"/>
       </w:rPr>
     </w:r>
     <w:r>
       <w:rPr>
-        <w:rStyle w:val="942"/>
+        <w:rStyle w:val="943"/>
       </w:rPr>
     </w:r>
     <w:r>
       <w:rPr>
-        <w:rStyle w:val="942"/>
+        <w:rStyle w:val="943"/>
       </w:rPr>
     </w:r>
   </w:p>
   <w:p>
     <w:pPr>
-      <w:pStyle w:val="935"/>
+      <w:pStyle w:val="936"/>
       <w:pBdr/>
       <w:spacing/>
       <w:ind w:right="360"/>
       <w:jc w:val="center"/>
       <w:rPr>
-        <w:rStyle w:val="942"/>
+        <w:rStyle w:val="943"/>
       </w:rPr>
     </w:pPr>
     <w:r>
       <w:rPr>
-        <w:rStyle w:val="942"/>
+        <w:rStyle w:val="943"/>
       </w:rPr>
       <w:fldChar w:fldCharType="begin"/>
     </w:r>
     <w:r>
       <w:rPr>
-        <w:rStyle w:val="942"/>
+        <w:rStyle w:val="943"/>
       </w:rPr>
       <w:instrText xml:space="preserve"> PAGE </w:instrText>
     </w:r>
     <w:r>
       <w:rPr>
-        <w:rStyle w:val="942"/>
+        <w:rStyle w:val="943"/>
       </w:rPr>
       <w:fldChar w:fldCharType="separate"/>
     </w:r>
     <w:r>
       <w:rPr>
-        <w:rStyle w:val="942"/>
+        <w:rStyle w:val="943"/>
       </w:rPr>
       <w:t xml:space="preserve">15</w:t>
     </w:r>
     <w:r>
       <w:rPr>
-        <w:rStyle w:val="942"/>
+        <w:rStyle w:val="943"/>
       </w:rPr>
       <w:fldChar w:fldCharType="end"/>
     </w:r>
     <w:r>
       <w:rPr>
-        <w:rStyle w:val="942"/>
+        <w:rStyle w:val="943"/>
       </w:rPr>
     </w:r>
     <w:r>
       <w:rPr>
-        <w:rStyle w:val="942"/>
+        <w:rStyle w:val="943"/>
       </w:rPr>
     </w:r>
   </w:p>
@@ -7783,7 +8129,7 @@
 <w:ftr xmlns:wpc="http://schemas.microsoft.com/office/word/2010/wordprocessingCanvas" xmlns:mc="http://schemas.openxmlformats.org/markup-compatibility/2006" xmlns:o="urn:schemas-microsoft-com:office:office" xmlns:r="http://schemas.openxmlformats.org/officeDocument/2006/relationships" xmlns:m="http://schemas.openxmlformats.org/officeDocument/2006/math" xmlns:v="urn:schemas-microsoft-com:vml" xmlns:wp14="http://schemas.microsoft.com/office/word/2010/wordprocessingDrawing" xmlns:wp="http://schemas.openxmlformats.org/drawingml/2006/wordprocessingDrawing" xmlns:w10="urn:schemas-microsoft-com:office:word" xmlns:w="http://schemas.openxmlformats.org/wordprocessingml/2006/main" xmlns:w14="http://schemas.microsoft.com/office/word/2010/wordml" xmlns:w15="http://schemas.microsoft.com/office/word/2012/wordml" xmlns:wpg="http://schemas.microsoft.com/office/word/2010/wordprocessingGroup" xmlns:wpi="http://schemas.microsoft.com/office/word/2010/wordprocessingInk" xmlns:wne="http://schemas.microsoft.com/office/word/2006/wordml" xmlns:a="http://schemas.openxmlformats.org/drawingml/2006/main" xmlns:wps="http://schemas.microsoft.com/office/word/2010/wordprocessingShape" mc:Ignorable="w14 w15 wp14">
   <w:p>
     <w:pPr>
-      <w:pStyle w:val="968"/>
+      <w:pStyle w:val="969"/>
       <w:pBdr/>
       <w:spacing/>
       <w:ind/>
@@ -7799,7 +8145,7 @@
 <w:ftr xmlns:wpc="http://schemas.microsoft.com/office/word/2010/wordprocessingCanvas" xmlns:mc="http://schemas.openxmlformats.org/markup-compatibility/2006" xmlns:o="urn:schemas-microsoft-com:office:office" xmlns:r="http://schemas.openxmlformats.org/officeDocument/2006/relationships" xmlns:m="http://schemas.openxmlformats.org/officeDocument/2006/math" xmlns:v="urn:schemas-microsoft-com:vml" xmlns:wp14="http://schemas.microsoft.com/office/word/2010/wordprocessingDrawing" xmlns:wp="http://schemas.openxmlformats.org/drawingml/2006/wordprocessingDrawing" xmlns:w10="urn:schemas-microsoft-com:office:word" xmlns:w="http://schemas.openxmlformats.org/wordprocessingml/2006/main" xmlns:w14="http://schemas.microsoft.com/office/word/2010/wordml" xmlns:w15="http://schemas.microsoft.com/office/word/2012/wordml" xmlns:wpg="http://schemas.microsoft.com/office/word/2010/wordprocessingGroup" xmlns:wpi="http://schemas.microsoft.com/office/word/2010/wordprocessingInk" xmlns:wne="http://schemas.microsoft.com/office/word/2006/wordml" xmlns:a="http://schemas.openxmlformats.org/drawingml/2006/main" xmlns:wps="http://schemas.microsoft.com/office/word/2010/wordprocessingShape" mc:Ignorable="w14 w15 wp14">
   <w:p>
     <w:pPr>
-      <w:pStyle w:val="935"/>
+      <w:pStyle w:val="936"/>
       <w:pBdr/>
       <w:spacing/>
       <w:ind/>
@@ -7811,7 +8157,7 @@
   </w:p>
   <w:p>
     <w:pPr>
-      <w:pStyle w:val="935"/>
+      <w:pStyle w:val="936"/>
       <w:pBdr/>
       <w:spacing/>
       <w:ind w:right="360"/>
@@ -7873,7 +8219,7 @@
         <w:spacing/>
         <w:ind w:firstLine="0" w:left="0"/>
       </w:pPr>
-      <w:pStyle w:val="936"/>
+      <w:pStyle w:val="937"/>
       <w:rPr/>
       <w:start w:val="1"/>
       <w:suff w:val="nothing"/>
@@ -8029,7 +8375,7 @@
         <w:spacing/>
         <w:ind w:firstLine="0" w:left="0"/>
       </w:pPr>
-      <w:pStyle w:val="937"/>
+      <w:pStyle w:val="938"/>
       <w:rPr/>
       <w:start w:val="1"/>
       <w:suff w:val="nothing"/>
@@ -8340,7 +8686,7 @@
         <w:spacing/>
         <w:ind w:hanging="360" w:left="1429"/>
       </w:pPr>
-      <w:pStyle w:val="952"/>
+      <w:pStyle w:val="953"/>
       <w:rPr>
         <w:rFonts w:hint="default" w:ascii="Symbol" w:hAnsi="Symbol" w:cs="Symbol"/>
       </w:rPr>
@@ -9163,9 +9509,9 @@
     <w:lsdException w:name="Bibliography" w:uiPriority="37"/>
     <w:lsdException w:name="TOC Heading" w:uiPriority="39" w:qFormat="1"/>
   </w:latentStyles>
-  <w:style w:type="table" w:styleId="760">
+  <w:style w:type="table" w:styleId="761">
     <w:name w:val="Table Grid Light"/>
-    <w:basedOn w:val="986"/>
+    <w:basedOn w:val="987"/>
     <w:uiPriority w:val="59"/>
     <w:pPr>
       <w:pBdr/>
@@ -9362,9 +9708,9 @@
       </w:tcPr>
     </w:tblStylePr>
   </w:style>
-  <w:style w:type="table" w:styleId="761">
+  <w:style w:type="table" w:styleId="762">
     <w:name w:val="Plain Table 1"/>
-    <w:basedOn w:val="986"/>
+    <w:basedOn w:val="987"/>
     <w:uiPriority w:val="59"/>
     <w:pPr>
       <w:pBdr/>
@@ -9587,9 +9933,9 @@
       </w:tcPr>
     </w:tblStylePr>
   </w:style>
-  <w:style w:type="table" w:styleId="762">
+  <w:style w:type="table" w:styleId="763">
     <w:name w:val="Plain Table 2"/>
-    <w:basedOn w:val="986"/>
+    <w:basedOn w:val="987"/>
     <w:uiPriority w:val="59"/>
     <w:pPr>
       <w:pBdr/>
@@ -9820,9 +10166,9 @@
       </w:tcPr>
     </w:tblStylePr>
   </w:style>
-  <w:style w:type="table" w:styleId="763">
+  <w:style w:type="table" w:styleId="764">
     <w:name w:val="Plain Table 3"/>
-    <w:basedOn w:val="986"/>
+    <w:basedOn w:val="987"/>
     <w:uiPriority w:val="99"/>
     <w:pPr>
       <w:pBdr/>
@@ -10050,9 +10396,9 @@
       </w:tcPr>
     </w:tblStylePr>
   </w:style>
-  <w:style w:type="table" w:styleId="764">
+  <w:style w:type="table" w:styleId="765">
     <w:name w:val="Plain Table 4"/>
-    <w:basedOn w:val="986"/>
+    <w:basedOn w:val="987"/>
     <w:uiPriority w:val="99"/>
     <w:pPr>
       <w:pBdr/>
@@ -10266,9 +10612,9 @@
       </w:tcPr>
     </w:tblStylePr>
   </w:style>
-  <w:style w:type="table" w:styleId="765">
+  <w:style w:type="table" w:styleId="766">
     <w:name w:val="Plain Table 5"/>
-    <w:basedOn w:val="986"/>
+    <w:basedOn w:val="987"/>
     <w:uiPriority w:val="99"/>
     <w:pPr>
       <w:pBdr/>
@@ -10499,9 +10845,9 @@
       </w:tcPr>
     </w:tblStylePr>
   </w:style>
-  <w:style w:type="table" w:styleId="766">
+  <w:style w:type="table" w:styleId="767">
     <w:name w:val="Grid Table 1 Light"/>
-    <w:basedOn w:val="986"/>
+    <w:basedOn w:val="987"/>
     <w:uiPriority w:val="99"/>
     <w:pPr>
       <w:pBdr/>
@@ -10722,9 +11068,9 @@
       </w:tcPr>
     </w:tblStylePr>
   </w:style>
-  <w:style w:type="table" w:styleId="767">
+  <w:style w:type="table" w:styleId="768">
     <w:name w:val="Grid Table 1 Light - Accent 1"/>
-    <w:basedOn w:val="986"/>
+    <w:basedOn w:val="987"/>
     <w:uiPriority w:val="99"/>
     <w:pPr>
       <w:pBdr/>
@@ -10945,9 +11291,9 @@
       </w:tcPr>
     </w:tblStylePr>
   </w:style>
-  <w:style w:type="table" w:styleId="768">
+  <w:style w:type="table" w:styleId="769">
     <w:name w:val="Grid Table 1 Light - Accent 2"/>
-    <w:basedOn w:val="986"/>
+    <w:basedOn w:val="987"/>
     <w:uiPriority w:val="99"/>
     <w:pPr>
       <w:pBdr/>
@@ -11168,9 +11514,9 @@
       </w:tcPr>
     </w:tblStylePr>
   </w:style>
-  <w:style w:type="table" w:styleId="769">
+  <w:style w:type="table" w:styleId="770">
     <w:name w:val="Grid Table 1 Light - Accent 3"/>
-    <w:basedOn w:val="986"/>
+    <w:basedOn w:val="987"/>
     <w:uiPriority w:val="99"/>
     <w:pPr>
       <w:pBdr/>
@@ -11391,9 +11737,9 @@
       </w:tcPr>
     </w:tblStylePr>
   </w:style>
-  <w:style w:type="table" w:styleId="770">
+  <w:style w:type="table" w:styleId="771">
     <w:name w:val="Grid Table 1 Light - Accent 4"/>
-    <w:basedOn w:val="986"/>
+    <w:basedOn w:val="987"/>
     <w:uiPriority w:val="99"/>
     <w:pPr>
       <w:pBdr/>
@@ -11614,9 +11960,9 @@
       </w:tcPr>
     </w:tblStylePr>
   </w:style>
-  <w:style w:type="table" w:styleId="771">
+  <w:style w:type="table" w:styleId="772">
     <w:name w:val="Grid Table 1 Light - Accent 5"/>
-    <w:basedOn w:val="986"/>
+    <w:basedOn w:val="987"/>
     <w:uiPriority w:val="99"/>
     <w:pPr>
       <w:pBdr/>
@@ -11837,9 +12183,9 @@
       </w:tcPr>
     </w:tblStylePr>
   </w:style>
-  <w:style w:type="table" w:styleId="772">
+  <w:style w:type="table" w:styleId="773">
     <w:name w:val="Grid Table 1 Light - Accent 6"/>
-    <w:basedOn w:val="986"/>
+    <w:basedOn w:val="987"/>
     <w:uiPriority w:val="99"/>
     <w:pPr>
       <w:pBdr/>
@@ -12060,9 +12406,9 @@
       </w:tcPr>
     </w:tblStylePr>
   </w:style>
-  <w:style w:type="table" w:styleId="773">
+  <w:style w:type="table" w:styleId="774">
     <w:name w:val="Grid Table 2"/>
-    <w:basedOn w:val="986"/>
+    <w:basedOn w:val="987"/>
     <w:uiPriority w:val="99"/>
     <w:pPr>
       <w:pBdr/>
@@ -12292,9 +12638,9 @@
       </w:tcPr>
     </w:tblStylePr>
   </w:style>
-  <w:style w:type="table" w:styleId="774">
+  <w:style w:type="table" w:styleId="775">
     <w:name w:val="Grid Table 2 - Accent 1"/>
-    <w:basedOn w:val="986"/>
+    <w:basedOn w:val="987"/>
     <w:uiPriority w:val="99"/>
     <w:pPr>
       <w:pBdr/>
@@ -12524,9 +12870,9 @@
       </w:tcPr>
     </w:tblStylePr>
   </w:style>
-  <w:style w:type="table" w:styleId="775">
+  <w:style w:type="table" w:styleId="776">
     <w:name w:val="Grid Table 2 - Accent 2"/>
-    <w:basedOn w:val="986"/>
+    <w:basedOn w:val="987"/>
     <w:uiPriority w:val="99"/>
     <w:pPr>
       <w:pBdr/>
@@ -12756,9 +13102,9 @@
       </w:tcPr>
     </w:tblStylePr>
   </w:style>
-  <w:style w:type="table" w:styleId="776">
+  <w:style w:type="table" w:styleId="777">
     <w:name w:val="Grid Table 2 - Accent 3"/>
-    <w:basedOn w:val="986"/>
+    <w:basedOn w:val="987"/>
     <w:uiPriority w:val="99"/>
     <w:pPr>
       <w:pBdr/>
@@ -12988,9 +13334,9 @@
       </w:tcPr>
     </w:tblStylePr>
   </w:style>
-  <w:style w:type="table" w:styleId="777">
+  <w:style w:type="table" w:styleId="778">
     <w:name w:val="Grid Table 2 - Accent 4"/>
-    <w:basedOn w:val="986"/>
+    <w:basedOn w:val="987"/>
     <w:uiPriority w:val="99"/>
     <w:pPr>
       <w:pBdr/>
@@ -13220,9 +13566,9 @@
       </w:tcPr>
     </w:tblStylePr>
   </w:style>
-  <w:style w:type="table" w:styleId="778">
+  <w:style w:type="table" w:styleId="779">
     <w:name w:val="Grid Table 2 - Accent 5"/>
-    <w:basedOn w:val="986"/>
+    <w:basedOn w:val="987"/>
     <w:uiPriority w:val="99"/>
     <w:pPr>
       <w:pBdr/>
@@ -13452,9 +13798,9 @@
       </w:tcPr>
     </w:tblStylePr>
   </w:style>
-  <w:style w:type="table" w:styleId="779">
+  <w:style w:type="table" w:styleId="780">
     <w:name w:val="Grid Table 2 - Accent 6"/>
-    <w:basedOn w:val="986"/>
+    <w:basedOn w:val="987"/>
     <w:uiPriority w:val="99"/>
     <w:pPr>
       <w:pBdr/>
@@ -13684,9 +14030,9 @@
       </w:tcPr>
     </w:tblStylePr>
   </w:style>
-  <w:style w:type="table" w:styleId="780">
+  <w:style w:type="table" w:styleId="781">
     <w:name w:val="Grid Table 3"/>
-    <w:basedOn w:val="986"/>
+    <w:basedOn w:val="987"/>
     <w:uiPriority w:val="99"/>
     <w:pPr>
       <w:pBdr/>
@@ -13929,9 +14275,9 @@
       </w:tcPr>
     </w:tblStylePr>
   </w:style>
-  <w:style w:type="table" w:styleId="781">
+  <w:style w:type="table" w:styleId="782">
     <w:name w:val="Grid Table 3 - Accent 1"/>
-    <w:basedOn w:val="986"/>
+    <w:basedOn w:val="987"/>
     <w:uiPriority w:val="99"/>
     <w:pPr>
       <w:pBdr/>
@@ -14174,9 +14520,9 @@
       </w:tcPr>
     </w:tblStylePr>
   </w:style>
-  <w:style w:type="table" w:styleId="782">
+  <w:style w:type="table" w:styleId="783">
     <w:name w:val="Grid Table 3 - Accent 2"/>
-    <w:basedOn w:val="986"/>
+    <w:basedOn w:val="987"/>
     <w:uiPriority w:val="99"/>
     <w:pPr>
       <w:pBdr/>
@@ -14419,9 +14765,9 @@
       </w:tcPr>
     </w:tblStylePr>
   </w:style>
-  <w:style w:type="table" w:styleId="783">
+  <w:style w:type="table" w:styleId="784">
     <w:name w:val="Grid Table 3 - Accent 3"/>
-    <w:basedOn w:val="986"/>
+    <w:basedOn w:val="987"/>
     <w:uiPriority w:val="99"/>
     <w:pPr>
       <w:pBdr/>
@@ -14664,9 +15010,9 @@
       </w:tcPr>
     </w:tblStylePr>
   </w:style>
-  <w:style w:type="table" w:styleId="784">
+  <w:style w:type="table" w:styleId="785">
     <w:name w:val="Grid Table 3 - Accent 4"/>
-    <w:basedOn w:val="986"/>
+    <w:basedOn w:val="987"/>
     <w:uiPriority w:val="99"/>
     <w:pPr>
       <w:pBdr/>
@@ -14909,9 +15255,9 @@
       </w:tcPr>
     </w:tblStylePr>
   </w:style>
-  <w:style w:type="table" w:styleId="785">
+  <w:style w:type="table" w:styleId="786">
     <w:name w:val="Grid Table 3 - Accent 5"/>
-    <w:basedOn w:val="986"/>
+    <w:basedOn w:val="987"/>
     <w:uiPriority w:val="99"/>
     <w:pPr>
       <w:pBdr/>
@@ -15154,9 +15500,9 @@
       </w:tcPr>
     </w:tblStylePr>
   </w:style>
-  <w:style w:type="table" w:styleId="786">
+  <w:style w:type="table" w:styleId="787">
     <w:name w:val="Grid Table 3 - Accent 6"/>
-    <w:basedOn w:val="986"/>
+    <w:basedOn w:val="987"/>
     <w:uiPriority w:val="99"/>
     <w:pPr>
       <w:pBdr/>
@@ -15399,9 +15745,9 @@
       </w:tcPr>
     </w:tblStylePr>
   </w:style>
-  <w:style w:type="table" w:styleId="787">
+  <w:style w:type="table" w:styleId="788">
     <w:name w:val="Grid Table 4"/>
-    <w:basedOn w:val="986"/>
+    <w:basedOn w:val="987"/>
     <w:uiPriority w:val="59"/>
     <w:pPr>
       <w:pBdr/>
@@ -15632,9 +15978,9 @@
       </w:tcPr>
     </w:tblStylePr>
   </w:style>
-  <w:style w:type="table" w:styleId="788">
+  <w:style w:type="table" w:styleId="789">
     <w:name w:val="Grid Table 4 - Accent 1"/>
-    <w:basedOn w:val="986"/>
+    <w:basedOn w:val="987"/>
     <w:uiPriority w:val="59"/>
     <w:pPr>
       <w:pBdr/>
@@ -15865,9 +16211,9 @@
       </w:tcPr>
     </w:tblStylePr>
   </w:style>
-  <w:style w:type="table" w:styleId="789">
+  <w:style w:type="table" w:styleId="790">
     <w:name w:val="Grid Table 4 - Accent 2"/>
-    <w:basedOn w:val="986"/>
+    <w:basedOn w:val="987"/>
     <w:uiPriority w:val="59"/>
     <w:pPr>
       <w:pBdr/>
@@ -16098,9 +16444,9 @@
       </w:tcPr>
     </w:tblStylePr>
   </w:style>
-  <w:style w:type="table" w:styleId="790">
+  <w:style w:type="table" w:styleId="791">
     <w:name w:val="Grid Table 4 - Accent 3"/>
-    <w:basedOn w:val="986"/>
+    <w:basedOn w:val="987"/>
     <w:uiPriority w:val="59"/>
     <w:pPr>
       <w:pBdr/>
@@ -16331,9 +16677,9 @@
       </w:tcPr>
     </w:tblStylePr>
   </w:style>
-  <w:style w:type="table" w:styleId="791">
+  <w:style w:type="table" w:styleId="792">
     <w:name w:val="Grid Table 4 - Accent 4"/>
-    <w:basedOn w:val="986"/>
+    <w:basedOn w:val="987"/>
     <w:uiPriority w:val="59"/>
     <w:pPr>
       <w:pBdr/>
@@ -16564,9 +16910,9 @@
       </w:tcPr>
     </w:tblStylePr>
   </w:style>
-  <w:style w:type="table" w:styleId="792">
+  <w:style w:type="table" w:styleId="793">
     <w:name w:val="Grid Table 4 - Accent 5"/>
-    <w:basedOn w:val="986"/>
+    <w:basedOn w:val="987"/>
     <w:uiPriority w:val="59"/>
     <w:pPr>
       <w:pBdr/>
@@ -16797,9 +17143,9 @@
       </w:tcPr>
     </w:tblStylePr>
   </w:style>
-  <w:style w:type="table" w:styleId="793">
+  <w:style w:type="table" w:styleId="794">
     <w:name w:val="Grid Table 4 - Accent 6"/>
-    <w:basedOn w:val="986"/>
+    <w:basedOn w:val="987"/>
     <w:uiPriority w:val="59"/>
     <w:pPr>
       <w:pBdr/>
@@ -17030,9 +17376,9 @@
       </w:tcPr>
     </w:tblStylePr>
   </w:style>
-  <w:style w:type="table" w:styleId="794">
+  <w:style w:type="table" w:styleId="795">
     <w:name w:val="Grid Table 5 Dark"/>
-    <w:basedOn w:val="986"/>
+    <w:basedOn w:val="987"/>
     <w:uiPriority w:val="99"/>
     <w:pPr>
       <w:pBdr/>
@@ -17258,9 +17604,9 @@
       </w:tcPr>
     </w:tblStylePr>
   </w:style>
-  <w:style w:type="table" w:styleId="795">
+  <w:style w:type="table" w:styleId="796">
     <w:name w:val="Grid Table 5 Dark- Accent 1"/>
-    <w:basedOn w:val="986"/>
+    <w:basedOn w:val="987"/>
     <w:uiPriority w:val="99"/>
     <w:pPr>
       <w:pBdr/>
@@ -17486,9 +17832,9 @@
       </w:tcPr>
     </w:tblStylePr>
   </w:style>
-  <w:style w:type="table" w:styleId="796">
+  <w:style w:type="table" w:styleId="797">
     <w:name w:val="Grid Table 5 Dark - Accent 2"/>
-    <w:basedOn w:val="986"/>
+    <w:basedOn w:val="987"/>
     <w:uiPriority w:val="99"/>
     <w:pPr>
       <w:pBdr/>
@@ -17714,9 +18060,9 @@
       </w:tcPr>
     </w:tblStylePr>
   </w:style>
-  <w:style w:type="table" w:styleId="797">
+  <w:style w:type="table" w:styleId="798">
     <w:name w:val="Grid Table 5 Dark - Accent 3"/>
-    <w:basedOn w:val="986"/>
+    <w:basedOn w:val="987"/>
     <w:uiPriority w:val="99"/>
     <w:pPr>
       <w:pBdr/>
@@ -17942,9 +18288,9 @@
       </w:tcPr>
     </w:tblStylePr>
   </w:style>
-  <w:style w:type="table" w:styleId="798">
+  <w:style w:type="table" w:styleId="799">
     <w:name w:val="Grid Table 5 Dark- Accent 4"/>
-    <w:basedOn w:val="986"/>
+    <w:basedOn w:val="987"/>
     <w:uiPriority w:val="99"/>
     <w:pPr>
       <w:pBdr/>
@@ -18170,9 +18516,9 @@
       </w:tcPr>
     </w:tblStylePr>
   </w:style>
-  <w:style w:type="table" w:styleId="799">
+  <w:style w:type="table" w:styleId="800">
     <w:name w:val="Grid Table 5 Dark - Accent 5"/>
-    <w:basedOn w:val="986"/>
+    <w:basedOn w:val="987"/>
     <w:uiPriority w:val="99"/>
     <w:pPr>
       <w:pBdr/>
@@ -18398,9 +18744,9 @@
       </w:tcPr>
     </w:tblStylePr>
   </w:style>
-  <w:style w:type="table" w:styleId="800">
+  <w:style w:type="table" w:styleId="801">
     <w:name w:val="Grid Table 5 Dark - Accent 6"/>
-    <w:basedOn w:val="986"/>
+    <w:basedOn w:val="987"/>
     <w:uiPriority w:val="99"/>
     <w:pPr>
       <w:pBdr/>
@@ -18626,9 +18972,9 @@
       </w:tcPr>
     </w:tblStylePr>
   </w:style>
-  <w:style w:type="table" w:styleId="801">
+  <w:style w:type="table" w:styleId="802">
     <w:name w:val="Grid Table 6 Colorful"/>
-    <w:basedOn w:val="986"/>
+    <w:basedOn w:val="987"/>
     <w:uiPriority w:val="99"/>
     <w:pPr>
       <w:pBdr/>
@@ -18856,9 +19202,9 @@
       </w:tcPr>
     </w:tblStylePr>
   </w:style>
-  <w:style w:type="table" w:styleId="802">
+  <w:style w:type="table" w:styleId="803">
     <w:name w:val="Grid Table 6 Colorful - Accent 1"/>
-    <w:basedOn w:val="986"/>
+    <w:basedOn w:val="987"/>
     <w:uiPriority w:val="99"/>
     <w:pPr>
       <w:pBdr/>
@@ -19086,9 +19432,9 @@
       </w:tcPr>
     </w:tblStylePr>
   </w:style>
-  <w:style w:type="table" w:styleId="803">
+  <w:style w:type="table" w:styleId="804">
     <w:name w:val="Grid Table 6 Colorful - Accent 2"/>
-    <w:basedOn w:val="986"/>
+    <w:basedOn w:val="987"/>
     <w:uiPriority w:val="99"/>
     <w:pPr>
       <w:pBdr/>
@@ -19316,9 +19662,9 @@
       </w:tcPr>
     </w:tblStylePr>
   </w:style>
-  <w:style w:type="table" w:styleId="804">
+  <w:style w:type="table" w:styleId="805">
     <w:name w:val="Grid Table 6 Colorful - Accent 3"/>
-    <w:basedOn w:val="986"/>
+    <w:basedOn w:val="987"/>
     <w:uiPriority w:val="99"/>
     <w:pPr>
       <w:pBdr/>
@@ -19546,9 +19892,9 @@
       </w:tcPr>
     </w:tblStylePr>
   </w:style>
-  <w:style w:type="table" w:styleId="805">
+  <w:style w:type="table" w:styleId="806">
     <w:name w:val="Grid Table 6 Colorful - Accent 4"/>
-    <w:basedOn w:val="986"/>
+    <w:basedOn w:val="987"/>
     <w:uiPriority w:val="99"/>
     <w:pPr>
       <w:pBdr/>
@@ -19776,9 +20122,9 @@
       </w:tcPr>
     </w:tblStylePr>
   </w:style>
-  <w:style w:type="table" w:styleId="806">
+  <w:style w:type="table" w:styleId="807">
     <w:name w:val="Grid Table 6 Colorful - Accent 5"/>
-    <w:basedOn w:val="986"/>
+    <w:basedOn w:val="987"/>
     <w:uiPriority w:val="99"/>
     <w:pPr>
       <w:pBdr/>
@@ -20006,9 +20352,9 @@
       </w:tcPr>
     </w:tblStylePr>
   </w:style>
-  <w:style w:type="table" w:styleId="807">
+  <w:style w:type="table" w:styleId="808">
     <w:name w:val="Grid Table 6 Colorful - Accent 6"/>
-    <w:basedOn w:val="986"/>
+    <w:basedOn w:val="987"/>
     <w:uiPriority w:val="99"/>
     <w:pPr>
       <w:pBdr/>
@@ -20236,9 +20582,9 @@
       </w:tcPr>
     </w:tblStylePr>
   </w:style>
-  <w:style w:type="table" w:styleId="808">
+  <w:style w:type="table" w:styleId="809">
     <w:name w:val="Grid Table 7 Colorful"/>
-    <w:basedOn w:val="986"/>
+    <w:basedOn w:val="987"/>
     <w:uiPriority w:val="99"/>
     <w:pPr>
       <w:pBdr/>
@@ -20490,9 +20836,9 @@
       </w:tcPr>
     </w:tblStylePr>
   </w:style>
-  <w:style w:type="table" w:styleId="809">
+  <w:style w:type="table" w:styleId="810">
     <w:name w:val="Grid Table 7 Colorful - Accent 1"/>
-    <w:basedOn w:val="986"/>
+    <w:basedOn w:val="987"/>
     <w:uiPriority w:val="99"/>
     <w:pPr>
       <w:pBdr/>
@@ -20744,9 +21090,9 @@
       </w:tcPr>
     </w:tblStylePr>
   </w:style>
-  <w:style w:type="table" w:styleId="810">
+  <w:style w:type="table" w:styleId="811">
     <w:name w:val="Grid Table 7 Colorful - Accent 2"/>
-    <w:basedOn w:val="986"/>
+    <w:basedOn w:val="987"/>
     <w:uiPriority w:val="99"/>
     <w:pPr>
       <w:pBdr/>
@@ -20998,9 +21344,9 @@
       </w:tcPr>
     </w:tblStylePr>
   </w:style>
-  <w:style w:type="table" w:styleId="811">
+  <w:style w:type="table" w:styleId="812">
     <w:name w:val="Grid Table 7 Colorful - Accent 3"/>
-    <w:basedOn w:val="986"/>
+    <w:basedOn w:val="987"/>
     <w:uiPriority w:val="99"/>
     <w:pPr>
       <w:pBdr/>
@@ -21252,9 +21598,9 @@
       </w:tcPr>
     </w:tblStylePr>
   </w:style>
-  <w:style w:type="table" w:styleId="812">
+  <w:style w:type="table" w:styleId="813">
     <w:name w:val="Grid Table 7 Colorful - Accent 4"/>
-    <w:basedOn w:val="986"/>
+    <w:basedOn w:val="987"/>
     <w:uiPriority w:val="99"/>
     <w:pPr>
       <w:pBdr/>
@@ -21506,9 +21852,9 @@
       </w:tcPr>
     </w:tblStylePr>
   </w:style>
-  <w:style w:type="table" w:styleId="813">
+  <w:style w:type="table" w:styleId="814">
     <w:name w:val="Grid Table 7 Colorful - Accent 5"/>
-    <w:basedOn w:val="986"/>
+    <w:basedOn w:val="987"/>
     <w:uiPriority w:val="99"/>
     <w:pPr>
       <w:pBdr/>
@@ -21760,9 +22106,9 @@
       </w:tcPr>
     </w:tblStylePr>
   </w:style>
-  <w:style w:type="table" w:styleId="814">
+  <w:style w:type="table" w:styleId="815">
     <w:name w:val="Grid Table 7 Colorful - Accent 6"/>
-    <w:basedOn w:val="986"/>
+    <w:basedOn w:val="987"/>
     <w:uiPriority w:val="99"/>
     <w:pPr>
       <w:pBdr/>
@@ -22014,9 +22360,9 @@
       </w:tcPr>
     </w:tblStylePr>
   </w:style>
-  <w:style w:type="table" w:styleId="815">
+  <w:style w:type="table" w:styleId="816">
     <w:name w:val="List Table 1 Light"/>
-    <w:basedOn w:val="986"/>
+    <w:basedOn w:val="987"/>
     <w:uiPriority w:val="99"/>
     <w:pPr>
       <w:pBdr/>
@@ -22230,9 +22576,9 @@
       </w:tcPr>
     </w:tblStylePr>
   </w:style>
-  <w:style w:type="table" w:styleId="816">
+  <w:style w:type="table" w:styleId="817">
     <w:name w:val="List Table 1 Light - Accent 1"/>
-    <w:basedOn w:val="986"/>
+    <w:basedOn w:val="987"/>
     <w:uiPriority w:val="99"/>
     <w:pPr>
       <w:pBdr/>
@@ -22446,9 +22792,9 @@
       </w:tcPr>
     </w:tblStylePr>
   </w:style>
-  <w:style w:type="table" w:styleId="817">
+  <w:style w:type="table" w:styleId="818">
     <w:name w:val="List Table 1 Light - Accent 2"/>
-    <w:basedOn w:val="986"/>
+    <w:basedOn w:val="987"/>
     <w:uiPriority w:val="99"/>
     <w:pPr>
       <w:pBdr/>
@@ -22662,9 +23008,9 @@
       </w:tcPr>
     </w:tblStylePr>
   </w:style>
-  <w:style w:type="table" w:styleId="818">
+  <w:style w:type="table" w:styleId="819">
     <w:name w:val="List Table 1 Light - Accent 3"/>
-    <w:basedOn w:val="986"/>
+    <w:basedOn w:val="987"/>
     <w:uiPriority w:val="99"/>
     <w:pPr>
       <w:pBdr/>
@@ -22878,9 +23224,9 @@
       </w:tcPr>
     </w:tblStylePr>
   </w:style>
-  <w:style w:type="table" w:styleId="819">
+  <w:style w:type="table" w:styleId="820">
     <w:name w:val="List Table 1 Light - Accent 4"/>
-    <w:basedOn w:val="986"/>
+    <w:basedOn w:val="987"/>
     <w:uiPriority w:val="99"/>
     <w:pPr>
       <w:pBdr/>
@@ -23094,9 +23440,9 @@
       </w:tcPr>
     </w:tblStylePr>
   </w:style>
-  <w:style w:type="table" w:styleId="820">
+  <w:style w:type="table" w:styleId="821">
     <w:name w:val="List Table 1 Light - Accent 5"/>
-    <w:basedOn w:val="986"/>
+    <w:basedOn w:val="987"/>
     <w:uiPriority w:val="99"/>
     <w:pPr>
       <w:pBdr/>
@@ -23310,9 +23656,9 @@
       </w:tcPr>
     </w:tblStylePr>
   </w:style>
-  <w:style w:type="table" w:styleId="821">
+  <w:style w:type="table" w:styleId="822">
     <w:name w:val="List Table 1 Light - Accent 6"/>
-    <w:basedOn w:val="986"/>
+    <w:basedOn w:val="987"/>
     <w:uiPriority w:val="99"/>
     <w:pPr>
       <w:pBdr/>
@@ -23526,9 +23872,9 @@
       </w:tcPr>
     </w:tblStylePr>
   </w:style>
-  <w:style w:type="table" w:styleId="822">
+  <w:style w:type="table" w:styleId="823">
     <w:name w:val="List Table 2"/>
-    <w:basedOn w:val="986"/>
+    <w:basedOn w:val="987"/>
     <w:uiPriority w:val="99"/>
     <w:pPr>
       <w:pBdr/>
@@ -23764,9 +24110,9 @@
       </w:tcPr>
     </w:tblStylePr>
   </w:style>
-  <w:style w:type="table" w:styleId="823">
+  <w:style w:type="table" w:styleId="824">
     <w:name w:val="List Table 2 - Accent 1"/>
-    <w:basedOn w:val="986"/>
+    <w:basedOn w:val="987"/>
     <w:uiPriority w:val="99"/>
     <w:pPr>
       <w:pBdr/>
@@ -24002,9 +24348,9 @@
       </w:tcPr>
     </w:tblStylePr>
   </w:style>
-  <w:style w:type="table" w:styleId="824">
+  <w:style w:type="table" w:styleId="825">
     <w:name w:val="List Table 2 - Accent 2"/>
-    <w:basedOn w:val="986"/>
+    <w:basedOn w:val="987"/>
     <w:uiPriority w:val="99"/>
     <w:pPr>
       <w:pBdr/>
@@ -24240,9 +24586,9 @@
       </w:tcPr>
     </w:tblStylePr>
   </w:style>
-  <w:style w:type="table" w:styleId="825">
+  <w:style w:type="table" w:styleId="826">
     <w:name w:val="List Table 2 - Accent 3"/>
-    <w:basedOn w:val="986"/>
+    <w:basedOn w:val="987"/>
     <w:uiPriority w:val="99"/>
     <w:pPr>
       <w:pBdr/>
@@ -24478,9 +24824,9 @@
       </w:tcPr>
     </w:tblStylePr>
   </w:style>
-  <w:style w:type="table" w:styleId="826">
+  <w:style w:type="table" w:styleId="827">
     <w:name w:val="List Table 2 - Accent 4"/>
-    <w:basedOn w:val="986"/>
+    <w:basedOn w:val="987"/>
     <w:uiPriority w:val="99"/>
     <w:pPr>
       <w:pBdr/>
@@ -24716,9 +25062,9 @@
       </w:tcPr>
     </w:tblStylePr>
   </w:style>
-  <w:style w:type="table" w:styleId="827">
+  <w:style w:type="table" w:styleId="828">
     <w:name w:val="List Table 2 - Accent 5"/>
-    <w:basedOn w:val="986"/>
+    <w:basedOn w:val="987"/>
     <w:uiPriority w:val="99"/>
     <w:pPr>
       <w:pBdr/>
@@ -24954,9 +25300,9 @@
       </w:tcPr>
     </w:tblStylePr>
   </w:style>
-  <w:style w:type="table" w:styleId="828">
+  <w:style w:type="table" w:styleId="829">
     <w:name w:val="List Table 2 - Accent 6"/>
-    <w:basedOn w:val="986"/>
+    <w:basedOn w:val="987"/>
     <w:uiPriority w:val="99"/>
     <w:pPr>
       <w:pBdr/>
@@ -25192,9 +25538,9 @@
       </w:tcPr>
     </w:tblStylePr>
   </w:style>
-  <w:style w:type="table" w:styleId="829">
+  <w:style w:type="table" w:styleId="830">
     <w:name w:val="List Table 3"/>
-    <w:basedOn w:val="986"/>
+    <w:basedOn w:val="987"/>
     <w:uiPriority w:val="99"/>
     <w:pPr>
       <w:pBdr/>
@@ -25420,9 +25766,9 @@
       </w:tcPr>
     </w:tblStylePr>
   </w:style>
-  <w:style w:type="table" w:styleId="830">
+  <w:style w:type="table" w:styleId="831">
     <w:name w:val="List Table 3 - Accent 1"/>
-    <w:basedOn w:val="986"/>
+    <w:basedOn w:val="987"/>
     <w:uiPriority w:val="99"/>
     <w:pPr>
       <w:pBdr/>
@@ -25648,9 +25994,9 @@
       </w:tcPr>
     </w:tblStylePr>
   </w:style>
-  <w:style w:type="table" w:styleId="831">
+  <w:style w:type="table" w:styleId="832">
     <w:name w:val="List Table 3 - Accent 2"/>
-    <w:basedOn w:val="986"/>
+    <w:basedOn w:val="987"/>
     <w:uiPriority w:val="99"/>
     <w:pPr>
       <w:pBdr/>
@@ -25876,9 +26222,9 @@
       </w:tcPr>
     </w:tblStylePr>
   </w:style>
-  <w:style w:type="table" w:styleId="832">
+  <w:style w:type="table" w:styleId="833">
     <w:name w:val="List Table 3 - Accent 3"/>
-    <w:basedOn w:val="986"/>
+    <w:basedOn w:val="987"/>
     <w:uiPriority w:val="99"/>
     <w:pPr>
       <w:pBdr/>
@@ -26104,9 +26450,9 @@
       </w:tcPr>
     </w:tblStylePr>
   </w:style>
-  <w:style w:type="table" w:styleId="833">
+  <w:style w:type="table" w:styleId="834">
     <w:name w:val="List Table 3 - Accent 4"/>
-    <w:basedOn w:val="986"/>
+    <w:basedOn w:val="987"/>
     <w:uiPriority w:val="99"/>
     <w:pPr>
       <w:pBdr/>
@@ -26332,9 +26678,9 @@
       </w:tcPr>
     </w:tblStylePr>
   </w:style>
-  <w:style w:type="table" w:styleId="834">
+  <w:style w:type="table" w:styleId="835">
     <w:name w:val="List Table 3 - Accent 5"/>
-    <w:basedOn w:val="986"/>
+    <w:basedOn w:val="987"/>
     <w:uiPriority w:val="99"/>
     <w:pPr>
       <w:pBdr/>
@@ -26560,9 +26906,9 @@
       </w:tcPr>
     </w:tblStylePr>
   </w:style>
-  <w:style w:type="table" w:styleId="835">
+  <w:style w:type="table" w:styleId="836">
     <w:name w:val="List Table 3 - Accent 6"/>
-    <w:basedOn w:val="986"/>
+    <w:basedOn w:val="987"/>
     <w:uiPriority w:val="99"/>
     <w:pPr>
       <w:pBdr/>
@@ -26788,9 +27134,9 @@
       </w:tcPr>
     </w:tblStylePr>
   </w:style>
-  <w:style w:type="table" w:styleId="836">
+  <w:style w:type="table" w:styleId="837">
     <w:name w:val="List Table 4"/>
-    <w:basedOn w:val="986"/>
+    <w:basedOn w:val="987"/>
     <w:uiPriority w:val="99"/>
     <w:pPr>
       <w:pBdr/>
@@ -27013,9 +27359,9 @@
       </w:tcPr>
     </w:tblStylePr>
   </w:style>
-  <w:style w:type="table" w:styleId="837">
+  <w:style w:type="table" w:styleId="838">
     <w:name w:val="List Table 4 - Accent 1"/>
-    <w:basedOn w:val="986"/>
+    <w:basedOn w:val="987"/>
     <w:uiPriority w:val="99"/>
     <w:pPr>
       <w:pBdr/>
@@ -27238,9 +27584,9 @@
       </w:tcPr>
     </w:tblStylePr>
   </w:style>
-  <w:style w:type="table" w:styleId="838">
+  <w:style w:type="table" w:styleId="839">
     <w:name w:val="List Table 4 - Accent 2"/>
-    <w:basedOn w:val="986"/>
+    <w:basedOn w:val="987"/>
     <w:uiPriority w:val="99"/>
     <w:pPr>
       <w:pBdr/>
@@ -27463,9 +27809,9 @@
       </w:tcPr>
     </w:tblStylePr>
   </w:style>
-  <w:style w:type="table" w:styleId="839">
+  <w:style w:type="table" w:styleId="840">
     <w:name w:val="List Table 4 - Accent 3"/>
-    <w:basedOn w:val="986"/>
+    <w:basedOn w:val="987"/>
     <w:uiPriority w:val="99"/>
     <w:pPr>
       <w:pBdr/>
@@ -27688,9 +28034,9 @@
       </w:tcPr>
     </w:tblStylePr>
   </w:style>
-  <w:style w:type="table" w:styleId="840">
+  <w:style w:type="table" w:styleId="841">
     <w:name w:val="List Table 4 - Accent 4"/>
-    <w:basedOn w:val="986"/>
+    <w:basedOn w:val="987"/>
     <w:uiPriority w:val="99"/>
     <w:pPr>
       <w:pBdr/>
@@ -27913,9 +28259,9 @@
       </w:tcPr>
     </w:tblStylePr>
   </w:style>
-  <w:style w:type="table" w:styleId="841">
+  <w:style w:type="table" w:styleId="842">
     <w:name w:val="List Table 4 - Accent 5"/>
-    <w:basedOn w:val="986"/>
+    <w:basedOn w:val="987"/>
     <w:uiPriority w:val="99"/>
     <w:pPr>
       <w:pBdr/>
@@ -28138,9 +28484,9 @@
       </w:tcPr>
     </w:tblStylePr>
   </w:style>
-  <w:style w:type="table" w:styleId="842">
+  <w:style w:type="table" w:styleId="843">
     <w:name w:val="List Table 4 - Accent 6"/>
-    <w:basedOn w:val="986"/>
+    <w:basedOn w:val="987"/>
     <w:uiPriority w:val="99"/>
     <w:pPr>
       <w:pBdr/>
@@ -28363,9 +28709,9 @@
       </w:tcPr>
     </w:tblStylePr>
   </w:style>
-  <w:style w:type="table" w:styleId="843">
+  <w:style w:type="table" w:styleId="844">
     <w:name w:val="List Table 5 Dark"/>
-    <w:basedOn w:val="986"/>
+    <w:basedOn w:val="987"/>
     <w:uiPriority w:val="99"/>
     <w:pPr>
       <w:pBdr/>
@@ -28605,9 +28951,9 @@
       </w:tcPr>
     </w:tblStylePr>
   </w:style>
-  <w:style w:type="table" w:styleId="844">
+  <w:style w:type="table" w:styleId="845">
     <w:name w:val="List Table 5 Dark - Accent 1"/>
-    <w:basedOn w:val="986"/>
+    <w:basedOn w:val="987"/>
     <w:uiPriority w:val="99"/>
     <w:pPr>
       <w:pBdr/>
@@ -28847,9 +29193,9 @@
       </w:tcPr>
     </w:tblStylePr>
   </w:style>
-  <w:style w:type="table" w:styleId="845">
+  <w:style w:type="table" w:styleId="846">
     <w:name w:val="List Table 5 Dark - Accent 2"/>
-    <w:basedOn w:val="986"/>
+    <w:basedOn w:val="987"/>
     <w:uiPriority w:val="99"/>
     <w:pPr>
       <w:pBdr/>
@@ -29089,9 +29435,9 @@
       </w:tcPr>
     </w:tblStylePr>
   </w:style>
-  <w:style w:type="table" w:styleId="846">
+  <w:style w:type="table" w:styleId="847">
     <w:name w:val="List Table 5 Dark - Accent 3"/>
-    <w:basedOn w:val="986"/>
+    <w:basedOn w:val="987"/>
     <w:uiPriority w:val="99"/>
     <w:pPr>
       <w:pBdr/>
@@ -29331,9 +29677,9 @@
       </w:tcPr>
     </w:tblStylePr>
   </w:style>
-  <w:style w:type="table" w:styleId="847">
+  <w:style w:type="table" w:styleId="848">
     <w:name w:val="List Table 5 Dark - Accent 4"/>
-    <w:basedOn w:val="986"/>
+    <w:basedOn w:val="987"/>
     <w:uiPriority w:val="99"/>
     <w:pPr>
       <w:pBdr/>
@@ -29573,9 +29919,9 @@
       </w:tcPr>
     </w:tblStylePr>
   </w:style>
-  <w:style w:type="table" w:styleId="848">
+  <w:style w:type="table" w:styleId="849">
     <w:name w:val="List Table 5 Dark - Accent 5"/>
-    <w:basedOn w:val="986"/>
+    <w:basedOn w:val="987"/>
     <w:uiPriority w:val="99"/>
     <w:pPr>
       <w:pBdr/>
@@ -29815,9 +30161,9 @@
       </w:tcPr>
     </w:tblStylePr>
   </w:style>
-  <w:style w:type="table" w:styleId="849">
+  <w:style w:type="table" w:styleId="850">
     <w:name w:val="List Table 5 Dark - Accent 6"/>
-    <w:basedOn w:val="986"/>
+    <w:basedOn w:val="987"/>
     <w:uiPriority w:val="99"/>
     <w:pPr>
       <w:pBdr/>
@@ -30057,9 +30403,9 @@
       </w:tcPr>
     </w:tblStylePr>
   </w:style>
-  <w:style w:type="table" w:styleId="850">
+  <w:style w:type="table" w:styleId="851">
     <w:name w:val="List Table 6 Colorful"/>
-    <w:basedOn w:val="986"/>
+    <w:basedOn w:val="987"/>
     <w:uiPriority w:val="99"/>
     <w:pPr>
       <w:pBdr/>
@@ -30280,9 +30626,9 @@
       </w:tcPr>
     </w:tblStylePr>
   </w:style>
-  <w:style w:type="table" w:styleId="851">
+  <w:style w:type="table" w:styleId="852">
     <w:name w:val="List Table 6 Colorful - Accent 1"/>
-    <w:basedOn w:val="986"/>
+    <w:basedOn w:val="987"/>
     <w:uiPriority w:val="99"/>
     <w:pPr>
       <w:pBdr/>
@@ -30503,9 +30849,9 @@
       </w:tcPr>
     </w:tblStylePr>
   </w:style>
-  <w:style w:type="table" w:styleId="852">
+  <w:style w:type="table" w:styleId="853">
     <w:name w:val="List Table 6 Colorful - Accent 2"/>
-    <w:basedOn w:val="986"/>
+    <w:basedOn w:val="987"/>
     <w:uiPriority w:val="99"/>
     <w:pPr>
       <w:pBdr/>
@@ -30726,9 +31072,9 @@
       </w:tcPr>
     </w:tblStylePr>
   </w:style>
-  <w:style w:type="table" w:styleId="853">
+  <w:style w:type="table" w:styleId="854">
     <w:name w:val="List Table 6 Colorful - Accent 3"/>
-    <w:basedOn w:val="986"/>
+    <w:basedOn w:val="987"/>
     <w:uiPriority w:val="99"/>
     <w:pPr>
       <w:pBdr/>
@@ -30949,9 +31295,9 @@
       </w:tcPr>
     </w:tblStylePr>
   </w:style>
-  <w:style w:type="table" w:styleId="854">
+  <w:style w:type="table" w:styleId="855">
     <w:name w:val="List Table 6 Colorful - Accent 4"/>
-    <w:basedOn w:val="986"/>
+    <w:basedOn w:val="987"/>
     <w:uiPriority w:val="99"/>
     <w:pPr>
       <w:pBdr/>
@@ -31172,9 +31518,9 @@
       </w:tcPr>
     </w:tblStylePr>
   </w:style>
-  <w:style w:type="table" w:styleId="855">
+  <w:style w:type="table" w:styleId="856">
     <w:name w:val="List Table 6 Colorful - Accent 5"/>
-    <w:basedOn w:val="986"/>
+    <w:basedOn w:val="987"/>
     <w:uiPriority w:val="99"/>
     <w:pPr>
       <w:pBdr/>
@@ -31395,9 +31741,9 @@
       </w:tcPr>
     </w:tblStylePr>
   </w:style>
-  <w:style w:type="table" w:styleId="856">
+  <w:style w:type="table" w:styleId="857">
     <w:name w:val="List Table 6 Colorful - Accent 6"/>
-    <w:basedOn w:val="986"/>
+    <w:basedOn w:val="987"/>
     <w:uiPriority w:val="99"/>
     <w:pPr>
       <w:pBdr/>
@@ -31618,9 +31964,9 @@
       </w:tcPr>
     </w:tblStylePr>
   </w:style>
-  <w:style w:type="table" w:styleId="857">
+  <w:style w:type="table" w:styleId="858">
     <w:name w:val="List Table 7 Colorful"/>
-    <w:basedOn w:val="986"/>
+    <w:basedOn w:val="987"/>
     <w:uiPriority w:val="99"/>
     <w:pPr>
       <w:pBdr/>
@@ -31874,9 +32220,9 @@
       </w:tcPr>
     </w:tblStylePr>
   </w:style>
-  <w:style w:type="table" w:styleId="858">
+  <w:style w:type="table" w:styleId="859">
     <w:name w:val="List Table 7 Colorful - Accent 1"/>
-    <w:basedOn w:val="986"/>
+    <w:basedOn w:val="987"/>
     <w:uiPriority w:val="99"/>
     <w:pPr>
       <w:pBdr/>
@@ -32130,9 +32476,9 @@
       </w:tcPr>
     </w:tblStylePr>
   </w:style>
-  <w:style w:type="table" w:styleId="859">
+  <w:style w:type="table" w:styleId="860">
     <w:name w:val="List Table 7 Colorful - Accent 2"/>
-    <w:basedOn w:val="986"/>
+    <w:basedOn w:val="987"/>
     <w:uiPriority w:val="99"/>
     <w:pPr>
       <w:pBdr/>
@@ -32386,9 +32732,9 @@
       </w:tcPr>
     </w:tblStylePr>
   </w:style>
-  <w:style w:type="table" w:styleId="860">
+  <w:style w:type="table" w:styleId="861">
     <w:name w:val="List Table 7 Colorful - Accent 3"/>
-    <w:basedOn w:val="986"/>
+    <w:basedOn w:val="987"/>
     <w:uiPriority w:val="99"/>
     <w:pPr>
       <w:pBdr/>
@@ -32642,9 +32988,9 @@
       </w:tcPr>
     </w:tblStylePr>
   </w:style>
-  <w:style w:type="table" w:styleId="861">
+  <w:style w:type="table" w:styleId="862">
     <w:name w:val="List Table 7 Colorful - Accent 4"/>
-    <w:basedOn w:val="986"/>
+    <w:basedOn w:val="987"/>
     <w:uiPriority w:val="99"/>
     <w:pPr>
       <w:pBdr/>
@@ -32898,9 +33244,9 @@
       </w:tcPr>
     </w:tblStylePr>
   </w:style>
-  <w:style w:type="table" w:styleId="862">
+  <w:style w:type="table" w:styleId="863">
     <w:name w:val="List Table 7 Colorful - Accent 5"/>
-    <w:basedOn w:val="986"/>
+    <w:basedOn w:val="987"/>
     <w:uiPriority w:val="99"/>
     <w:pPr>
       <w:pBdr/>
@@ -33154,9 +33500,9 @@
       </w:tcPr>
     </w:tblStylePr>
   </w:style>
-  <w:style w:type="table" w:styleId="863">
+  <w:style w:type="table" w:styleId="864">
     <w:name w:val="List Table 7 Colorful - Accent 6"/>
-    <w:basedOn w:val="986"/>
+    <w:basedOn w:val="987"/>
     <w:uiPriority w:val="99"/>
     <w:pPr>
       <w:pBdr/>
@@ -33410,9 +33756,9 @@
       </w:tcPr>
     </w:tblStylePr>
   </w:style>
-  <w:style w:type="table" w:styleId="864">
+  <w:style w:type="table" w:styleId="865">
     <w:name w:val="Lined - Accent"/>
-    <w:basedOn w:val="986"/>
+    <w:basedOn w:val="987"/>
     <w:uiPriority w:val="99"/>
     <w:pPr>
       <w:pBdr/>
@@ -33647,9 +33993,9 @@
       </w:tcPr>
     </w:tblStylePr>
   </w:style>
-  <w:style w:type="table" w:styleId="865">
+  <w:style w:type="table" w:styleId="866">
     <w:name w:val="Lined - Accent 1"/>
-    <w:basedOn w:val="986"/>
+    <w:basedOn w:val="987"/>
     <w:uiPriority w:val="99"/>
     <w:pPr>
       <w:pBdr/>
@@ -33884,9 +34230,9 @@
       </w:tcPr>
     </w:tblStylePr>
   </w:style>
-  <w:style w:type="table" w:styleId="866">
+  <w:style w:type="table" w:styleId="867">
     <w:name w:val="Lined - Accent 2"/>
-    <w:basedOn w:val="986"/>
+    <w:basedOn w:val="987"/>
     <w:uiPriority w:val="99"/>
     <w:pPr>
       <w:pBdr/>
@@ -34121,9 +34467,9 @@
       </w:tcPr>
     </w:tblStylePr>
   </w:style>
-  <w:style w:type="table" w:styleId="867">
+  <w:style w:type="table" w:styleId="868">
     <w:name w:val="Lined - Accent 3"/>
-    <w:basedOn w:val="986"/>
+    <w:basedOn w:val="987"/>
     <w:uiPriority w:val="99"/>
     <w:pPr>
       <w:pBdr/>
@@ -34358,9 +34704,9 @@
       </w:tcPr>
     </w:tblStylePr>
   </w:style>
-  <w:style w:type="table" w:styleId="868">
+  <w:style w:type="table" w:styleId="869">
     <w:name w:val="Lined - Accent 4"/>
-    <w:basedOn w:val="986"/>
+    <w:basedOn w:val="987"/>
     <w:uiPriority w:val="99"/>
     <w:pPr>
       <w:pBdr/>
@@ -34595,9 +34941,9 @@
       </w:tcPr>
     </w:tblStylePr>
   </w:style>
-  <w:style w:type="table" w:styleId="869">
+  <w:style w:type="table" w:styleId="870">
     <w:name w:val="Lined - Accent 5"/>
-    <w:basedOn w:val="986"/>
+    <w:basedOn w:val="987"/>
     <w:uiPriority w:val="99"/>
     <w:pPr>
       <w:pBdr/>
@@ -34832,9 +35178,9 @@
       </w:tcPr>
     </w:tblStylePr>
   </w:style>
-  <w:style w:type="table" w:styleId="870">
+  <w:style w:type="table" w:styleId="871">
     <w:name w:val="Lined - Accent 6"/>
-    <w:basedOn w:val="986"/>
+    <w:basedOn w:val="987"/>
     <w:uiPriority w:val="99"/>
     <w:pPr>
       <w:pBdr/>
@@ -35069,9 +35415,9 @@
       </w:tcPr>
     </w:tblStylePr>
   </w:style>
-  <w:style w:type="table" w:styleId="871">
+  <w:style w:type="table" w:styleId="872">
     <w:name w:val="Bordered &amp; Lined - Accent"/>
-    <w:basedOn w:val="986"/>
+    <w:basedOn w:val="987"/>
     <w:uiPriority w:val="99"/>
     <w:pPr>
       <w:pBdr/>
@@ -35313,9 +35659,9 @@
       </w:tcPr>
     </w:tblStylePr>
   </w:style>
-  <w:style w:type="table" w:styleId="872">
+  <w:style w:type="table" w:styleId="873">
     <w:name w:val="Bordered &amp; Lined - Accent 1"/>
-    <w:basedOn w:val="986"/>
+    <w:basedOn w:val="987"/>
     <w:uiPriority w:val="99"/>
     <w:pPr>
       <w:pBdr/>
@@ -35557,9 +35903,9 @@
       </w:tcPr>
     </w:tblStylePr>
   </w:style>
-  <w:style w:type="table" w:styleId="873">
+  <w:style w:type="table" w:styleId="874">
     <w:name w:val="Bordered &amp; Lined - Accent 2"/>
-    <w:basedOn w:val="986"/>
+    <w:basedOn w:val="987"/>
     <w:uiPriority w:val="99"/>
     <w:pPr>
       <w:pBdr/>
@@ -35801,9 +36147,9 @@
       </w:tcPr>
     </w:tblStylePr>
   </w:style>
-  <w:style w:type="table" w:styleId="874">
+  <w:style w:type="table" w:styleId="875">
     <w:name w:val="Bordered &amp; Lined - Accent 3"/>
-    <w:basedOn w:val="986"/>
+    <w:basedOn w:val="987"/>
     <w:uiPriority w:val="99"/>
     <w:pPr>
       <w:pBdr/>
@@ -36045,9 +36391,9 @@
       </w:tcPr>
     </w:tblStylePr>
   </w:style>
-  <w:style w:type="table" w:styleId="875">
+  <w:style w:type="table" w:styleId="876">
     <w:name w:val="Bordered &amp; Lined - Accent 4"/>
-    <w:basedOn w:val="986"/>
+    <w:basedOn w:val="987"/>
     <w:uiPriority w:val="99"/>
     <w:pPr>
       <w:pBdr/>
@@ -36289,9 +36635,9 @@
       </w:tcPr>
     </w:tblStylePr>
   </w:style>
-  <w:style w:type="table" w:styleId="876">
+  <w:style w:type="table" w:styleId="877">
     <w:name w:val="Bordered &amp; Lined - Accent 5"/>
-    <w:basedOn w:val="986"/>
+    <w:basedOn w:val="987"/>
     <w:uiPriority w:val="99"/>
     <w:pPr>
       <w:pBdr/>
@@ -36533,9 +36879,9 @@
       </w:tcPr>
     </w:tblStylePr>
   </w:style>
-  <w:style w:type="table" w:styleId="877">
+  <w:style w:type="table" w:styleId="878">
     <w:name w:val="Bordered &amp; Lined - Accent 6"/>
-    <w:basedOn w:val="986"/>
+    <w:basedOn w:val="987"/>
     <w:uiPriority w:val="99"/>
     <w:pPr>
       <w:pBdr/>
@@ -36777,9 +37123,9 @@
       </w:tcPr>
     </w:tblStylePr>
   </w:style>
-  <w:style w:type="table" w:styleId="878">
+  <w:style w:type="table" w:styleId="879">
     <w:name w:val="Bordered"/>
-    <w:basedOn w:val="986"/>
+    <w:basedOn w:val="987"/>
     <w:uiPriority w:val="99"/>
     <w:pPr>
       <w:pBdr/>
@@ -37008,9 +37354,9 @@
       </w:tcPr>
     </w:tblStylePr>
   </w:style>
-  <w:style w:type="table" w:styleId="879">
+  <w:style w:type="table" w:styleId="880">
     <w:name w:val="Bordered - Accent 1"/>
-    <w:basedOn w:val="986"/>
+    <w:basedOn w:val="987"/>
     <w:uiPriority w:val="99"/>
     <w:pPr>
       <w:pBdr/>
@@ -37239,9 +37585,9 @@
       </w:tcPr>
     </w:tblStylePr>
   </w:style>
-  <w:style w:type="table" w:styleId="880">
+  <w:style w:type="table" w:styleId="881">
     <w:name w:val="Bordered - Accent 2"/>
-    <w:basedOn w:val="986"/>
+    <w:basedOn w:val="987"/>
     <w:uiPriority w:val="99"/>
     <w:pPr>
       <w:pBdr/>
@@ -37470,9 +37816,9 @@
       </w:tcPr>
     </w:tblStylePr>
   </w:style>
-  <w:style w:type="table" w:styleId="881">
+  <w:style w:type="table" w:styleId="882">
     <w:name w:val="Bordered - Accent 3"/>
-    <w:basedOn w:val="986"/>
+    <w:basedOn w:val="987"/>
     <w:uiPriority w:val="99"/>
     <w:pPr>
       <w:pBdr/>
@@ -37701,9 +38047,9 @@
       </w:tcPr>
     </w:tblStylePr>
   </w:style>
-  <w:style w:type="table" w:styleId="882">
+  <w:style w:type="table" w:styleId="883">
     <w:name w:val="Bordered - Accent 4"/>
-    <w:basedOn w:val="986"/>
+    <w:basedOn w:val="987"/>
     <w:uiPriority w:val="99"/>
     <w:pPr>
       <w:pBdr/>
@@ -37932,9 +38278,9 @@
       </w:tcPr>
     </w:tblStylePr>
   </w:style>
-  <w:style w:type="table" w:styleId="883">
+  <w:style w:type="table" w:styleId="884">
     <w:name w:val="Bordered - Accent 5"/>
-    <w:basedOn w:val="986"/>
+    <w:basedOn w:val="987"/>
     <w:uiPriority w:val="99"/>
     <w:pPr>
       <w:pBdr/>
@@ -38163,9 +38509,9 @@
       </w:tcPr>
     </w:tblStylePr>
   </w:style>
-  <w:style w:type="table" w:styleId="884">
+  <w:style w:type="table" w:styleId="885">
     <w:name w:val="Bordered - Accent 6"/>
-    <w:basedOn w:val="986"/>
+    <w:basedOn w:val="987"/>
     <w:uiPriority w:val="99"/>
     <w:pPr>
       <w:pBdr/>
@@ -38394,11 +38740,11 @@
       </w:tcPr>
     </w:tblStylePr>
   </w:style>
-  <w:style w:type="paragraph" w:styleId="885">
+  <w:style w:type="paragraph" w:styleId="886">
     <w:name w:val="Heading 5"/>
-    <w:basedOn w:val="935"/>
-    <w:next w:val="935"/>
-    <w:link w:val="895"/>
+    <w:basedOn w:val="936"/>
+    <w:next w:val="936"/>
+    <w:link w:val="896"/>
     <w:uiPriority w:val="9"/>
     <w:unhideWhenUsed/>
     <w:qFormat/>
@@ -38415,11 +38761,11 @@
       <w:color w:val="0f4761" w:themeColor="accent1" w:themeShade="BF"/>
     </w:rPr>
   </w:style>
-  <w:style w:type="paragraph" w:styleId="886">
+  <w:style w:type="paragraph" w:styleId="887">
     <w:name w:val="Heading 6"/>
-    <w:basedOn w:val="935"/>
-    <w:next w:val="935"/>
-    <w:link w:val="896"/>
+    <w:basedOn w:val="936"/>
+    <w:next w:val="936"/>
+    <w:link w:val="897"/>
     <w:uiPriority w:val="9"/>
     <w:unhideWhenUsed/>
     <w:qFormat/>
@@ -38438,11 +38784,11 @@
       <w:color w:val="595959" w:themeColor="text1" w:themeTint="A6"/>
     </w:rPr>
   </w:style>
-  <w:style w:type="paragraph" w:styleId="887">
+  <w:style w:type="paragraph" w:styleId="888">
     <w:name w:val="Heading 7"/>
-    <w:basedOn w:val="935"/>
-    <w:next w:val="935"/>
-    <w:link w:val="897"/>
+    <w:basedOn w:val="936"/>
+    <w:next w:val="936"/>
+    <w:link w:val="898"/>
     <w:uiPriority w:val="9"/>
     <w:unhideWhenUsed/>
     <w:qFormat/>
@@ -38459,11 +38805,11 @@
       <w:color w:val="595959" w:themeColor="text1" w:themeTint="A6"/>
     </w:rPr>
   </w:style>
-  <w:style w:type="paragraph" w:styleId="888">
+  <w:style w:type="paragraph" w:styleId="889">
     <w:name w:val="Heading 8"/>
-    <w:basedOn w:val="935"/>
-    <w:next w:val="935"/>
-    <w:link w:val="898"/>
+    <w:basedOn w:val="936"/>
+    <w:next w:val="936"/>
+    <w:link w:val="899"/>
     <w:uiPriority w:val="9"/>
     <w:unhideWhenUsed/>
     <w:qFormat/>
@@ -38482,11 +38828,11 @@
       <w:color w:val="272727" w:themeColor="text1" w:themeTint="D8"/>
     </w:rPr>
   </w:style>
-  <w:style w:type="paragraph" w:styleId="889">
+  <w:style w:type="paragraph" w:styleId="890">
     <w:name w:val="Heading 9"/>
-    <w:basedOn w:val="935"/>
-    <w:next w:val="935"/>
-    <w:link w:val="899"/>
+    <w:basedOn w:val="936"/>
+    <w:next w:val="936"/>
+    <w:link w:val="900"/>
     <w:uiPriority w:val="9"/>
     <w:unhideWhenUsed/>
     <w:qFormat/>
@@ -38505,7 +38851,7 @@
       <w:color w:val="272727" w:themeColor="text1" w:themeTint="D8"/>
     </w:rPr>
   </w:style>
-  <w:style w:type="numbering" w:styleId="890" w:default="1">
+  <w:style w:type="numbering" w:styleId="891" w:default="1">
     <w:name w:val="No List"/>
     <w:uiPriority w:val="99"/>
     <w:semiHidden/>
@@ -38516,10 +38862,10 @@
       <w:ind/>
     </w:pPr>
   </w:style>
-  <w:style w:type="character" w:styleId="891">
+  <w:style w:type="character" w:styleId="892">
     <w:name w:val="Heading 1 Char"/>
-    <w:basedOn w:val="940"/>
-    <w:link w:val="936"/>
+    <w:basedOn w:val="941"/>
+    <w:link w:val="937"/>
     <w:uiPriority w:val="9"/>
     <w:pPr>
       <w:pBdr/>
@@ -38533,10 +38879,10 @@
       <w:szCs w:val="40"/>
     </w:rPr>
   </w:style>
-  <w:style w:type="character" w:styleId="892">
+  <w:style w:type="character" w:styleId="893">
     <w:name w:val="Heading 2 Char"/>
-    <w:basedOn w:val="940"/>
-    <w:link w:val="937"/>
+    <w:basedOn w:val="941"/>
+    <w:link w:val="938"/>
     <w:uiPriority w:val="9"/>
     <w:pPr>
       <w:pBdr/>
@@ -38550,10 +38896,10 @@
       <w:szCs w:val="32"/>
     </w:rPr>
   </w:style>
-  <w:style w:type="character" w:styleId="893">
+  <w:style w:type="character" w:styleId="894">
     <w:name w:val="Heading 3 Char"/>
-    <w:basedOn w:val="940"/>
-    <w:link w:val="938"/>
+    <w:basedOn w:val="941"/>
+    <w:link w:val="939"/>
     <w:uiPriority w:val="9"/>
     <w:pPr>
       <w:pBdr/>
@@ -38567,10 +38913,10 @@
       <w:szCs w:val="28"/>
     </w:rPr>
   </w:style>
-  <w:style w:type="character" w:styleId="894">
+  <w:style w:type="character" w:styleId="895">
     <w:name w:val="Heading 4 Char"/>
-    <w:basedOn w:val="940"/>
-    <w:link w:val="939"/>
+    <w:basedOn w:val="941"/>
+    <w:link w:val="940"/>
     <w:uiPriority w:val="9"/>
     <w:pPr>
       <w:pBdr/>
@@ -38584,10 +38930,10 @@
       <w:color w:val="0f4761" w:themeColor="accent1" w:themeShade="BF"/>
     </w:rPr>
   </w:style>
-  <w:style w:type="character" w:styleId="895">
+  <w:style w:type="character" w:styleId="896">
     <w:name w:val="Heading 5 Char"/>
-    <w:basedOn w:val="940"/>
-    <w:link w:val="885"/>
+    <w:basedOn w:val="941"/>
+    <w:link w:val="886"/>
     <w:uiPriority w:val="9"/>
     <w:pPr>
       <w:pBdr/>
@@ -38599,10 +38945,10 @@
       <w:color w:val="0f4761" w:themeColor="accent1" w:themeShade="BF"/>
     </w:rPr>
   </w:style>
-  <w:style w:type="character" w:styleId="896">
+  <w:style w:type="character" w:styleId="897">
     <w:name w:val="Heading 6 Char"/>
-    <w:basedOn w:val="940"/>
-    <w:link w:val="886"/>
+    <w:basedOn w:val="941"/>
+    <w:link w:val="887"/>
     <w:uiPriority w:val="9"/>
     <w:pPr>
       <w:pBdr/>
@@ -38616,10 +38962,10 @@
       <w:color w:val="595959" w:themeColor="text1" w:themeTint="A6"/>
     </w:rPr>
   </w:style>
-  <w:style w:type="character" w:styleId="897">
+  <w:style w:type="character" w:styleId="898">
     <w:name w:val="Heading 7 Char"/>
-    <w:basedOn w:val="940"/>
-    <w:link w:val="887"/>
+    <w:basedOn w:val="941"/>
+    <w:link w:val="888"/>
     <w:uiPriority w:val="9"/>
     <w:pPr>
       <w:pBdr/>
@@ -38631,26 +38977,9 @@
       <w:color w:val="595959" w:themeColor="text1" w:themeTint="A6"/>
     </w:rPr>
   </w:style>
-  <w:style w:type="character" w:styleId="898">
+  <w:style w:type="character" w:styleId="899">
     <w:name w:val="Heading 8 Char"/>
-    <w:basedOn w:val="940"/>
-    <w:link w:val="888"/>
-    <w:uiPriority w:val="9"/>
-    <w:pPr>
-      <w:pBdr/>
-      <w:spacing/>
-      <w:ind/>
-    </w:pPr>
-    <w:rPr>
-      <w:rFonts w:ascii="Arial" w:hAnsi="Arial" w:eastAsia="Arial" w:cs="Arial"/>
-      <w:i/>
-      <w:iCs/>
-      <w:color w:val="272727" w:themeColor="text1" w:themeTint="D8"/>
-    </w:rPr>
-  </w:style>
-  <w:style w:type="character" w:styleId="899">
-    <w:name w:val="Heading 9 Char"/>
-    <w:basedOn w:val="940"/>
+    <w:basedOn w:val="941"/>
     <w:link w:val="889"/>
     <w:uiPriority w:val="9"/>
     <w:pPr>
@@ -38665,11 +38994,28 @@
       <w:color w:val="272727" w:themeColor="text1" w:themeTint="D8"/>
     </w:rPr>
   </w:style>
-  <w:style w:type="paragraph" w:styleId="900">
+  <w:style w:type="character" w:styleId="900">
+    <w:name w:val="Heading 9 Char"/>
+    <w:basedOn w:val="941"/>
+    <w:link w:val="890"/>
+    <w:uiPriority w:val="9"/>
+    <w:pPr>
+      <w:pBdr/>
+      <w:spacing/>
+      <w:ind/>
+    </w:pPr>
+    <w:rPr>
+      <w:rFonts w:ascii="Arial" w:hAnsi="Arial" w:eastAsia="Arial" w:cs="Arial"/>
+      <w:i/>
+      <w:iCs/>
+      <w:color w:val="272727" w:themeColor="text1" w:themeTint="D8"/>
+    </w:rPr>
+  </w:style>
+  <w:style w:type="paragraph" w:styleId="901">
     <w:name w:val="Title"/>
-    <w:basedOn w:val="935"/>
-    <w:next w:val="935"/>
-    <w:link w:val="901"/>
+    <w:basedOn w:val="936"/>
+    <w:next w:val="936"/>
+    <w:link w:val="902"/>
     <w:uiPriority w:val="10"/>
     <w:qFormat/>
     <w:pPr>
@@ -38685,10 +39031,10 @@
       <w:szCs w:val="56"/>
     </w:rPr>
   </w:style>
-  <w:style w:type="character" w:styleId="901">
+  <w:style w:type="character" w:styleId="902">
     <w:name w:val="Title Char"/>
-    <w:basedOn w:val="940"/>
-    <w:link w:val="900"/>
+    <w:basedOn w:val="941"/>
+    <w:link w:val="901"/>
     <w:uiPriority w:val="10"/>
     <w:pPr>
       <w:pBdr/>
@@ -38702,11 +39048,11 @@
       <w:szCs w:val="56"/>
     </w:rPr>
   </w:style>
-  <w:style w:type="paragraph" w:styleId="902">
+  <w:style w:type="paragraph" w:styleId="903">
     <w:name w:val="Subtitle"/>
-    <w:basedOn w:val="935"/>
-    <w:next w:val="935"/>
-    <w:link w:val="903"/>
+    <w:basedOn w:val="936"/>
+    <w:next w:val="936"/>
+    <w:link w:val="904"/>
     <w:uiPriority w:val="11"/>
     <w:qFormat/>
     <w:pPr>
@@ -38724,10 +39070,10 @@
       <w:szCs w:val="28"/>
     </w:rPr>
   </w:style>
-  <w:style w:type="character" w:styleId="903">
+  <w:style w:type="character" w:styleId="904">
     <w:name w:val="Subtitle Char"/>
-    <w:basedOn w:val="940"/>
-    <w:link w:val="902"/>
+    <w:basedOn w:val="941"/>
+    <w:link w:val="903"/>
     <w:uiPriority w:val="11"/>
     <w:pPr>
       <w:pBdr/>
@@ -38741,11 +39087,11 @@
       <w:szCs w:val="28"/>
     </w:rPr>
   </w:style>
-  <w:style w:type="paragraph" w:styleId="904">
+  <w:style w:type="paragraph" w:styleId="905">
     <w:name w:val="Quote"/>
-    <w:basedOn w:val="935"/>
-    <w:next w:val="935"/>
-    <w:link w:val="905"/>
+    <w:basedOn w:val="936"/>
+    <w:next w:val="936"/>
+    <w:link w:val="906"/>
     <w:uiPriority w:val="29"/>
     <w:qFormat/>
     <w:pPr>
@@ -38760,10 +39106,10 @@
       <w:color w:val="404040" w:themeColor="text1" w:themeTint="BF"/>
     </w:rPr>
   </w:style>
-  <w:style w:type="character" w:styleId="905">
+  <w:style w:type="character" w:styleId="906">
     <w:name w:val="Quote Char"/>
-    <w:basedOn w:val="940"/>
-    <w:link w:val="904"/>
+    <w:basedOn w:val="941"/>
+    <w:link w:val="905"/>
     <w:uiPriority w:val="29"/>
     <w:pPr>
       <w:pBdr/>
@@ -38776,9 +39122,9 @@
       <w:color w:val="404040" w:themeColor="text1" w:themeTint="BF"/>
     </w:rPr>
   </w:style>
-  <w:style w:type="paragraph" w:styleId="906">
+  <w:style w:type="paragraph" w:styleId="907">
     <w:name w:val="List Paragraph"/>
-    <w:basedOn w:val="935"/>
+    <w:basedOn w:val="936"/>
     <w:uiPriority w:val="34"/>
     <w:qFormat/>
     <w:pPr>
@@ -38788,9 +39134,9 @@
       <w:contextualSpacing w:val="true"/>
     </w:pPr>
   </w:style>
-  <w:style w:type="character" w:styleId="907">
+  <w:style w:type="character" w:styleId="908">
     <w:name w:val="Intense Emphasis"/>
-    <w:basedOn w:val="940"/>
+    <w:basedOn w:val="941"/>
     <w:uiPriority w:val="21"/>
     <w:qFormat/>
     <w:pPr>
@@ -38804,11 +39150,11 @@
       <w:color w:val="0f4761" w:themeColor="accent1" w:themeShade="BF"/>
     </w:rPr>
   </w:style>
-  <w:style w:type="paragraph" w:styleId="908">
+  <w:style w:type="paragraph" w:styleId="909">
     <w:name w:val="Intense Quote"/>
-    <w:basedOn w:val="935"/>
-    <w:next w:val="935"/>
-    <w:link w:val="909"/>
+    <w:basedOn w:val="936"/>
+    <w:next w:val="936"/>
+    <w:link w:val="910"/>
     <w:uiPriority w:val="30"/>
     <w:qFormat/>
     <w:pPr>
@@ -38826,10 +39172,10 @@
       <w:color w:val="0f4761" w:themeColor="accent1" w:themeShade="BF"/>
     </w:rPr>
   </w:style>
-  <w:style w:type="character" w:styleId="909">
+  <w:style w:type="character" w:styleId="910">
     <w:name w:val="Intense Quote Char"/>
-    <w:basedOn w:val="940"/>
-    <w:link w:val="908"/>
+    <w:basedOn w:val="941"/>
+    <w:link w:val="909"/>
     <w:uiPriority w:val="30"/>
     <w:pPr>
       <w:pBdr/>
@@ -38842,9 +39188,9 @@
       <w:color w:val="0f4761" w:themeColor="accent1" w:themeShade="BF"/>
     </w:rPr>
   </w:style>
-  <w:style w:type="character" w:styleId="910">
+  <w:style w:type="character" w:styleId="911">
     <w:name w:val="Intense Reference"/>
-    <w:basedOn w:val="940"/>
+    <w:basedOn w:val="941"/>
     <w:uiPriority w:val="32"/>
     <w:qFormat/>
     <w:pPr>
@@ -38860,9 +39206,9 @@
       <w:spacing w:val="5"/>
     </w:rPr>
   </w:style>
-  <w:style w:type="paragraph" w:styleId="911">
+  <w:style w:type="paragraph" w:styleId="912">
     <w:name w:val="No Spacing"/>
-    <w:basedOn w:val="935"/>
+    <w:basedOn w:val="936"/>
     <w:uiPriority w:val="1"/>
     <w:qFormat/>
     <w:pPr>
@@ -38871,9 +39217,9 @@
       <w:ind/>
     </w:pPr>
   </w:style>
-  <w:style w:type="character" w:styleId="912">
+  <w:style w:type="character" w:styleId="913">
     <w:name w:val="Subtle Emphasis"/>
-    <w:basedOn w:val="940"/>
+    <w:basedOn w:val="941"/>
     <w:uiPriority w:val="19"/>
     <w:qFormat/>
     <w:pPr>
@@ -38887,9 +39233,9 @@
       <w:color w:val="404040" w:themeColor="text1" w:themeTint="BF"/>
     </w:rPr>
   </w:style>
-  <w:style w:type="character" w:styleId="913">
+  <w:style w:type="character" w:styleId="914">
     <w:name w:val="Emphasis"/>
-    <w:basedOn w:val="940"/>
+    <w:basedOn w:val="941"/>
     <w:uiPriority w:val="20"/>
     <w:qFormat/>
     <w:pPr>
@@ -38902,9 +39248,9 @@
       <w:iCs/>
     </w:rPr>
   </w:style>
-  <w:style w:type="character" w:styleId="914">
+  <w:style w:type="character" w:styleId="915">
     <w:name w:val="Strong"/>
-    <w:basedOn w:val="940"/>
+    <w:basedOn w:val="941"/>
     <w:uiPriority w:val="22"/>
     <w:qFormat/>
     <w:pPr>
@@ -38917,9 +39263,9 @@
       <w:bCs/>
     </w:rPr>
   </w:style>
-  <w:style w:type="character" w:styleId="915">
+  <w:style w:type="character" w:styleId="916">
     <w:name w:val="Subtle Reference"/>
-    <w:basedOn w:val="940"/>
+    <w:basedOn w:val="941"/>
     <w:uiPriority w:val="31"/>
     <w:qFormat/>
     <w:pPr>
@@ -38932,9 +39278,9 @@
       <w:color w:val="5a5a5a" w:themeColor="text1" w:themeTint="A5"/>
     </w:rPr>
   </w:style>
-  <w:style w:type="character" w:styleId="916">
+  <w:style w:type="character" w:styleId="917">
     <w:name w:val="Book Title"/>
-    <w:basedOn w:val="940"/>
+    <w:basedOn w:val="941"/>
     <w:uiPriority w:val="33"/>
     <w:qFormat/>
     <w:pPr>
@@ -38950,10 +39296,10 @@
       <w:spacing w:val="5"/>
     </w:rPr>
   </w:style>
-  <w:style w:type="paragraph" w:styleId="917">
+  <w:style w:type="paragraph" w:styleId="918">
     <w:name w:val="Header"/>
-    <w:basedOn w:val="935"/>
-    <w:link w:val="918"/>
+    <w:basedOn w:val="936"/>
+    <w:link w:val="919"/>
     <w:uiPriority w:val="99"/>
     <w:unhideWhenUsed/>
     <w:pPr>
@@ -38966,10 +39312,10 @@
       <w:ind/>
     </w:pPr>
   </w:style>
-  <w:style w:type="character" w:styleId="918">
+  <w:style w:type="character" w:styleId="919">
     <w:name w:val="Header Char"/>
-    <w:basedOn w:val="940"/>
-    <w:link w:val="917"/>
+    <w:basedOn w:val="941"/>
+    <w:link w:val="918"/>
     <w:uiPriority w:val="99"/>
     <w:pPr>
       <w:pBdr/>
@@ -38977,10 +39323,10 @@
       <w:ind/>
     </w:pPr>
   </w:style>
-  <w:style w:type="character" w:styleId="919">
+  <w:style w:type="character" w:styleId="920">
     <w:name w:val="Footer Char"/>
-    <w:basedOn w:val="940"/>
-    <w:link w:val="968"/>
+    <w:basedOn w:val="941"/>
+    <w:link w:val="969"/>
     <w:uiPriority w:val="99"/>
     <w:pPr>
       <w:pBdr/>
@@ -38988,10 +39334,10 @@
       <w:ind/>
     </w:pPr>
   </w:style>
-  <w:style w:type="paragraph" w:styleId="920">
+  <w:style w:type="paragraph" w:styleId="921">
     <w:name w:val="footnote text"/>
-    <w:basedOn w:val="935"/>
-    <w:link w:val="921"/>
+    <w:basedOn w:val="936"/>
+    <w:link w:val="922"/>
     <w:uiPriority w:val="99"/>
     <w:semiHidden/>
     <w:unhideWhenUsed/>
@@ -39005,10 +39351,10 @@
       <w:szCs w:val="20"/>
     </w:rPr>
   </w:style>
-  <w:style w:type="character" w:styleId="921">
+  <w:style w:type="character" w:styleId="922">
     <w:name w:val="Footnote Text Char"/>
-    <w:basedOn w:val="940"/>
-    <w:link w:val="920"/>
+    <w:basedOn w:val="941"/>
+    <w:link w:val="921"/>
     <w:uiPriority w:val="99"/>
     <w:semiHidden/>
     <w:pPr>
@@ -39021,9 +39367,9 @@
       <w:szCs w:val="20"/>
     </w:rPr>
   </w:style>
-  <w:style w:type="character" w:styleId="922">
+  <w:style w:type="character" w:styleId="923">
     <w:name w:val="footnote reference"/>
-    <w:basedOn w:val="940"/>
+    <w:basedOn w:val="941"/>
     <w:uiPriority w:val="99"/>
     <w:semiHidden/>
     <w:unhideWhenUsed/>
@@ -39036,10 +39382,10 @@
       <w:vertAlign w:val="superscript"/>
     </w:rPr>
   </w:style>
-  <w:style w:type="paragraph" w:styleId="923">
+  <w:style w:type="paragraph" w:styleId="924">
     <w:name w:val="endnote text"/>
-    <w:basedOn w:val="935"/>
-    <w:link w:val="924"/>
+    <w:basedOn w:val="936"/>
+    <w:link w:val="925"/>
     <w:uiPriority w:val="99"/>
     <w:semiHidden/>
     <w:unhideWhenUsed/>
@@ -39053,10 +39399,10 @@
       <w:szCs w:val="20"/>
     </w:rPr>
   </w:style>
-  <w:style w:type="character" w:styleId="924">
+  <w:style w:type="character" w:styleId="925">
     <w:name w:val="Endnote Text Char"/>
-    <w:basedOn w:val="940"/>
-    <w:link w:val="923"/>
+    <w:basedOn w:val="941"/>
+    <w:link w:val="924"/>
     <w:uiPriority w:val="99"/>
     <w:semiHidden/>
     <w:pPr>
@@ -39069,9 +39415,9 @@
       <w:szCs w:val="20"/>
     </w:rPr>
   </w:style>
-  <w:style w:type="character" w:styleId="925">
+  <w:style w:type="character" w:styleId="926">
     <w:name w:val="endnote reference"/>
-    <w:basedOn w:val="940"/>
+    <w:basedOn w:val="941"/>
     <w:uiPriority w:val="99"/>
     <w:semiHidden/>
     <w:unhideWhenUsed/>
@@ -39084,9 +39430,9 @@
       <w:vertAlign w:val="superscript"/>
     </w:rPr>
   </w:style>
-  <w:style w:type="character" w:styleId="926">
+  <w:style w:type="character" w:styleId="927">
     <w:name w:val="FollowedHyperlink"/>
-    <w:basedOn w:val="940"/>
+    <w:basedOn w:val="941"/>
     <w:uiPriority w:val="99"/>
     <w:semiHidden/>
     <w:unhideWhenUsed/>
@@ -39100,10 +39446,10 @@
       <w:u w:val="single"/>
     </w:rPr>
   </w:style>
-  <w:style w:type="paragraph" w:styleId="927">
+  <w:style w:type="paragraph" w:styleId="928">
     <w:name w:val="toc 5"/>
-    <w:basedOn w:val="935"/>
-    <w:next w:val="935"/>
+    <w:basedOn w:val="936"/>
+    <w:next w:val="936"/>
     <w:uiPriority w:val="39"/>
     <w:unhideWhenUsed/>
     <w:pPr>
@@ -39112,10 +39458,10 @@
       <w:ind w:left="880"/>
     </w:pPr>
   </w:style>
-  <w:style w:type="paragraph" w:styleId="928">
+  <w:style w:type="paragraph" w:styleId="929">
     <w:name w:val="toc 6"/>
-    <w:basedOn w:val="935"/>
-    <w:next w:val="935"/>
+    <w:basedOn w:val="936"/>
+    <w:next w:val="936"/>
     <w:uiPriority w:val="39"/>
     <w:unhideWhenUsed/>
     <w:pPr>
@@ -39124,10 +39470,10 @@
       <w:ind w:left="1100"/>
     </w:pPr>
   </w:style>
-  <w:style w:type="paragraph" w:styleId="929">
+  <w:style w:type="paragraph" w:styleId="930">
     <w:name w:val="toc 7"/>
-    <w:basedOn w:val="935"/>
-    <w:next w:val="935"/>
+    <w:basedOn w:val="936"/>
+    <w:next w:val="936"/>
     <w:uiPriority w:val="39"/>
     <w:unhideWhenUsed/>
     <w:pPr>
@@ -39136,10 +39482,10 @@
       <w:ind w:left="1320"/>
     </w:pPr>
   </w:style>
-  <w:style w:type="paragraph" w:styleId="930">
+  <w:style w:type="paragraph" w:styleId="931">
     <w:name w:val="toc 8"/>
-    <w:basedOn w:val="935"/>
-    <w:next w:val="935"/>
+    <w:basedOn w:val="936"/>
+    <w:next w:val="936"/>
     <w:uiPriority w:val="39"/>
     <w:unhideWhenUsed/>
     <w:pPr>
@@ -39148,10 +39494,10 @@
       <w:ind w:left="1540"/>
     </w:pPr>
   </w:style>
-  <w:style w:type="paragraph" w:styleId="931">
+  <w:style w:type="paragraph" w:styleId="932">
     <w:name w:val="toc 9"/>
-    <w:basedOn w:val="935"/>
-    <w:next w:val="935"/>
+    <w:basedOn w:val="936"/>
+    <w:next w:val="936"/>
     <w:uiPriority w:val="39"/>
     <w:unhideWhenUsed/>
     <w:pPr>
@@ -39160,9 +39506,9 @@
       <w:ind w:left="1760"/>
     </w:pPr>
   </w:style>
-  <w:style w:type="character" w:styleId="932">
+  <w:style w:type="character" w:styleId="933">
     <w:name w:val="Placeholder Text"/>
-    <w:basedOn w:val="940"/>
+    <w:basedOn w:val="941"/>
     <w:uiPriority w:val="99"/>
     <w:semiHidden/>
     <w:pPr>
@@ -39174,7 +39520,7 @@
       <w:color w:val="666666"/>
     </w:rPr>
   </w:style>
-  <w:style w:type="paragraph" w:styleId="933">
+  <w:style w:type="paragraph" w:styleId="934">
     <w:name w:val="TOC Heading"/>
     <w:uiPriority w:val="39"/>
     <w:unhideWhenUsed/>
@@ -39184,10 +39530,10 @@
       <w:ind/>
     </w:pPr>
   </w:style>
-  <w:style w:type="paragraph" w:styleId="934">
+  <w:style w:type="paragraph" w:styleId="935">
     <w:name w:val="table of figures"/>
-    <w:basedOn w:val="935"/>
-    <w:next w:val="935"/>
+    <w:basedOn w:val="936"/>
+    <w:next w:val="936"/>
     <w:uiPriority w:val="99"/>
     <w:unhideWhenUsed/>
     <w:pPr>
@@ -39196,7 +39542,7 @@
       <w:ind/>
     </w:pPr>
   </w:style>
-  <w:style w:type="paragraph" w:styleId="935" w:default="1">
+  <w:style w:type="paragraph" w:styleId="936" w:default="1">
     <w:name w:val="Normal"/>
     <w:qFormat/>
     <w:pPr>
@@ -39215,10 +39561,10 @@
       <w:lang w:val="ru-RU" w:eastAsia="zh-CN" w:bidi="hi-IN"/>
     </w:rPr>
   </w:style>
-  <w:style w:type="paragraph" w:styleId="936">
+  <w:style w:type="paragraph" w:styleId="937">
     <w:name w:val="Heading 1"/>
-    <w:basedOn w:val="935"/>
-    <w:next w:val="935"/>
+    <w:basedOn w:val="936"/>
+    <w:next w:val="936"/>
     <w:qFormat/>
     <w:pPr>
       <w:keepNext w:val="true"/>
@@ -39239,10 +39585,10 @@
       <w:szCs w:val="32"/>
     </w:rPr>
   </w:style>
-  <w:style w:type="paragraph" w:styleId="937">
+  <w:style w:type="paragraph" w:styleId="938">
     <w:name w:val="Heading 2"/>
-    <w:basedOn w:val="935"/>
-    <w:next w:val="951"/>
+    <w:basedOn w:val="936"/>
+    <w:next w:val="952"/>
     <w:qFormat/>
     <w:pPr>
       <w:numPr>
@@ -39263,11 +39609,11 @@
       <w:szCs w:val="28"/>
     </w:rPr>
   </w:style>
-  <w:style w:type="paragraph" w:styleId="938">
+  <w:style w:type="paragraph" w:styleId="939">
     <w:name w:val="Heading 3"/>
-    <w:basedOn w:val="935"/>
-    <w:next w:val="951"/>
-    <w:link w:val="943"/>
+    <w:basedOn w:val="936"/>
+    <w:next w:val="952"/>
+    <w:link w:val="944"/>
     <w:qFormat/>
     <w:pPr>
       <w:numPr>
@@ -39286,10 +39632,10 @@
       <w:szCs w:val="28"/>
     </w:rPr>
   </w:style>
-  <w:style w:type="paragraph" w:styleId="939">
+  <w:style w:type="paragraph" w:styleId="940">
     <w:name w:val="Heading 4"/>
-    <w:basedOn w:val="938"/>
-    <w:next w:val="951"/>
+    <w:basedOn w:val="939"/>
+    <w:next w:val="952"/>
     <w:qFormat/>
     <w:pPr>
       <w:pBdr/>
@@ -39298,7 +39644,7 @@
       <w:outlineLvl w:val="3"/>
     </w:pPr>
   </w:style>
-  <w:style w:type="character" w:styleId="940" w:default="1">
+  <w:style w:type="character" w:styleId="941" w:default="1">
     <w:name w:val="Default Paragraph Font"/>
     <w:uiPriority w:val="1"/>
     <w:semiHidden/>
@@ -39310,9 +39656,9 @@
       <w:ind/>
     </w:pPr>
   </w:style>
-  <w:style w:type="character" w:styleId="941" w:customStyle="1">
+  <w:style w:type="character" w:styleId="942" w:customStyle="1">
     <w:name w:val="Основной текст Знак"/>
-    <w:basedOn w:val="940"/>
+    <w:basedOn w:val="941"/>
     <w:qFormat/>
     <w:pPr>
       <w:pBdr/>
@@ -39325,18 +39671,18 @@
       <w:szCs w:val="28"/>
     </w:rPr>
   </w:style>
-  <w:style w:type="character" w:styleId="942">
+  <w:style w:type="character" w:styleId="943">
     <w:name w:val="page number"/>
-    <w:basedOn w:val="940"/>
+    <w:basedOn w:val="941"/>
     <w:pPr>
       <w:pBdr/>
       <w:spacing/>
       <w:ind/>
     </w:pPr>
   </w:style>
-  <w:style w:type="character" w:styleId="943" w:customStyle="1">
+  <w:style w:type="character" w:styleId="944" w:customStyle="1">
     <w:name w:val="Заголовок 3 Знак"/>
-    <w:basedOn w:val="940"/>
+    <w:basedOn w:val="941"/>
     <w:qFormat/>
     <w:pPr>
       <w:pBdr/>
@@ -39351,9 +39697,9 @@
       <w:szCs w:val="28"/>
     </w:rPr>
   </w:style>
-  <w:style w:type="character" w:styleId="944">
+  <w:style w:type="character" w:styleId="945">
     <w:name w:val="Hyperlink"/>
-    <w:basedOn w:val="940"/>
+    <w:basedOn w:val="941"/>
     <w:uiPriority w:val="99"/>
     <w:unhideWhenUsed/>
     <w:pPr>
@@ -39366,9 +39712,9 @@
       <w:u w:val="single"/>
     </w:rPr>
   </w:style>
-  <w:style w:type="character" w:styleId="945">
+  <w:style w:type="character" w:styleId="946">
     <w:name w:val="annotation reference"/>
-    <w:basedOn w:val="940"/>
+    <w:basedOn w:val="941"/>
     <w:uiPriority w:val="99"/>
     <w:semiHidden/>
     <w:unhideWhenUsed/>
@@ -39383,9 +39729,9 @@
       <w:szCs w:val="16"/>
     </w:rPr>
   </w:style>
-  <w:style w:type="character" w:styleId="946" w:customStyle="1">
+  <w:style w:type="character" w:styleId="947" w:customStyle="1">
     <w:name w:val="Текст примечания Знак"/>
-    <w:basedOn w:val="940"/>
+    <w:basedOn w:val="941"/>
     <w:uiPriority w:val="99"/>
     <w:semiHidden/>
     <w:qFormat/>
@@ -39399,10 +39745,10 @@
       <w:szCs w:val="18"/>
     </w:rPr>
   </w:style>
-  <w:style w:type="character" w:styleId="947" w:customStyle="1">
+  <w:style w:type="character" w:styleId="948" w:customStyle="1">
     <w:name w:val="Тема примечания Знак"/>
-    <w:basedOn w:val="946"/>
-    <w:link w:val="964"/>
+    <w:basedOn w:val="947"/>
+    <w:link w:val="965"/>
     <w:uiPriority w:val="99"/>
     <w:semiHidden/>
     <w:qFormat/>
@@ -39418,7 +39764,7 @@
       <w:szCs w:val="18"/>
     </w:rPr>
   </w:style>
-  <w:style w:type="character" w:styleId="948">
+  <w:style w:type="character" w:styleId="949">
     <w:name w:val="Ссылка указателя (user)"/>
     <w:qFormat/>
     <w:pPr>
@@ -39427,7 +39773,7 @@
       <w:ind/>
     </w:pPr>
   </w:style>
-  <w:style w:type="character" w:styleId="949">
+  <w:style w:type="character" w:styleId="950">
     <w:name w:val="Ссылка указателя"/>
     <w:qFormat/>
     <w:pPr>
@@ -39436,10 +39782,10 @@
       <w:ind/>
     </w:pPr>
   </w:style>
-  <w:style w:type="paragraph" w:styleId="950">
+  <w:style w:type="paragraph" w:styleId="951">
     <w:name w:val="Заголовок"/>
-    <w:basedOn w:val="935"/>
-    <w:next w:val="951"/>
+    <w:basedOn w:val="936"/>
+    <w:next w:val="952"/>
     <w:qFormat/>
     <w:pPr>
       <w:keepNext w:val="true"/>
@@ -39453,9 +39799,9 @@
       <w:szCs w:val="28"/>
     </w:rPr>
   </w:style>
-  <w:style w:type="paragraph" w:styleId="951">
+  <w:style w:type="paragraph" w:styleId="952">
     <w:name w:val="Body Text"/>
-    <w:link w:val="941"/>
+    <w:link w:val="942"/>
     <w:qFormat/>
     <w:pPr>
       <w:widowControl w:val="true"/>
@@ -39477,9 +39823,9 @@
       <w:lang w:val="ru-RU" w:eastAsia="zh-CN" w:bidi="hi-IN"/>
     </w:rPr>
   </w:style>
-  <w:style w:type="paragraph" w:styleId="952">
+  <w:style w:type="paragraph" w:styleId="953">
     <w:name w:val="List"/>
-    <w:basedOn w:val="951"/>
+    <w:basedOn w:val="952"/>
     <w:pPr>
       <w:numPr>
         <w:ilvl w:val="0"/>
@@ -39490,9 +39836,9 @@
       <w:ind/>
     </w:pPr>
   </w:style>
-  <w:style w:type="paragraph" w:styleId="953">
+  <w:style w:type="paragraph" w:styleId="954">
     <w:name w:val="Caption"/>
-    <w:basedOn w:val="935"/>
+    <w:basedOn w:val="936"/>
     <w:qFormat/>
     <w:pPr>
       <w:suppressLineNumbers w:val="true"/>
@@ -39508,9 +39854,9 @@
       <w:szCs w:val="24"/>
     </w:rPr>
   </w:style>
-  <w:style w:type="paragraph" w:styleId="954">
+  <w:style w:type="paragraph" w:styleId="955">
     <w:name w:val="Указатель"/>
-    <w:basedOn w:val="935"/>
+    <w:basedOn w:val="936"/>
     <w:qFormat/>
     <w:pPr>
       <w:suppressLineNumbers w:val="true"/>
@@ -39522,10 +39868,10 @@
       <w:rFonts w:cs="Arial"/>
     </w:rPr>
   </w:style>
-  <w:style w:type="paragraph" w:styleId="955">
+  <w:style w:type="paragraph" w:styleId="956">
     <w:name w:val="Заголовок (user)"/>
-    <w:basedOn w:val="935"/>
-    <w:next w:val="951"/>
+    <w:basedOn w:val="936"/>
+    <w:next w:val="952"/>
     <w:qFormat/>
     <w:pPr>
       <w:keepNext w:val="true"/>
@@ -39539,9 +39885,9 @@
       <w:szCs w:val="28"/>
     </w:rPr>
   </w:style>
-  <w:style w:type="paragraph" w:styleId="956">
+  <w:style w:type="paragraph" w:styleId="957">
     <w:name w:val="Указатель (user)"/>
-    <w:basedOn w:val="935"/>
+    <w:basedOn w:val="936"/>
     <w:qFormat/>
     <w:pPr>
       <w:suppressLineNumbers w:val="true"/>
@@ -39553,10 +39899,10 @@
       <w:rFonts w:cs="Arial"/>
     </w:rPr>
   </w:style>
-  <w:style w:type="paragraph" w:styleId="957">
+  <w:style w:type="paragraph" w:styleId="958">
     <w:name w:val="toc 2"/>
-    <w:basedOn w:val="958"/>
-    <w:next w:val="935"/>
+    <w:basedOn w:val="959"/>
+    <w:next w:val="936"/>
     <w:uiPriority w:val="39"/>
     <w:unhideWhenUsed/>
     <w:pPr>
@@ -39569,10 +39915,10 @@
       <w:szCs w:val="18"/>
     </w:rPr>
   </w:style>
-  <w:style w:type="paragraph" w:styleId="958">
+  <w:style w:type="paragraph" w:styleId="959">
     <w:name w:val="toc 1"/>
-    <w:basedOn w:val="951"/>
-    <w:next w:val="951"/>
+    <w:basedOn w:val="952"/>
+    <w:next w:val="952"/>
     <w:uiPriority w:val="39"/>
     <w:qFormat/>
     <w:pPr>
@@ -39584,10 +39930,10 @@
       <w:ind w:firstLine="0"/>
     </w:pPr>
   </w:style>
-  <w:style w:type="paragraph" w:styleId="959">
+  <w:style w:type="paragraph" w:styleId="960">
     <w:name w:val="toc 3"/>
-    <w:basedOn w:val="957"/>
-    <w:next w:val="951"/>
+    <w:basedOn w:val="958"/>
+    <w:next w:val="952"/>
     <w:uiPriority w:val="39"/>
     <w:unhideWhenUsed/>
     <w:pPr>
@@ -39596,9 +39942,9 @@
       <w:ind/>
     </w:pPr>
   </w:style>
-  <w:style w:type="paragraph" w:styleId="960" w:customStyle="1">
+  <w:style w:type="paragraph" w:styleId="961" w:customStyle="1">
     <w:name w:val="ВКР_Содержимое таблицы"/>
-    <w:basedOn w:val="935"/>
+    <w:basedOn w:val="936"/>
     <w:qFormat/>
     <w:pPr>
       <w:suppressLineNumbers w:val="true"/>
@@ -39611,9 +39957,9 @@
       <w:rFonts w:cs="Times New Roman"/>
     </w:rPr>
   </w:style>
-  <w:style w:type="paragraph" w:styleId="961" w:customStyle="1">
+  <w:style w:type="paragraph" w:styleId="962" w:customStyle="1">
     <w:name w:val="ВКР_Подпись таблицы"/>
-    <w:basedOn w:val="951"/>
+    <w:basedOn w:val="952"/>
     <w:qFormat/>
     <w:pPr>
       <w:pBdr/>
@@ -39625,10 +39971,10 @@
       <w:szCs w:val="20"/>
     </w:rPr>
   </w:style>
-  <w:style w:type="paragraph" w:styleId="962" w:customStyle="1">
+  <w:style w:type="paragraph" w:styleId="963" w:customStyle="1">
     <w:name w:val="ВКР_Подпись для рисунков"/>
-    <w:basedOn w:val="951"/>
-    <w:next w:val="935"/>
+    <w:basedOn w:val="952"/>
+    <w:next w:val="936"/>
     <w:qFormat/>
     <w:pPr>
       <w:pBdr/>
@@ -39637,10 +39983,10 @@
       <w:jc w:val="center"/>
     </w:pPr>
   </w:style>
-  <w:style w:type="paragraph" w:styleId="963">
+  <w:style w:type="paragraph" w:styleId="964">
     <w:name w:val="annotation text"/>
-    <w:basedOn w:val="935"/>
-    <w:link w:val="946"/>
+    <w:basedOn w:val="936"/>
+    <w:link w:val="947"/>
     <w:uiPriority w:val="99"/>
     <w:semiHidden/>
     <w:unhideWhenUsed/>
@@ -39654,11 +40000,11 @@
       <w:szCs w:val="18"/>
     </w:rPr>
   </w:style>
-  <w:style w:type="paragraph" w:styleId="964">
+  <w:style w:type="paragraph" w:styleId="965">
     <w:name w:val="annotation subject"/>
-    <w:basedOn w:val="963"/>
-    <w:next w:val="963"/>
-    <w:link w:val="947"/>
+    <w:basedOn w:val="964"/>
+    <w:next w:val="964"/>
+    <w:link w:val="948"/>
     <w:uiPriority w:val="99"/>
     <w:semiHidden/>
     <w:unhideWhenUsed/>
@@ -39673,10 +40019,10 @@
       <w:bCs/>
     </w:rPr>
   </w:style>
-  <w:style w:type="paragraph" w:styleId="965">
+  <w:style w:type="paragraph" w:styleId="966">
     <w:name w:val="toc 4"/>
-    <w:basedOn w:val="935"/>
-    <w:next w:val="935"/>
+    <w:basedOn w:val="936"/>
+    <w:next w:val="936"/>
     <w:uiPriority w:val="39"/>
     <w:unhideWhenUsed/>
     <w:pPr>
@@ -39689,19 +40035,9 @@
       <w:szCs w:val="18"/>
     </w:rPr>
   </w:style>
-  <w:style w:type="paragraph" w:styleId="966">
+  <w:style w:type="paragraph" w:styleId="967">
     <w:name w:val="Колонтитулы (user)"/>
-    <w:basedOn w:val="935"/>
-    <w:qFormat/>
-    <w:pPr>
-      <w:pBdr/>
-      <w:spacing/>
-      <w:ind/>
-    </w:pPr>
-  </w:style>
-  <w:style w:type="paragraph" w:styleId="967">
-    <w:name w:val="Колонтитулы"/>
-    <w:basedOn w:val="935"/>
+    <w:basedOn w:val="936"/>
     <w:qFormat/>
     <w:pPr>
       <w:pBdr/>
@@ -39710,15 +40046,25 @@
     </w:pPr>
   </w:style>
   <w:style w:type="paragraph" w:styleId="968">
-    <w:name w:val="Footer"/>
-    <w:basedOn w:val="966"/>
+    <w:name w:val="Колонтитулы"/>
+    <w:basedOn w:val="936"/>
+    <w:qFormat/>
     <w:pPr>
       <w:pBdr/>
       <w:spacing/>
       <w:ind/>
     </w:pPr>
   </w:style>
-  <w:style w:type="numbering" w:styleId="969">
+  <w:style w:type="paragraph" w:styleId="969">
+    <w:name w:val="Footer"/>
+    <w:basedOn w:val="967"/>
+    <w:pPr>
+      <w:pBdr/>
+      <w:spacing/>
+      <w:ind/>
+    </w:pPr>
+  </w:style>
+  <w:style w:type="numbering" w:styleId="970">
     <w:name w:val="Без списка (user)"/>
     <w:uiPriority w:val="99"/>
     <w:semiHidden/>
@@ -39730,7 +40076,7 @@
       <w:ind/>
     </w:pPr>
   </w:style>
-  <w:style w:type="numbering" w:styleId="970" w:customStyle="1">
+  <w:style w:type="numbering" w:styleId="971" w:customStyle="1">
     <w:name w:val="WW8Num1"/>
     <w:qFormat/>
     <w:pPr>
@@ -39739,7 +40085,7 @@
       <w:ind/>
     </w:pPr>
   </w:style>
-  <w:style w:type="numbering" w:styleId="971" w:customStyle="1">
+  <w:style w:type="numbering" w:styleId="972" w:customStyle="1">
     <w:name w:val="WW8Num2"/>
     <w:qFormat/>
     <w:pPr>
@@ -39748,7 +40094,7 @@
       <w:ind/>
     </w:pPr>
   </w:style>
-  <w:style w:type="numbering" w:styleId="972" w:customStyle="1">
+  <w:style w:type="numbering" w:styleId="973" w:customStyle="1">
     <w:name w:val="WW8Num3"/>
     <w:qFormat/>
     <w:pPr>
@@ -39757,7 +40103,7 @@
       <w:ind/>
     </w:pPr>
   </w:style>
-  <w:style w:type="numbering" w:styleId="973" w:customStyle="1">
+  <w:style w:type="numbering" w:styleId="974" w:customStyle="1">
     <w:name w:val="WW8Num4"/>
     <w:qFormat/>
     <w:pPr>
@@ -39766,7 +40112,7 @@
       <w:ind/>
     </w:pPr>
   </w:style>
-  <w:style w:type="numbering" w:styleId="974" w:customStyle="1">
+  <w:style w:type="numbering" w:styleId="975" w:customStyle="1">
     <w:name w:val="WW8Num5"/>
     <w:qFormat/>
     <w:pPr>
@@ -39775,7 +40121,7 @@
       <w:ind/>
     </w:pPr>
   </w:style>
-  <w:style w:type="numbering" w:styleId="975" w:customStyle="1">
+  <w:style w:type="numbering" w:styleId="976" w:customStyle="1">
     <w:name w:val="WW8Num6"/>
     <w:qFormat/>
     <w:pPr>
@@ -39784,7 +40130,7 @@
       <w:ind/>
     </w:pPr>
   </w:style>
-  <w:style w:type="numbering" w:styleId="976" w:customStyle="1">
+  <w:style w:type="numbering" w:styleId="977" w:customStyle="1">
     <w:name w:val="WW8Num7"/>
     <w:qFormat/>
     <w:pPr>
@@ -39793,7 +40139,7 @@
       <w:ind/>
     </w:pPr>
   </w:style>
-  <w:style w:type="numbering" w:styleId="977" w:customStyle="1">
+  <w:style w:type="numbering" w:styleId="978" w:customStyle="1">
     <w:name w:val="WW8Num8"/>
     <w:qFormat/>
     <w:pPr>
@@ -39802,7 +40148,7 @@
       <w:ind/>
     </w:pPr>
   </w:style>
-  <w:style w:type="numbering" w:styleId="978" w:customStyle="1">
+  <w:style w:type="numbering" w:styleId="979" w:customStyle="1">
     <w:name w:val="WW8Num9"/>
     <w:qFormat/>
     <w:pPr>
@@ -39811,7 +40157,7 @@
       <w:ind/>
     </w:pPr>
   </w:style>
-  <w:style w:type="numbering" w:styleId="979" w:customStyle="1">
+  <w:style w:type="numbering" w:styleId="980" w:customStyle="1">
     <w:name w:val="WW8Num10"/>
     <w:qFormat/>
     <w:pPr>
@@ -39820,7 +40166,7 @@
       <w:ind/>
     </w:pPr>
   </w:style>
-  <w:style w:type="numbering" w:styleId="980" w:customStyle="1">
+  <w:style w:type="numbering" w:styleId="981" w:customStyle="1">
     <w:name w:val="WW8Num11"/>
     <w:qFormat/>
     <w:pPr>
@@ -39829,7 +40175,7 @@
       <w:ind/>
     </w:pPr>
   </w:style>
-  <w:style w:type="numbering" w:styleId="981" w:customStyle="1">
+  <w:style w:type="numbering" w:styleId="982" w:customStyle="1">
     <w:name w:val="WW8Num12"/>
     <w:qFormat/>
     <w:pPr>
@@ -39838,7 +40184,7 @@
       <w:ind/>
     </w:pPr>
   </w:style>
-  <w:style w:type="numbering" w:styleId="982" w:customStyle="1">
+  <w:style w:type="numbering" w:styleId="983" w:customStyle="1">
     <w:name w:val="WW8Num13"/>
     <w:qFormat/>
     <w:pPr>
@@ -39847,7 +40193,7 @@
       <w:ind/>
     </w:pPr>
   </w:style>
-  <w:style w:type="numbering" w:styleId="983" w:customStyle="1">
+  <w:style w:type="numbering" w:styleId="984" w:customStyle="1">
     <w:name w:val="WW8Num14"/>
     <w:qFormat/>
     <w:pPr>
@@ -39856,7 +40202,7 @@
       <w:ind/>
     </w:pPr>
   </w:style>
-  <w:style w:type="numbering" w:styleId="984" w:customStyle="1">
+  <w:style w:type="numbering" w:styleId="985" w:customStyle="1">
     <w:name w:val="WW8Num15"/>
     <w:qFormat/>
     <w:pPr>
@@ -39865,7 +40211,7 @@
       <w:ind/>
     </w:pPr>
   </w:style>
-  <w:style w:type="numbering" w:styleId="985" w:customStyle="1">
+  <w:style w:type="numbering" w:styleId="986" w:customStyle="1">
     <w:name w:val="WW8Num16"/>
     <w:qFormat/>
     <w:pPr>
@@ -39874,7 +40220,7 @@
       <w:ind/>
     </w:pPr>
   </w:style>
-  <w:style w:type="table" w:styleId="986" w:default="1">
+  <w:style w:type="table" w:styleId="987" w:default="1">
     <w:name w:val="Normal Table"/>
     <w:uiPriority w:val="99"/>
     <w:semiHidden/>
@@ -40066,9 +40412,9 @@
       </w:tcPr>
     </w:tblStylePr>
   </w:style>
-  <w:style w:type="table" w:styleId="987">
+  <w:style w:type="table" w:styleId="988">
     <w:name w:val="Table Grid"/>
-    <w:basedOn w:val="986"/>
+    <w:basedOn w:val="987"/>
     <w:uiPriority w:val="59"/>
     <w:pPr>
       <w:pBdr/>

--- a/Учебная практика.docx
+++ b/Учебная практика.docx
@@ -1132,30 +1132,11 @@
                 <w:rFonts w:cs="Times New Roman"/>
               </w:rPr>
             </w:r>
-          </w:p>
-          <w:p>
-            <w:pPr>
-              <w:pBdr/>
-              <w:spacing/>
-              <w:ind/>
+            <w:r>
               <w:rPr>
                 <w:rFonts w:cs="Times New Roman"/>
                 <w:color w:val="000000" w:themeColor="text1"/>
                 <w:highlight w:val="none"/>
-              </w:rPr>
-            </w:pPr>
-            <w:r>
-              <w:rPr>
-                <w:rFonts w:cs="Times New Roman"/>
-                <w:color w:val="000000" w:themeColor="text1"/>
-                <w:szCs w:val="28"/>
-                <w:highlight w:val="none"/>
-              </w:rPr>
-              <w:t xml:space="preserve">А.Д. Шувалов</w:t>
-            </w:r>
-            <w:r>
-              <w:rPr>
-                <w:rFonts w:cs="Times New Roman"/>
               </w:rPr>
             </w:r>
           </w:p>
@@ -1166,6 +1147,8 @@
               <w:ind/>
               <w:rPr>
                 <w:rFonts w:cs="Times New Roman"/>
+                <w:color w:val="000000" w:themeColor="text1"/>
+                <w:highlight w:val="none"/>
               </w:rPr>
             </w:pPr>
             <w:r>
@@ -1175,8 +1158,30 @@
                 <w:szCs w:val="28"/>
                 <w:highlight w:val="none"/>
               </w:rPr>
-              <w:t xml:space="preserve">А. Трушкин</w:t>
+              <w:t xml:space="preserve">А.Д. Шувалов</w:t>
             </w:r>
+            <w:r>
+              <w:rPr>
+                <w:rFonts w:cs="Times New Roman"/>
+              </w:rPr>
+            </w:r>
+            <w:r>
+              <w:rPr>
+                <w:rFonts w:cs="Times New Roman"/>
+                <w:color w:val="000000" w:themeColor="text1"/>
+                <w:highlight w:val="none"/>
+              </w:rPr>
+            </w:r>
+          </w:p>
+          <w:p>
+            <w:pPr>
+              <w:pBdr/>
+              <w:spacing/>
+              <w:ind/>
+              <w:rPr>
+                <w:rFonts w:cs="Times New Roman"/>
+              </w:rPr>
+            </w:pPr>
             <w:r>
               <w:rPr>
                 <w:rFonts w:cs="Times New Roman"/>
@@ -1184,6 +1189,7 @@
                 <w:szCs w:val="28"/>
                 <w:highlight w:val="none"/>
               </w:rPr>
+              <w:t xml:space="preserve">А. Трушкин</w:t>
             </w:r>
             <w:r>
               <w:rPr>
@@ -1191,6 +1197,11 @@
                 <w:color w:val="000000" w:themeColor="text1"/>
                 <w:szCs w:val="28"/>
                 <w:highlight w:val="none"/>
+              </w:rPr>
+            </w:r>
+            <w:r>
+              <w:rPr>
+                <w:rFonts w:cs="Times New Roman"/>
               </w:rPr>
             </w:r>
           </w:p>
@@ -2073,7 +2084,11 @@
             <w:r>
               <w:rPr>
                 <w:rFonts w:cs="Times New Roman"/>
-              </w:rPr>
+                <w:color w:val="000000" w:themeColor="text1"/>
+                <w:szCs w:val="28"/>
+                <w:highlight w:val="none"/>
+              </w:rPr>
+              <w:t xml:space="preserve">А.Д. Шувалов, </w:t>
             </w:r>
             <w:r>
               <w:rPr>
@@ -2082,39 +2097,13 @@
                 <w:szCs w:val="28"/>
                 <w:highlight w:val="none"/>
               </w:rPr>
-              <w:t xml:space="preserve">А.Д. Шувалов, </w:t>
+              <w:t xml:space="preserve">А. Трушкин</w:t>
             </w:r>
             <w:r>
               <w:rPr>
                 <w:rFonts w:cs="Times New Roman"/>
                 <w:color w:val="000000" w:themeColor="text1"/>
                 <w:highlight w:val="none"/>
-              </w:rPr>
-            </w:r>
-            <w:r>
-              <w:rPr>
-                <w:rFonts w:cs="Times New Roman"/>
-                <w:color w:val="000000" w:themeColor="text1"/>
-                <w:highlight w:val="none"/>
-              </w:rPr>
-            </w:r>
-            <w:r>
-              <w:rPr>
-                <w:rFonts w:cs="Times New Roman"/>
-                <w:color w:val="000000" w:themeColor="text1"/>
-                <w:szCs w:val="28"/>
-                <w:highlight w:val="none"/>
-              </w:rPr>
-              <w:t xml:space="preserve">А. Трушкин</w:t>
-            </w:r>
-            <w:r>
-              <w:rPr>
-                <w:rFonts w:cs="Times New Roman"/>
-              </w:rPr>
-            </w:r>
-            <w:r>
-              <w:rPr>
-                <w:rFonts w:cs="Times New Roman"/>
               </w:rPr>
             </w:r>
             <w:r>
@@ -2145,7 +2134,11 @@
                 <w:rFonts w:cs="Times New Roman"/>
               </w:rPr>
             </w:r>
-            <w:r/>
+            <w:r>
+              <w:rPr>
+                <w:rFonts w:cs="Times New Roman"/>
+              </w:rPr>
+            </w:r>
           </w:p>
         </w:tc>
       </w:tr>
@@ -2623,6 +2616,11 @@
                 <w:szCs w:val="28"/>
               </w:rPr>
             </w:r>
+            <w:r>
+              <w:rPr>
+                <w:szCs w:val="28"/>
+              </w:rPr>
+            </w:r>
           </w:p>
         </w:tc>
         <w:tc>
@@ -2654,6 +2652,11 @@
                 <w:szCs w:val="28"/>
               </w:rPr>
             </w:r>
+            <w:r>
+              <w:rPr>
+                <w:szCs w:val="28"/>
+              </w:rPr>
+            </w:r>
           </w:p>
         </w:tc>
         <w:tc>
@@ -2692,7 +2695,6 @@
               </w:rPr>
               <w:t xml:space="preserve">А.Д. Шувалов</w:t>
             </w:r>
-            <w:r/>
             <w:r>
               <w:rPr>
                 <w:rFonts w:cs="Times New Roman"/>
@@ -2747,21 +2749,6 @@
                 <w:szCs w:val="28"/>
               </w:rPr>
             </w:r>
-            <w:r>
-              <w:rPr>
-                <w:szCs w:val="28"/>
-              </w:rPr>
-            </w:r>
-            <w:r>
-              <w:rPr>
-                <w:szCs w:val="28"/>
-              </w:rPr>
-            </w:r>
-            <w:r>
-              <w:rPr>
-                <w:szCs w:val="28"/>
-              </w:rPr>
-            </w:r>
           </w:p>
         </w:tc>
         <w:tc>
@@ -2793,6 +2780,11 @@
                 <w:szCs w:val="28"/>
               </w:rPr>
             </w:r>
+            <w:r>
+              <w:rPr>
+                <w:szCs w:val="28"/>
+              </w:rPr>
+            </w:r>
           </w:p>
         </w:tc>
         <w:tc>
@@ -2829,17 +2821,8 @@
                 <w:szCs w:val="28"/>
                 <w:highlight w:val="none"/>
               </w:rPr>
-            </w:r>
-            <w:r>
-              <w:rPr>
-                <w:rFonts w:cs="Times New Roman"/>
-                <w:color w:val="000000" w:themeColor="text1"/>
-                <w:szCs w:val="28"/>
-                <w:highlight w:val="none"/>
-              </w:rPr>
               <w:t xml:space="preserve">А. Трушкин</w:t>
             </w:r>
-            <w:r/>
             <w:r>
               <w:rPr>
                 <w:rFonts w:cs="Times New Roman"/>
@@ -3323,7 +3306,7 @@
           </w:r>
           <w:r>
             <w:rPr>
-              <w:rFonts w:ascii="Calibri" w:hAnsi="Calibri" w:asciiTheme="minorHAnsi" w:hAnsiTheme="minorHAnsi" w:eastAsiaTheme="minorEastAsia" w:cstheme="minorBidi"/>
+              <w:rFonts w:asciiTheme="minorHAnsi" w:hAnsiTheme="minorHAnsi" w:eastAsiaTheme="minorEastAsia" w:cstheme="minorBidi"/>
               <w:sz w:val="24"/>
               <w:szCs w:val="24"/>
               <w:lang w:eastAsia="ru-RU" w:bidi="ar-SA"/>
@@ -3706,6 +3689,7 @@
         <w:p>
           <w:pPr>
             <w:pStyle w:val="960"/>
+            <w:suppressLineNumbers w:val="false"/>
             <w:pBdr/>
             <w:tabs>
               <w:tab w:val="right" w:leader="dot" w:pos="9345"/>
@@ -3752,6 +3736,7 @@
         <w:p>
           <w:pPr>
             <w:pStyle w:val="960"/>
+            <w:suppressLineNumbers w:val="false"/>
             <w:pBdr/>
             <w:tabs>
               <w:tab w:val="right" w:leader="dot" w:pos="9345"/>
@@ -3821,7 +3806,7 @@
               <w:rPr>
                 <w:rStyle w:val="945"/>
               </w:rPr>
-              <w:t xml:space="preserve">2.3. Формулировка задачи 3</w:t>
+              <w:t xml:space="preserve">2.3. Составление плана</w:t>
             </w:r>
             <w:r>
               <w:rPr>
@@ -4144,7 +4129,7 @@
           </w:r>
           <w:r>
             <w:rPr>
-              <w:rFonts w:ascii="Calibri" w:hAnsi="Calibri" w:asciiTheme="minorHAnsi" w:hAnsiTheme="minorHAnsi" w:eastAsiaTheme="minorEastAsia" w:cstheme="minorBidi"/>
+              <w:rFonts w:asciiTheme="minorHAnsi" w:hAnsiTheme="minorHAnsi" w:eastAsiaTheme="minorEastAsia" w:cstheme="minorBidi"/>
               <w:sz w:val="24"/>
               <w:szCs w:val="24"/>
               <w:lang w:eastAsia="ru-RU" w:bidi="ar-SA"/>
@@ -4396,14 +4381,6 @@
         <w:t xml:space="preserve">а и ввода данных.</w:t>
       </w:r>
       <w:r>
-        <w:rPr>
-          <w:rFonts w:cs="Times New Roman"/>
-          <w:b w:val="0"/>
-          <w:bCs w:val="0"/>
-          <w:szCs w:val="28"/>
-        </w:rPr>
-      </w:r>
-      <w:r>
         <w:br w:type="page" w:clear="all"/>
       </w:r>
       <w:r>
@@ -4443,6 +4420,7 @@
       <w:r>
         <w:t xml:space="preserve">ПОСТАНОВКА ЗАДАЧИ</w:t>
       </w:r>
+      <w:r/>
       <w:bookmarkEnd w:id="2"/>
       <w:r/>
       <w:r/>
@@ -4774,7 +4752,6 @@
         </w:rPr>
         <w:t xml:space="preserve">(заголовок третьего уровня)</w:t>
       </w:r>
-      <w:r/>
       <w:r>
         <w:rPr>
           <w:rFonts w:cs="Times New Roman"/>
@@ -7299,24 +7276,199 @@
       <w:r>
         <w:t xml:space="preserve"> </w:t>
       </w:r>
+      <w:r/>
       <w:bookmarkEnd w:id="7"/>
       <w:r/>
       <w:r/>
     </w:p>
     <w:p>
       <w:pPr>
+        <w:pStyle w:val="952"/>
+        <w:pBdr/>
+        <w:spacing/>
+        <w:ind/>
+        <w:rPr/>
+      </w:pPr>
+      <w:r>
+        <w:t xml:space="preserve">Разделение ролей и ответственность:</w:t>
+      </w:r>
+      <w:r/>
+    </w:p>
+    <w:p>
+      <w:pPr>
+        <w:pStyle w:val="952"/>
+        <w:numPr>
+          <w:ilvl w:val="0"/>
+          <w:numId w:val="11"/>
+        </w:numPr>
+        <w:pBdr/>
+        <w:spacing/>
+        <w:ind/>
+        <w:rPr>
+          <w:rFonts w:ascii="Times New Roman" w:hAnsi="Times New Roman" w:cs="Times New Roman"/>
+          <w:color w:val="000000"/>
+          <w:sz w:val="28"/>
+          <w:szCs w:val="28"/>
+        </w:rPr>
+      </w:pPr>
+      <w:r>
+        <w:rPr>
+          <w:rFonts w:ascii="Times New Roman" w:hAnsi="Times New Roman" w:eastAsia="Times New Roman" w:cs="Times New Roman"/>
+          <w:sz w:val="28"/>
+          <w:szCs w:val="28"/>
+        </w:rPr>
+      </w:r>
+      <w:r>
+        <w:rPr>
+          <w:rFonts w:ascii="Times New Roman" w:hAnsi="Times New Roman" w:eastAsia="Times New Roman" w:cs="Times New Roman"/>
+          <w:color w:val="000000"/>
+          <w:sz w:val="28"/>
+          <w:szCs w:val="28"/>
+        </w:rPr>
+        <w:t xml:space="preserve">Шувалов Алексей - разработка генеративного алгоритма.</w:t>
+      </w:r>
+      <w:r>
+        <w:rPr>
+          <w:rFonts w:ascii="Times New Roman" w:hAnsi="Times New Roman" w:eastAsia="Times New Roman" w:cs="Times New Roman"/>
+          <w:color w:val="000000"/>
+          <w:sz w:val="28"/>
+          <w:szCs w:val="28"/>
+        </w:rPr>
+      </w:r>
+    </w:p>
+    <w:p>
+      <w:pPr>
+        <w:pStyle w:val="952"/>
+        <w:numPr>
+          <w:ilvl w:val="0"/>
+          <w:numId w:val="11"/>
+        </w:numPr>
+        <w:pBdr/>
+        <w:spacing/>
+        <w:ind/>
+        <w:rPr>
+          <w:rFonts w:ascii="Times New Roman" w:hAnsi="Times New Roman" w:cs="Times New Roman"/>
+          <w:color w:val="000000"/>
+          <w:sz w:val="28"/>
+          <w:szCs w:val="28"/>
+        </w:rPr>
+      </w:pPr>
+      <w:r>
+        <w:rPr>
+          <w:rFonts w:ascii="Times New Roman" w:hAnsi="Times New Roman" w:eastAsia="Times New Roman" w:cs="Times New Roman"/>
+          <w:color w:val="000000"/>
+          <w:sz w:val="28"/>
+          <w:szCs w:val="28"/>
+          <w:highlight w:val="none"/>
+        </w:rPr>
+      </w:r>
+      <w:r>
+        <w:rPr>
+          <w:rFonts w:ascii="Times New Roman" w:hAnsi="Times New Roman" w:eastAsia="Times New Roman" w:cs="Times New Roman"/>
+          <w:color w:val="000000"/>
+          <w:sz w:val="28"/>
+          <w:szCs w:val="28"/>
+        </w:rPr>
+        <w:t xml:space="preserve">Трушкин Александр - разработка графического интерфейса.</w:t>
+      </w:r>
+      <w:r>
+        <w:rPr>
+          <w:rFonts w:ascii="Times New Roman" w:hAnsi="Times New Roman" w:eastAsia="Times New Roman" w:cs="Times New Roman"/>
+          <w:color w:val="000000"/>
+          <w:sz w:val="28"/>
+          <w:szCs w:val="28"/>
+          <w:highlight w:val="none"/>
+        </w:rPr>
+      </w:r>
+      <w:r>
+        <w:rPr>
+          <w:rFonts w:ascii="Times New Roman" w:hAnsi="Times New Roman" w:eastAsia="Times New Roman" w:cs="Times New Roman"/>
+          <w:color w:val="000000"/>
+          <w:sz w:val="28"/>
+          <w:szCs w:val="28"/>
+        </w:rPr>
+      </w:r>
+    </w:p>
+    <w:p>
+      <w:pPr>
+        <w:pStyle w:val="952"/>
+        <w:numPr>
+          <w:ilvl w:val="0"/>
+          <w:numId w:val="11"/>
+        </w:numPr>
+        <w:pBdr/>
+        <w:spacing/>
+        <w:ind/>
+        <w:rPr>
+          <w:rFonts w:ascii="Times New Roman" w:hAnsi="Times New Roman" w:cs="Times New Roman"/>
+          <w:color w:val="000000"/>
+          <w:sz w:val="28"/>
+          <w:szCs w:val="28"/>
+        </w:rPr>
+      </w:pPr>
+      <w:r>
+        <w:rPr>
+          <w:rFonts w:ascii="Times New Roman" w:hAnsi="Times New Roman" w:eastAsia="Times New Roman" w:cs="Times New Roman"/>
+          <w:color w:val="000000"/>
+          <w:sz w:val="28"/>
+          <w:szCs w:val="28"/>
+          <w:highlight w:val="none"/>
+        </w:rPr>
+      </w:r>
+      <w:r>
+        <w:rPr>
+          <w:rFonts w:ascii="Times New Roman" w:hAnsi="Times New Roman" w:eastAsia="Times New Roman" w:cs="Times New Roman"/>
+          <w:color w:val="000000"/>
+          <w:sz w:val="28"/>
+          <w:szCs w:val="28"/>
+        </w:rPr>
+        <w:t xml:space="preserve">Гавриш Матвей - разработка связи ГА и GUI</w:t>
+      </w:r>
+      <w:r>
+        <w:rPr>
+          <w:rFonts w:ascii="Times New Roman" w:hAnsi="Times New Roman" w:eastAsia="Times New Roman" w:cs="Times New Roman"/>
+          <w:color w:val="000000"/>
+          <w:sz w:val="28"/>
+          <w:szCs w:val="28"/>
+          <w:highlight w:val="none"/>
+        </w:rPr>
+        <w:t xml:space="preserve">.</w:t>
+      </w:r>
+      <w:r>
+        <w:rPr>
+          <w:rFonts w:ascii="Times New Roman" w:hAnsi="Times New Roman" w:eastAsia="Times New Roman" w:cs="Times New Roman"/>
+          <w:color w:val="000000"/>
+          <w:sz w:val="28"/>
+          <w:szCs w:val="28"/>
+          <w:highlight w:val="none"/>
+        </w:rPr>
+      </w:r>
+      <w:r>
+        <w:rPr>
+          <w:rFonts w:ascii="Times New Roman" w:hAnsi="Times New Roman" w:eastAsia="Times New Roman" w:cs="Times New Roman"/>
+          <w:color w:val="000000"/>
+          <w:sz w:val="28"/>
+          <w:szCs w:val="28"/>
+          <w:highlight w:val="none"/>
+        </w:rPr>
+      </w:r>
+    </w:p>
+    <w:p>
+      <w:pPr>
         <w:pStyle w:val="939"/>
         <w:numPr>
-          <w:ilvl w:val="2"/>
+          <w:ilvl w:val="1"/>
           <w:numId w:val="2"/>
         </w:numPr>
-        <w:pBdr/>
-        <w:spacing/>
-        <w:ind w:firstLine="0"/>
+        <w:suppressLineNumbers w:val="false"/>
+        <w:pBdr/>
+        <w:spacing/>
+        <w:ind w:left="0"/>
         <w:rPr/>
       </w:pPr>
       <w:r/>
       <w:bookmarkStart w:id="8" w:name="_Toc8"/>
+      <w:r/>
       <w:r>
         <w:t xml:space="preserve">2.1. Изучение теоретических основ</w:t>
       </w:r>
@@ -7351,16 +7503,19 @@
           <w:ilvl w:val="2"/>
           <w:numId w:val="2"/>
         </w:numPr>
-        <w:pBdr/>
-        <w:spacing/>
-        <w:ind w:firstLine="0"/>
+        <w:suppressLineNumbers w:val="false"/>
+        <w:pBdr/>
+        <w:spacing/>
+        <w:ind w:firstLine="0" w:left="0"/>
         <w:rPr/>
       </w:pPr>
       <w:r/>
       <w:bookmarkStart w:id="9" w:name="_Toc9"/>
+      <w:r/>
       <w:r>
         <w:t xml:space="preserve">2.2. Изучение методов аппроксимации</w:t>
       </w:r>
+      <w:r/>
       <w:bookmarkEnd w:id="9"/>
       <w:r/>
       <w:r/>
@@ -7383,17 +7538,17 @@
         <w:pStyle w:val="939"/>
         <w:numPr>
           <w:ilvl w:val="2"/>
-          <w:numId w:val="2"/>
+          <w:numId w:val="9"/>
         </w:numPr>
         <w:pBdr/>
         <w:spacing/>
-        <w:ind w:firstLine="0"/>
+        <w:ind/>
         <w:rPr/>
       </w:pPr>
       <w:r/>
       <w:bookmarkStart w:id="10" w:name="_Toc10"/>
       <w:r>
-        <w:t xml:space="preserve">2.3. Формулировка задачи 3</w:t>
+        <w:t xml:space="preserve">2.3. Составление плана</w:t>
       </w:r>
       <w:r/>
       <w:bookmarkEnd w:id="10"/>
@@ -7409,25 +7564,120 @@
         <w:rPr/>
       </w:pPr>
       <w:r>
-        <w:t xml:space="preserve">…</w:t>
+        <w:t xml:space="preserve">Был составлен план по решению задачи:</w:t>
       </w:r>
+      <w:r/>
       <w:r/>
     </w:p>
     <w:p>
       <w:pPr>
-        <w:pStyle w:val="953"/>
+        <w:pStyle w:val="952"/>
         <w:numPr>
           <w:ilvl w:val="0"/>
-          <w:numId w:val="0"/>
+          <w:numId w:val="10"/>
         </w:numPr>
         <w:pBdr/>
         <w:spacing/>
-        <w:ind w:firstLine="0" w:left="1069"/>
+        <w:ind/>
         <w:rPr/>
       </w:pPr>
+      <w:r>
+        <w:t xml:space="preserve">Описан</w:t>
+      </w:r>
+      <w:r>
+        <w:t xml:space="preserve">ы</w:t>
+      </w:r>
+      <w:r>
+        <w:t xml:space="preserve"> планируемые форматы данных</w:t>
+      </w:r>
+      <w:r>
+        <w:t xml:space="preserve">, </w:t>
+      </w:r>
+      <w:r>
+        <w:t xml:space="preserve">операторы</w:t>
+      </w:r>
+      <w:r>
+        <w:t xml:space="preserve">, </w:t>
+      </w:r>
+      <w:r>
+        <w:t xml:space="preserve">и</w:t>
+      </w:r>
+      <w:r>
+        <w:t xml:space="preserve">спользуем</w:t>
+      </w:r>
+      <w:r>
+        <w:t xml:space="preserve">а</w:t>
+      </w:r>
+      <w:r>
+        <w:t xml:space="preserve">я функция качества</w:t>
+      </w:r>
+      <w:r>
+        <w:t xml:space="preserve">.</w:t>
+      </w:r>
+      <w:r/>
+      <w:r/>
+    </w:p>
+    <w:p>
+      <w:pPr>
+        <w:pStyle w:val="952"/>
+        <w:numPr>
+          <w:ilvl w:val="0"/>
+          <w:numId w:val="10"/>
+        </w:numPr>
+        <w:pBdr/>
+        <w:spacing/>
+        <w:ind/>
+        <w:rPr/>
+      </w:pPr>
+      <w:r>
+        <w:t xml:space="preserve">Разработан прототип графического интерфейса.</w:t>
+      </w:r>
+      <w:r/>
+      <w:r/>
+    </w:p>
+    <w:p>
+      <w:pPr>
+        <w:pStyle w:val="952"/>
+        <w:numPr>
+          <w:ilvl w:val="0"/>
+          <w:numId w:val="8"/>
+        </w:numPr>
+        <w:pBdr/>
+        <w:spacing/>
+        <w:ind/>
+        <w:rPr/>
+      </w:pPr>
+      <w:r>
+        <w:t xml:space="preserve">Разработан модуль связывания графического интерфейса и вычислительного ядра.</w:t>
+      </w:r>
+      <w:r/>
+      <w:r/>
+      <w:r>
+        <w:rPr>
+          <w:highlight w:val="none"/>
+        </w:rPr>
+      </w:r>
+      <w:r/>
+      <w:r>
+        <w:rPr>
+          <w:highlight w:val="none"/>
+        </w:rPr>
+      </w:r>
+      <w:r>
+        <w:rPr>
+          <w:highlight w:val="none"/>
+        </w:rPr>
+      </w:r>
+      <w:r>
+        <w:rPr>
+          <w:highlight w:val="none"/>
+        </w:rPr>
+      </w:r>
+      <w:r/>
       <w:r>
         <w:br w:type="page" w:clear="all"/>
       </w:r>
+      <w:r/>
       <w:r/>
     </w:p>
     <w:p>
@@ -8373,7 +8623,7 @@
           <w:tab w:val="num" w:leader="none" w:pos="0"/>
         </w:tabs>
         <w:spacing/>
-        <w:ind w:firstLine="0" w:left="0"/>
+        <w:ind w:firstLine="0" w:left="709"/>
       </w:pPr>
       <w:pStyle w:val="938"/>
       <w:rPr/>
@@ -8391,7 +8641,7 @@
           <w:tab w:val="num" w:leader="none" w:pos="0"/>
         </w:tabs>
         <w:spacing/>
-        <w:ind w:firstLine="0" w:left="0"/>
+        <w:ind w:firstLine="0" w:left="709"/>
       </w:pPr>
       <w:rPr/>
       <w:start w:val="1"/>
@@ -8408,7 +8658,7 @@
           <w:tab w:val="num" w:leader="none" w:pos="0"/>
         </w:tabs>
         <w:spacing/>
-        <w:ind w:firstLine="0" w:left="0"/>
+        <w:ind w:firstLine="0" w:left="709"/>
       </w:pPr>
       <w:rPr/>
       <w:start w:val="1"/>
@@ -8425,7 +8675,7 @@
           <w:tab w:val="num" w:leader="none" w:pos="0"/>
         </w:tabs>
         <w:spacing/>
-        <w:ind w:firstLine="0" w:left="0"/>
+        <w:ind w:firstLine="0" w:left="709"/>
       </w:pPr>
       <w:rPr/>
       <w:start w:val="1"/>
@@ -8442,7 +8692,7 @@
           <w:tab w:val="num" w:leader="none" w:pos="0"/>
         </w:tabs>
         <w:spacing/>
-        <w:ind w:firstLine="0" w:left="0"/>
+        <w:ind w:firstLine="0" w:left="709"/>
       </w:pPr>
       <w:rPr/>
       <w:start w:val="1"/>
@@ -8459,7 +8709,7 @@
           <w:tab w:val="num" w:leader="none" w:pos="0"/>
         </w:tabs>
         <w:spacing/>
-        <w:ind w:firstLine="0" w:left="0"/>
+        <w:ind w:firstLine="0" w:left="709"/>
       </w:pPr>
       <w:rPr/>
       <w:start w:val="1"/>
@@ -8476,7 +8726,7 @@
           <w:tab w:val="num" w:leader="none" w:pos="0"/>
         </w:tabs>
         <w:spacing/>
-        <w:ind w:firstLine="0" w:left="0"/>
+        <w:ind w:firstLine="0" w:left="709"/>
       </w:pPr>
       <w:rPr/>
       <w:start w:val="1"/>
@@ -8493,7 +8743,7 @@
           <w:tab w:val="num" w:leader="none" w:pos="0"/>
         </w:tabs>
         <w:spacing/>
-        <w:ind w:firstLine="0" w:left="0"/>
+        <w:ind w:firstLine="0" w:left="709"/>
       </w:pPr>
       <w:rPr/>
       <w:start w:val="1"/>
@@ -8510,7 +8760,7 @@
           <w:tab w:val="num" w:leader="none" w:pos="0"/>
         </w:tabs>
         <w:spacing/>
-        <w:ind w:firstLine="0" w:left="0"/>
+        <w:ind w:firstLine="0" w:left="709"/>
       </w:pPr>
       <w:rPr/>
       <w:start w:val="1"/>
@@ -9325,6 +9575,603 @@
         <w:ind w:hanging="180" w:left="7189"/>
       </w:pPr>
       <w:rPr/>
+      <w:start w:val="1"/>
+      <w:suff w:val="tab"/>
+    </w:lvl>
+  </w:abstractNum>
+  <w:abstractNum w:abstractNumId="7">
+    <w:nsid w:val="269EA041"/>
+    <w:lvl w:ilvl="0">
+      <w:isLgl w:val="false"/>
+      <w:lvlJc w:val="left"/>
+      <w:lvlText w:val="·"/>
+      <w:numFmt w:val="bullet"/>
+      <w:pPr>
+        <w:pBdr/>
+        <w:spacing/>
+        <w:ind w:hanging="360" w:left="720"/>
+      </w:pPr>
+      <w:rPr>
+        <w:rFonts w:hint="default" w:ascii="Symbol" w:hAnsi="Symbol" w:eastAsia="Symbol" w:cs="Symbol"/>
+      </w:rPr>
+      <w:start w:val="1"/>
+      <w:suff w:val="tab"/>
+    </w:lvl>
+    <w:lvl w:ilvl="1">
+      <w:isLgl w:val="false"/>
+      <w:lvlJc w:val="left"/>
+      <w:lvlText w:val="o"/>
+      <w:numFmt w:val="bullet"/>
+      <w:pPr>
+        <w:pBdr/>
+        <w:spacing/>
+        <w:ind w:hanging="360" w:left="1440"/>
+      </w:pPr>
+      <w:rPr>
+        <w:rFonts w:hint="default" w:ascii="Courier New" w:hAnsi="Courier New" w:eastAsia="Courier New" w:cs="Courier New"/>
+      </w:rPr>
+      <w:start w:val="1"/>
+      <w:suff w:val="tab"/>
+    </w:lvl>
+    <w:lvl w:ilvl="2">
+      <w:isLgl w:val="false"/>
+      <w:lvlJc w:val="left"/>
+      <w:lvlText w:val="§"/>
+      <w:numFmt w:val="bullet"/>
+      <w:pPr>
+        <w:pBdr/>
+        <w:spacing/>
+        <w:ind w:hanging="360" w:left="2160"/>
+      </w:pPr>
+      <w:rPr>
+        <w:rFonts w:hint="default" w:ascii="Wingdings" w:hAnsi="Wingdings" w:eastAsia="Wingdings" w:cs="Wingdings"/>
+      </w:rPr>
+      <w:start w:val="1"/>
+      <w:suff w:val="tab"/>
+    </w:lvl>
+    <w:lvl w:ilvl="3">
+      <w:isLgl w:val="false"/>
+      <w:lvlJc w:val="left"/>
+      <w:lvlText w:val="·"/>
+      <w:numFmt w:val="bullet"/>
+      <w:pPr>
+        <w:pBdr/>
+        <w:spacing/>
+        <w:ind w:hanging="360" w:left="2880"/>
+      </w:pPr>
+      <w:rPr>
+        <w:rFonts w:hint="default" w:ascii="Symbol" w:hAnsi="Symbol" w:eastAsia="Symbol" w:cs="Symbol"/>
+      </w:rPr>
+      <w:start w:val="1"/>
+      <w:suff w:val="tab"/>
+    </w:lvl>
+    <w:lvl w:ilvl="4">
+      <w:isLgl w:val="false"/>
+      <w:lvlJc w:val="left"/>
+      <w:lvlText w:val="o"/>
+      <w:numFmt w:val="bullet"/>
+      <w:pPr>
+        <w:pBdr/>
+        <w:spacing/>
+        <w:ind w:hanging="360" w:left="3600"/>
+      </w:pPr>
+      <w:rPr>
+        <w:rFonts w:hint="default" w:ascii="Courier New" w:hAnsi="Courier New" w:eastAsia="Courier New" w:cs="Courier New"/>
+      </w:rPr>
+      <w:start w:val="1"/>
+      <w:suff w:val="tab"/>
+    </w:lvl>
+    <w:lvl w:ilvl="5">
+      <w:isLgl w:val="false"/>
+      <w:lvlJc w:val="left"/>
+      <w:lvlText w:val="§"/>
+      <w:numFmt w:val="bullet"/>
+      <w:pPr>
+        <w:pBdr/>
+        <w:spacing/>
+        <w:ind w:hanging="360" w:left="4320"/>
+      </w:pPr>
+      <w:rPr>
+        <w:rFonts w:hint="default" w:ascii="Wingdings" w:hAnsi="Wingdings" w:eastAsia="Wingdings" w:cs="Wingdings"/>
+      </w:rPr>
+      <w:start w:val="1"/>
+      <w:suff w:val="tab"/>
+    </w:lvl>
+    <w:lvl w:ilvl="6">
+      <w:isLgl w:val="false"/>
+      <w:lvlJc w:val="left"/>
+      <w:lvlText w:val="·"/>
+      <w:numFmt w:val="bullet"/>
+      <w:pPr>
+        <w:pBdr/>
+        <w:spacing/>
+        <w:ind w:hanging="360" w:left="5040"/>
+      </w:pPr>
+      <w:rPr>
+        <w:rFonts w:hint="default" w:ascii="Symbol" w:hAnsi="Symbol" w:eastAsia="Symbol" w:cs="Symbol"/>
+      </w:rPr>
+      <w:start w:val="1"/>
+      <w:suff w:val="tab"/>
+    </w:lvl>
+    <w:lvl w:ilvl="7">
+      <w:isLgl w:val="false"/>
+      <w:lvlJc w:val="left"/>
+      <w:lvlText w:val="o"/>
+      <w:numFmt w:val="bullet"/>
+      <w:pPr>
+        <w:pBdr/>
+        <w:spacing/>
+        <w:ind w:hanging="360" w:left="5760"/>
+      </w:pPr>
+      <w:rPr>
+        <w:rFonts w:hint="default" w:ascii="Courier New" w:hAnsi="Courier New" w:eastAsia="Courier New" w:cs="Courier New"/>
+      </w:rPr>
+      <w:start w:val="1"/>
+      <w:suff w:val="tab"/>
+    </w:lvl>
+    <w:lvl w:ilvl="8">
+      <w:isLgl w:val="false"/>
+      <w:lvlJc w:val="left"/>
+      <w:lvlText w:val="§"/>
+      <w:numFmt w:val="bullet"/>
+      <w:pPr>
+        <w:pBdr/>
+        <w:spacing/>
+        <w:ind w:hanging="360" w:left="6480"/>
+      </w:pPr>
+      <w:rPr>
+        <w:rFonts w:hint="default" w:ascii="Wingdings" w:hAnsi="Wingdings" w:eastAsia="Wingdings" w:cs="Wingdings"/>
+      </w:rPr>
+      <w:start w:val="1"/>
+      <w:suff w:val="tab"/>
+    </w:lvl>
+  </w:abstractNum>
+  <w:abstractNum w:abstractNumId="8">
+    <w:nsid w:val="74BA5D48"/>
+    <w:lvl w:ilvl="0">
+      <w:isLgl w:val="false"/>
+      <w:lvlJc w:val="left"/>
+      <w:lvlText w:val=""/>
+      <w:numFmt w:val="none"/>
+      <w:pPr>
+        <w:pBdr/>
+        <w:tabs>
+          <w:tab w:val="num" w:leader="none" w:pos="0"/>
+        </w:tabs>
+        <w:spacing/>
+        <w:ind w:firstLine="0" w:left="0"/>
+      </w:pPr>
+      <w:rPr/>
+      <w:start w:val="1"/>
+      <w:suff w:val="nothing"/>
+    </w:lvl>
+    <w:lvl w:ilvl="1">
+      <w:isLgl w:val="false"/>
+      <w:lvlJc w:val="left"/>
+      <w:lvlText w:val=""/>
+      <w:numFmt w:val="none"/>
+      <w:pPr>
+        <w:pBdr/>
+        <w:tabs>
+          <w:tab w:val="num" w:leader="none" w:pos="0"/>
+        </w:tabs>
+        <w:spacing/>
+        <w:ind w:firstLine="0" w:left="0"/>
+      </w:pPr>
+      <w:rPr/>
+      <w:start w:val="1"/>
+      <w:suff w:val="nothing"/>
+    </w:lvl>
+    <w:lvl w:ilvl="2">
+      <w:isLgl w:val="false"/>
+      <w:lvlJc w:val="left"/>
+      <w:lvlText w:val=""/>
+      <w:numFmt w:val="none"/>
+      <w:pPr>
+        <w:pBdr/>
+        <w:tabs>
+          <w:tab w:val="num" w:leader="none" w:pos="0"/>
+        </w:tabs>
+        <w:spacing/>
+        <w:ind w:firstLine="0" w:left="0"/>
+      </w:pPr>
+      <w:rPr/>
+      <w:start w:val="1"/>
+      <w:suff w:val="nothing"/>
+    </w:lvl>
+    <w:lvl w:ilvl="3">
+      <w:isLgl w:val="false"/>
+      <w:lvlJc w:val="left"/>
+      <w:lvlText w:val=""/>
+      <w:numFmt w:val="none"/>
+      <w:pPr>
+        <w:pBdr/>
+        <w:tabs>
+          <w:tab w:val="num" w:leader="none" w:pos="0"/>
+        </w:tabs>
+        <w:spacing/>
+        <w:ind w:firstLine="0" w:left="0"/>
+      </w:pPr>
+      <w:rPr/>
+      <w:start w:val="1"/>
+      <w:suff w:val="nothing"/>
+    </w:lvl>
+    <w:lvl w:ilvl="4">
+      <w:isLgl w:val="false"/>
+      <w:lvlJc w:val="left"/>
+      <w:lvlText w:val=""/>
+      <w:numFmt w:val="none"/>
+      <w:pPr>
+        <w:pBdr/>
+        <w:tabs>
+          <w:tab w:val="num" w:leader="none" w:pos="0"/>
+        </w:tabs>
+        <w:spacing/>
+        <w:ind w:firstLine="0" w:left="0"/>
+      </w:pPr>
+      <w:rPr/>
+      <w:start w:val="1"/>
+      <w:suff w:val="nothing"/>
+    </w:lvl>
+    <w:lvl w:ilvl="5">
+      <w:isLgl w:val="false"/>
+      <w:lvlJc w:val="left"/>
+      <w:lvlText w:val=""/>
+      <w:numFmt w:val="none"/>
+      <w:pPr>
+        <w:pBdr/>
+        <w:tabs>
+          <w:tab w:val="num" w:leader="none" w:pos="0"/>
+        </w:tabs>
+        <w:spacing/>
+        <w:ind w:firstLine="0" w:left="0"/>
+      </w:pPr>
+      <w:rPr/>
+      <w:start w:val="1"/>
+      <w:suff w:val="nothing"/>
+    </w:lvl>
+    <w:lvl w:ilvl="6">
+      <w:isLgl w:val="false"/>
+      <w:lvlJc w:val="left"/>
+      <w:lvlText w:val=""/>
+      <w:numFmt w:val="none"/>
+      <w:pPr>
+        <w:pBdr/>
+        <w:tabs>
+          <w:tab w:val="num" w:leader="none" w:pos="0"/>
+        </w:tabs>
+        <w:spacing/>
+        <w:ind w:firstLine="0" w:left="0"/>
+      </w:pPr>
+      <w:rPr/>
+      <w:start w:val="1"/>
+      <w:suff w:val="nothing"/>
+    </w:lvl>
+    <w:lvl w:ilvl="7">
+      <w:isLgl w:val="false"/>
+      <w:lvlJc w:val="left"/>
+      <w:lvlText w:val=""/>
+      <w:numFmt w:val="none"/>
+      <w:pPr>
+        <w:pBdr/>
+        <w:tabs>
+          <w:tab w:val="num" w:leader="none" w:pos="0"/>
+        </w:tabs>
+        <w:spacing/>
+        <w:ind w:firstLine="0" w:left="0"/>
+      </w:pPr>
+      <w:rPr/>
+      <w:start w:val="1"/>
+      <w:suff w:val="nothing"/>
+    </w:lvl>
+    <w:lvl w:ilvl="8">
+      <w:isLgl w:val="false"/>
+      <w:lvlJc w:val="left"/>
+      <w:lvlText w:val=""/>
+      <w:numFmt w:val="none"/>
+      <w:pPr>
+        <w:pBdr/>
+        <w:tabs>
+          <w:tab w:val="num" w:leader="none" w:pos="0"/>
+        </w:tabs>
+        <w:spacing/>
+        <w:ind w:firstLine="0" w:left="0"/>
+      </w:pPr>
+      <w:rPr/>
+      <w:start w:val="1"/>
+      <w:suff w:val="nothing"/>
+    </w:lvl>
+  </w:abstractNum>
+  <w:abstractNum w:abstractNumId="9">
+    <w:nsid w:val="269EA041"/>
+    <w:lvl w:ilvl="0">
+      <w:isLgl w:val="false"/>
+      <w:lvlJc w:val="left"/>
+      <w:lvlText w:val="·"/>
+      <w:numFmt w:val="bullet"/>
+      <w:pPr>
+        <w:pBdr/>
+        <w:spacing/>
+        <w:ind w:hanging="360" w:left="720"/>
+      </w:pPr>
+      <w:rPr>
+        <w:rFonts w:hint="default" w:ascii="Symbol" w:hAnsi="Symbol" w:eastAsia="Symbol" w:cs="Symbol"/>
+      </w:rPr>
+      <w:start w:val="1"/>
+      <w:suff w:val="tab"/>
+    </w:lvl>
+    <w:lvl w:ilvl="1">
+      <w:isLgl w:val="false"/>
+      <w:lvlJc w:val="left"/>
+      <w:lvlText w:val="o"/>
+      <w:numFmt w:val="bullet"/>
+      <w:pPr>
+        <w:pBdr/>
+        <w:spacing/>
+        <w:ind w:hanging="360" w:left="1440"/>
+      </w:pPr>
+      <w:rPr>
+        <w:rFonts w:hint="default" w:ascii="Courier New" w:hAnsi="Courier New" w:eastAsia="Courier New" w:cs="Courier New"/>
+      </w:rPr>
+      <w:start w:val="1"/>
+      <w:suff w:val="tab"/>
+    </w:lvl>
+    <w:lvl w:ilvl="2">
+      <w:isLgl w:val="false"/>
+      <w:lvlJc w:val="left"/>
+      <w:lvlText w:val="§"/>
+      <w:numFmt w:val="bullet"/>
+      <w:pPr>
+        <w:pBdr/>
+        <w:spacing/>
+        <w:ind w:hanging="360" w:left="2160"/>
+      </w:pPr>
+      <w:rPr>
+        <w:rFonts w:hint="default" w:ascii="Wingdings" w:hAnsi="Wingdings" w:eastAsia="Wingdings" w:cs="Wingdings"/>
+      </w:rPr>
+      <w:start w:val="1"/>
+      <w:suff w:val="tab"/>
+    </w:lvl>
+    <w:lvl w:ilvl="3">
+      <w:isLgl w:val="false"/>
+      <w:lvlJc w:val="left"/>
+      <w:lvlText w:val="·"/>
+      <w:numFmt w:val="bullet"/>
+      <w:pPr>
+        <w:pBdr/>
+        <w:spacing/>
+        <w:ind w:hanging="360" w:left="2880"/>
+      </w:pPr>
+      <w:rPr>
+        <w:rFonts w:hint="default" w:ascii="Symbol" w:hAnsi="Symbol" w:eastAsia="Symbol" w:cs="Symbol"/>
+      </w:rPr>
+      <w:start w:val="1"/>
+      <w:suff w:val="tab"/>
+    </w:lvl>
+    <w:lvl w:ilvl="4">
+      <w:isLgl w:val="false"/>
+      <w:lvlJc w:val="left"/>
+      <w:lvlText w:val="o"/>
+      <w:numFmt w:val="bullet"/>
+      <w:pPr>
+        <w:pBdr/>
+        <w:spacing/>
+        <w:ind w:hanging="360" w:left="3600"/>
+      </w:pPr>
+      <w:rPr>
+        <w:rFonts w:hint="default" w:ascii="Courier New" w:hAnsi="Courier New" w:eastAsia="Courier New" w:cs="Courier New"/>
+      </w:rPr>
+      <w:start w:val="1"/>
+      <w:suff w:val="tab"/>
+    </w:lvl>
+    <w:lvl w:ilvl="5">
+      <w:isLgl w:val="false"/>
+      <w:lvlJc w:val="left"/>
+      <w:lvlText w:val="§"/>
+      <w:numFmt w:val="bullet"/>
+      <w:pPr>
+        <w:pBdr/>
+        <w:spacing/>
+        <w:ind w:hanging="360" w:left="4320"/>
+      </w:pPr>
+      <w:rPr>
+        <w:rFonts w:hint="default" w:ascii="Wingdings" w:hAnsi="Wingdings" w:eastAsia="Wingdings" w:cs="Wingdings"/>
+      </w:rPr>
+      <w:start w:val="1"/>
+      <w:suff w:val="tab"/>
+    </w:lvl>
+    <w:lvl w:ilvl="6">
+      <w:isLgl w:val="false"/>
+      <w:lvlJc w:val="left"/>
+      <w:lvlText w:val="·"/>
+      <w:numFmt w:val="bullet"/>
+      <w:pPr>
+        <w:pBdr/>
+        <w:spacing/>
+        <w:ind w:hanging="360" w:left="5040"/>
+      </w:pPr>
+      <w:rPr>
+        <w:rFonts w:hint="default" w:ascii="Symbol" w:hAnsi="Symbol" w:eastAsia="Symbol" w:cs="Symbol"/>
+      </w:rPr>
+      <w:start w:val="1"/>
+      <w:suff w:val="tab"/>
+    </w:lvl>
+    <w:lvl w:ilvl="7">
+      <w:isLgl w:val="false"/>
+      <w:lvlJc w:val="left"/>
+      <w:lvlText w:val="o"/>
+      <w:numFmt w:val="bullet"/>
+      <w:pPr>
+        <w:pBdr/>
+        <w:spacing/>
+        <w:ind w:hanging="360" w:left="5760"/>
+      </w:pPr>
+      <w:rPr>
+        <w:rFonts w:hint="default" w:ascii="Courier New" w:hAnsi="Courier New" w:eastAsia="Courier New" w:cs="Courier New"/>
+      </w:rPr>
+      <w:start w:val="1"/>
+      <w:suff w:val="tab"/>
+    </w:lvl>
+    <w:lvl w:ilvl="8">
+      <w:isLgl w:val="false"/>
+      <w:lvlJc w:val="left"/>
+      <w:lvlText w:val="§"/>
+      <w:numFmt w:val="bullet"/>
+      <w:pPr>
+        <w:pBdr/>
+        <w:spacing/>
+        <w:ind w:hanging="360" w:left="6480"/>
+      </w:pPr>
+      <w:rPr>
+        <w:rFonts w:hint="default" w:ascii="Wingdings" w:hAnsi="Wingdings" w:eastAsia="Wingdings" w:cs="Wingdings"/>
+      </w:rPr>
+      <w:start w:val="1"/>
+      <w:suff w:val="tab"/>
+    </w:lvl>
+  </w:abstractNum>
+  <w:abstractNum w:abstractNumId="10">
+    <w:nsid w:val="1AA7E51E"/>
+    <w:lvl w:ilvl="0">
+      <w:isLgl w:val="false"/>
+      <w:lvlJc w:val="left"/>
+      <w:lvlText w:val="·"/>
+      <w:numFmt w:val="bullet"/>
+      <w:pPr>
+        <w:pBdr/>
+        <w:spacing/>
+        <w:ind w:hanging="360" w:left="1417"/>
+      </w:pPr>
+      <w:rPr>
+        <w:rFonts w:ascii="Symbol" w:hAnsi="Symbol" w:eastAsia="Symbol" w:cs="Symbol"/>
+      </w:rPr>
+      <w:start w:val="1"/>
+      <w:suff w:val="tab"/>
+    </w:lvl>
+    <w:lvl w:ilvl="1">
+      <w:isLgl w:val="false"/>
+      <w:lvlJc w:val="left"/>
+      <w:lvlText w:val="o"/>
+      <w:numFmt w:val="bullet"/>
+      <w:pPr>
+        <w:pBdr/>
+        <w:spacing/>
+        <w:ind w:hanging="360" w:left="2137"/>
+      </w:pPr>
+      <w:rPr>
+        <w:rFonts w:hint="default" w:ascii="Courier New" w:hAnsi="Courier New" w:eastAsia="Courier New" w:cs="Courier New"/>
+      </w:rPr>
+      <w:start w:val="1"/>
+      <w:suff w:val="tab"/>
+    </w:lvl>
+    <w:lvl w:ilvl="2">
+      <w:isLgl w:val="false"/>
+      <w:lvlJc w:val="left"/>
+      <w:lvlText w:val="§"/>
+      <w:numFmt w:val="bullet"/>
+      <w:pPr>
+        <w:pBdr/>
+        <w:spacing/>
+        <w:ind w:hanging="360" w:left="2857"/>
+      </w:pPr>
+      <w:rPr>
+        <w:rFonts w:hint="default" w:ascii="Wingdings" w:hAnsi="Wingdings" w:eastAsia="Wingdings" w:cs="Wingdings"/>
+      </w:rPr>
+      <w:start w:val="1"/>
+      <w:suff w:val="tab"/>
+    </w:lvl>
+    <w:lvl w:ilvl="3">
+      <w:isLgl w:val="false"/>
+      <w:lvlJc w:val="left"/>
+      <w:lvlText w:val="·"/>
+      <w:numFmt w:val="bullet"/>
+      <w:pPr>
+        <w:pBdr/>
+        <w:spacing/>
+        <w:ind w:hanging="360" w:left="3577"/>
+      </w:pPr>
+      <w:rPr>
+        <w:rFonts w:hint="default" w:ascii="Symbol" w:hAnsi="Symbol" w:eastAsia="Symbol" w:cs="Symbol"/>
+      </w:rPr>
+      <w:start w:val="1"/>
+      <w:suff w:val="tab"/>
+    </w:lvl>
+    <w:lvl w:ilvl="4">
+      <w:isLgl w:val="false"/>
+      <w:lvlJc w:val="left"/>
+      <w:lvlText w:val="o"/>
+      <w:numFmt w:val="bullet"/>
+      <w:pPr>
+        <w:pBdr/>
+        <w:spacing/>
+        <w:ind w:hanging="360" w:left="4297"/>
+      </w:pPr>
+      <w:rPr>
+        <w:rFonts w:hint="default" w:ascii="Courier New" w:hAnsi="Courier New" w:eastAsia="Courier New" w:cs="Courier New"/>
+      </w:rPr>
+      <w:start w:val="1"/>
+      <w:suff w:val="tab"/>
+    </w:lvl>
+    <w:lvl w:ilvl="5">
+      <w:isLgl w:val="false"/>
+      <w:lvlJc w:val="left"/>
+      <w:lvlText w:val="§"/>
+      <w:numFmt w:val="bullet"/>
+      <w:pPr>
+        <w:pBdr/>
+        <w:spacing/>
+        <w:ind w:hanging="360" w:left="5017"/>
+      </w:pPr>
+      <w:rPr>
+        <w:rFonts w:hint="default" w:ascii="Wingdings" w:hAnsi="Wingdings" w:eastAsia="Wingdings" w:cs="Wingdings"/>
+      </w:rPr>
+      <w:start w:val="1"/>
+      <w:suff w:val="tab"/>
+    </w:lvl>
+    <w:lvl w:ilvl="6">
+      <w:isLgl w:val="false"/>
+      <w:lvlJc w:val="left"/>
+      <w:lvlText w:val="·"/>
+      <w:numFmt w:val="bullet"/>
+      <w:pPr>
+        <w:pBdr/>
+        <w:spacing/>
+        <w:ind w:hanging="360" w:left="5737"/>
+      </w:pPr>
+      <w:rPr>
+        <w:rFonts w:hint="default" w:ascii="Symbol" w:hAnsi="Symbol" w:eastAsia="Symbol" w:cs="Symbol"/>
+      </w:rPr>
+      <w:start w:val="1"/>
+      <w:suff w:val="tab"/>
+    </w:lvl>
+    <w:lvl w:ilvl="7">
+      <w:isLgl w:val="false"/>
+      <w:lvlJc w:val="left"/>
+      <w:lvlText w:val="o"/>
+      <w:numFmt w:val="bullet"/>
+      <w:pPr>
+        <w:pBdr/>
+        <w:spacing/>
+        <w:ind w:hanging="360" w:left="6457"/>
+      </w:pPr>
+      <w:rPr>
+        <w:rFonts w:hint="default" w:ascii="Courier New" w:hAnsi="Courier New" w:eastAsia="Courier New" w:cs="Courier New"/>
+      </w:rPr>
+      <w:start w:val="1"/>
+      <w:suff w:val="tab"/>
+    </w:lvl>
+    <w:lvl w:ilvl="8">
+      <w:isLgl w:val="false"/>
+      <w:lvlJc w:val="left"/>
+      <w:lvlText w:val="§"/>
+      <w:numFmt w:val="bullet"/>
+      <w:pPr>
+        <w:pBdr/>
+        <w:spacing/>
+        <w:ind w:hanging="360" w:left="7177"/>
+      </w:pPr>
+      <w:rPr>
+        <w:rFonts w:hint="default" w:ascii="Wingdings" w:hAnsi="Wingdings" w:eastAsia="Wingdings" w:cs="Wingdings"/>
+      </w:rPr>
       <w:start w:val="1"/>
       <w:suff w:val="tab"/>
     </w:lvl>
@@ -9349,6 +10196,18 @@
   </w:num>
   <w:num w:numId="7">
     <w:abstractNumId w:val="6"/>
+  </w:num>
+  <w:num w:numId="8">
+    <w:abstractNumId w:val="7"/>
+  </w:num>
+  <w:num w:numId="9">
+    <w:abstractNumId w:val="8"/>
+  </w:num>
+  <w:num w:numId="10">
+    <w:abstractNumId w:val="9"/>
+  </w:num>
+  <w:num w:numId="11">
+    <w:abstractNumId w:val="10"/>
   </w:num>
 </w:numbering>
 </file>

--- a/Учебная практика.docx
+++ b/Учебная практика.docx
@@ -43,29 +43,7 @@
           <w:sz w:val="26"/>
           <w:szCs w:val="26"/>
         </w:rPr>
-        <w:t xml:space="preserve">«ЛЭТИ» им. </w:t>
-      </w:r>
-      <w:proofErr w:type="spellStart"/>
-      <w:r>
-        <w:rPr>
-          <w:rFonts w:cs="Times New Roman"/>
-          <w:b/>
-          <w:bCs/>
-          <w:sz w:val="26"/>
-          <w:szCs w:val="26"/>
-        </w:rPr>
-        <w:t>В.И.Ульянова</w:t>
-      </w:r>
-      <w:proofErr w:type="spellEnd"/>
-      <w:r>
-        <w:rPr>
-          <w:rFonts w:cs="Times New Roman"/>
-          <w:b/>
-          <w:bCs/>
-          <w:sz w:val="26"/>
-          <w:szCs w:val="26"/>
-        </w:rPr>
-        <w:t xml:space="preserve"> (Ленина)»</w:t>
+        <w:t>«ЛЭТИ» им. В.И.Ульянова (Ленина)»</w:t>
       </w:r>
     </w:p>
     <w:p>
@@ -675,18 +653,8 @@
                 <w:color w:val="000000" w:themeColor="text1"/>
                 <w:szCs w:val="28"/>
               </w:rPr>
-              <w:t xml:space="preserve">Т.Р. </w:t>
-            </w:r>
-            <w:proofErr w:type="spellStart"/>
-            <w:r>
-              <w:rPr>
-                <w:rFonts w:cs="Times New Roman"/>
-                <w:color w:val="000000" w:themeColor="text1"/>
-                <w:szCs w:val="28"/>
-              </w:rPr>
-              <w:t>Жангиров</w:t>
-            </w:r>
-            <w:proofErr w:type="spellEnd"/>
+              <w:t>Т.Р. Жангиров</w:t>
+            </w:r>
           </w:p>
         </w:tc>
       </w:tr>
@@ -1406,18 +1374,8 @@
                 <w:color w:val="000000" w:themeColor="text1"/>
                 <w:szCs w:val="28"/>
               </w:rPr>
-              <w:t xml:space="preserve">Т.Р. </w:t>
-            </w:r>
-            <w:proofErr w:type="spellStart"/>
-            <w:r>
-              <w:rPr>
-                <w:rFonts w:cs="Times New Roman"/>
-                <w:color w:val="000000" w:themeColor="text1"/>
-                <w:szCs w:val="28"/>
-              </w:rPr>
-              <w:t>Жангиров</w:t>
-            </w:r>
-            <w:proofErr w:type="spellEnd"/>
+              <w:t>Т.Р. Жангиров</w:t>
+            </w:r>
             <w:r>
               <w:rPr>
                 <w:rFonts w:cs="Times New Roman"/>
@@ -4031,7 +3989,21 @@
           <w:rFonts w:eastAsia="Times New Roman"/>
           <w:color w:val="000000"/>
         </w:rPr>
-        <w:t xml:space="preserve"> генеративного алгоритма.</w:t>
+        <w:t xml:space="preserve"> гене</w:t>
+      </w:r>
+      <w:r>
+        <w:rPr>
+          <w:rFonts w:eastAsia="Times New Roman"/>
+          <w:color w:val="000000"/>
+        </w:rPr>
+        <w:t>тического</w:t>
+      </w:r>
+      <w:r>
+        <w:rPr>
+          <w:rFonts w:eastAsia="Times New Roman"/>
+          <w:color w:val="000000"/>
+        </w:rPr>
+        <w:t xml:space="preserve"> алгоритма.</w:t>
       </w:r>
     </w:p>
     <w:p>
@@ -4775,21 +4747,11 @@
       <w:r>
         <w:t xml:space="preserve">Рисунок </w:t>
       </w:r>
-      <w:r>
-        <w:fldChar w:fldCharType="begin"/>
-      </w:r>
-      <w:r>
-        <w:instrText xml:space="preserve"> SEQ Рисунок \* ARABIC </w:instrText>
-      </w:r>
-      <w:r>
-        <w:fldChar w:fldCharType="separate"/>
-      </w:r>
-      <w:r>
-        <w:t>1</w:t>
-      </w:r>
-      <w:r>
-        <w:fldChar w:fldCharType="end"/>
-      </w:r>
+      <w:fldSimple w:instr=" SEQ Рисунок \* ARABIC ">
+        <w:r>
+          <w:t>1</w:t>
+        </w:r>
+      </w:fldSimple>
       <w:r>
         <w:t xml:space="preserve"> – </w:t>
       </w:r>
@@ -4834,23 +4796,7 @@
         <w:tab/>
       </w:r>
       <w:r>
-        <w:t>Данный модуль выполняет роль контроллера в архитектуре приложения. Он обеспечивает связь между графическим интерфейсом (</w:t>
-      </w:r>
-      <w:proofErr w:type="spellStart"/>
-      <w:r>
-        <w:t>gui-prototype</w:t>
-      </w:r>
-      <w:proofErr w:type="spellEnd"/>
-      <w:r>
-        <w:t>) и вычислительным ядром (</w:t>
-      </w:r>
-      <w:proofErr w:type="spellStart"/>
-      <w:r>
-        <w:t>backend-prototype</w:t>
-      </w:r>
-      <w:proofErr w:type="spellEnd"/>
-      <w:r>
-        <w:t>). Основные задачи модуля:</w:t>
+        <w:t>Данный модуль выполняет роль контроллера в архитектуре приложения. Он обеспечивает связь между графическим интерфейсом (gui-prototype) и вычислительным ядром (backend-prototype). Основные задачи модуля:</w:t>
       </w:r>
     </w:p>
     <w:p>
@@ -4982,15 +4928,7 @@
         <w:ind w:left="0" w:firstLine="709"/>
       </w:pPr>
       <w:r>
-        <w:t xml:space="preserve">Интервал: случайно выбирается в диапазоне [-10, 10] при условии </w:t>
-      </w:r>
-      <w:proofErr w:type="gramStart"/>
-      <w:r>
-        <w:t>l&lt;</w:t>
-      </w:r>
-      <w:proofErr w:type="gramEnd"/>
-      <w:r>
-        <w:t>r.</w:t>
+        <w:t>Интервал: случайно выбирается в диапазоне [-10, 10] при условии l&lt;r.</w:t>
       </w:r>
     </w:p>
     <w:p>
@@ -5017,39 +4955,13 @@
         <w:t xml:space="preserve">. </w:t>
       </w:r>
       <w:r>
-        <w:t xml:space="preserve">При каждом шаге алгоритма бэкенд возвращает новую популяцию, и контроллер сохраняет её в </w:t>
-      </w:r>
-      <w:proofErr w:type="spellStart"/>
-      <w:proofErr w:type="gramStart"/>
-      <w:r>
-        <w:t>self.generations</w:t>
-      </w:r>
-      <w:proofErr w:type="spellEnd"/>
-      <w:proofErr w:type="gramEnd"/>
-      <w:r>
-        <w:t>.</w:t>
+        <w:t>При каждом шаге алгоритма бэкенд возвращает новую популяцию, и контроллер сохраняет её в self.generations.</w:t>
       </w:r>
       <w:r>
         <w:t xml:space="preserve"> </w:t>
       </w:r>
       <w:r>
-        <w:t>При нажатии кнопок «Назад»</w:t>
-      </w:r>
-      <w:proofErr w:type="gramStart"/>
-      <w:r>
-        <w:t>/«</w:t>
-      </w:r>
-      <w:proofErr w:type="gramEnd"/>
-      <w:r>
-        <w:t xml:space="preserve">Вперед» в GUI контроллер не пересчитывает алгоритм, а просто меняет </w:t>
-      </w:r>
-      <w:proofErr w:type="spellStart"/>
-      <w:r>
-        <w:t>current_step</w:t>
-      </w:r>
-      <w:proofErr w:type="spellEnd"/>
-      <w:r>
-        <w:t xml:space="preserve"> и отдает GUI сохраненный снимок для отрисовки.</w:t>
+        <w:t>При нажатии кнопок «Назад»/«Вперед» в GUI контроллер не пересчитывает алгоритм, а просто меняет current_step и отдает GUI сохраненный снимок для отрисовки.</w:t>
       </w:r>
     </w:p>
     <w:p>
@@ -5257,14 +5169,12 @@
       <w:r>
         <w:t xml:space="preserve">Класс </w:t>
       </w:r>
-      <w:proofErr w:type="spellStart"/>
       <w:r>
         <w:rPr>
           <w:lang w:val="en-US"/>
         </w:rPr>
         <w:t>Polynom</w:t>
       </w:r>
-      <w:proofErr w:type="spellEnd"/>
       <w:r>
         <w:t xml:space="preserve"> – </w:t>
       </w:r>
@@ -5279,14 +5189,12 @@
       <w:r>
         <w:t xml:space="preserve">Класс </w:t>
       </w:r>
-      <w:proofErr w:type="spellStart"/>
       <w:r>
         <w:rPr>
           <w:lang w:val="en-US"/>
         </w:rPr>
         <w:t>StepFunc</w:t>
       </w:r>
-      <w:proofErr w:type="spellEnd"/>
       <w:r>
         <w:t xml:space="preserve"> – </w:t>
       </w:r>
@@ -5301,14 +5209,12 @@
       <w:r>
         <w:t xml:space="preserve">Метод </w:t>
       </w:r>
-      <w:proofErr w:type="spellStart"/>
       <w:r>
         <w:rPr>
           <w:lang w:val="en-US"/>
         </w:rPr>
         <w:t>init</w:t>
       </w:r>
-      <w:proofErr w:type="spellEnd"/>
       <w:r>
         <w:t>_</w:t>
       </w:r>
@@ -5642,19 +5548,15 @@
       <w:r>
         <w:t xml:space="preserve">Инструмент визуального проектирования: </w:t>
       </w:r>
-      <w:proofErr w:type="spellStart"/>
       <w:r>
         <w:t>Qt</w:t>
       </w:r>
-      <w:proofErr w:type="spellEnd"/>
       <w:r>
         <w:t xml:space="preserve"> </w:t>
       </w:r>
-      <w:proofErr w:type="spellStart"/>
       <w:r>
         <w:t>Designer</w:t>
       </w:r>
-      <w:proofErr w:type="spellEnd"/>
       <w:r>
         <w:t xml:space="preserve"> </w:t>
       </w:r>
@@ -5698,7 +5600,6 @@
       <w:r>
         <w:t xml:space="preserve"> для автоматической конвертации визуального файла разметки </w:t>
       </w:r>
-      <w:proofErr w:type="spellStart"/>
       <w:r>
         <w:t>welcome</w:t>
       </w:r>
@@ -5708,7 +5609,6 @@
       <w:r>
         <w:t>ui</w:t>
       </w:r>
-      <w:proofErr w:type="spellEnd"/>
       <w:r>
         <w:t xml:space="preserve"> </w:t>
       </w:r>
@@ -5772,11 +5672,9 @@
       <w:r>
         <w:t xml:space="preserve">Основой приложения является класс </w:t>
       </w:r>
-      <w:proofErr w:type="spellStart"/>
       <w:r>
         <w:t>MainWindow</w:t>
       </w:r>
-      <w:proofErr w:type="spellEnd"/>
       <w:r>
         <w:t>.</w:t>
       </w:r>
@@ -5802,13 +5700,8 @@
       <w:pPr>
         <w:pStyle w:val="a1"/>
       </w:pPr>
-      <w:proofErr w:type="spellStart"/>
-      <w:r>
-        <w:t>Многостраничность</w:t>
-      </w:r>
-      <w:proofErr w:type="spellEnd"/>
-      <w:r>
-        <w:t>:</w:t>
+      <w:r>
+        <w:t>Многостраничность:</w:t>
       </w:r>
       <w:r>
         <w:t xml:space="preserve"> </w:t>
@@ -5819,34 +5712,20 @@
       <w:r>
         <w:t xml:space="preserve">еализована с помощью контейнера </w:t>
       </w:r>
-      <w:proofErr w:type="spellStart"/>
       <w:r>
         <w:t>QStackedWidget</w:t>
       </w:r>
-      <w:proofErr w:type="spellEnd"/>
       <w:r>
         <w:t xml:space="preserve"> (</w:t>
       </w:r>
-      <w:proofErr w:type="spellStart"/>
       <w:r>
         <w:t>self.ui.stackedWidget</w:t>
       </w:r>
-      <w:proofErr w:type="spellEnd"/>
       <w:r>
         <w:t xml:space="preserve">). Интерфейс разделен на изолированные экраны, переключение между которыми происходит по индексам в коде </w:t>
       </w:r>
-      <w:proofErr w:type="spellStart"/>
-      <w:proofErr w:type="gramStart"/>
-      <w:r>
-        <w:t>setCurrentIndex</w:t>
-      </w:r>
-      <w:proofErr w:type="spellEnd"/>
-      <w:r>
-        <w:t>(</w:t>
-      </w:r>
-      <w:proofErr w:type="gramEnd"/>
-      <w:r>
-        <w:t>)</w:t>
+      <w:r>
+        <w:t>setCurrentIndex()</w:t>
       </w:r>
       <w:r>
         <w:t>.</w:t>
@@ -5869,13 +5748,8 @@
         </w:numPr>
         <w:ind w:left="0" w:firstLine="709"/>
       </w:pPr>
-      <w:proofErr w:type="spellStart"/>
-      <w:r>
-        <w:t>welcomePage</w:t>
-      </w:r>
-      <w:proofErr w:type="spellEnd"/>
-      <w:r>
-        <w:t xml:space="preserve"> (Индекс 0):</w:t>
+      <w:r>
+        <w:t>welcomePage (Индекс 0):</w:t>
       </w:r>
       <w:r>
         <w:t xml:space="preserve"> </w:t>
@@ -5896,14 +5770,9 @@
         </w:numPr>
         <w:ind w:left="0" w:firstLine="709"/>
       </w:pPr>
-      <w:proofErr w:type="spellStart"/>
       <w:r>
         <w:lastRenderedPageBreak/>
-        <w:t>startPage</w:t>
-      </w:r>
-      <w:proofErr w:type="spellEnd"/>
-      <w:r>
-        <w:t xml:space="preserve"> (Индекс 1):</w:t>
+        <w:t>startPage (Индекс 1):</w:t>
       </w:r>
       <w:r>
         <w:t xml:space="preserve"> </w:t>
@@ -5942,21 +5811,8 @@
         </w:numPr>
         <w:ind w:left="0" w:firstLine="709"/>
       </w:pPr>
-      <w:proofErr w:type="spellStart"/>
-      <w:r>
-        <w:t>QFrame</w:t>
-      </w:r>
-      <w:proofErr w:type="spellEnd"/>
-      <w:r>
-        <w:t xml:space="preserve"> (</w:t>
-      </w:r>
-      <w:proofErr w:type="spellStart"/>
-      <w:r>
-        <w:t>mainCard</w:t>
-      </w:r>
-      <w:proofErr w:type="spellEnd"/>
-      <w:r>
-        <w:t xml:space="preserve">, mainCard_2, mainCard_3): </w:t>
+      <w:r>
+        <w:t xml:space="preserve">QFrame (mainCard, mainCard_2, mainCard_3): </w:t>
       </w:r>
       <w:r>
         <w:rPr>
@@ -5964,13 +5820,8 @@
         </w:rPr>
         <w:t>c</w:t>
       </w:r>
-      <w:proofErr w:type="spellStart"/>
-      <w:r>
-        <w:t>пециальные</w:t>
-      </w:r>
-      <w:proofErr w:type="spellEnd"/>
-      <w:r>
-        <w:t xml:space="preserve"> контейнеры с белым фоном, внутри которых группируется весь контент страниц. Они отделяют рабочую зону от общего серого фона приложения.</w:t>
+      <w:r>
+        <w:t>пециальные контейнеры с белым фоном, внутри которых группируется весь контент страниц. Они отделяют рабочую зону от общего серого фона приложения.</w:t>
       </w:r>
     </w:p>
     <w:p>
@@ -5982,11 +5833,9 @@
         </w:numPr>
         <w:ind w:left="0" w:firstLine="709"/>
       </w:pPr>
-      <w:proofErr w:type="spellStart"/>
       <w:r>
         <w:t>QLabel</w:t>
       </w:r>
-      <w:proofErr w:type="spellEnd"/>
       <w:r>
         <w:t>: использовались</w:t>
       </w:r>
@@ -6030,49 +5879,7 @@
         <w:rPr>
           <w:lang w:val="en-US"/>
         </w:rPr>
-        <w:t xml:space="preserve">: </w:t>
-      </w:r>
-      <w:proofErr w:type="spellStart"/>
-      <w:r>
-        <w:rPr>
-          <w:lang w:val="en-US"/>
-        </w:rPr>
-        <w:t>titleLabel</w:t>
-      </w:r>
-      <w:proofErr w:type="spellEnd"/>
-      <w:r>
-        <w:rPr>
-          <w:lang w:val="en-US"/>
-        </w:rPr>
-        <w:t xml:space="preserve">, </w:t>
-      </w:r>
-      <w:proofErr w:type="spellStart"/>
-      <w:r>
-        <w:rPr>
-          <w:lang w:val="en-US"/>
-        </w:rPr>
-        <w:t>descriptionLabel</w:t>
-      </w:r>
-      <w:proofErr w:type="spellEnd"/>
-      <w:r>
-        <w:rPr>
-          <w:lang w:val="en-US"/>
-        </w:rPr>
-        <w:t xml:space="preserve">, </w:t>
-      </w:r>
-      <w:proofErr w:type="spellStart"/>
-      <w:r>
-        <w:rPr>
-          <w:lang w:val="en-US"/>
-        </w:rPr>
-        <w:t>descriptionParamLabel</w:t>
-      </w:r>
-      <w:proofErr w:type="spellEnd"/>
-      <w:r>
-        <w:rPr>
-          <w:lang w:val="en-US"/>
-        </w:rPr>
-        <w:t>.</w:t>
+        <w:t>: titleLabel, descriptionLabel, descriptionParamLabel.</w:t>
       </w:r>
     </w:p>
     <w:p>
@@ -6084,23 +5891,7 @@
         </w:numPr>
       </w:pPr>
       <w:r>
-        <w:t xml:space="preserve">Подписи к полям ввода: </w:t>
-      </w:r>
-      <w:proofErr w:type="spellStart"/>
-      <w:r>
-        <w:t>stepsLabel</w:t>
-      </w:r>
-      <w:proofErr w:type="spellEnd"/>
-      <w:r>
-        <w:t xml:space="preserve"> (Количество ступеней), </w:t>
-      </w:r>
-      <w:proofErr w:type="spellStart"/>
-      <w:r>
-        <w:t>beginnigIntLabel</w:t>
-      </w:r>
-      <w:proofErr w:type="spellEnd"/>
-      <w:r>
-        <w:t xml:space="preserve"> (Начало интервала) и др.</w:t>
+        <w:t>Подписи к полям ввода: stepsLabel (Количество ступеней), beginnigIntLabel (Начало интервала) и др.</w:t>
       </w:r>
     </w:p>
     <w:p>
@@ -6112,13 +5903,8 @@
         </w:numPr>
         <w:ind w:left="0" w:firstLine="709"/>
       </w:pPr>
-      <w:proofErr w:type="spellStart"/>
-      <w:r>
-        <w:t>QPushButton</w:t>
-      </w:r>
-      <w:proofErr w:type="spellEnd"/>
-      <w:r>
-        <w:t>: Кнопки управления. Все кнопки имеют фиксированный минимальный размер 280 × 50 пикселей:</w:t>
+      <w:r>
+        <w:t>QPushButton: Кнопки управления. Все кнопки имеют фиксированный минимальный размер 280 × 50 пикселей:</w:t>
       </w:r>
     </w:p>
     <w:p>
@@ -6129,13 +5915,8 @@
           <w:numId w:val="20"/>
         </w:numPr>
       </w:pPr>
-      <w:proofErr w:type="spellStart"/>
-      <w:r>
-        <w:t>startButton</w:t>
-      </w:r>
-      <w:proofErr w:type="spellEnd"/>
-      <w:r>
-        <w:t xml:space="preserve"> </w:t>
+      <w:r>
+        <w:t xml:space="preserve">startButton </w:t>
       </w:r>
       <w:r>
         <w:t>–</w:t>
@@ -6158,13 +5939,8 @@
           <w:numId w:val="20"/>
         </w:numPr>
       </w:pPr>
-      <w:proofErr w:type="spellStart"/>
-      <w:r>
-        <w:t>aboutButton</w:t>
-      </w:r>
-      <w:proofErr w:type="spellEnd"/>
-      <w:r>
-        <w:t xml:space="preserve"> </w:t>
+      <w:r>
+        <w:t xml:space="preserve">aboutButton </w:t>
       </w:r>
       <w:r>
         <w:t>– кнопка</w:t>
@@ -6221,13 +5997,8 @@
         </w:numPr>
         <w:ind w:left="0" w:firstLine="709"/>
       </w:pPr>
-      <w:proofErr w:type="spellStart"/>
-      <w:r>
-        <w:t>QSpinBox</w:t>
-      </w:r>
-      <w:proofErr w:type="spellEnd"/>
-      <w:r>
-        <w:t>: Поля для ввода числовых параметров.</w:t>
+      <w:r>
+        <w:t>QSpinBox: Поля для ввода числовых параметров.</w:t>
       </w:r>
     </w:p>
     <w:p>
@@ -6239,32 +6010,20 @@
         </w:numPr>
         <w:ind w:left="0" w:firstLine="709"/>
       </w:pPr>
-      <w:proofErr w:type="spellStart"/>
-      <w:r>
-        <w:t>QLineEdit</w:t>
-      </w:r>
-      <w:proofErr w:type="spellEnd"/>
-      <w:r>
-        <w:t xml:space="preserve"> (</w:t>
-      </w:r>
-      <w:proofErr w:type="spellStart"/>
+      <w:r>
+        <w:t>QLineEdit (</w:t>
+      </w:r>
       <w:r>
         <w:t>coef</w:t>
       </w:r>
-      <w:proofErr w:type="spellEnd"/>
       <w:r>
         <w:rPr>
           <w:lang w:val="en-US"/>
         </w:rPr>
         <w:t>Line</w:t>
       </w:r>
-      <w:proofErr w:type="spellStart"/>
-      <w:r>
-        <w:t>Edit</w:t>
-      </w:r>
-      <w:proofErr w:type="spellEnd"/>
-      <w:r>
-        <w:t>): Однострочное текстовое поле. Выбрано как оптимальное решение для ввода нескольких коэффициентов полинома строкой через пробел.</w:t>
+      <w:r>
+        <w:t>Edit): Однострочное текстовое поле. Выбрано как оптимальное решение для ввода нескольких коэффициентов полинома строкой через пробел.</w:t>
       </w:r>
     </w:p>
     <w:p>
@@ -6277,16 +6036,7 @@
       </w:pPr>
       <w:bookmarkStart w:id="19" w:name="_Toc234541701"/>
       <w:r>
-        <w:t>2.</w:t>
-      </w:r>
-      <w:r>
-        <w:t>6</w:t>
-      </w:r>
-      <w:r>
-        <w:t>.</w:t>
-      </w:r>
-      <w:r>
-        <w:t xml:space="preserve"> Управление данными и конфигурацией алгоритма</w:t>
+        <w:t>2.6. Управление данными и конфигурацией алгоритма</w:t>
       </w:r>
       <w:bookmarkEnd w:id="19"/>
     </w:p>
@@ -6329,14 +6079,9 @@
       </w:pPr>
       <w:bookmarkStart w:id="20" w:name="_Toc234541702"/>
       <w:r>
-        <w:t xml:space="preserve">2.6.1. Класс </w:t>
-      </w:r>
-      <w:proofErr w:type="spellStart"/>
-      <w:r>
-        <w:t>GAConfig</w:t>
+        <w:t>2.6.1. Класс GAConfig</w:t>
       </w:r>
       <w:bookmarkEnd w:id="20"/>
-      <w:proofErr w:type="spellEnd"/>
     </w:p>
     <w:p>
       <w:pPr>
@@ -6361,25 +6106,7 @@
           <w:color w:val="000000" w:themeColor="text1"/>
           <w:szCs w:val="28"/>
         </w:rPr>
-        <w:t xml:space="preserve">Класс </w:t>
-      </w:r>
-      <w:proofErr w:type="spellStart"/>
-      <w:r>
-        <w:rPr>
-          <w:rFonts w:eastAsia="Times New Roman" w:cs="Times New Roman"/>
-          <w:color w:val="000000" w:themeColor="text1"/>
-          <w:szCs w:val="28"/>
-        </w:rPr>
-        <w:t>GAConfig</w:t>
-      </w:r>
-      <w:proofErr w:type="spellEnd"/>
-      <w:r>
-        <w:rPr>
-          <w:rFonts w:eastAsia="Times New Roman" w:cs="Times New Roman"/>
-          <w:color w:val="000000" w:themeColor="text1"/>
-          <w:szCs w:val="28"/>
-        </w:rPr>
-        <w:t xml:space="preserve"> предназначен для хранения и валидации параметров генетического алгоритма. Все параметры вынесены в единый конфигурационный объект, что позволяет легко передавать настройки между модулями программы и изменять их через графический интерфейс.</w:t>
+        <w:t>Класс GAConfig предназначен для хранения и валидации параметров генетического алгоритма. Все параметры вынесены в единый конфигурационный объект, что позволяет легко передавать настройки между модулями программы и изменять их через графический интерфейс.</w:t>
       </w:r>
     </w:p>
     <w:p>
@@ -6430,7 +6157,6 @@
           <w:szCs w:val="28"/>
         </w:rPr>
       </w:pPr>
-      <w:proofErr w:type="spellStart"/>
       <w:r>
         <w:rPr>
           <w:rFonts w:eastAsia="Times New Roman" w:cs="Times New Roman"/>
@@ -6440,7 +6166,6 @@
         </w:rPr>
         <w:t>population_size</w:t>
       </w:r>
-      <w:proofErr w:type="spellEnd"/>
       <w:r>
         <w:rPr>
           <w:rFonts w:eastAsia="Times New Roman" w:cs="Times New Roman"/>
@@ -6472,7 +6197,6 @@
           <w:szCs w:val="28"/>
         </w:rPr>
       </w:pPr>
-      <w:proofErr w:type="spellStart"/>
       <w:r>
         <w:rPr>
           <w:rFonts w:eastAsia="Times New Roman" w:cs="Times New Roman"/>
@@ -6482,7 +6206,6 @@
         </w:rPr>
         <w:t>generations</w:t>
       </w:r>
-      <w:proofErr w:type="spellEnd"/>
       <w:r>
         <w:rPr>
           <w:rFonts w:eastAsia="Times New Roman" w:cs="Times New Roman"/>
@@ -6514,7 +6237,6 @@
           <w:szCs w:val="28"/>
         </w:rPr>
       </w:pPr>
-      <w:proofErr w:type="spellStart"/>
       <w:r>
         <w:rPr>
           <w:rFonts w:eastAsia="Times New Roman" w:cs="Times New Roman"/>
@@ -6524,7 +6246,6 @@
         </w:rPr>
         <w:t>tournament_size</w:t>
       </w:r>
-      <w:proofErr w:type="spellEnd"/>
       <w:r>
         <w:rPr>
           <w:rFonts w:eastAsia="Times New Roman" w:cs="Times New Roman"/>
@@ -6556,7 +6277,6 @@
           <w:szCs w:val="28"/>
         </w:rPr>
       </w:pPr>
-      <w:proofErr w:type="spellStart"/>
       <w:r>
         <w:rPr>
           <w:rFonts w:eastAsia="Times New Roman" w:cs="Times New Roman"/>
@@ -6566,7 +6286,6 @@
         </w:rPr>
         <w:t>mutation_chance</w:t>
       </w:r>
-      <w:proofErr w:type="spellEnd"/>
       <w:r>
         <w:rPr>
           <w:rFonts w:eastAsia="Times New Roman" w:cs="Times New Roman"/>
@@ -6598,7 +6317,6 @@
           <w:szCs w:val="28"/>
         </w:rPr>
       </w:pPr>
-      <w:proofErr w:type="spellStart"/>
       <w:r>
         <w:rPr>
           <w:rFonts w:eastAsia="Times New Roman" w:cs="Times New Roman"/>
@@ -6608,7 +6326,6 @@
         </w:rPr>
         <w:t>crossover_rate</w:t>
       </w:r>
-      <w:proofErr w:type="spellEnd"/>
       <w:r>
         <w:rPr>
           <w:rFonts w:eastAsia="Times New Roman" w:cs="Times New Roman"/>
@@ -6641,25 +6358,7 @@
           <w:color w:val="000000" w:themeColor="text1"/>
           <w:szCs w:val="28"/>
         </w:rPr>
-        <w:t xml:space="preserve">Метод </w:t>
-      </w:r>
-      <w:proofErr w:type="spellStart"/>
-      <w:r>
-        <w:rPr>
-          <w:rFonts w:eastAsia="Times New Roman" w:cs="Times New Roman"/>
-          <w:color w:val="000000" w:themeColor="text1"/>
-          <w:szCs w:val="28"/>
-        </w:rPr>
-        <w:t>validate</w:t>
-      </w:r>
-      <w:proofErr w:type="spellEnd"/>
-      <w:r>
-        <w:rPr>
-          <w:rFonts w:eastAsia="Times New Roman" w:cs="Times New Roman"/>
-          <w:color w:val="000000" w:themeColor="text1"/>
-          <w:szCs w:val="28"/>
-        </w:rPr>
-        <w:t xml:space="preserve"> — производит проверку параметров алгоритма. Если пользователь задаёт значение, выходящее за допустимые границы, оно автоматически приводится к ближайшему допустимому значению. Это предотвращает некорректную работу алгоритма при ошибочном вводе.</w:t>
+        <w:t>Метод validate — производит проверку параметров алгоритма. Если пользователь задаёт значение, выходящее за допустимые границы, оно автоматически приводится к ближайшему допустимому значению. Это предотвращает некорректную работу алгоритма при ошибочном вводе.</w:t>
       </w:r>
     </w:p>
     <w:p>
@@ -6668,14 +6367,9 @@
       </w:pPr>
       <w:bookmarkStart w:id="21" w:name="_Toc234541703"/>
       <w:r>
-        <w:t xml:space="preserve">2.6.2. Класс </w:t>
-      </w:r>
-      <w:proofErr w:type="spellStart"/>
-      <w:r>
-        <w:t>DataManager</w:t>
+        <w:t>2.6.2. Класс DataManager</w:t>
       </w:r>
       <w:bookmarkEnd w:id="21"/>
-      <w:proofErr w:type="spellEnd"/>
     </w:p>
     <w:p>
       <w:pPr>
@@ -6700,25 +6394,7 @@
           <w:color w:val="000000" w:themeColor="text1"/>
           <w:szCs w:val="28"/>
         </w:rPr>
-        <w:t xml:space="preserve">Класс </w:t>
-      </w:r>
-      <w:proofErr w:type="spellStart"/>
-      <w:r>
-        <w:rPr>
-          <w:rFonts w:eastAsia="Times New Roman" w:cs="Times New Roman"/>
-          <w:color w:val="000000" w:themeColor="text1"/>
-          <w:szCs w:val="28"/>
-        </w:rPr>
-        <w:t>DataManager</w:t>
-      </w:r>
-      <w:proofErr w:type="spellEnd"/>
-      <w:r>
-        <w:rPr>
-          <w:rFonts w:eastAsia="Times New Roman" w:cs="Times New Roman"/>
-          <w:color w:val="000000" w:themeColor="text1"/>
-          <w:szCs w:val="28"/>
-        </w:rPr>
-        <w:t xml:space="preserve"> реализует функционал работы с входными и выходными данными программы. Он обеспечивает три способа получения параметров задачи: ручной ввод через графический интерфейс, загрузку из файла и случайную генерацию.</w:t>
+        <w:t>Класс DataManager реализует функционал работы с входными и выходными данными программы. Он обеспечивает три способа получения параметров задачи: ручной ввод через графический интерфейс, загрузку из файла и случайную генерацию.</w:t>
       </w:r>
     </w:p>
     <w:p>
@@ -6744,25 +6420,7 @@
           <w:color w:val="000000" w:themeColor="text1"/>
           <w:szCs w:val="28"/>
         </w:rPr>
-        <w:t xml:space="preserve">Метод </w:t>
-      </w:r>
-      <w:proofErr w:type="spellStart"/>
-      <w:r>
-        <w:rPr>
-          <w:rFonts w:eastAsia="Times New Roman" w:cs="Times New Roman"/>
-          <w:color w:val="000000" w:themeColor="text1"/>
-          <w:szCs w:val="28"/>
-        </w:rPr>
-        <w:t>generate_random_polynom</w:t>
-      </w:r>
-      <w:proofErr w:type="spellEnd"/>
-      <w:r>
-        <w:rPr>
-          <w:rFonts w:eastAsia="Times New Roman" w:cs="Times New Roman"/>
-          <w:color w:val="000000" w:themeColor="text1"/>
-          <w:szCs w:val="28"/>
-        </w:rPr>
-        <w:t xml:space="preserve"> — создаёт случайный полином заданной степени со случайными коэффициентами в заданном диапазоне.</w:t>
+        <w:t>Метод generate_random_polynom — создаёт случайный полином заданной степени со случайными коэффициентами в заданном диапазоне.</w:t>
       </w:r>
     </w:p>
     <w:p>
@@ -6789,25 +6447,7 @@
           <w:szCs w:val="28"/>
         </w:rPr>
         <w:lastRenderedPageBreak/>
-        <w:t xml:space="preserve">Метод </w:t>
-      </w:r>
-      <w:proofErr w:type="spellStart"/>
-      <w:r>
-        <w:rPr>
-          <w:rFonts w:eastAsia="Times New Roman" w:cs="Times New Roman"/>
-          <w:color w:val="000000" w:themeColor="text1"/>
-          <w:szCs w:val="28"/>
-        </w:rPr>
-        <w:t>generate_random_task</w:t>
-      </w:r>
-      <w:proofErr w:type="spellEnd"/>
-      <w:r>
-        <w:rPr>
-          <w:rFonts w:eastAsia="Times New Roman" w:cs="Times New Roman"/>
-          <w:color w:val="000000" w:themeColor="text1"/>
-          <w:szCs w:val="28"/>
-        </w:rPr>
-        <w:t xml:space="preserve"> — формирует полный набор параметров задачи, включая случайный полином, интервал аппроксимации и случайное количество ступеней. Возвращает словарь с параметрами, готовый для передачи в генетический алгоритм.</w:t>
+        <w:t>Метод generate_random_task — формирует полный набор параметров задачи, включая случайный полином, интервал аппроксимации и случайное количество ступеней. Возвращает словарь с параметрами, готовый для передачи в генетический алгоритм.</w:t>
       </w:r>
     </w:p>
     <w:p>
@@ -6833,25 +6473,7 @@
           <w:color w:val="000000" w:themeColor="text1"/>
           <w:szCs w:val="28"/>
         </w:rPr>
-        <w:t xml:space="preserve">Метод </w:t>
-      </w:r>
-      <w:proofErr w:type="spellStart"/>
-      <w:r>
-        <w:rPr>
-          <w:rFonts w:eastAsia="Times New Roman" w:cs="Times New Roman"/>
-          <w:color w:val="000000" w:themeColor="text1"/>
-          <w:szCs w:val="28"/>
-        </w:rPr>
-        <w:t>save_to_file</w:t>
-      </w:r>
-      <w:proofErr w:type="spellEnd"/>
-      <w:r>
-        <w:rPr>
-          <w:rFonts w:eastAsia="Times New Roman" w:cs="Times New Roman"/>
-          <w:color w:val="000000" w:themeColor="text1"/>
-          <w:szCs w:val="28"/>
-        </w:rPr>
-        <w:t xml:space="preserve"> — сохраняет параметры задачи и конфигурацию генетического алгоритма в файл формата JSON. Есть возможность сохранять только параметров задачи, так и совместное сохранение с настройками алгоритма.</w:t>
+        <w:t>Метод save_to_file — сохраняет параметры задачи и конфигурацию генетического алгоритма в файл формата JSON. Есть возможность сохранять только параметров задачи, так и совместное сохранение с настройками алгоритма.</w:t>
       </w:r>
     </w:p>
     <w:p>
@@ -6877,25 +6499,7 @@
           <w:color w:val="000000" w:themeColor="text1"/>
           <w:szCs w:val="28"/>
         </w:rPr>
-        <w:t xml:space="preserve">Метод </w:t>
-      </w:r>
-      <w:proofErr w:type="spellStart"/>
-      <w:r>
-        <w:rPr>
-          <w:rFonts w:eastAsia="Times New Roman" w:cs="Times New Roman"/>
-          <w:color w:val="000000" w:themeColor="text1"/>
-          <w:szCs w:val="28"/>
-        </w:rPr>
-        <w:t>load_from_file</w:t>
-      </w:r>
-      <w:proofErr w:type="spellEnd"/>
-      <w:r>
-        <w:rPr>
-          <w:rFonts w:eastAsia="Times New Roman" w:cs="Times New Roman"/>
-          <w:color w:val="000000" w:themeColor="text1"/>
-          <w:szCs w:val="28"/>
-        </w:rPr>
-        <w:t xml:space="preserve"> — загружает параметры задачи из JSON-файла. Метод возвращает кортеж из словаря с параметрами задачи и объекта конфигурации.</w:t>
+        <w:t>Метод load_from_file — загружает параметры задачи из JSON-файла. Метод возвращает кортеж из словаря с параметрами задачи и объекта конфигурации.</w:t>
       </w:r>
     </w:p>
     <w:p>
@@ -6921,43 +6525,7 @@
           <w:color w:val="000000" w:themeColor="text1"/>
           <w:szCs w:val="28"/>
         </w:rPr>
-        <w:t xml:space="preserve">Метод </w:t>
-      </w:r>
-      <w:proofErr w:type="spellStart"/>
-      <w:r>
-        <w:rPr>
-          <w:rFonts w:eastAsia="Times New Roman" w:cs="Times New Roman"/>
-          <w:color w:val="000000" w:themeColor="text1"/>
-          <w:szCs w:val="28"/>
-        </w:rPr>
-        <w:t>validate_task_data</w:t>
-      </w:r>
-      <w:proofErr w:type="spellEnd"/>
-      <w:r>
-        <w:rPr>
-          <w:rFonts w:eastAsia="Times New Roman" w:cs="Times New Roman"/>
-          <w:color w:val="000000" w:themeColor="text1"/>
-          <w:szCs w:val="28"/>
-        </w:rPr>
-        <w:t xml:space="preserve"> — метод валидации загруженных данных. Проверяет наличие всех обязательных полей и их значения. При обнаружении ошибок выбрасывает исключение </w:t>
-      </w:r>
-      <w:proofErr w:type="spellStart"/>
-      <w:r>
-        <w:rPr>
-          <w:rFonts w:eastAsia="Times New Roman" w:cs="Times New Roman"/>
-          <w:color w:val="000000" w:themeColor="text1"/>
-          <w:szCs w:val="28"/>
-        </w:rPr>
-        <w:t>ValueError</w:t>
-      </w:r>
-      <w:proofErr w:type="spellEnd"/>
-      <w:r>
-        <w:rPr>
-          <w:rFonts w:eastAsia="Times New Roman" w:cs="Times New Roman"/>
-          <w:color w:val="000000" w:themeColor="text1"/>
-          <w:szCs w:val="28"/>
-        </w:rPr>
-        <w:t>.</w:t>
+        <w:t>Метод validate_task_data — метод валидации загруженных данных. Проверяет наличие всех обязательных полей и их значения. При обнаружении ошибок выбрасывает исключение ValueError.</w:t>
       </w:r>
     </w:p>
     <w:p>
@@ -6993,25 +6561,7 @@
           <w:color w:val="000000" w:themeColor="text1"/>
           <w:szCs w:val="28"/>
         </w:rPr>
-        <w:t xml:space="preserve">Класс </w:t>
-      </w:r>
-      <w:proofErr w:type="spellStart"/>
-      <w:r>
-        <w:rPr>
-          <w:rFonts w:eastAsia="Times New Roman" w:cs="Times New Roman"/>
-          <w:color w:val="000000" w:themeColor="text1"/>
-          <w:szCs w:val="28"/>
-        </w:rPr>
-        <w:t>AppController</w:t>
-      </w:r>
-      <w:proofErr w:type="spellEnd"/>
-      <w:r>
-        <w:rPr>
-          <w:rFonts w:eastAsia="Times New Roman" w:cs="Times New Roman"/>
-          <w:color w:val="000000" w:themeColor="text1"/>
-          <w:szCs w:val="28"/>
-        </w:rPr>
-        <w:t xml:space="preserve"> связывает графический интерфейс и вычислительные модули программы.</w:t>
+        <w:t>Класс AppController связывает графический интерфейс и вычислительные модули программы.</w:t>
       </w:r>
     </w:p>
     <w:p>
@@ -7037,25 +6587,7 @@
           <w:color w:val="000000" w:themeColor="text1"/>
           <w:szCs w:val="28"/>
         </w:rPr>
-        <w:t xml:space="preserve">Метод </w:t>
-      </w:r>
-      <w:proofErr w:type="spellStart"/>
-      <w:r>
-        <w:rPr>
-          <w:rFonts w:eastAsia="Times New Roman" w:cs="Times New Roman"/>
-          <w:color w:val="000000" w:themeColor="text1"/>
-          <w:szCs w:val="28"/>
-        </w:rPr>
-        <w:t>connect_signals</w:t>
-      </w:r>
-      <w:proofErr w:type="spellEnd"/>
-      <w:r>
-        <w:rPr>
-          <w:rFonts w:eastAsia="Times New Roman" w:cs="Times New Roman"/>
-          <w:color w:val="000000" w:themeColor="text1"/>
-          <w:szCs w:val="28"/>
-        </w:rPr>
-        <w:t xml:space="preserve"> — устанавливает связь между элементами </w:t>
+        <w:t xml:space="preserve">Метод connect_signals — устанавливает связь между элементами </w:t>
       </w:r>
       <w:r>
         <w:rPr>
@@ -7098,25 +6630,7 @@
           <w:color w:val="000000" w:themeColor="text1"/>
           <w:szCs w:val="28"/>
         </w:rPr>
-        <w:t xml:space="preserve">Метод </w:t>
-      </w:r>
-      <w:proofErr w:type="spellStart"/>
-      <w:r>
-        <w:rPr>
-          <w:rFonts w:eastAsia="Times New Roman" w:cs="Times New Roman"/>
-          <w:color w:val="000000" w:themeColor="text1"/>
-          <w:szCs w:val="28"/>
-        </w:rPr>
-        <w:t>on_manual_input</w:t>
-      </w:r>
-      <w:proofErr w:type="spellEnd"/>
-      <w:r>
-        <w:rPr>
-          <w:rFonts w:eastAsia="Times New Roman" w:cs="Times New Roman"/>
-          <w:color w:val="000000" w:themeColor="text1"/>
-          <w:szCs w:val="28"/>
-        </w:rPr>
-        <w:t xml:space="preserve"> — обработчик кнопки ручного ввода данных. Запускает процесс перехода к окну ввода параметров полинома, интервала и количества ступеней.</w:t>
+        <w:t>Метод on_manual_input — обработчик кнопки ручного ввода данных. Запускает процесс перехода к окну ввода параметров полинома, интервала и количества ступеней.</w:t>
       </w:r>
     </w:p>
     <w:p>
@@ -7142,43 +6656,7 @@
           <w:color w:val="000000" w:themeColor="text1"/>
           <w:szCs w:val="28"/>
         </w:rPr>
-        <w:t xml:space="preserve">Метод </w:t>
-      </w:r>
-      <w:proofErr w:type="spellStart"/>
-      <w:r>
-        <w:rPr>
-          <w:rFonts w:eastAsia="Times New Roman" w:cs="Times New Roman"/>
-          <w:color w:val="000000" w:themeColor="text1"/>
-          <w:szCs w:val="28"/>
-        </w:rPr>
-        <w:t>on_load_file</w:t>
-      </w:r>
-      <w:proofErr w:type="spellEnd"/>
-      <w:r>
-        <w:rPr>
-          <w:rFonts w:eastAsia="Times New Roman" w:cs="Times New Roman"/>
-          <w:color w:val="000000" w:themeColor="text1"/>
-          <w:szCs w:val="28"/>
-        </w:rPr>
-        <w:t xml:space="preserve"> — обработчик кнопки загрузки данных из файла. Открывает стандартный диалог выбора файла, вызывает метод загрузки </w:t>
-      </w:r>
-      <w:proofErr w:type="spellStart"/>
-      <w:r>
-        <w:rPr>
-          <w:rFonts w:eastAsia="Times New Roman" w:cs="Times New Roman"/>
-          <w:color w:val="000000" w:themeColor="text1"/>
-          <w:szCs w:val="28"/>
-        </w:rPr>
-        <w:t>DataManager</w:t>
-      </w:r>
-      <w:proofErr w:type="spellEnd"/>
-      <w:r>
-        <w:rPr>
-          <w:rFonts w:eastAsia="Times New Roman" w:cs="Times New Roman"/>
-          <w:color w:val="000000" w:themeColor="text1"/>
-          <w:szCs w:val="28"/>
-        </w:rPr>
-        <w:t xml:space="preserve"> и обрабатывает возможные ошибки. При успешной загрузке сохраняет параметры в контроллере для последующего использования алгоритмом.</w:t>
+        <w:t>Метод on_load_file — обработчик кнопки загрузки данных из файла. Открывает стандартный диалог выбора файла, вызывает метод загрузки DataManager и обрабатывает возможные ошибки. При успешной загрузке сохраняет параметры в контроллере для последующего использования алгоритмом.</w:t>
       </w:r>
     </w:p>
     <w:p>
@@ -7204,43 +6682,7 @@
           <w:color w:val="000000" w:themeColor="text1"/>
           <w:szCs w:val="28"/>
         </w:rPr>
-        <w:t xml:space="preserve">Метод </w:t>
-      </w:r>
-      <w:proofErr w:type="spellStart"/>
-      <w:r>
-        <w:rPr>
-          <w:rFonts w:eastAsia="Times New Roman" w:cs="Times New Roman"/>
-          <w:color w:val="000000" w:themeColor="text1"/>
-          <w:szCs w:val="28"/>
-        </w:rPr>
-        <w:t>on_random_generate</w:t>
-      </w:r>
-      <w:proofErr w:type="spellEnd"/>
-      <w:r>
-        <w:rPr>
-          <w:rFonts w:eastAsia="Times New Roman" w:cs="Times New Roman"/>
-          <w:color w:val="000000" w:themeColor="text1"/>
-          <w:szCs w:val="28"/>
-        </w:rPr>
-        <w:t xml:space="preserve"> — обработчик кнопки случайной генерации данных. Вызывает метод генерации </w:t>
-      </w:r>
-      <w:proofErr w:type="spellStart"/>
-      <w:r>
-        <w:rPr>
-          <w:rFonts w:eastAsia="Times New Roman" w:cs="Times New Roman"/>
-          <w:color w:val="000000" w:themeColor="text1"/>
-          <w:szCs w:val="28"/>
-        </w:rPr>
-        <w:t>DataManager</w:t>
-      </w:r>
-      <w:proofErr w:type="spellEnd"/>
-      <w:r>
-        <w:rPr>
-          <w:rFonts w:eastAsia="Times New Roman" w:cs="Times New Roman"/>
-          <w:color w:val="000000" w:themeColor="text1"/>
-          <w:szCs w:val="28"/>
-        </w:rPr>
-        <w:t xml:space="preserve"> и сохраняет результат для последующей передачи в генетический алгоритм.</w:t>
+        <w:t>Метод on_random_generate — обработчик кнопки случайной генерации данных. Вызывает метод генерации DataManager и сохраняет результат для последующей передачи в генетический алгоритм.</w:t>
       </w:r>
     </w:p>
     <w:p>
@@ -7267,25 +6709,7 @@
           <w:szCs w:val="28"/>
         </w:rPr>
         <w:lastRenderedPageBreak/>
-        <w:t xml:space="preserve">Метод </w:t>
-      </w:r>
-      <w:proofErr w:type="spellStart"/>
-      <w:r>
-        <w:rPr>
-          <w:rFonts w:eastAsia="Times New Roman" w:cs="Times New Roman"/>
-          <w:color w:val="000000" w:themeColor="text1"/>
-          <w:szCs w:val="28"/>
-        </w:rPr>
-        <w:t>on_about</w:t>
-      </w:r>
-      <w:proofErr w:type="spellEnd"/>
-      <w:r>
-        <w:rPr>
-          <w:rFonts w:eastAsia="Times New Roman" w:cs="Times New Roman"/>
-          <w:color w:val="000000" w:themeColor="text1"/>
-          <w:szCs w:val="28"/>
-        </w:rPr>
-        <w:t xml:space="preserve"> — обработчик кнопки «О программе».</w:t>
+        <w:t>Метод on_about — обработчик кнопки «О программе».</w:t>
       </w:r>
     </w:p>
     <w:p>
@@ -7311,25 +6735,7 @@
           <w:color w:val="000000" w:themeColor="text1"/>
           <w:szCs w:val="28"/>
         </w:rPr>
-        <w:t xml:space="preserve">Метод </w:t>
-      </w:r>
-      <w:proofErr w:type="spellStart"/>
-      <w:r>
-        <w:rPr>
-          <w:rFonts w:eastAsia="Times New Roman" w:cs="Times New Roman"/>
-          <w:color w:val="000000" w:themeColor="text1"/>
-          <w:szCs w:val="28"/>
-        </w:rPr>
-        <w:t>run</w:t>
-      </w:r>
-      <w:proofErr w:type="spellEnd"/>
-      <w:r>
-        <w:rPr>
-          <w:rFonts w:eastAsia="Times New Roman" w:cs="Times New Roman"/>
-          <w:color w:val="000000" w:themeColor="text1"/>
-          <w:szCs w:val="28"/>
-        </w:rPr>
-        <w:t xml:space="preserve"> — запускает главное окно приложения и передаёт управление циклу обработки событий графического интерфейса.</w:t>
+        <w:t>Метод run — запускает главное окно приложения и передаёт управление циклу обработки событий графического интерфейса.</w:t>
       </w:r>
     </w:p>
     <w:p>
@@ -7411,15 +6817,7 @@
         <w:pStyle w:val="a1"/>
       </w:pPr>
       <w:r>
-        <w:t>По результатам работы учебная практика оценена на &lt;</w:t>
-      </w:r>
-      <w:proofErr w:type="spellStart"/>
-      <w:r>
-        <w:t>ваша_оценка</w:t>
-      </w:r>
-      <w:proofErr w:type="spellEnd"/>
-      <w:r>
-        <w:t>&gt;.</w:t>
+        <w:t>По результатам работы учебная практика оценена на &lt;ваша_оценка&gt;.</w:t>
       </w:r>
     </w:p>
     <w:p>
@@ -7620,21 +7018,7 @@
         <w:rPr>
           <w:lang w:val="en-US"/>
         </w:rPr>
-        <w:t xml:space="preserve">The State of the </w:t>
-      </w:r>
-      <w:proofErr w:type="spellStart"/>
-      <w:r>
-        <w:rPr>
-          <w:lang w:val="en-US"/>
-        </w:rPr>
-        <w:t>Octoverse</w:t>
-      </w:r>
-      <w:proofErr w:type="spellEnd"/>
-      <w:r>
-        <w:rPr>
-          <w:lang w:val="en-US"/>
-        </w:rPr>
-        <w:t xml:space="preserve"> [</w:t>
+        <w:t>The State of the Octoverse [</w:t>
       </w:r>
       <w:r>
         <w:t>Электронный</w:t>

--- a/Учебная практика.docx
+++ b/Учебная практика.docx
@@ -4766,21 +4766,11 @@
       <w:r>
         <w:t xml:space="preserve">Рисунок </w:t>
       </w:r>
-      <w:r>
-        <w:fldChar w:fldCharType="begin"/>
-      </w:r>
-      <w:r>
-        <w:instrText xml:space="preserve"> SEQ Рисунок \* ARABIC </w:instrText>
-      </w:r>
-      <w:r>
-        <w:fldChar w:fldCharType="separate"/>
-      </w:r>
-      <w:r>
-        <w:t>1</w:t>
-      </w:r>
-      <w:r>
-        <w:fldChar w:fldCharType="end"/>
-      </w:r>
+      <w:fldSimple w:instr=" SEQ Рисунок \* ARABIC ">
+        <w:r>
+          <w:t>1</w:t>
+        </w:r>
+      </w:fldSimple>
       <w:r>
         <w:t xml:space="preserve"> – Прототип графического интерфейса</w:t>
       </w:r>
@@ -5986,13 +5976,7 @@
       </w:r>
       <w:proofErr w:type="spellEnd"/>
       <w:r>
-        <w:t xml:space="preserve">. Локальное размещение графиков внутри соответствующих виджетов-якорей реализуется </w:t>
-      </w:r>
-      <w:r>
-        <w:t>через менеджера</w:t>
-      </w:r>
-      <w:r>
-        <w:t xml:space="preserve"> компоновки </w:t>
+        <w:t xml:space="preserve">. Локальное размещение графиков внутри соответствующих виджетов-якорей реализуется через менеджера компоновки </w:t>
       </w:r>
       <w:proofErr w:type="spellStart"/>
       <w:r>
@@ -7887,7 +7871,23 @@
           <w:color w:val="000000" w:themeColor="text1"/>
           <w:szCs w:val="28"/>
         </w:rPr>
-        <w:t>Позволяют</w:t>
+        <w:t xml:space="preserve"> </w:t>
+      </w:r>
+      <w:r>
+        <w:rPr>
+          <w:rFonts w:cs="Times New Roman"/>
+          <w:color w:val="000000" w:themeColor="text1"/>
+          <w:szCs w:val="28"/>
+        </w:rPr>
+        <w:t>п</w:t>
+      </w:r>
+      <w:r>
+        <w:rPr>
+          <w:rFonts w:cs="Times New Roman"/>
+          <w:color w:val="000000" w:themeColor="text1"/>
+          <w:szCs w:val="28"/>
+        </w:rPr>
+        <w:t>озволяют</w:t>
       </w:r>
       <w:r>
         <w:rPr>
@@ -8219,7 +8219,6 @@
         </w:rPr>
         <w:t xml:space="preserve"> методу </w:t>
       </w:r>
-      <w:proofErr w:type="spellStart"/>
       <w:r>
         <w:rPr>
           <w:rFonts w:cs="Times New Roman"/>
@@ -8227,9 +8226,25 @@
           <w:szCs w:val="28"/>
           <w:lang w:val="en-US"/>
         </w:rPr>
-        <w:t>run_algorithm</w:t>
-      </w:r>
-      <w:proofErr w:type="spellEnd"/>
+        <w:t>run</w:t>
+      </w:r>
+      <w:r>
+        <w:rPr>
+          <w:rFonts w:cs="Times New Roman"/>
+          <w:color w:val="000000" w:themeColor="text1"/>
+          <w:szCs w:val="28"/>
+        </w:rPr>
+        <w:t>_</w:t>
+      </w:r>
+      <w:r>
+        <w:rPr>
+          <w:rFonts w:cs="Times New Roman"/>
+          <w:color w:val="000000" w:themeColor="text1"/>
+          <w:szCs w:val="28"/>
+          <w:lang w:val="en-US"/>
+        </w:rPr>
+        <w:t>algorithm</w:t>
+      </w:r>
       <w:r>
         <w:rPr>
           <w:rFonts w:cs="Times New Roman"/>

--- a/Учебная практика.docx
+++ b/Учебная практика.docx
@@ -5576,11 +5576,65 @@
       <w:proofErr w:type="spellStart"/>
       <w:r>
         <w:lastRenderedPageBreak/>
+        <w:t>aboutPage</w:t>
+      </w:r>
+      <w:proofErr w:type="spellEnd"/>
+      <w:r>
+        <w:t xml:space="preserve"> (Индекс 1): страница с общей информацией о программе. Содержит текстовое описание математической постановки задачи аппроксимации и кнопку backButton_2 для возврата в главное меню.</w:t>
+      </w:r>
+    </w:p>
+    <w:p>
+      <w:pPr>
+        <w:pStyle w:val="a1"/>
+        <w:numPr>
+          <w:ilvl w:val="0"/>
+          <w:numId w:val="30"/>
+        </w:numPr>
+        <w:ind w:left="0" w:firstLine="709"/>
+      </w:pPr>
+      <w:proofErr w:type="spellStart"/>
+      <w:r>
         <w:t>startPage</w:t>
       </w:r>
       <w:proofErr w:type="spellEnd"/>
       <w:r>
-        <w:t xml:space="preserve"> (Индекс 1): страница ручного ввода параметров задачи. Именно здесь пользователь настраивает математические свойства для аппроксимации.</w:t>
+        <w:t xml:space="preserve"> (Индекс 2): страница ручного ввода параметров задачи. Именно здесь пользователь настраивает математические свойства для аппроксимации: интервал, степень полинома, коэффициенты и количество ступеней.</w:t>
+      </w:r>
+    </w:p>
+    <w:p>
+      <w:pPr>
+        <w:pStyle w:val="a1"/>
+        <w:numPr>
+          <w:ilvl w:val="0"/>
+          <w:numId w:val="30"/>
+        </w:numPr>
+        <w:ind w:left="0" w:firstLine="709"/>
+      </w:pPr>
+      <w:proofErr w:type="spellStart"/>
+      <w:r>
+        <w:t>paramsPage</w:t>
+      </w:r>
+      <w:proofErr w:type="spellEnd"/>
+      <w:r>
+        <w:t xml:space="preserve"> (Индекс 3): страница настройки параметров генетического алгоритма. Содержит элементы управления для конфигурирования популяции и операторов генетического поиска.</w:t>
+      </w:r>
+    </w:p>
+    <w:p>
+      <w:pPr>
+        <w:pStyle w:val="a1"/>
+        <w:numPr>
+          <w:ilvl w:val="0"/>
+          <w:numId w:val="30"/>
+        </w:numPr>
+        <w:ind w:left="0" w:firstLine="709"/>
+      </w:pPr>
+      <w:proofErr w:type="spellStart"/>
+      <w:r>
+        <w:t>algoritmPage</w:t>
+      </w:r>
+      <w:proofErr w:type="spellEnd"/>
+      <w:r>
+        <w:t xml:space="preserve"> (Индекс 4): страница непосредственного выполнения расчетов и визуализации результатов в реальном времени.</w:t>
       </w:r>
     </w:p>
     <w:p>
@@ -5829,7 +5883,8 @@
         </w:numPr>
       </w:pPr>
       <w:r>
-        <w:t>backButton_1 – кнопка «Назад» для возврата на приветственный экран.</w:t>
+        <w:lastRenderedPageBreak/>
+        <w:t>backButton_1, backButton_2, backButton_4, backButton_5 – кнопки «Назад» для обеспечения возможности пошагового возврата на любой из предыдущих этапов работы.</w:t>
       </w:r>
     </w:p>
     <w:p>
@@ -5841,7 +5896,24 @@
         </w:numPr>
       </w:pPr>
       <w:r>
-        <w:t>nextButton_1 – кнопка «Вперед» для перехода по этапам настройки.</w:t>
+        <w:t>nextButton_1, nextButton_2, nextButton_3, nextButton_4 – кнопки навигации «Вперед» и запуска алгоритма.</w:t>
+      </w:r>
+    </w:p>
+    <w:p>
+      <w:pPr>
+        <w:pStyle w:val="a1"/>
+        <w:numPr>
+          <w:ilvl w:val="1"/>
+          <w:numId w:val="20"/>
+        </w:numPr>
+      </w:pPr>
+      <w:proofErr w:type="spellStart"/>
+      <w:r>
+        <w:t>inEndButton</w:t>
+      </w:r>
+      <w:proofErr w:type="spellEnd"/>
+      <w:r>
+        <w:t xml:space="preserve"> – специализированная кнопка «В конец» для расчетов финального поколения.</w:t>
       </w:r>
     </w:p>
     <w:p>
@@ -5866,6 +5938,74 @@
       <w:pPr>
         <w:pStyle w:val="a1"/>
         <w:numPr>
+          <w:ilvl w:val="1"/>
+          <w:numId w:val="20"/>
+        </w:numPr>
+      </w:pPr>
+      <w:proofErr w:type="spellStart"/>
+      <w:r>
+        <w:t>stepsSpinBox</w:t>
+      </w:r>
+      <w:proofErr w:type="spellEnd"/>
+      <w:r>
+        <w:t xml:space="preserve"> – задание количества дискретных ступеней.</w:t>
+      </w:r>
+    </w:p>
+    <w:p>
+      <w:pPr>
+        <w:pStyle w:val="a1"/>
+        <w:numPr>
+          <w:ilvl w:val="1"/>
+          <w:numId w:val="20"/>
+        </w:numPr>
+      </w:pPr>
+      <w:proofErr w:type="spellStart"/>
+      <w:r>
+        <w:t>degSpinBox</w:t>
+      </w:r>
+      <w:proofErr w:type="spellEnd"/>
+      <w:r>
+        <w:t xml:space="preserve"> – ввод степени целевого полинома.</w:t>
+      </w:r>
+    </w:p>
+    <w:p>
+      <w:pPr>
+        <w:pStyle w:val="a1"/>
+        <w:numPr>
+          <w:ilvl w:val="1"/>
+          <w:numId w:val="20"/>
+        </w:numPr>
+      </w:pPr>
+      <w:proofErr w:type="spellStart"/>
+      <w:r>
+        <w:t>sizePopSpinBox</w:t>
+      </w:r>
+      <w:proofErr w:type="spellEnd"/>
+      <w:r>
+        <w:t xml:space="preserve"> – определение численности популяции ГА.</w:t>
+      </w:r>
+    </w:p>
+    <w:p>
+      <w:pPr>
+        <w:pStyle w:val="a1"/>
+        <w:numPr>
+          <w:ilvl w:val="1"/>
+          <w:numId w:val="20"/>
+        </w:numPr>
+      </w:pPr>
+      <w:proofErr w:type="spellStart"/>
+      <w:r>
+        <w:t>numGenSpinBox</w:t>
+      </w:r>
+      <w:proofErr w:type="spellEnd"/>
+      <w:r>
+        <w:t xml:space="preserve"> – определение лимита поколений алгоритма.</w:t>
+      </w:r>
+    </w:p>
+    <w:p>
+      <w:pPr>
+        <w:pStyle w:val="a1"/>
+        <w:numPr>
           <w:ilvl w:val="0"/>
           <w:numId w:val="20"/>
         </w:numPr>
@@ -5873,6 +6013,74 @@
       </w:pPr>
       <w:proofErr w:type="spellStart"/>
       <w:r>
+        <w:t>QDoubleSpinBox</w:t>
+      </w:r>
+      <w:proofErr w:type="spellEnd"/>
+      <w:r>
+        <w:t>: Поля для высокоточного ввода вещественных чисел с плавающей запятой:</w:t>
+      </w:r>
+    </w:p>
+    <w:p>
+      <w:pPr>
+        <w:pStyle w:val="a1"/>
+        <w:numPr>
+          <w:ilvl w:val="1"/>
+          <w:numId w:val="20"/>
+        </w:numPr>
+      </w:pPr>
+      <w:proofErr w:type="spellStart"/>
+      <w:r>
+        <w:t>beginnigIntDoubleSpinBox</w:t>
+      </w:r>
+      <w:proofErr w:type="spellEnd"/>
+      <w:r>
+        <w:t xml:space="preserve"> и </w:t>
+      </w:r>
+      <w:proofErr w:type="spellStart"/>
+      <w:r>
+        <w:t>endIntDoubleSpinBox</w:t>
+      </w:r>
+      <w:proofErr w:type="spellEnd"/>
+      <w:r>
+        <w:t xml:space="preserve"> – границы интервала аппроксимации.</w:t>
+      </w:r>
+    </w:p>
+    <w:p>
+      <w:pPr>
+        <w:pStyle w:val="a1"/>
+        <w:numPr>
+          <w:ilvl w:val="1"/>
+          <w:numId w:val="20"/>
+        </w:numPr>
+      </w:pPr>
+      <w:proofErr w:type="spellStart"/>
+      <w:r>
+        <w:t>mutProbDoubleSpinBox</w:t>
+      </w:r>
+      <w:proofErr w:type="spellEnd"/>
+      <w:r>
+        <w:t xml:space="preserve"> и </w:t>
+      </w:r>
+      <w:proofErr w:type="spellStart"/>
+      <w:r>
+        <w:t>crossProbDoubleSpinBox</w:t>
+      </w:r>
+      <w:proofErr w:type="spellEnd"/>
+      <w:r>
+        <w:t xml:space="preserve"> – определение вероятностей операторов мутации и скрещивания в диапазоне [0.0; 1.0].</w:t>
+      </w:r>
+    </w:p>
+    <w:p>
+      <w:pPr>
+        <w:pStyle w:val="a1"/>
+        <w:numPr>
+          <w:ilvl w:val="0"/>
+          <w:numId w:val="20"/>
+        </w:numPr>
+        <w:ind w:left="0" w:firstLine="709"/>
+      </w:pPr>
+      <w:proofErr w:type="spellStart"/>
+      <w:r>
         <w:t>QLineEdit</w:t>
       </w:r>
       <w:proofErr w:type="spellEnd"/>
@@ -5897,6 +6105,74 @@
       <w:proofErr w:type="spellEnd"/>
       <w:r>
         <w:t>): Однострочное текстовое поле. Выбрано как оптимальное решение для ввода нескольких коэффициентов полинома строкой через пробел.</w:t>
+      </w:r>
+    </w:p>
+    <w:p>
+      <w:pPr>
+        <w:pStyle w:val="a1"/>
+        <w:numPr>
+          <w:ilvl w:val="0"/>
+          <w:numId w:val="20"/>
+        </w:numPr>
+        <w:ind w:left="0" w:firstLine="709"/>
+      </w:pPr>
+      <w:proofErr w:type="spellStart"/>
+      <w:r>
+        <w:t>QTabWidget</w:t>
+      </w:r>
+      <w:proofErr w:type="spellEnd"/>
+      <w:r>
+        <w:t xml:space="preserve"> (</w:t>
+      </w:r>
+      <w:proofErr w:type="spellStart"/>
+      <w:r>
+        <w:t>tabWidget</w:t>
+      </w:r>
+      <w:proofErr w:type="spellEnd"/>
+      <w:r>
+        <w:t>): Двухстраничная панель вкладок, обеспечивающая эргономичное разделение выводимой графической информации</w:t>
+      </w:r>
+    </w:p>
+    <w:p>
+      <w:pPr>
+        <w:pStyle w:val="a1"/>
+        <w:numPr>
+          <w:ilvl w:val="0"/>
+          <w:numId w:val="20"/>
+        </w:numPr>
+        <w:ind w:left="0" w:firstLine="709"/>
+      </w:pPr>
+      <w:proofErr w:type="spellStart"/>
+      <w:r>
+        <w:t>QWidget</w:t>
+      </w:r>
+      <w:proofErr w:type="spellEnd"/>
+      <w:r>
+        <w:t xml:space="preserve"> (</w:t>
+      </w:r>
+      <w:proofErr w:type="spellStart"/>
+      <w:r>
+        <w:t>errorPlotContainer</w:t>
+      </w:r>
+      <w:proofErr w:type="spellEnd"/>
+      <w:r>
+        <w:t xml:space="preserve">, </w:t>
+      </w:r>
+      <w:proofErr w:type="spellStart"/>
+      <w:r>
+        <w:t>functionPlotContainer</w:t>
+      </w:r>
+      <w:proofErr w:type="spellEnd"/>
+      <w:r>
+        <w:t xml:space="preserve">): Специализированные пустые виджеты-якоря, выступающие в роли родительских контейнеров для интеграции динамических холстов </w:t>
+      </w:r>
+      <w:proofErr w:type="spellStart"/>
+      <w:r>
+        <w:t>Matplotlib</w:t>
+      </w:r>
+      <w:proofErr w:type="spellEnd"/>
+      <w:r>
+        <w:t>.</w:t>
       </w:r>
     </w:p>
     <w:p>
@@ -14764,6 +15040,48 @@
   </w:num>
   <w:num w:numId="36" w16cid:durableId="990669794">
     <w:abstractNumId w:val="23"/>
+  </w:num>
+  <w:num w:numId="37" w16cid:durableId="1199005493">
+    <w:abstractNumId w:val="3"/>
+    <w:lvlOverride w:ilvl="0">
+      <w:startOverride w:val="1"/>
+    </w:lvlOverride>
+    <w:lvlOverride w:ilvl="1">
+      <w:startOverride w:val="1"/>
+    </w:lvlOverride>
+    <w:lvlOverride w:ilvl="2">
+      <w:startOverride w:val="1"/>
+    </w:lvlOverride>
+    <w:lvlOverride w:ilvl="3">
+      <w:startOverride w:val="1"/>
+    </w:lvlOverride>
+    <w:lvlOverride w:ilvl="4">
+      <w:startOverride w:val="1"/>
+    </w:lvlOverride>
+    <w:lvlOverride w:ilvl="5">
+      <w:startOverride w:val="1"/>
+    </w:lvlOverride>
+    <w:lvlOverride w:ilvl="6">
+      <w:startOverride w:val="1"/>
+    </w:lvlOverride>
+    <w:lvlOverride w:ilvl="7">
+      <w:startOverride w:val="1"/>
+    </w:lvlOverride>
+    <w:lvlOverride w:ilvl="8">
+      <w:startOverride w:val="1"/>
+    </w:lvlOverride>
+  </w:num>
+  <w:num w:numId="38" w16cid:durableId="1496994344">
+    <w:abstractNumId w:val="33"/>
+    <w:lvlOverride w:ilvl="0"/>
+    <w:lvlOverride w:ilvl="1"/>
+    <w:lvlOverride w:ilvl="2"/>
+    <w:lvlOverride w:ilvl="3"/>
+    <w:lvlOverride w:ilvl="4"/>
+    <w:lvlOverride w:ilvl="5"/>
+    <w:lvlOverride w:ilvl="6"/>
+    <w:lvlOverride w:ilvl="7"/>
+    <w:lvlOverride w:ilvl="8"/>
   </w:num>
 </w:numbering>
 </file>
@@ -15345,7 +15663,6 @@
   <w:style w:type="character" w:default="1" w:styleId="a2">
     <w:name w:val="Default Paragraph Font"/>
     <w:uiPriority w:val="1"/>
-    <w:semiHidden/>
     <w:unhideWhenUsed/>
   </w:style>
   <w:style w:type="table" w:default="1" w:styleId="a3">

--- a/Учебная практика.docx
+++ b/Учебная практика.docx
@@ -43,29 +43,7 @@
           <w:sz w:val="26"/>
           <w:szCs w:val="26"/>
         </w:rPr>
-        <w:t xml:space="preserve">«ЛЭТИ» им. </w:t>
-      </w:r>
-      <w:proofErr w:type="spellStart"/>
-      <w:r>
-        <w:rPr>
-          <w:rFonts w:cs="Times New Roman"/>
-          <w:b/>
-          <w:bCs/>
-          <w:sz w:val="26"/>
-          <w:szCs w:val="26"/>
-        </w:rPr>
-        <w:t>В.И.Ульянова</w:t>
-      </w:r>
-      <w:proofErr w:type="spellEnd"/>
-      <w:r>
-        <w:rPr>
-          <w:rFonts w:cs="Times New Roman"/>
-          <w:b/>
-          <w:bCs/>
-          <w:sz w:val="26"/>
-          <w:szCs w:val="26"/>
-        </w:rPr>
-        <w:t xml:space="preserve"> (Ленина)»</w:t>
+        <w:t>«ЛЭТИ» им. В.И.Ульянова (Ленина)»</w:t>
       </w:r>
     </w:p>
     <w:p>
@@ -675,18 +653,8 @@
                 <w:color w:val="000000" w:themeColor="text1"/>
                 <w:szCs w:val="28"/>
               </w:rPr>
-              <w:t xml:space="preserve">Т.Р. </w:t>
-            </w:r>
-            <w:proofErr w:type="spellStart"/>
-            <w:r>
-              <w:rPr>
-                <w:rFonts w:cs="Times New Roman"/>
-                <w:color w:val="000000" w:themeColor="text1"/>
-                <w:szCs w:val="28"/>
-              </w:rPr>
-              <w:t>Жангиров</w:t>
-            </w:r>
-            <w:proofErr w:type="spellEnd"/>
+              <w:t>Т.Р. Жангиров</w:t>
+            </w:r>
           </w:p>
         </w:tc>
       </w:tr>
@@ -1406,18 +1374,8 @@
                 <w:color w:val="000000" w:themeColor="text1"/>
                 <w:szCs w:val="28"/>
               </w:rPr>
-              <w:t xml:space="preserve">Т.Р. </w:t>
-            </w:r>
-            <w:proofErr w:type="spellStart"/>
-            <w:r>
-              <w:rPr>
-                <w:rFonts w:cs="Times New Roman"/>
-                <w:color w:val="000000" w:themeColor="text1"/>
-                <w:szCs w:val="28"/>
-              </w:rPr>
-              <w:t>Жангиров</w:t>
-            </w:r>
-            <w:proofErr w:type="spellEnd"/>
+              <w:t>Т.Р. Жангиров</w:t>
+            </w:r>
             <w:r>
               <w:rPr>
                 <w:rFonts w:cs="Times New Roman"/>
@@ -1468,13 +1426,35 @@
         <w:pStyle w:val="a1"/>
       </w:pPr>
       <w:r>
-        <w:t>Краткое изложение содержания отчёта.</w:t>
-      </w:r>
-    </w:p>
-    <w:p>
-      <w:pPr>
-        <w:pStyle w:val="a1"/>
-      </w:pPr>
+        <w:t xml:space="preserve">В ходе учебной практики разработана программа для аппроксимации полиномиальной функции ступенчатой функцией методом генетического алгоритма. Реализованы модули для корректных математических вычислений, разработан графический интерфейс пользователя на базе библиотеки </w:t>
+      </w:r>
+      <w:r>
+        <w:rPr>
+          <w:lang w:val="en-US"/>
+        </w:rPr>
+        <w:t>PySide</w:t>
+      </w:r>
+      <w:r>
+        <w:t xml:space="preserve">6. </w:t>
+      </w:r>
+      <w:r>
+        <w:t>Поддерживаются различные способы ввода параметров задачи</w:t>
+      </w:r>
+      <w:r>
+        <w:t xml:space="preserve">, </w:t>
+      </w:r>
+      <w:r>
+        <w:t xml:space="preserve">встроена система пошаговой визуализации с помощью библиотеки </w:t>
+      </w:r>
+      <w:r>
+        <w:rPr>
+          <w:lang w:val="en-US"/>
+        </w:rPr>
+        <w:t>Matplotlib</w:t>
+      </w:r>
+      <w:r>
+        <w:t>.</w:t>
+      </w:r>
     </w:p>
     <w:p>
       <w:pPr>
@@ -1565,11 +1545,26 @@
     <w:p>
       <w:pPr>
         <w:pStyle w:val="a1"/>
-      </w:pPr>
-      <w:r>
-        <w:t>Аннотация на английском языке.</w:t>
-      </w:r>
-      <w:r>
+        <w:rPr>
+          <w:lang w:val="en-US"/>
+        </w:rPr>
+      </w:pPr>
+      <w:r>
+        <w:rPr>
+          <w:lang w:val="en-US"/>
+        </w:rPr>
+        <w:t>During the practical training, a program was developed to approximate a polynomial function with a step function using a genetic algorithm. Modules for accurate mathematical calculations were implemented, and a graphical user interface was created using the PySide6 library. The program supports various methods for inputting problem parameters and includes a step-by-step visualization system based on the Matplotlib library</w:t>
+      </w:r>
+      <w:r>
+        <w:rPr>
+          <w:lang w:val="en-US"/>
+        </w:rPr>
+        <w:t>.</w:t>
+      </w:r>
+      <w:r>
+        <w:rPr>
+          <w:lang w:val="en-US"/>
+        </w:rPr>
         <w:br w:type="page" w:clear="all"/>
       </w:r>
     </w:p>
@@ -1632,7 +1627,7 @@
             </w:rPr>
             <w:fldChar w:fldCharType="separate"/>
           </w:r>
-          <w:hyperlink w:anchor="_Toc234913264" w:history="1">
+          <w:hyperlink w:anchor="_Toc235114950" w:history="1">
             <w:r>
               <w:rPr>
                 <w:rStyle w:val="aff4"/>
@@ -1659,7 +1654,7 @@
                 <w:noProof/>
                 <w:webHidden/>
               </w:rPr>
-              <w:instrText xml:space="preserve"> PAGEREF _Toc234913264 \h </w:instrText>
+              <w:instrText xml:space="preserve"> PAGEREF _Toc235114950 \h </w:instrText>
             </w:r>
             <w:r>
               <w:rPr>
@@ -1703,7 +1698,7 @@
               <w14:ligatures w14:val="standardContextual"/>
             </w:rPr>
           </w:pPr>
-          <w:hyperlink w:anchor="_Toc234913265" w:history="1">
+          <w:hyperlink w:anchor="_Toc235114951" w:history="1">
             <w:r>
               <w:rPr>
                 <w:rStyle w:val="aff4"/>
@@ -1730,7 +1725,7 @@
                 <w:noProof/>
                 <w:webHidden/>
               </w:rPr>
-              <w:instrText xml:space="preserve"> PAGEREF _Toc234913265 \h </w:instrText>
+              <w:instrText xml:space="preserve"> PAGEREF _Toc235114951 \h </w:instrText>
             </w:r>
             <w:r>
               <w:rPr>
@@ -1774,7 +1769,7 @@
               <w14:ligatures w14:val="standardContextual"/>
             </w:rPr>
           </w:pPr>
-          <w:hyperlink w:anchor="_Toc234913266" w:history="1">
+          <w:hyperlink w:anchor="_Toc235114952" w:history="1">
             <w:r>
               <w:rPr>
                 <w:rStyle w:val="aff4"/>
@@ -1801,7 +1796,7 @@
                 <w:noProof/>
                 <w:webHidden/>
               </w:rPr>
-              <w:instrText xml:space="preserve"> PAGEREF _Toc234913266 \h </w:instrText>
+              <w:instrText xml:space="preserve"> PAGEREF _Toc235114952 \h </w:instrText>
             </w:r>
             <w:r>
               <w:rPr>
@@ -1845,7 +1840,7 @@
               <w14:ligatures w14:val="standardContextual"/>
             </w:rPr>
           </w:pPr>
-          <w:hyperlink w:anchor="_Toc234913267" w:history="1">
+          <w:hyperlink w:anchor="_Toc235114953" w:history="1">
             <w:r>
               <w:rPr>
                 <w:rStyle w:val="aff4"/>
@@ -1872,7 +1867,7 @@
                 <w:noProof/>
                 <w:webHidden/>
               </w:rPr>
-              <w:instrText xml:space="preserve"> PAGEREF _Toc234913267 \h </w:instrText>
+              <w:instrText xml:space="preserve"> PAGEREF _Toc235114953 \h </w:instrText>
             </w:r>
             <w:r>
               <w:rPr>
@@ -1916,7 +1911,7 @@
               <w14:ligatures w14:val="standardContextual"/>
             </w:rPr>
           </w:pPr>
-          <w:hyperlink w:anchor="_Toc234913268" w:history="1">
+          <w:hyperlink w:anchor="_Toc235114954" w:history="1">
             <w:r>
               <w:rPr>
                 <w:rStyle w:val="aff4"/>
@@ -1943,7 +1938,7 @@
                 <w:noProof/>
                 <w:webHidden/>
               </w:rPr>
-              <w:instrText xml:space="preserve"> PAGEREF _Toc234913268 \h </w:instrText>
+              <w:instrText xml:space="preserve"> PAGEREF _Toc235114954 \h </w:instrText>
             </w:r>
             <w:r>
               <w:rPr>
@@ -1987,7 +1982,7 @@
               <w14:ligatures w14:val="standardContextual"/>
             </w:rPr>
           </w:pPr>
-          <w:hyperlink w:anchor="_Toc234913269" w:history="1">
+          <w:hyperlink w:anchor="_Toc235114955" w:history="1">
             <w:r>
               <w:rPr>
                 <w:rStyle w:val="aff4"/>
@@ -2014,7 +2009,7 @@
                 <w:noProof/>
                 <w:webHidden/>
               </w:rPr>
-              <w:instrText xml:space="preserve"> PAGEREF _Toc234913269 \h </w:instrText>
+              <w:instrText xml:space="preserve"> PAGEREF _Toc235114955 \h </w:instrText>
             </w:r>
             <w:r>
               <w:rPr>
@@ -2058,7 +2053,7 @@
               <w14:ligatures w14:val="standardContextual"/>
             </w:rPr>
           </w:pPr>
-          <w:hyperlink w:anchor="_Toc234913270" w:history="1">
+          <w:hyperlink w:anchor="_Toc235114956" w:history="1">
             <w:r>
               <w:rPr>
                 <w:rStyle w:val="aff4"/>
@@ -2085,7 +2080,7 @@
                 <w:noProof/>
                 <w:webHidden/>
               </w:rPr>
-              <w:instrText xml:space="preserve"> PAGEREF _Toc234913270 \h </w:instrText>
+              <w:instrText xml:space="preserve"> PAGEREF _Toc235114956 \h </w:instrText>
             </w:r>
             <w:r>
               <w:rPr>
@@ -2129,7 +2124,7 @@
               <w14:ligatures w14:val="standardContextual"/>
             </w:rPr>
           </w:pPr>
-          <w:hyperlink w:anchor="_Toc234913271" w:history="1">
+          <w:hyperlink w:anchor="_Toc235114957" w:history="1">
             <w:r>
               <w:rPr>
                 <w:rStyle w:val="aff4"/>
@@ -2156,7 +2151,7 @@
                 <w:noProof/>
                 <w:webHidden/>
               </w:rPr>
-              <w:instrText xml:space="preserve"> PAGEREF _Toc234913271 \h </w:instrText>
+              <w:instrText xml:space="preserve"> PAGEREF _Toc235114957 \h </w:instrText>
             </w:r>
             <w:r>
               <w:rPr>
@@ -2203,7 +2198,7 @@
               <w14:ligatures w14:val="standardContextual"/>
             </w:rPr>
           </w:pPr>
-          <w:hyperlink w:anchor="_Toc234913272" w:history="1">
+          <w:hyperlink w:anchor="_Toc235114958" w:history="1">
             <w:r>
               <w:rPr>
                 <w:rStyle w:val="aff4"/>
@@ -2230,7 +2225,7 @@
                 <w:noProof/>
                 <w:webHidden/>
               </w:rPr>
-              <w:instrText xml:space="preserve"> PAGEREF _Toc234913272 \h </w:instrText>
+              <w:instrText xml:space="preserve"> PAGEREF _Toc235114958 \h </w:instrText>
             </w:r>
             <w:r>
               <w:rPr>
@@ -2277,7 +2272,7 @@
               <w14:ligatures w14:val="standardContextual"/>
             </w:rPr>
           </w:pPr>
-          <w:hyperlink w:anchor="_Toc234913273" w:history="1">
+          <w:hyperlink w:anchor="_Toc235114959" w:history="1">
             <w:r>
               <w:rPr>
                 <w:rStyle w:val="aff4"/>
@@ -2304,7 +2299,7 @@
                 <w:noProof/>
                 <w:webHidden/>
               </w:rPr>
-              <w:instrText xml:space="preserve"> PAGEREF _Toc234913273 \h </w:instrText>
+              <w:instrText xml:space="preserve"> PAGEREF _Toc235114959 \h </w:instrText>
             </w:r>
             <w:r>
               <w:rPr>
@@ -2351,7 +2346,7 @@
               <w14:ligatures w14:val="standardContextual"/>
             </w:rPr>
           </w:pPr>
-          <w:hyperlink w:anchor="_Toc234913274" w:history="1">
+          <w:hyperlink w:anchor="_Toc235114960" w:history="1">
             <w:r>
               <w:rPr>
                 <w:rStyle w:val="aff4"/>
@@ -2378,7 +2373,7 @@
                 <w:noProof/>
                 <w:webHidden/>
               </w:rPr>
-              <w:instrText xml:space="preserve"> PAGEREF _Toc234913274 \h </w:instrText>
+              <w:instrText xml:space="preserve"> PAGEREF _Toc235114960 \h </w:instrText>
             </w:r>
             <w:r>
               <w:rPr>
@@ -2425,7 +2420,7 @@
               <w14:ligatures w14:val="standardContextual"/>
             </w:rPr>
           </w:pPr>
-          <w:hyperlink w:anchor="_Toc234913275" w:history="1">
+          <w:hyperlink w:anchor="_Toc235114961" w:history="1">
             <w:r>
               <w:rPr>
                 <w:rStyle w:val="aff4"/>
@@ -2452,7 +2447,7 @@
                 <w:noProof/>
                 <w:webHidden/>
               </w:rPr>
-              <w:instrText xml:space="preserve"> PAGEREF _Toc234913275 \h </w:instrText>
+              <w:instrText xml:space="preserve"> PAGEREF _Toc235114961 \h </w:instrText>
             </w:r>
             <w:r>
               <w:rPr>
@@ -2499,7 +2494,7 @@
               <w14:ligatures w14:val="standardContextual"/>
             </w:rPr>
           </w:pPr>
-          <w:hyperlink w:anchor="_Toc234913276" w:history="1">
+          <w:hyperlink w:anchor="_Toc235114962" w:history="1">
             <w:r>
               <w:rPr>
                 <w:rStyle w:val="aff4"/>
@@ -2526,7 +2521,7 @@
                 <w:noProof/>
                 <w:webHidden/>
               </w:rPr>
-              <w:instrText xml:space="preserve"> PAGEREF _Toc234913276 \h </w:instrText>
+              <w:instrText xml:space="preserve"> PAGEREF _Toc235114962 \h </w:instrText>
             </w:r>
             <w:r>
               <w:rPr>
@@ -2570,7 +2565,7 @@
               <w14:ligatures w14:val="standardContextual"/>
             </w:rPr>
           </w:pPr>
-          <w:hyperlink w:anchor="_Toc234913277" w:history="1">
+          <w:hyperlink w:anchor="_Toc235114963" w:history="1">
             <w:r>
               <w:rPr>
                 <w:rStyle w:val="aff4"/>
@@ -2597,7 +2592,7 @@
                 <w:noProof/>
                 <w:webHidden/>
               </w:rPr>
-              <w:instrText xml:space="preserve"> PAGEREF _Toc234913277 \h </w:instrText>
+              <w:instrText xml:space="preserve"> PAGEREF _Toc235114963 \h </w:instrText>
             </w:r>
             <w:r>
               <w:rPr>
@@ -2644,7 +2639,7 @@
               <w14:ligatures w14:val="standardContextual"/>
             </w:rPr>
           </w:pPr>
-          <w:hyperlink w:anchor="_Toc234913278" w:history="1">
+          <w:hyperlink w:anchor="_Toc235114964" w:history="1">
             <w:r>
               <w:rPr>
                 <w:rStyle w:val="aff4"/>
@@ -2671,7 +2666,7 @@
                 <w:noProof/>
                 <w:webHidden/>
               </w:rPr>
-              <w:instrText xml:space="preserve"> PAGEREF _Toc234913278 \h </w:instrText>
+              <w:instrText xml:space="preserve"> PAGEREF _Toc235114964 \h </w:instrText>
             </w:r>
             <w:r>
               <w:rPr>
@@ -2718,7 +2713,7 @@
               <w14:ligatures w14:val="standardContextual"/>
             </w:rPr>
           </w:pPr>
-          <w:hyperlink w:anchor="_Toc234913279" w:history="1">
+          <w:hyperlink w:anchor="_Toc235114965" w:history="1">
             <w:r>
               <w:rPr>
                 <w:rStyle w:val="aff4"/>
@@ -2745,7 +2740,7 @@
                 <w:noProof/>
                 <w:webHidden/>
               </w:rPr>
-              <w:instrText xml:space="preserve"> PAGEREF _Toc234913279 \h </w:instrText>
+              <w:instrText xml:space="preserve"> PAGEREF _Toc235114965 \h </w:instrText>
             </w:r>
             <w:r>
               <w:rPr>
@@ -2789,7 +2784,7 @@
               <w14:ligatures w14:val="standardContextual"/>
             </w:rPr>
           </w:pPr>
-          <w:hyperlink w:anchor="_Toc234913280" w:history="1">
+          <w:hyperlink w:anchor="_Toc235114966" w:history="1">
             <w:r>
               <w:rPr>
                 <w:rStyle w:val="aff4"/>
@@ -2824,7 +2819,7 @@
                 <w:noProof/>
                 <w:webHidden/>
               </w:rPr>
-              <w:instrText xml:space="preserve"> PAGEREF _Toc234913280 \h </w:instrText>
+              <w:instrText xml:space="preserve"> PAGEREF _Toc235114966 \h </w:instrText>
             </w:r>
             <w:r>
               <w:rPr>
@@ -2871,7 +2866,7 @@
               <w14:ligatures w14:val="standardContextual"/>
             </w:rPr>
           </w:pPr>
-          <w:hyperlink w:anchor="_Toc234913281" w:history="1">
+          <w:hyperlink w:anchor="_Toc235114967" w:history="1">
             <w:r>
               <w:rPr>
                 <w:rStyle w:val="aff4"/>
@@ -2898,7 +2893,7 @@
                 <w:noProof/>
                 <w:webHidden/>
               </w:rPr>
-              <w:instrText xml:space="preserve"> PAGEREF _Toc234913281 \h </w:instrText>
+              <w:instrText xml:space="preserve"> PAGEREF _Toc235114967 \h </w:instrText>
             </w:r>
             <w:r>
               <w:rPr>
@@ -2945,7 +2940,7 @@
               <w14:ligatures w14:val="standardContextual"/>
             </w:rPr>
           </w:pPr>
-          <w:hyperlink w:anchor="_Toc234913282" w:history="1">
+          <w:hyperlink w:anchor="_Toc235114968" w:history="1">
             <w:r>
               <w:rPr>
                 <w:rStyle w:val="aff4"/>
@@ -2972,7 +2967,7 @@
                 <w:noProof/>
                 <w:webHidden/>
               </w:rPr>
-              <w:instrText xml:space="preserve"> PAGEREF _Toc234913282 \h </w:instrText>
+              <w:instrText xml:space="preserve"> PAGEREF _Toc235114968 \h </w:instrText>
             </w:r>
             <w:r>
               <w:rPr>
@@ -3019,7 +3014,7 @@
               <w14:ligatures w14:val="standardContextual"/>
             </w:rPr>
           </w:pPr>
-          <w:hyperlink w:anchor="_Toc234913283" w:history="1">
+          <w:hyperlink w:anchor="_Toc235114969" w:history="1">
             <w:r>
               <w:rPr>
                 <w:rStyle w:val="aff4"/>
@@ -3046,7 +3041,7 @@
                 <w:noProof/>
                 <w:webHidden/>
               </w:rPr>
-              <w:instrText xml:space="preserve"> PAGEREF _Toc234913283 \h </w:instrText>
+              <w:instrText xml:space="preserve"> PAGEREF _Toc235114969 \h </w:instrText>
             </w:r>
             <w:r>
               <w:rPr>
@@ -3066,7 +3061,7 @@
                 <w:noProof/>
                 <w:webHidden/>
               </w:rPr>
-              <w:t>13</w:t>
+              <w:t>14</w:t>
             </w:r>
             <w:r>
               <w:rPr>
@@ -3090,7 +3085,7 @@
               <w14:ligatures w14:val="standardContextual"/>
             </w:rPr>
           </w:pPr>
-          <w:hyperlink w:anchor="_Toc234913284" w:history="1">
+          <w:hyperlink w:anchor="_Toc235114970" w:history="1">
             <w:r>
               <w:rPr>
                 <w:rStyle w:val="aff4"/>
@@ -3117,7 +3112,7 @@
                 <w:noProof/>
                 <w:webHidden/>
               </w:rPr>
-              <w:instrText xml:space="preserve"> PAGEREF _Toc234913284 \h </w:instrText>
+              <w:instrText xml:space="preserve"> PAGEREF _Toc235114970 \h </w:instrText>
             </w:r>
             <w:r>
               <w:rPr>
@@ -3137,7 +3132,7 @@
                 <w:noProof/>
                 <w:webHidden/>
               </w:rPr>
-              <w:t>15</w:t>
+              <w:t>16</w:t>
             </w:r>
             <w:r>
               <w:rPr>
@@ -3164,7 +3159,7 @@
               <w14:ligatures w14:val="standardContextual"/>
             </w:rPr>
           </w:pPr>
-          <w:hyperlink w:anchor="_Toc234913285" w:history="1">
+          <w:hyperlink w:anchor="_Toc235114971" w:history="1">
             <w:r>
               <w:rPr>
                 <w:rStyle w:val="aff4"/>
@@ -3191,7 +3186,7 @@
                 <w:noProof/>
                 <w:webHidden/>
               </w:rPr>
-              <w:instrText xml:space="preserve"> PAGEREF _Toc234913285 \h </w:instrText>
+              <w:instrText xml:space="preserve"> PAGEREF _Toc235114971 \h </w:instrText>
             </w:r>
             <w:r>
               <w:rPr>
@@ -3211,7 +3206,7 @@
                 <w:noProof/>
                 <w:webHidden/>
               </w:rPr>
-              <w:t>15</w:t>
+              <w:t>16</w:t>
             </w:r>
             <w:r>
               <w:rPr>
@@ -3238,7 +3233,7 @@
               <w14:ligatures w14:val="standardContextual"/>
             </w:rPr>
           </w:pPr>
-          <w:hyperlink w:anchor="_Toc234913286" w:history="1">
+          <w:hyperlink w:anchor="_Toc235114972" w:history="1">
             <w:r>
               <w:rPr>
                 <w:rStyle w:val="aff4"/>
@@ -3265,7 +3260,7 @@
                 <w:noProof/>
                 <w:webHidden/>
               </w:rPr>
-              <w:instrText xml:space="preserve"> PAGEREF _Toc234913286 \h </w:instrText>
+              <w:instrText xml:space="preserve"> PAGEREF _Toc235114972 \h </w:instrText>
             </w:r>
             <w:r>
               <w:rPr>
@@ -3285,7 +3280,7 @@
                 <w:noProof/>
                 <w:webHidden/>
               </w:rPr>
-              <w:t>15</w:t>
+              <w:t>16</w:t>
             </w:r>
             <w:r>
               <w:rPr>
@@ -3312,7 +3307,7 @@
               <w14:ligatures w14:val="standardContextual"/>
             </w:rPr>
           </w:pPr>
-          <w:hyperlink w:anchor="_Toc234913287" w:history="1">
+          <w:hyperlink w:anchor="_Toc235114973" w:history="1">
             <w:r>
               <w:rPr>
                 <w:rStyle w:val="aff4"/>
@@ -3339,7 +3334,7 @@
                 <w:noProof/>
                 <w:webHidden/>
               </w:rPr>
-              <w:instrText xml:space="preserve"> PAGEREF _Toc234913287 \h </w:instrText>
+              <w:instrText xml:space="preserve"> PAGEREF _Toc235114973 \h </w:instrText>
             </w:r>
             <w:r>
               <w:rPr>
@@ -3359,7 +3354,7 @@
                 <w:noProof/>
                 <w:webHidden/>
               </w:rPr>
-              <w:t>16</w:t>
+              <w:t>17</w:t>
             </w:r>
             <w:r>
               <w:rPr>
@@ -3383,7 +3378,7 @@
               <w14:ligatures w14:val="standardContextual"/>
             </w:rPr>
           </w:pPr>
-          <w:hyperlink w:anchor="_Toc234913288" w:history="1">
+          <w:hyperlink w:anchor="_Toc235114974" w:history="1">
             <w:r>
               <w:rPr>
                 <w:rStyle w:val="aff4"/>
@@ -3410,7 +3405,7 @@
                 <w:noProof/>
                 <w:webHidden/>
               </w:rPr>
-              <w:instrText xml:space="preserve"> PAGEREF _Toc234913288 \h </w:instrText>
+              <w:instrText xml:space="preserve"> PAGEREF _Toc235114974 \h </w:instrText>
             </w:r>
             <w:r>
               <w:rPr>
@@ -3454,7 +3449,7 @@
               <w14:ligatures w14:val="standardContextual"/>
             </w:rPr>
           </w:pPr>
-          <w:hyperlink w:anchor="_Toc234913289" w:history="1">
+          <w:hyperlink w:anchor="_Toc235114975" w:history="1">
             <w:r>
               <w:rPr>
                 <w:rStyle w:val="aff4"/>
@@ -3481,7 +3476,7 @@
                 <w:noProof/>
                 <w:webHidden/>
               </w:rPr>
-              <w:instrText xml:space="preserve"> PAGEREF _Toc234913289 \h </w:instrText>
+              <w:instrText xml:space="preserve"> PAGEREF _Toc235114975 \h </w:instrText>
             </w:r>
             <w:r>
               <w:rPr>
@@ -3525,7 +3520,7 @@
               <w14:ligatures w14:val="standardContextual"/>
             </w:rPr>
           </w:pPr>
-          <w:hyperlink w:anchor="_Toc234913290" w:history="1">
+          <w:hyperlink w:anchor="_Toc235114976" w:history="1">
             <w:r>
               <w:rPr>
                 <w:rStyle w:val="aff4"/>
@@ -3552,7 +3547,7 @@
                 <w:noProof/>
                 <w:webHidden/>
               </w:rPr>
-              <w:instrText xml:space="preserve"> PAGEREF _Toc234913290 \h </w:instrText>
+              <w:instrText xml:space="preserve"> PAGEREF _Toc235114976 \h </w:instrText>
             </w:r>
             <w:r>
               <w:rPr>
@@ -3596,7 +3591,7 @@
               <w14:ligatures w14:val="standardContextual"/>
             </w:rPr>
           </w:pPr>
-          <w:hyperlink w:anchor="_Toc234913291" w:history="1">
+          <w:hyperlink w:anchor="_Toc235114977" w:history="1">
             <w:r>
               <w:rPr>
                 <w:rStyle w:val="aff4"/>
@@ -3624,7 +3619,7 @@
                 <w:noProof/>
                 <w:webHidden/>
               </w:rPr>
-              <w:instrText xml:space="preserve"> PAGEREF _Toc234913291 \h </w:instrText>
+              <w:instrText xml:space="preserve"> PAGEREF _Toc235114977 \h </w:instrText>
             </w:r>
             <w:r>
               <w:rPr>
@@ -3668,11 +3663,10 @@
               <w14:ligatures w14:val="standardContextual"/>
             </w:rPr>
           </w:pPr>
-          <w:hyperlink w:anchor="_Toc234913292" w:history="1">
+          <w:hyperlink w:anchor="_Toc235114978" w:history="1">
             <w:r>
               <w:rPr>
                 <w:rStyle w:val="aff4"/>
-                <w:rFonts w:cs="Times New Roman"/>
                 <w:noProof/>
               </w:rPr>
               <w:t>ПРИЛОЖЕНИЕ А</w:t>
@@ -3696,7 +3690,7 @@
                 <w:noProof/>
                 <w:webHidden/>
               </w:rPr>
-              <w:instrText xml:space="preserve"> PAGEREF _Toc234913292 \h </w:instrText>
+              <w:instrText xml:space="preserve"> PAGEREF _Toc235114978 \h </w:instrText>
             </w:r>
             <w:r>
               <w:rPr>
@@ -3754,7 +3748,7 @@
       <w:r>
         <w:br w:type="page" w:clear="all"/>
       </w:r>
-      <w:bookmarkStart w:id="0" w:name="_Toc234913264"/>
+      <w:bookmarkStart w:id="0" w:name="_Toc235114950"/>
       <w:r>
         <w:lastRenderedPageBreak/>
         <w:t>В</w:t>
@@ -3766,63 +3760,37 @@
     </w:p>
     <w:p>
       <w:pPr>
-        <w:spacing w:line="360" w:lineRule="auto"/>
-        <w:ind w:firstLine="709"/>
-      </w:pPr>
-      <w:r>
-        <w:rPr>
-          <w:rFonts w:cs="Times New Roman"/>
-          <w:szCs w:val="28"/>
-        </w:rPr>
+        <w:pStyle w:val="a1"/>
+      </w:pPr>
+      <w:r>
         <w:t>Генетические алгоритмы представляют собой эвристические методы оптимизации, основанные на принципах естественного отбора и генетики. Данные алгоритмы находят широкое применение в задачах, где традиционные методы оптимизации оказываются неэффективными или неприменимыми ввиду высокой размерности пространства решений, нелинейности целевой функции или отсутствия аналитического решения.</w:t>
       </w:r>
     </w:p>
     <w:p>
       <w:pPr>
-        <w:spacing w:line="360" w:lineRule="auto"/>
-        <w:ind w:firstLine="709"/>
-      </w:pPr>
-      <w:r>
-        <w:rPr>
-          <w:rFonts w:cs="Times New Roman"/>
-          <w:szCs w:val="28"/>
-        </w:rPr>
+        <w:pStyle w:val="a1"/>
+      </w:pPr>
+      <w:r>
         <w:t>Предметной областью данной практики является разработка программы для численной аппроксимации функций с использованием эволюционных вычислений. Использование генетических алгоритмов для решения данной задачи позволяет находить приемлемые решения в условиях оптимизации параметров аппроксимирующей функции.</w:t>
       </w:r>
     </w:p>
     <w:p>
       <w:pPr>
-        <w:spacing w:line="360" w:lineRule="auto"/>
-        <w:ind w:firstLine="709"/>
-      </w:pPr>
-      <w:r>
-        <w:rPr>
-          <w:rFonts w:cs="Times New Roman"/>
-          <w:szCs w:val="28"/>
-        </w:rPr>
+        <w:pStyle w:val="a1"/>
+      </w:pPr>
+      <w:r>
         <w:t>Целью практики является разработка программы с графическим интерфейсом, реализующего генетический алгоритм для минимизации расстояния между полиномиальной функцией и ступенчатой функцией заданной структуры.</w:t>
       </w:r>
     </w:p>
     <w:p>
       <w:pPr>
-        <w:spacing w:line="360" w:lineRule="auto"/>
-        <w:ind w:firstLine="709"/>
-        <w:rPr>
-          <w:rFonts w:cs="Times New Roman"/>
-          <w:b/>
-          <w:bCs/>
-          <w:szCs w:val="28"/>
-        </w:rPr>
-      </w:pPr>
-      <w:r>
-        <w:rPr>
-          <w:rFonts w:cs="Times New Roman"/>
-          <w:szCs w:val="28"/>
-        </w:rPr>
+        <w:pStyle w:val="a1"/>
+      </w:pPr>
+      <w:r>
         <w:t>Для достижения поставленной цели необходимо решить следующие задачи: изучить теоретические основы генетических алгоритмов и методов аппроксимации функций, разработать структуру данных для представления полиномов и ступенчатых функций, реализовать операторы генетического алгоритма (селекцию, скрещивание, мутацию), создать функцию качества для оценки приближения, разработать графический интерфейс с возможностью визуализации процесса поиска решения, обеспечить возможность настройки параметров алгоритма и ввода данных.</w:t>
       </w:r>
       <w:r>
-        <w:br w:type="page" w:clear="all"/>
+        <w:br w:type="page"/>
       </w:r>
     </w:p>
     <w:p>
@@ -3833,7 +3801,7 @@
           <w:numId w:val="2"/>
         </w:numPr>
       </w:pPr>
-      <w:bookmarkStart w:id="1" w:name="_Toc234913265"/>
+      <w:bookmarkStart w:id="1" w:name="_Toc235114951"/>
       <w:r>
         <w:lastRenderedPageBreak/>
         <w:t>1 ПОСТАНОВКА ЗАДАЧИ</w:t>
@@ -3848,7 +3816,7 @@
           <w:numId w:val="2"/>
         </w:numPr>
       </w:pPr>
-      <w:bookmarkStart w:id="2" w:name="_Toc234913266"/>
+      <w:bookmarkStart w:id="2" w:name="_Toc235114952"/>
       <w:r>
         <w:t>1.1 Предметная область</w:t>
       </w:r>
@@ -3883,7 +3851,7 @@
           <w:numId w:val="2"/>
         </w:numPr>
       </w:pPr>
-      <w:bookmarkStart w:id="3" w:name="_Toc234913267"/>
+      <w:bookmarkStart w:id="3" w:name="_Toc235114953"/>
       <w:r>
         <w:t>1.2 Задачи практики</w:t>
       </w:r>
@@ -3901,6 +3869,27 @@
       <w:r>
         <w:t>Изучить теоретические основы генетических алгоритмов (селекция, скрещивание, мутация).</w:t>
       </w:r>
+      <w:r>
+        <w:t xml:space="preserve"> Ответственные: Гавриш Матвей</w:t>
+      </w:r>
+      <w:r>
+        <w:rPr>
+          <w:lang w:val="en-US"/>
+        </w:rPr>
+        <w:t xml:space="preserve">, </w:t>
+      </w:r>
+      <w:r>
+        <w:t>Трушкин Александр</w:t>
+      </w:r>
+      <w:r>
+        <w:rPr>
+          <w:lang w:val="en-US"/>
+        </w:rPr>
+        <w:t xml:space="preserve">, </w:t>
+      </w:r>
+      <w:r>
+        <w:t>Шувалов Алексей.</w:t>
+      </w:r>
     </w:p>
     <w:p>
       <w:pPr>
@@ -3914,6 +3903,24 @@
       <w:r>
         <w:t>Изучить методы аппроксимации функций, метрики расстояния между функциями.</w:t>
       </w:r>
+      <w:r>
+        <w:t xml:space="preserve"> </w:t>
+      </w:r>
+      <w:r>
+        <w:t>Ответственные: Гавриш Матвей</w:t>
+      </w:r>
+      <w:r>
+        <w:t xml:space="preserve">, </w:t>
+      </w:r>
+      <w:r>
+        <w:t>Трушкин Александр</w:t>
+      </w:r>
+      <w:r>
+        <w:t xml:space="preserve">, </w:t>
+      </w:r>
+      <w:r>
+        <w:t>Шувалов Алексей.</w:t>
+      </w:r>
     </w:p>
     <w:p>
       <w:pPr>
@@ -3927,6 +3934,9 @@
       <w:r>
         <w:t>Разработать структуру данных для представления полиномиальной функции с заданным интервалом определения.</w:t>
       </w:r>
+      <w:r>
+        <w:t xml:space="preserve"> Ответственный – Шувалов Алексей.</w:t>
+      </w:r>
     </w:p>
     <w:p>
       <w:pPr>
@@ -3940,6 +3950,9 @@
       <w:r>
         <w:t>Разработать структуру данных для представления ступенчатой функции с фиксированными границами ступеней.</w:t>
       </w:r>
+      <w:r>
+        <w:t xml:space="preserve"> Ответственный – Шувалов Алексей.</w:t>
+      </w:r>
     </w:p>
     <w:p>
       <w:pPr>
@@ -3953,6 +3966,9 @@
       <w:r>
         <w:t>Реализовать функцию качества для оценки степени приближения ступенчатой функции к полиному на заданном интервале.</w:t>
       </w:r>
+      <w:r>
+        <w:t xml:space="preserve"> Ответственный – Шувалов Алексей.</w:t>
+      </w:r>
     </w:p>
     <w:p>
       <w:pPr>
@@ -3964,7 +3980,11 @@
         <w:ind w:left="0" w:firstLine="709"/>
       </w:pPr>
       <w:r>
+        <w:lastRenderedPageBreak/>
         <w:t>Реализовать основные операторы ГА: инициализацию популяции, селекцию, скрещивание, мутацию и формирование нового поколения.</w:t>
+      </w:r>
+      <w:r>
+        <w:t xml:space="preserve"> Ответственный – Шувалов Алексей.</w:t>
       </w:r>
     </w:p>
     <w:p>
@@ -3979,6 +3999,9 @@
       <w:r>
         <w:t>Разработать механизм сохранения истории поколений для обеспечения возможности возврата к предыдущим состояниям алгоритма.</w:t>
       </w:r>
+      <w:r>
+        <w:t xml:space="preserve"> Ответственный – Гавриш Матвей.</w:t>
+      </w:r>
     </w:p>
     <w:p>
       <w:pPr>
@@ -3992,6 +4015,15 @@
       <w:r>
         <w:t>Спроектировать и реализовать графический интерфейс с возможностью управления параметрами алгоритма.</w:t>
       </w:r>
+      <w:r>
+        <w:t xml:space="preserve"> Ответственные: Трушкин Александр</w:t>
+      </w:r>
+      <w:r>
+        <w:t xml:space="preserve">, </w:t>
+      </w:r>
+      <w:r>
+        <w:t>Гавриш Матвей.</w:t>
+      </w:r>
     </w:p>
     <w:p>
       <w:pPr>
@@ -4003,8 +4035,10 @@
         <w:ind w:left="0" w:firstLine="709"/>
       </w:pPr>
       <w:r>
-        <w:lastRenderedPageBreak/>
         <w:t>Реализовать возможность ввода данных разными способами: из файла и путём случайной генерации.</w:t>
+      </w:r>
+      <w:r>
+        <w:t xml:space="preserve"> Ответственный – Гавриш Матвей.</w:t>
       </w:r>
     </w:p>
     <w:p>
@@ -4017,7 +4051,13 @@
         <w:ind w:left="0" w:firstLine="709"/>
       </w:pPr>
       <w:r>
-        <w:t>Обеспечить пошаговую визуализацию процесса эволюции и перехода к конечному решению.</w:t>
+        <w:t>Обеспечить пошаговую визуализацию процесса эволюции и перехода к конечному решению</w:t>
+      </w:r>
+      <w:r>
+        <w:t>. Ответственный – Трушкин Александр</w:t>
+      </w:r>
+      <w:r>
+        <w:t>.</w:t>
       </w:r>
       <w:r>
         <w:br w:type="page" w:clear="all"/>
@@ -4027,7 +4067,7 @@
       <w:pPr>
         <w:pStyle w:val="2"/>
       </w:pPr>
-      <w:bookmarkStart w:id="4" w:name="_Toc234913268"/>
+      <w:bookmarkStart w:id="4" w:name="_Toc235114954"/>
       <w:r>
         <w:lastRenderedPageBreak/>
         <w:t>2 РЕЗУЛЬТАТЫ РАБОТЫ</w:t>
@@ -4042,7 +4082,13 @@
         <w:pStyle w:val="a1"/>
       </w:pPr>
       <w:r>
-        <w:t>Разделение ролей и ответственность:</w:t>
+        <w:t xml:space="preserve">Разделение ролей </w:t>
+      </w:r>
+      <w:r>
+        <w:t>в бригаде</w:t>
+      </w:r>
+      <w:r>
+        <w:t>:</w:t>
       </w:r>
     </w:p>
     <w:p>
@@ -4128,7 +4174,7 @@
         </w:numPr>
         <w:ind w:left="0"/>
       </w:pPr>
-      <w:bookmarkStart w:id="5" w:name="_Toc234913269"/>
+      <w:bookmarkStart w:id="5" w:name="_Toc235114955"/>
       <w:r>
         <w:t>2.1. Изучение теоретических основ</w:t>
       </w:r>
@@ -4139,7 +4185,16 @@
         <w:pStyle w:val="a1"/>
       </w:pPr>
       <w:r>
-        <w:t>Были изучены теоретические основы генетических алгоритмов: основные операторы и свойства.</w:t>
+        <w:t>Были изучены теоретические основы генетических алгоритмов: основные операторы и свойства</w:t>
+      </w:r>
+      <w:r>
+        <w:t xml:space="preserve"> </w:t>
+      </w:r>
+      <w:r>
+        <w:t>[1]</w:t>
+      </w:r>
+      <w:r>
+        <w:t>.</w:t>
       </w:r>
     </w:p>
     <w:p>
@@ -4151,7 +4206,7 @@
         </w:numPr>
         <w:ind w:left="0"/>
       </w:pPr>
-      <w:bookmarkStart w:id="6" w:name="_Toc234913270"/>
+      <w:bookmarkStart w:id="6" w:name="_Toc235114956"/>
       <w:r>
         <w:t>2.2. Изучение методов аппроксимации</w:t>
       </w:r>
@@ -4163,6 +4218,9 @@
       </w:pPr>
       <w:r>
         <w:t>Был изучен метод аппроксимации с помощью генетического алгоритма</w:t>
+      </w:r>
+      <w:r>
+        <w:t>.</w:t>
       </w:r>
     </w:p>
     <w:p>
@@ -4173,7 +4231,7 @@
           <w:numId w:val="9"/>
         </w:numPr>
       </w:pPr>
-      <w:bookmarkStart w:id="7" w:name="_Toc234913271"/>
+      <w:bookmarkStart w:id="7" w:name="_Toc235114957"/>
       <w:r>
         <w:t>2.3. Составление плана</w:t>
       </w:r>
@@ -4191,7 +4249,7 @@
       <w:pPr>
         <w:pStyle w:val="4"/>
       </w:pPr>
-      <w:bookmarkStart w:id="8" w:name="_Toc234913272"/>
+      <w:bookmarkStart w:id="8" w:name="_Toc235114958"/>
       <w:r>
         <w:t>2.3.1. Представление данных</w:t>
       </w:r>
@@ -4233,7 +4291,7 @@
       <w:pPr>
         <w:pStyle w:val="4"/>
       </w:pPr>
-      <w:bookmarkStart w:id="9" w:name="_Toc234913273"/>
+      <w:bookmarkStart w:id="9" w:name="_Toc235114959"/>
       <w:r>
         <w:t>2.3.2. Функция качества</w:t>
       </w:r>
@@ -4507,7 +4565,7 @@
       <w:pPr>
         <w:pStyle w:val="4"/>
       </w:pPr>
-      <w:bookmarkStart w:id="10" w:name="_Toc234913274"/>
+      <w:bookmarkStart w:id="10" w:name="_Toc235114960"/>
       <w:r>
         <w:t>2.3.3. Общий алгоритм</w:t>
       </w:r>
@@ -4576,7 +4634,13 @@
         <w:ind w:left="0" w:firstLine="709"/>
       </w:pPr>
       <w:r>
-        <w:t>Сохранение лучшей особи.</w:t>
+        <w:t>Сохранение особи</w:t>
+      </w:r>
+      <w:r>
+        <w:t xml:space="preserve"> с наивысшей приспособленностью</w:t>
+      </w:r>
+      <w:r>
+        <w:t>.</w:t>
       </w:r>
     </w:p>
     <w:p>
@@ -4667,18 +4731,32 @@
         <w:ind w:left="0" w:firstLine="709"/>
       </w:pPr>
       <w:r>
-        <w:t>Вывод результата: лучший найденный генотип содержит искомые высоты ступеней.</w:t>
+        <w:t>Вывод результата: геноти</w:t>
+      </w:r>
+      <w:r>
+        <w:t>п с наивысшей приспособленностью</w:t>
+      </w:r>
+      <w:r>
+        <w:t xml:space="preserve"> содержит искомые высоты ступеней.</w:t>
       </w:r>
     </w:p>
     <w:p>
       <w:pPr>
         <w:pStyle w:val="4"/>
       </w:pPr>
-      <w:bookmarkStart w:id="11" w:name="_Toc234913275"/>
+      <w:bookmarkStart w:id="11" w:name="_Toc235114961"/>
       <w:r>
         <w:t>2.3.4. Прототип графического интерфейса будущей программы</w:t>
       </w:r>
       <w:bookmarkEnd w:id="11"/>
+    </w:p>
+    <w:p>
+      <w:pPr>
+        <w:pStyle w:val="a1"/>
+      </w:pPr>
+      <w:r>
+        <w:t>Прототип изображен на рис. 1.</w:t>
+      </w:r>
     </w:p>
     <w:p>
       <w:pPr>
@@ -4690,96 +4768,80 @@
           <w:noProof/>
           <w:lang w:eastAsia="ru-RU" w:bidi="ar-SA"/>
         </w:rPr>
-        <mc:AlternateContent>
-          <mc:Choice Requires="wpg">
-            <w:drawing>
-              <wp:inline distT="0" distB="0" distL="0" distR="0" wp14:anchorId="691FEE2C" wp14:editId="09010F17">
-                <wp:extent cx="5554211" cy="3689350"/>
-                <wp:effectExtent l="0" t="0" r="8890" b="6350"/>
-                <wp:docPr id="1" name="Рисунок 3"/>
-                <wp:cNvGraphicFramePr>
-                  <a:graphicFrameLocks xmlns:a="http://schemas.openxmlformats.org/drawingml/2006/main" noChangeAspect="1"/>
-                </wp:cNvGraphicFramePr>
-                <a:graphic xmlns:a="http://schemas.openxmlformats.org/drawingml/2006/main">
-                  <a:graphicData uri="http://schemas.openxmlformats.org/drawingml/2006/picture">
-                    <pic:pic xmlns:pic="http://schemas.openxmlformats.org/drawingml/2006/picture">
-                      <pic:nvPicPr>
-                        <pic:cNvPr id="73046569" name="Рисунок 73046569"/>
-                        <pic:cNvPicPr>
-                          <a:picLocks noChangeAspect="1"/>
-                        </pic:cNvPicPr>
-                      </pic:nvPicPr>
-                      <pic:blipFill rotWithShape="1">
-                        <a:blip r:embed="rId8"/>
-                        <a:stretch/>
-                      </pic:blipFill>
-                      <pic:spPr bwMode="auto">
-                        <a:xfrm>
-                          <a:off x="0" y="0"/>
-                          <a:ext cx="5560008" cy="3693200"/>
-                        </a:xfrm>
-                        <a:prstGeom prst="rect">
-                          <a:avLst/>
-                        </a:prstGeom>
-                      </pic:spPr>
-                    </pic:pic>
-                  </a:graphicData>
-                </a:graphic>
-              </wp:inline>
-            </w:drawing>
-          </mc:Choice>
-          <mc:Fallback xmlns:a="http://schemas.openxmlformats.org/drawingml/2006/main">
-            <w:pict>
-              <v:shapetype id="_x0000_t75" coordsize="21600,21600" o:spt="75" o:preferrelative="t" path="m@4@5l@4@11@9@11@9@5xe" filled="f" stroked="f">
-                <v:stroke joinstyle="miter"/>
-                <v:formulas>
-                  <v:f eqn="if lineDrawn pixelLineWidth 0"/>
-                  <v:f eqn="sum @0 1 0"/>
-                  <v:f eqn="sum 0 0 @1"/>
-                  <v:f eqn="prod @2 1 2"/>
-                  <v:f eqn="prod @3 21600 pixelWidth"/>
-                  <v:f eqn="prod @3 21600 pixelHeight"/>
-                  <v:f eqn="sum @0 0 1"/>
-                  <v:f eqn="prod @6 1 2"/>
-                  <v:f eqn="prod @7 21600 pixelWidth"/>
-                  <v:f eqn="sum @8 21600 0"/>
-                  <v:f eqn="prod @7 21600 pixelHeight"/>
-                  <v:f eqn="sum @10 21600 0"/>
-                </v:formulas>
-                <v:path o:extrusionok="f" gradientshapeok="t" o:connecttype="rect"/>
-                <o:lock v:ext="edit" aspectratio="t"/>
-              </v:shapetype>
-              <v:shape id="_x0000_i0" o:spid="_x0000_s0" type="#_x0000_t75" style="width:437.34pt;height:290.50pt;mso-wrap-distance-left:0.00pt;mso-wrap-distance-top:0.00pt;mso-wrap-distance-right:0.00pt;mso-wrap-distance-bottom:0.00pt;z-index:1;" stroked="false">
-                <v:imagedata r:id="rId13" o:title=""/>
-                <o:lock v:ext="edit" rotation="t"/>
-              </v:shape>
-            </w:pict>
-          </mc:Fallback>
-        </mc:AlternateContent>
-      </w:r>
-    </w:p>
-    <w:p>
-      <w:pPr>
-        <w:pStyle w:val="a1"/>
-        <w:jc w:val="center"/>
+        <w:drawing>
+          <wp:inline distT="0" distB="0" distL="0" distR="0" wp14:anchorId="691FEE2C" wp14:editId="09010F17">
+            <wp:extent cx="5554211" cy="3689350"/>
+            <wp:effectExtent l="0" t="0" r="8890" b="6350"/>
+            <wp:docPr id="1" name="Рисунок 3"/>
+            <wp:cNvGraphicFramePr>
+              <a:graphicFrameLocks xmlns:a="http://schemas.openxmlformats.org/drawingml/2006/main" noChangeAspect="1"/>
+            </wp:cNvGraphicFramePr>
+            <a:graphic xmlns:a="http://schemas.openxmlformats.org/drawingml/2006/main">
+              <a:graphicData uri="http://schemas.openxmlformats.org/drawingml/2006/picture">
+                <pic:pic xmlns:pic="http://schemas.openxmlformats.org/drawingml/2006/picture">
+                  <pic:nvPicPr>
+                    <pic:cNvPr id="73046569" name="Рисунок 73046569"/>
+                    <pic:cNvPicPr>
+                      <a:picLocks noChangeAspect="1"/>
+                    </pic:cNvPicPr>
+                  </pic:nvPicPr>
+                  <pic:blipFill rotWithShape="1">
+                    <a:blip r:embed="rId8"/>
+                    <a:stretch/>
+                  </pic:blipFill>
+                  <pic:spPr bwMode="auto">
+                    <a:xfrm>
+                      <a:off x="0" y="0"/>
+                      <a:ext cx="5560008" cy="3693200"/>
+                    </a:xfrm>
+                    <a:prstGeom prst="rect">
+                      <a:avLst/>
+                    </a:prstGeom>
+                  </pic:spPr>
+                </pic:pic>
+              </a:graphicData>
+            </a:graphic>
+          </wp:inline>
+        </w:drawing>
+      </w:r>
+    </w:p>
+    <w:p>
+      <w:pPr>
+        <w:pStyle w:val="afff"/>
       </w:pPr>
       <w:r>
         <w:t xml:space="preserve">Рисунок </w:t>
       </w:r>
-      <w:fldSimple w:instr=" SEQ Рисунок \* ARABIC ">
-        <w:r>
-          <w:t>1</w:t>
-        </w:r>
-      </w:fldSimple>
-      <w:r>
-        <w:t xml:space="preserve"> – Прототип графического интерфейса</w:t>
+      <w:r>
+        <w:fldChar w:fldCharType="begin"/>
+      </w:r>
+      <w:r>
+        <w:instrText xml:space="preserve"> SEQ Рисунок \* ARABIC </w:instrText>
+      </w:r>
+      <w:r>
+        <w:fldChar w:fldCharType="separate"/>
+      </w:r>
+      <w:r>
+        <w:t>1</w:t>
+      </w:r>
+      <w:r>
+        <w:fldChar w:fldCharType="end"/>
+      </w:r>
+      <w:r>
+        <w:t xml:space="preserve"> </w:t>
+      </w:r>
+      <w:r>
+        <w:t>—</w:t>
+      </w:r>
+      <w:r>
+        <w:t xml:space="preserve"> Прототип графического интерфейса</w:t>
       </w:r>
     </w:p>
     <w:p>
       <w:pPr>
         <w:pStyle w:val="4"/>
       </w:pPr>
-      <w:bookmarkStart w:id="12" w:name="_Toc234913276"/>
+      <w:bookmarkStart w:id="12" w:name="_Toc235114962"/>
       <w:r>
         <w:t>2.3.5. Модуль интеграции и работы с данными</w:t>
       </w:r>
@@ -4791,24 +4853,9 @@
         <w:ind w:firstLine="0"/>
       </w:pPr>
       <w:r>
+        <w:lastRenderedPageBreak/>
         <w:tab/>
-        <w:t>Данный модуль выполняет роль контроллера в архитектуре приложения. Он обеспечивает связь между графическим интерфейсом (</w:t>
-      </w:r>
-      <w:proofErr w:type="spellStart"/>
-      <w:r>
-        <w:t>gui-prototype</w:t>
-      </w:r>
-      <w:proofErr w:type="spellEnd"/>
-      <w:r>
-        <w:t>) и вычислительным ядром (</w:t>
-      </w:r>
-      <w:proofErr w:type="spellStart"/>
-      <w:r>
-        <w:t>backend-prototype</w:t>
-      </w:r>
-      <w:proofErr w:type="spellEnd"/>
-      <w:r>
-        <w:t>). Основные задачи модуля:</w:t>
+        <w:t>Данный модуль выполняет роль контроллера в архитектуре приложения. Он обеспечивает связь между графическим интерфейсом (gui-prototype) и вычислительным ядром (backend-prototype). Основные задачи модуля:</w:t>
       </w:r>
     </w:p>
     <w:p>
@@ -4821,8 +4868,10 @@
         <w:ind w:left="0" w:firstLine="709"/>
       </w:pPr>
       <w:r>
-        <w:lastRenderedPageBreak/>
-        <w:t>Валидация и нормализация входных данных</w:t>
+        <w:t>Н</w:t>
+      </w:r>
+      <w:r>
+        <w:t>ормализация входных данных</w:t>
       </w:r>
     </w:p>
     <w:p>
@@ -4861,7 +4910,13 @@
         <w:ind w:left="0" w:firstLine="709"/>
       </w:pPr>
       <w:r>
-        <w:t>Управление циклом алгоритма (пошаговый запуск, переход вперёд/назад, быстрый пропуск)</w:t>
+        <w:t>Управление циклом алгоритма (пошаговый запуск, переход вперёд/назад, пропуск</w:t>
+      </w:r>
+      <w:r>
+        <w:t xml:space="preserve"> всех промежуточных выводов</w:t>
+      </w:r>
+      <w:r>
+        <w:t>)</w:t>
       </w:r>
     </w:p>
     <w:p>
@@ -4895,7 +4950,13 @@
         <w:ind w:left="0" w:firstLine="709"/>
       </w:pPr>
       <w:r>
-        <w:t>Для режима случайная генерация будет реализован алгоритм создания валидных тестовых данных:</w:t>
+        <w:t>Для режима случайная генерация будет реализован алгоритм создания в</w:t>
+      </w:r>
+      <w:r>
+        <w:t xml:space="preserve">ерных </w:t>
+      </w:r>
+      <w:r>
+        <w:t>тестовых данных:</w:t>
       </w:r>
     </w:p>
     <w:p>
@@ -4921,7 +4982,19 @@
         <w:ind w:left="0" w:firstLine="709"/>
       </w:pPr>
       <w:r>
-        <w:t>Коэффициенты: генерируются случайные целые числа в диапазоне [-5, 5].</w:t>
+        <w:t xml:space="preserve">Коэффициенты: генерируются случайные целые числа в диапазоне </w:t>
+      </w:r>
+      <w:r>
+        <w:t xml:space="preserve">от </w:t>
+      </w:r>
+      <w:r>
+        <w:t>-5</w:t>
+      </w:r>
+      <w:r>
+        <w:t xml:space="preserve"> до </w:t>
+      </w:r>
+      <w:r>
+        <w:t>5.</w:t>
       </w:r>
     </w:p>
     <w:p>
@@ -4934,15 +5007,19 @@
         <w:ind w:left="0" w:firstLine="709"/>
       </w:pPr>
       <w:r>
-        <w:t xml:space="preserve">Интервал: случайно выбирается в диапазоне [-10, 10] при условии </w:t>
-      </w:r>
-      <w:proofErr w:type="gramStart"/>
-      <w:r>
-        <w:t>l&lt;</w:t>
-      </w:r>
-      <w:proofErr w:type="gramEnd"/>
-      <w:r>
-        <w:t>r.</w:t>
+        <w:t xml:space="preserve">Интервал: случайно выбирается в диапазоне </w:t>
+      </w:r>
+      <w:r>
+        <w:t xml:space="preserve">от </w:t>
+      </w:r>
+      <w:r>
+        <w:t>-10</w:t>
+      </w:r>
+      <w:r>
+        <w:t xml:space="preserve"> до</w:t>
+      </w:r>
+      <w:r>
+        <w:t xml:space="preserve"> 10 при условии l&lt;r.</w:t>
       </w:r>
     </w:p>
     <w:p>
@@ -4963,33 +5040,7 @@
         <w:pStyle w:val="a1"/>
       </w:pPr>
       <w:r>
-        <w:t xml:space="preserve">Для реализации требования о возможности вернуться на несколько шагов назад модуль хранит полную историю эволюции. При каждом шаге алгоритма бэкенд возвращает новую популяцию, и контроллер сохраняет её в </w:t>
-      </w:r>
-      <w:proofErr w:type="spellStart"/>
-      <w:proofErr w:type="gramStart"/>
-      <w:r>
-        <w:t>self.generations</w:t>
-      </w:r>
-      <w:proofErr w:type="spellEnd"/>
-      <w:proofErr w:type="gramEnd"/>
-      <w:r>
-        <w:t>. При нажатии кнопок «Назад»</w:t>
-      </w:r>
-      <w:proofErr w:type="gramStart"/>
-      <w:r>
-        <w:t>/«</w:t>
-      </w:r>
-      <w:proofErr w:type="gramEnd"/>
-      <w:r>
-        <w:t xml:space="preserve">Вперед» в GUI контроллер не пересчитывает алгоритм, а просто меняет </w:t>
-      </w:r>
-      <w:proofErr w:type="spellStart"/>
-      <w:r>
-        <w:t>current_step</w:t>
-      </w:r>
-      <w:proofErr w:type="spellEnd"/>
-      <w:r>
-        <w:t xml:space="preserve"> и отдает GUI сохраненный снимок для отрисовки.</w:t>
+        <w:t>Для реализации требования о возможности вернуться на несколько шагов назад модуль хранит полную историю эволюции. При каждом шаге алгоритма бэкенд возвращает новую популяцию, и контроллер сохраняет её в self.generations. При нажатии кнопок «Назад»/«Вперед» в GUI контроллер не пересчитывает алгоритм, а просто меняет current_step и отдает GUI сохраненный снимок для отрисовки.</w:t>
       </w:r>
     </w:p>
     <w:p>
@@ -5000,7 +5051,7 @@
           <w:numId w:val="9"/>
         </w:numPr>
       </w:pPr>
-      <w:bookmarkStart w:id="13" w:name="_Toc234913277"/>
+      <w:bookmarkStart w:id="13" w:name="_Toc235114963"/>
       <w:r>
         <w:t>2.4. Генетический алгоритм</w:t>
       </w:r>
@@ -5047,7 +5098,11 @@
         <w:t>x</w:t>
       </w:r>
       <w:r>
-        <w:t>) на заданном интервале [</w:t>
+        <w:t xml:space="preserve">) на заданном интервале </w:t>
+      </w:r>
+      <w:r>
+        <w:lastRenderedPageBreak/>
+        <w:t>[</w:t>
       </w:r>
       <w:r>
         <w:rPr>
@@ -5073,18 +5128,14 @@
         <w:pStyle w:val="a1"/>
       </w:pPr>
       <w:r>
-        <w:t xml:space="preserve">Генотип хранится в виде массива вещественных чисел, длина которого равняется количеству ступеней. Каждый ген в генотипе представляет собой </w:t>
-      </w:r>
-      <w:r>
-        <w:lastRenderedPageBreak/>
-        <w:t>высоту соответствующей ступени. Стартовые значения генов генерируются случайно в пределах от минимального до максимального значения исходной полиномиальной функции.</w:t>
+        <w:t>Генотип хранится в виде массива вещественных чисел, длина которого равняется количеству ступеней. Каждый ген в генотипе представляет собой высоту соответствующей ступени. Стартовые значения генов генерируются случайно в пределах от минимального до максимального значения исходной полиномиальной функции.</w:t>
       </w:r>
     </w:p>
     <w:p>
       <w:pPr>
         <w:pStyle w:val="4"/>
       </w:pPr>
-      <w:bookmarkStart w:id="14" w:name="_Toc234913278"/>
+      <w:bookmarkStart w:id="14" w:name="_Toc235114964"/>
       <w:r>
         <w:t>2.4.1. Функция приспособленности</w:t>
       </w:r>
@@ -5136,7 +5187,7 @@
       <w:pPr>
         <w:pStyle w:val="4"/>
       </w:pPr>
-      <w:bookmarkStart w:id="15" w:name="_Toc234913279"/>
+      <w:bookmarkStart w:id="15" w:name="_Toc235114965"/>
       <w:r>
         <w:t>2.4.2. Основные составляющие алгоритма</w:t>
       </w:r>
@@ -5149,14 +5200,12 @@
       <w:r>
         <w:t xml:space="preserve">Класс </w:t>
       </w:r>
-      <w:proofErr w:type="spellStart"/>
       <w:r>
         <w:rPr>
           <w:lang w:val="en-US"/>
         </w:rPr>
         <w:t>Polynom</w:t>
       </w:r>
-      <w:proofErr w:type="spellEnd"/>
       <w:r>
         <w:t xml:space="preserve"> – предназначен для вычисления значения полиномиальной функции в точке и для вычисления её верхней и нижней границ.</w:t>
       </w:r>
@@ -5168,14 +5217,12 @@
       <w:r>
         <w:t xml:space="preserve">Класс </w:t>
       </w:r>
-      <w:proofErr w:type="spellStart"/>
       <w:r>
         <w:rPr>
           <w:lang w:val="en-US"/>
         </w:rPr>
         <w:t>StepFunc</w:t>
       </w:r>
-      <w:proofErr w:type="spellEnd"/>
       <w:r>
         <w:t xml:space="preserve"> – математическая модель ступенчатой функции. Позволяет вычислить значение функции в точке.</w:t>
       </w:r>
@@ -5187,14 +5234,12 @@
       <w:r>
         <w:t xml:space="preserve">Метод </w:t>
       </w:r>
-      <w:proofErr w:type="spellStart"/>
       <w:r>
         <w:rPr>
           <w:lang w:val="en-US"/>
         </w:rPr>
         <w:t>init</w:t>
       </w:r>
-      <w:proofErr w:type="spellEnd"/>
       <w:r>
         <w:t>_</w:t>
       </w:r>
@@ -5257,7 +5302,13 @@
         <w:t>selection</w:t>
       </w:r>
       <w:r>
-        <w:t xml:space="preserve"> – выбирает лучший генотип из трёх кандидатов в рамках турнирного отбора. </w:t>
+        <w:t xml:space="preserve"> – выбирает генотип</w:t>
+      </w:r>
+      <w:r>
+        <w:t xml:space="preserve"> с наивысшей приспособленностью</w:t>
+      </w:r>
+      <w:r>
+        <w:t xml:space="preserve"> из трёх кандидатов в рамках турнирного отбора. </w:t>
       </w:r>
     </w:p>
     <w:p>
@@ -5265,6 +5316,7 @@
         <w:pStyle w:val="a1"/>
       </w:pPr>
       <w:r>
+        <w:lastRenderedPageBreak/>
         <w:t xml:space="preserve">Метод </w:t>
       </w:r>
       <w:r>
@@ -5299,7 +5351,6 @@
         <w:pStyle w:val="a1"/>
       </w:pPr>
       <w:r>
-        <w:lastRenderedPageBreak/>
         <w:t xml:space="preserve">Метод </w:t>
       </w:r>
       <w:r>
@@ -5318,7 +5369,25 @@
         <w:t>step</w:t>
       </w:r>
       <w:r>
-        <w:t xml:space="preserve"> – осуществляет один шаг эволюции. Сохраняет лучшую особь предыдущего поколения, отбирает родителей, скрещивает их, мутирует потомков и формирует новую популяцию.</w:t>
+        <w:t xml:space="preserve"> – осуществляет один шаг эволюции. Сохраняет</w:t>
+      </w:r>
+      <w:r>
+        <w:t xml:space="preserve"> </w:t>
+      </w:r>
+      <w:r>
+        <w:t>особь</w:t>
+      </w:r>
+      <w:r>
+        <w:t xml:space="preserve"> </w:t>
+      </w:r>
+      <w:r>
+        <w:t>предыдущего поколения</w:t>
+      </w:r>
+      <w:r>
+        <w:t xml:space="preserve"> с наивысшей приспособленностью</w:t>
+      </w:r>
+      <w:r>
+        <w:t>, отбирает родителей, скрещивает их, мутирует потомков и формирует новую популяцию.</w:t>
       </w:r>
     </w:p>
     <w:p>
@@ -5367,7 +5436,7 @@
           <w:lang w:val="en-US"/>
         </w:rPr>
       </w:pPr>
-      <w:bookmarkStart w:id="16" w:name="_Toc234913280"/>
+      <w:bookmarkStart w:id="16" w:name="_Toc235114966"/>
       <w:r>
         <w:t xml:space="preserve">2.5. </w:t>
       </w:r>
@@ -5393,10 +5462,7 @@
         <w:t>Qt</w:t>
       </w:r>
       <w:r>
-        <w:t xml:space="preserve"> </w:t>
-      </w:r>
-      <w:r>
-        <w:t>– промышленный стандарт для десктопных приложений.</w:t>
+        <w:t>.</w:t>
       </w:r>
     </w:p>
     <w:p>
@@ -5409,7 +5475,19 @@
         <w:ind w:left="0" w:firstLine="709"/>
       </w:pPr>
       <w:r>
-        <w:t>Библиотека GUI: PySide6.</w:t>
+        <w:t>Библиотека GUI: PySide6</w:t>
+      </w:r>
+      <w:r>
+        <w:t xml:space="preserve"> </w:t>
+      </w:r>
+      <w:r>
+        <w:rPr>
+          <w:lang w:val="en-US"/>
+        </w:rPr>
+        <w:t>[2]</w:t>
+      </w:r>
+      <w:r>
+        <w:t>.</w:t>
       </w:r>
     </w:p>
     <w:p>
@@ -5422,23 +5500,19 @@
         <w:ind w:left="0" w:firstLine="709"/>
       </w:pPr>
       <w:r>
-        <w:t xml:space="preserve">Инструмент визуального проектирования: </w:t>
-      </w:r>
-      <w:proofErr w:type="spellStart"/>
-      <w:r>
-        <w:t>Qt</w:t>
-      </w:r>
-      <w:proofErr w:type="spellEnd"/>
+        <w:t>Инструмент визуального проектирования: Qt Designer – использовался для создания разметки, размещения элементов и управления их свойствами без написания интерфейса вручную</w:t>
+      </w:r>
       <w:r>
         <w:t xml:space="preserve"> </w:t>
       </w:r>
-      <w:proofErr w:type="spellStart"/>
-      <w:r>
-        <w:t>Designer</w:t>
-      </w:r>
-      <w:proofErr w:type="spellEnd"/>
-      <w:r>
-        <w:t xml:space="preserve"> – использовался для создания разметки, размещения элементов и управления их свойствами без написания интерфейса вручную.</w:t>
+      <w:r>
+        <w:rPr>
+          <w:lang w:val="en-US"/>
+        </w:rPr>
+        <w:t>[3]</w:t>
+      </w:r>
+      <w:r>
+        <w:t>.</w:t>
       </w:r>
     </w:p>
     <w:p>
@@ -5451,22 +5525,14 @@
         <w:ind w:left="0" w:firstLine="709"/>
       </w:pPr>
       <w:r>
-        <w:t xml:space="preserve">Утилита компиляции: pyside6-uic – применялась для автоматической конвертации визуального файла разметки </w:t>
-      </w:r>
-      <w:proofErr w:type="spellStart"/>
-      <w:r>
-        <w:t>welcome.ui</w:t>
-      </w:r>
-      <w:proofErr w:type="spellEnd"/>
-      <w:r>
-        <w:t xml:space="preserve"> в исполняемый Python-код welcome_ui.py.</w:t>
+        <w:t>Утилита компиляции: pyside6-uic – применялась для автоматической конвертации визуального файла разметки welcome.ui в исполняемый Python-код welcome_ui.py.</w:t>
       </w:r>
     </w:p>
     <w:p>
       <w:pPr>
         <w:pStyle w:val="4"/>
       </w:pPr>
-      <w:bookmarkStart w:id="17" w:name="_Toc234913281"/>
+      <w:bookmarkStart w:id="17" w:name="_Toc235114967"/>
       <w:r>
         <w:t>2.5.1. Главное окно</w:t>
       </w:r>
@@ -5477,15 +5543,7 @@
         <w:pStyle w:val="a1"/>
       </w:pPr>
       <w:r>
-        <w:t xml:space="preserve">Основой приложения является класс </w:t>
-      </w:r>
-      <w:proofErr w:type="spellStart"/>
-      <w:r>
-        <w:t>MainWindow</w:t>
-      </w:r>
-      <w:proofErr w:type="spellEnd"/>
-      <w:r>
-        <w:t>.</w:t>
+        <w:t>Основой приложения является класс MainWindow.</w:t>
       </w:r>
     </w:p>
     <w:p>
@@ -5500,42 +5558,8 @@
       <w:pPr>
         <w:pStyle w:val="a1"/>
       </w:pPr>
-      <w:proofErr w:type="spellStart"/>
-      <w:r>
-        <w:t>Многостраничность</w:t>
-      </w:r>
-      <w:proofErr w:type="spellEnd"/>
-      <w:r>
-        <w:t xml:space="preserve">: реализована с помощью контейнера </w:t>
-      </w:r>
-      <w:proofErr w:type="spellStart"/>
-      <w:r>
-        <w:t>QStackedWidget</w:t>
-      </w:r>
-      <w:proofErr w:type="spellEnd"/>
-      <w:r>
-        <w:t xml:space="preserve"> (</w:t>
-      </w:r>
-      <w:proofErr w:type="spellStart"/>
-      <w:r>
-        <w:t>self.ui.stackedWidget</w:t>
-      </w:r>
-      <w:proofErr w:type="spellEnd"/>
-      <w:r>
-        <w:t xml:space="preserve">). Интерфейс разделен на изолированные экраны, переключение между которыми происходит по индексам в коде </w:t>
-      </w:r>
-      <w:proofErr w:type="spellStart"/>
-      <w:proofErr w:type="gramStart"/>
-      <w:r>
-        <w:t>setCurrentIndex</w:t>
-      </w:r>
-      <w:proofErr w:type="spellEnd"/>
-      <w:r>
-        <w:t>(</w:t>
-      </w:r>
-      <w:proofErr w:type="gramEnd"/>
-      <w:r>
-        <w:t>).</w:t>
+      <w:r>
+        <w:t>Многостраничность: реализована с помощью контейнера QStackedWidget (self.ui.stackedWidget). Интерфейс разделен на изолированные экраны, переключение между которыми происходит по индексам в коде setCurrentIndex().</w:t>
       </w:r>
     </w:p>
     <w:p>
@@ -5555,13 +5579,15 @@
         </w:numPr>
         <w:ind w:left="0" w:firstLine="709"/>
       </w:pPr>
-      <w:proofErr w:type="spellStart"/>
-      <w:r>
-        <w:t>welcomePage</w:t>
-      </w:r>
-      <w:proofErr w:type="spellEnd"/>
-      <w:r>
-        <w:t xml:space="preserve"> (Индекс 0): приветственный экран. Содержит название программы, краткое описание и блок главных кнопок для выбора режима работы.</w:t>
+      <w:r>
+        <w:lastRenderedPageBreak/>
+        <w:t>welcomePage (Индекс 0): приветственный экран. Содержит название программы, краткое описание и блок главных кнопок для выбора режима работы</w:t>
+      </w:r>
+      <w:r>
+        <w:t xml:space="preserve"> (рис. 2)</w:t>
+      </w:r>
+      <w:r>
+        <w:t>.</w:t>
       </w:r>
     </w:p>
     <w:p>
@@ -5573,14 +5599,8 @@
         </w:numPr>
         <w:ind w:left="0" w:firstLine="709"/>
       </w:pPr>
-      <w:proofErr w:type="spellStart"/>
-      <w:r>
-        <w:lastRenderedPageBreak/>
-        <w:t>aboutPage</w:t>
-      </w:r>
-      <w:proofErr w:type="spellEnd"/>
-      <w:r>
-        <w:t xml:space="preserve"> (Индекс 1): страница с общей информацией о программе. Содержит текстовое описание математической постановки задачи аппроксимации и кнопку backButton_2 для возврата в главное меню.</w:t>
+      <w:r>
+        <w:t>aboutPage (Индекс 1): страница с общей информацией о программе. Содержит текстовое описание математической постановки задачи аппроксимации и кнопку backButton_2 для возврата в главное меню.</w:t>
       </w:r>
     </w:p>
     <w:p>
@@ -5592,13 +5612,14 @@
         </w:numPr>
         <w:ind w:left="0" w:firstLine="709"/>
       </w:pPr>
-      <w:proofErr w:type="spellStart"/>
-      <w:r>
-        <w:t>startPage</w:t>
-      </w:r>
-      <w:proofErr w:type="spellEnd"/>
-      <w:r>
-        <w:t xml:space="preserve"> (Индекс 2): страница ручного ввода параметров задачи. Именно здесь пользователь настраивает математические свойства для аппроксимации: интервал, степень полинома, коэффициенты и количество ступеней.</w:t>
+      <w:r>
+        <w:t>startPage (Индекс 2): страница ручного ввода параметров задачи. Именно здесь пользователь настраивает математические свойства для аппроксимации: интервал, степень полинома, коэффициенты и количество ступеней</w:t>
+      </w:r>
+      <w:r>
+        <w:t xml:space="preserve"> (рис. 3)</w:t>
+      </w:r>
+      <w:r>
+        <w:t>.</w:t>
       </w:r>
     </w:p>
     <w:p>
@@ -5610,13 +5631,14 @@
         </w:numPr>
         <w:ind w:left="0" w:firstLine="709"/>
       </w:pPr>
-      <w:proofErr w:type="spellStart"/>
-      <w:r>
-        <w:t>paramsPage</w:t>
-      </w:r>
-      <w:proofErr w:type="spellEnd"/>
-      <w:r>
-        <w:t xml:space="preserve"> (Индекс 3): страница настройки параметров генетического алгоритма. Содержит элементы управления для конфигурирования популяции и операторов генетического поиска.</w:t>
+      <w:r>
+        <w:t>paramsPage (Индекс 3): страница настройки параметров генетического алгоритма. Содержит элементы управления для конфигурирования популяции и операторов генетического поиска</w:t>
+      </w:r>
+      <w:r>
+        <w:t xml:space="preserve"> (рис. 4)</w:t>
+      </w:r>
+      <w:r>
+        <w:t>.</w:t>
       </w:r>
     </w:p>
     <w:p>
@@ -5628,20 +5650,21 @@
         </w:numPr>
         <w:ind w:left="0" w:firstLine="709"/>
       </w:pPr>
-      <w:proofErr w:type="spellStart"/>
-      <w:r>
-        <w:t>algoritmPage</w:t>
-      </w:r>
-      <w:proofErr w:type="spellEnd"/>
-      <w:r>
-        <w:t xml:space="preserve"> (Индекс 4): страница непосредственного выполнения расчетов и визуализации результатов в реальном времени.</w:t>
+      <w:r>
+        <w:t>algoritmPage (Индекс 4): страница непосредственного выполнения расчетов и визуализации результатов в реальном времени</w:t>
+      </w:r>
+      <w:r>
+        <w:t xml:space="preserve"> (рис. 5 и рис. 6)</w:t>
+      </w:r>
+      <w:r>
+        <w:t>.</w:t>
       </w:r>
     </w:p>
     <w:p>
       <w:pPr>
         <w:pStyle w:val="4"/>
       </w:pPr>
-      <w:bookmarkStart w:id="18" w:name="_Toc234913282"/>
+      <w:bookmarkStart w:id="18" w:name="_Toc235114968"/>
       <w:r>
         <w:t>2.5.2. Виджеты и объекты</w:t>
       </w:r>
@@ -5664,21 +5687,8 @@
         </w:numPr>
         <w:ind w:left="0" w:firstLine="709"/>
       </w:pPr>
-      <w:proofErr w:type="spellStart"/>
-      <w:r>
-        <w:t>QFrame</w:t>
-      </w:r>
-      <w:proofErr w:type="spellEnd"/>
-      <w:r>
-        <w:t xml:space="preserve"> (</w:t>
-      </w:r>
-      <w:proofErr w:type="spellStart"/>
-      <w:r>
-        <w:t>mainCard</w:t>
-      </w:r>
-      <w:proofErr w:type="spellEnd"/>
-      <w:r>
-        <w:t xml:space="preserve">, mainCard_2, mainCard_3): </w:t>
+      <w:r>
+        <w:t xml:space="preserve">QFrame (mainCard, mainCard_2, mainCard_3): </w:t>
       </w:r>
       <w:r>
         <w:rPr>
@@ -5686,13 +5696,8 @@
         </w:rPr>
         <w:t>c</w:t>
       </w:r>
-      <w:proofErr w:type="spellStart"/>
-      <w:r>
-        <w:t>пециальные</w:t>
-      </w:r>
-      <w:proofErr w:type="spellEnd"/>
-      <w:r>
-        <w:t xml:space="preserve"> контейнеры с белым фоном, внутри которых группируется весь контент страниц. Они отделяют рабочую зону от общего серого фона приложения.</w:t>
+      <w:r>
+        <w:t>пециальные контейнеры с белым фоном, внутри которых группируется весь контент страниц. Они отделяют рабочую зону от общего серого фона приложения.</w:t>
       </w:r>
     </w:p>
     <w:p>
@@ -5704,13 +5709,8 @@
         </w:numPr>
         <w:ind w:left="0" w:firstLine="709"/>
       </w:pPr>
-      <w:proofErr w:type="spellStart"/>
-      <w:r>
-        <w:t>QLabel</w:t>
-      </w:r>
-      <w:proofErr w:type="spellEnd"/>
-      <w:r>
-        <w:t>: использовались для всех текстовых блоков:</w:t>
+      <w:r>
+        <w:t>QLabel: использовались для всех текстовых блоков:</w:t>
       </w:r>
     </w:p>
     <w:p>
@@ -5749,49 +5749,7 @@
         <w:rPr>
           <w:lang w:val="en-US"/>
         </w:rPr>
-        <w:t xml:space="preserve">: </w:t>
-      </w:r>
-      <w:proofErr w:type="spellStart"/>
-      <w:r>
-        <w:rPr>
-          <w:lang w:val="en-US"/>
-        </w:rPr>
-        <w:t>titleLabel</w:t>
-      </w:r>
-      <w:proofErr w:type="spellEnd"/>
-      <w:r>
-        <w:rPr>
-          <w:lang w:val="en-US"/>
-        </w:rPr>
-        <w:t xml:space="preserve">, </w:t>
-      </w:r>
-      <w:proofErr w:type="spellStart"/>
-      <w:r>
-        <w:rPr>
-          <w:lang w:val="en-US"/>
-        </w:rPr>
-        <w:t>descriptionLabel</w:t>
-      </w:r>
-      <w:proofErr w:type="spellEnd"/>
-      <w:r>
-        <w:rPr>
-          <w:lang w:val="en-US"/>
-        </w:rPr>
-        <w:t xml:space="preserve">, </w:t>
-      </w:r>
-      <w:proofErr w:type="spellStart"/>
-      <w:r>
-        <w:rPr>
-          <w:lang w:val="en-US"/>
-        </w:rPr>
-        <w:t>descriptionParamLabel</w:t>
-      </w:r>
-      <w:proofErr w:type="spellEnd"/>
-      <w:r>
-        <w:rPr>
-          <w:lang w:val="en-US"/>
-        </w:rPr>
-        <w:t>.</w:t>
+        <w:t>: titleLabel, descriptionLabel, descriptionParamLabel.</w:t>
       </w:r>
     </w:p>
     <w:p>
@@ -5803,23 +5761,7 @@
         </w:numPr>
       </w:pPr>
       <w:r>
-        <w:t xml:space="preserve">Подписи к полям ввода: </w:t>
-      </w:r>
-      <w:proofErr w:type="spellStart"/>
-      <w:r>
-        <w:t>stepsLabel</w:t>
-      </w:r>
-      <w:proofErr w:type="spellEnd"/>
-      <w:r>
-        <w:t xml:space="preserve"> (Количество ступеней), </w:t>
-      </w:r>
-      <w:proofErr w:type="spellStart"/>
-      <w:r>
-        <w:t>beginnigIntLabel</w:t>
-      </w:r>
-      <w:proofErr w:type="spellEnd"/>
-      <w:r>
-        <w:t xml:space="preserve"> (Начало интервала) и др.</w:t>
+        <w:t>Подписи к полям ввода: stepsLabel (Количество ступеней), beginnigIntLabel (Начало интервала) и др.</w:t>
       </w:r>
     </w:p>
     <w:p>
@@ -5831,13 +5773,8 @@
         </w:numPr>
         <w:ind w:left="0" w:firstLine="709"/>
       </w:pPr>
-      <w:proofErr w:type="spellStart"/>
-      <w:r>
-        <w:t>QPushButton</w:t>
-      </w:r>
-      <w:proofErr w:type="spellEnd"/>
-      <w:r>
-        <w:t>: Кнопки управления. Все кнопки имеют фиксированный минимальный размер 280 × 50 пикселей:</w:t>
+      <w:r>
+        <w:t>QPushButton: Кнопки управления. Все кнопки имеют фиксированный минимальный размер 280 × 50 пикселей:</w:t>
       </w:r>
     </w:p>
     <w:p>
@@ -5848,13 +5785,9 @@
           <w:numId w:val="20"/>
         </w:numPr>
       </w:pPr>
-      <w:proofErr w:type="spellStart"/>
-      <w:r>
-        <w:t>startButton</w:t>
-      </w:r>
-      <w:proofErr w:type="spellEnd"/>
-      <w:r>
-        <w:t xml:space="preserve"> – кнопка «Ввести данные вручную» на главном экране.</w:t>
+      <w:r>
+        <w:lastRenderedPageBreak/>
+        <w:t>startButton – кнопка «Ввести данные вручную» на главном экране.</w:t>
       </w:r>
     </w:p>
     <w:p>
@@ -5865,13 +5798,8 @@
           <w:numId w:val="20"/>
         </w:numPr>
       </w:pPr>
-      <w:proofErr w:type="spellStart"/>
-      <w:r>
-        <w:t>aboutButton</w:t>
-      </w:r>
-      <w:proofErr w:type="spellEnd"/>
-      <w:r>
-        <w:t xml:space="preserve"> – кнопка «О программе».</w:t>
+      <w:r>
+        <w:t>aboutButton – кнопка «О программе».</w:t>
       </w:r>
     </w:p>
     <w:p>
@@ -5883,7 +5811,6 @@
         </w:numPr>
       </w:pPr>
       <w:r>
-        <w:lastRenderedPageBreak/>
         <w:t>backButton_1, backButton_2, backButton_4, backButton_5 – кнопки «Назад» для обеспечения возможности пошагового возврата на любой из предыдущих этапов работы.</w:t>
       </w:r>
     </w:p>
@@ -5907,13 +5834,8 @@
           <w:numId w:val="20"/>
         </w:numPr>
       </w:pPr>
-      <w:proofErr w:type="spellStart"/>
-      <w:r>
-        <w:t>inEndButton</w:t>
-      </w:r>
-      <w:proofErr w:type="spellEnd"/>
-      <w:r>
-        <w:t xml:space="preserve"> – специализированная кнопка «В конец» для расчетов финального поколения.</w:t>
+      <w:r>
+        <w:t>inEndButton – специализированная кнопка «В конец» для расчетов финального поколения.</w:t>
       </w:r>
     </w:p>
     <w:p>
@@ -5925,13 +5847,8 @@
         </w:numPr>
         <w:ind w:left="0" w:firstLine="709"/>
       </w:pPr>
-      <w:proofErr w:type="spellStart"/>
-      <w:r>
-        <w:t>QSpinBox</w:t>
-      </w:r>
-      <w:proofErr w:type="spellEnd"/>
-      <w:r>
-        <w:t>: Поля для ввода числовых параметров.</w:t>
+      <w:r>
+        <w:t>QSpinBox: Поля для ввода числовых параметров.</w:t>
       </w:r>
     </w:p>
     <w:p>
@@ -5942,13 +5859,8 @@
           <w:numId w:val="20"/>
         </w:numPr>
       </w:pPr>
-      <w:proofErr w:type="spellStart"/>
-      <w:r>
-        <w:t>stepsSpinBox</w:t>
-      </w:r>
-      <w:proofErr w:type="spellEnd"/>
-      <w:r>
-        <w:t xml:space="preserve"> – задание количества дискретных ступеней.</w:t>
+      <w:r>
+        <w:t>stepsSpinBox – задание количества дискретных ступеней.</w:t>
       </w:r>
     </w:p>
     <w:p>
@@ -5959,13 +5871,8 @@
           <w:numId w:val="20"/>
         </w:numPr>
       </w:pPr>
-      <w:proofErr w:type="spellStart"/>
-      <w:r>
-        <w:t>degSpinBox</w:t>
-      </w:r>
-      <w:proofErr w:type="spellEnd"/>
-      <w:r>
-        <w:t xml:space="preserve"> – ввод степени целевого полинома.</w:t>
+      <w:r>
+        <w:t>degSpinBox – ввод степени целевого полинома.</w:t>
       </w:r>
     </w:p>
     <w:p>
@@ -5976,13 +5883,8 @@
           <w:numId w:val="20"/>
         </w:numPr>
       </w:pPr>
-      <w:proofErr w:type="spellStart"/>
-      <w:r>
-        <w:t>sizePopSpinBox</w:t>
-      </w:r>
-      <w:proofErr w:type="spellEnd"/>
-      <w:r>
-        <w:t xml:space="preserve"> – определение численности популяции ГА.</w:t>
+      <w:r>
+        <w:t>sizePopSpinBox – определение численности популяции ГА.</w:t>
       </w:r>
     </w:p>
     <w:p>
@@ -5993,13 +5895,8 @@
           <w:numId w:val="20"/>
         </w:numPr>
       </w:pPr>
-      <w:proofErr w:type="spellStart"/>
-      <w:r>
-        <w:t>numGenSpinBox</w:t>
-      </w:r>
-      <w:proofErr w:type="spellEnd"/>
-      <w:r>
-        <w:t xml:space="preserve"> – определение лимита поколений алгоритма.</w:t>
+      <w:r>
+        <w:t>numGenSpinBox – определение лимита поколений алгоритма.</w:t>
       </w:r>
     </w:p>
     <w:p>
@@ -6011,13 +5908,8 @@
         </w:numPr>
         <w:ind w:left="0" w:firstLine="709"/>
       </w:pPr>
-      <w:proofErr w:type="spellStart"/>
-      <w:r>
-        <w:t>QDoubleSpinBox</w:t>
-      </w:r>
-      <w:proofErr w:type="spellEnd"/>
-      <w:r>
-        <w:t>: Поля для высокоточного ввода вещественных чисел с плавающей запятой:</w:t>
+      <w:r>
+        <w:t>QDoubleSpinBox: Поля для высокоточного ввода вещественных чисел с плавающей запятой:</w:t>
       </w:r>
     </w:p>
     <w:p>
@@ -6028,21 +5920,8 @@
           <w:numId w:val="20"/>
         </w:numPr>
       </w:pPr>
-      <w:proofErr w:type="spellStart"/>
-      <w:r>
-        <w:t>beginnigIntDoubleSpinBox</w:t>
-      </w:r>
-      <w:proofErr w:type="spellEnd"/>
-      <w:r>
-        <w:t xml:space="preserve"> и </w:t>
-      </w:r>
-      <w:proofErr w:type="spellStart"/>
-      <w:r>
-        <w:t>endIntDoubleSpinBox</w:t>
-      </w:r>
-      <w:proofErr w:type="spellEnd"/>
-      <w:r>
-        <w:t xml:space="preserve"> – границы интервала аппроксимации.</w:t>
+      <w:r>
+        <w:t>beginnigIntDoubleSpinBox и endIntDoubleSpinBox – границы интервала аппроксимации.</w:t>
       </w:r>
     </w:p>
     <w:p>
@@ -6053,21 +5932,20 @@
           <w:numId w:val="20"/>
         </w:numPr>
       </w:pPr>
-      <w:proofErr w:type="spellStart"/>
-      <w:r>
-        <w:t>mutProbDoubleSpinBox</w:t>
-      </w:r>
-      <w:proofErr w:type="spellEnd"/>
-      <w:r>
-        <w:t xml:space="preserve"> и </w:t>
-      </w:r>
-      <w:proofErr w:type="spellStart"/>
-      <w:r>
-        <w:t>crossProbDoubleSpinBox</w:t>
-      </w:r>
-      <w:proofErr w:type="spellEnd"/>
-      <w:r>
-        <w:t xml:space="preserve"> – определение вероятностей операторов мутации и скрещивания в диапазоне [0.0; 1.0].</w:t>
+      <w:r>
+        <w:t xml:space="preserve">mutProbDoubleSpinBox и crossProbDoubleSpinBox – определение вероятностей операторов мутации и скрещивания в диапазоне </w:t>
+      </w:r>
+      <w:r>
+        <w:t xml:space="preserve">от </w:t>
+      </w:r>
+      <w:r>
+        <w:t>0.0</w:t>
+      </w:r>
+      <w:r>
+        <w:t xml:space="preserve"> до</w:t>
+      </w:r>
+      <w:r>
+        <w:t xml:space="preserve"> 1.0.</w:t>
       </w:r>
     </w:p>
     <w:p>
@@ -6079,32 +5957,23 @@
         </w:numPr>
         <w:ind w:left="0" w:firstLine="709"/>
       </w:pPr>
-      <w:proofErr w:type="spellStart"/>
-      <w:r>
-        <w:t>QLineEdit</w:t>
-      </w:r>
-      <w:proofErr w:type="spellEnd"/>
-      <w:r>
-        <w:t xml:space="preserve"> (</w:t>
-      </w:r>
-      <w:proofErr w:type="spellStart"/>
-      <w:r>
-        <w:t>coef</w:t>
-      </w:r>
-      <w:proofErr w:type="spellEnd"/>
+      <w:r>
+        <w:t>QLineEdit (coef</w:t>
+      </w:r>
       <w:r>
         <w:rPr>
           <w:lang w:val="en-US"/>
         </w:rPr>
         <w:t>Line</w:t>
       </w:r>
-      <w:proofErr w:type="spellStart"/>
-      <w:r>
-        <w:t>Edit</w:t>
-      </w:r>
-      <w:proofErr w:type="spellEnd"/>
-      <w:r>
-        <w:t>): Однострочное текстовое поле. Выбрано как оптимальное решение для ввода нескольких коэффициентов полинома строкой через пробел.</w:t>
+      <w:r>
+        <w:t>Edit): Однострочное текстовое поле</w:t>
+      </w:r>
+      <w:r>
+        <w:t xml:space="preserve">, использующееся для </w:t>
+      </w:r>
+      <w:r>
+        <w:t>ввода нескольких коэффициентов полинома строкой через пробел.</w:t>
       </w:r>
     </w:p>
     <w:p>
@@ -6116,21 +5985,8 @@
         </w:numPr>
         <w:ind w:left="0" w:firstLine="709"/>
       </w:pPr>
-      <w:proofErr w:type="spellStart"/>
-      <w:r>
-        <w:t>QTabWidget</w:t>
-      </w:r>
-      <w:proofErr w:type="spellEnd"/>
-      <w:r>
-        <w:t xml:space="preserve"> (</w:t>
-      </w:r>
-      <w:proofErr w:type="spellStart"/>
-      <w:r>
-        <w:t>tabWidget</w:t>
-      </w:r>
-      <w:proofErr w:type="spellEnd"/>
-      <w:r>
-        <w:t>): Двухстраничная панель вкладок, обеспечивающая эргономичное разделение выводимой графической информации</w:t>
+      <w:r>
+        <w:t>QTabWidget (tabWidget): Двухстраничная панель вкладок, обеспечивающая эргономичное разделение выводимой графической информации</w:t>
       </w:r>
     </w:p>
     <w:p>
@@ -6142,44 +5998,16 @@
         </w:numPr>
         <w:ind w:left="0" w:firstLine="709"/>
       </w:pPr>
-      <w:proofErr w:type="spellStart"/>
-      <w:r>
-        <w:t>QWidget</w:t>
-      </w:r>
-      <w:proofErr w:type="spellEnd"/>
-      <w:r>
-        <w:t xml:space="preserve"> (</w:t>
-      </w:r>
-      <w:proofErr w:type="spellStart"/>
-      <w:r>
-        <w:t>errorPlotContainer</w:t>
-      </w:r>
-      <w:proofErr w:type="spellEnd"/>
-      <w:r>
-        <w:t xml:space="preserve">, </w:t>
-      </w:r>
-      <w:proofErr w:type="spellStart"/>
-      <w:r>
-        <w:t>functionPlotContainer</w:t>
-      </w:r>
-      <w:proofErr w:type="spellEnd"/>
-      <w:r>
-        <w:t xml:space="preserve">): Специализированные пустые виджеты-якоря, выступающие в роли родительских контейнеров для интеграции динамических холстов </w:t>
-      </w:r>
-      <w:proofErr w:type="spellStart"/>
-      <w:r>
-        <w:t>Matplotlib</w:t>
-      </w:r>
-      <w:proofErr w:type="spellEnd"/>
-      <w:r>
-        <w:t>.</w:t>
+      <w:r>
+        <w:lastRenderedPageBreak/>
+        <w:t>QWidget (errorPlotContainer, functionPlotContainer): Специализированные пустые виджеты-якоря, выступающие в роли родительских контейнеров для интеграции динамических холстов Matplotlib.</w:t>
       </w:r>
     </w:p>
     <w:p>
       <w:pPr>
         <w:pStyle w:val="4"/>
       </w:pPr>
-      <w:bookmarkStart w:id="19" w:name="_Toc234913283"/>
+      <w:bookmarkStart w:id="19" w:name="_Toc235114969"/>
       <w:r>
         <w:t>2.5.3. Отрисовка графиков</w:t>
       </w:r>
@@ -6190,24 +6018,10 @@
         <w:pStyle w:val="a1"/>
       </w:pPr>
       <w:r>
-        <w:lastRenderedPageBreak/>
-        <w:t xml:space="preserve">Для встраивания графической информации непосредственно в форму </w:t>
-      </w:r>
-      <w:proofErr w:type="spellStart"/>
-      <w:r>
-        <w:t>Qt</w:t>
-      </w:r>
-      <w:proofErr w:type="spellEnd"/>
-      <w:r>
-        <w:t xml:space="preserve">-приложения используется объектный бэкенд библиотеки </w:t>
-      </w:r>
-      <w:proofErr w:type="spellStart"/>
-      <w:r>
-        <w:t>Matplotlib</w:t>
-      </w:r>
-      <w:proofErr w:type="spellEnd"/>
-      <w:r>
-        <w:t>, ориентированный на интеграцию с Qt5/Qt6-виджетами</w:t>
+        <w:t>Для встраивания графической информации непосредственно в форму Qt-приложения используется объектный бэкенд библиотеки Matplotlib, ориентированный на интеграцию с Qt5/Qt6-виджетами</w:t>
+      </w:r>
+      <w:r>
+        <w:t xml:space="preserve"> [4].</w:t>
       </w:r>
     </w:p>
     <w:p>
@@ -6222,11 +6036,9 @@
       <w:r>
         <w:t>Инициализация холстов (</w:t>
       </w:r>
-      <w:proofErr w:type="spellStart"/>
       <w:r>
         <w:t>init_plots</w:t>
       </w:r>
-      <w:proofErr w:type="spellEnd"/>
       <w:r>
         <w:t>):</w:t>
       </w:r>
@@ -6238,27 +6050,21 @@
       <w:r>
         <w:t xml:space="preserve">Для каждого графика динамически создаются объекты подложки </w:t>
       </w:r>
-      <w:proofErr w:type="spellStart"/>
       <w:r>
         <w:t>Figure</w:t>
       </w:r>
-      <w:proofErr w:type="spellEnd"/>
       <w:r>
         <w:t xml:space="preserve"> и связующие холсты </w:t>
       </w:r>
-      <w:proofErr w:type="spellStart"/>
       <w:r>
         <w:t>FigureCanvas</w:t>
       </w:r>
-      <w:proofErr w:type="spellEnd"/>
       <w:r>
         <w:t xml:space="preserve">. Локальное размещение графиков внутри соответствующих виджетов-якорей реализуется через менеджера компоновки </w:t>
       </w:r>
-      <w:proofErr w:type="spellStart"/>
       <w:r>
         <w:t>QVBoxLayout</w:t>
       </w:r>
-      <w:proofErr w:type="spellEnd"/>
       <w:r>
         <w:t>, который растягивает холсты на всю доступную область контейнеров.</w:t>
       </w:r>
@@ -6275,11 +6081,9 @@
       <w:r>
         <w:t>Отрисовка графиков (</w:t>
       </w:r>
-      <w:proofErr w:type="spellStart"/>
       <w:r>
         <w:t>update_display</w:t>
       </w:r>
-      <w:proofErr w:type="spellEnd"/>
       <w:r>
         <w:t>):</w:t>
       </w:r>
@@ -6291,21 +6095,8 @@
       <w:r>
         <w:t xml:space="preserve">Интерфейс визуализации обновляется централизованно через метод </w:t>
       </w:r>
-      <w:proofErr w:type="spellStart"/>
-      <w:r>
-        <w:t>update_</w:t>
-      </w:r>
-      <w:proofErr w:type="gramStart"/>
-      <w:r>
-        <w:t>display</w:t>
-      </w:r>
-      <w:proofErr w:type="spellEnd"/>
-      <w:r>
-        <w:t>(</w:t>
-      </w:r>
-      <w:proofErr w:type="gramEnd"/>
-      <w:r>
-        <w:t>)</w:t>
+      <w:r>
+        <w:t>update_display()</w:t>
       </w:r>
       <w:r>
         <w:t>, который извлекает состояние текущей эпохи из истории работы генетического алгоритма и перерисовывает графики:</w:t>
@@ -6335,21 +6126,7 @@
         <w:rPr>
           <w:lang w:val="en-US"/>
         </w:rPr>
-        <w:t xml:space="preserve"> (</w:t>
-      </w:r>
-      <w:proofErr w:type="spellStart"/>
-      <w:r>
-        <w:rPr>
-          <w:lang w:val="en-US"/>
-        </w:rPr>
-        <w:t>update_function_plot</w:t>
-      </w:r>
-      <w:proofErr w:type="spellEnd"/>
-      <w:r>
-        <w:rPr>
-          <w:lang w:val="en-US"/>
-        </w:rPr>
-        <w:t>):</w:t>
+        <w:t xml:space="preserve"> (update_function_plot):</w:t>
       </w:r>
     </w:p>
     <w:p>
@@ -6364,23 +6141,8 @@
       <w:r>
         <w:t xml:space="preserve">Холст полностью очищается методом </w:t>
       </w:r>
-      <w:proofErr w:type="spellStart"/>
-      <w:proofErr w:type="gramStart"/>
-      <w:r>
-        <w:t>self.function</w:t>
-      </w:r>
-      <w:proofErr w:type="gramEnd"/>
-      <w:r>
-        <w:t>_</w:t>
-      </w:r>
-      <w:proofErr w:type="gramStart"/>
-      <w:r>
-        <w:t>figure.clear</w:t>
-      </w:r>
-      <w:proofErr w:type="spellEnd"/>
-      <w:proofErr w:type="gramEnd"/>
-      <w:r>
-        <w:t>()</w:t>
+      <w:r>
+        <w:t>self.function_figure.clear()</w:t>
       </w:r>
       <w:r>
         <w:t>.</w:t>
@@ -6398,21 +6160,8 @@
       <w:r>
         <w:t xml:space="preserve">Создается новая координатная сетка </w:t>
       </w:r>
-      <w:proofErr w:type="spellStart"/>
-      <w:r>
-        <w:t>add_</w:t>
-      </w:r>
-      <w:proofErr w:type="gramStart"/>
-      <w:r>
-        <w:t>subplot</w:t>
-      </w:r>
-      <w:proofErr w:type="spellEnd"/>
-      <w:r>
-        <w:t>(</w:t>
-      </w:r>
-      <w:proofErr w:type="gramEnd"/>
-      <w:r>
-        <w:t>)</w:t>
+      <w:r>
+        <w:t>add_subplot()</w:t>
       </w:r>
       <w:r>
         <w:t>.</w:t>
@@ -6443,16 +6192,9 @@
       <w:r>
         <w:t>Для каждой точки вычисляется значение целевого полинома f(x) и значение аппроксимирующей ступенчатой функции g(x), построенной на основе вещественного генотипа выбранной особи (</w:t>
       </w:r>
-      <w:proofErr w:type="spellStart"/>
-      <w:proofErr w:type="gramStart"/>
-      <w:r>
-        <w:t>self.current</w:t>
-      </w:r>
-      <w:proofErr w:type="gramEnd"/>
-      <w:r>
-        <w:t>_individual</w:t>
-      </w:r>
-      <w:proofErr w:type="spellEnd"/>
+      <w:r>
+        <w:t>self.current_individual</w:t>
+      </w:r>
       <w:r>
         <w:t>).</w:t>
       </w:r>
@@ -6469,15 +6211,8 @@
       <w:r>
         <w:t xml:space="preserve">Обе кривые наносятся на график непрерывными линиями через стандартный метод </w:t>
       </w:r>
-      <w:proofErr w:type="spellStart"/>
-      <w:proofErr w:type="gramStart"/>
-      <w:r>
-        <w:t>ax.plot</w:t>
-      </w:r>
-      <w:proofErr w:type="spellEnd"/>
-      <w:proofErr w:type="gramEnd"/>
-      <w:r>
-        <w:t>()</w:t>
+      <w:r>
+        <w:t>ax.plot()</w:t>
       </w:r>
       <w:r>
         <w:t>, целевой полином — синим цветом, ступенчатая аппроксимация — красным. На график добавляются легенда, заголовок с указанием номеров текущего поколения и индивида, а также координатная сетка.</w:t>
@@ -6493,25 +6228,11 @@
         <w:ind w:left="0" w:firstLine="709"/>
       </w:pPr>
       <w:r>
+        <w:lastRenderedPageBreak/>
         <w:t xml:space="preserve">Изменения визуализируются вызовом </w:t>
       </w:r>
-      <w:proofErr w:type="spellStart"/>
-      <w:proofErr w:type="gramStart"/>
-      <w:r>
-        <w:t>self.function</w:t>
-      </w:r>
-      <w:proofErr w:type="gramEnd"/>
-      <w:r>
-        <w:t>_</w:t>
-      </w:r>
-      <w:proofErr w:type="gramStart"/>
-      <w:r>
-        <w:t>canvas.draw</w:t>
-      </w:r>
-      <w:proofErr w:type="spellEnd"/>
-      <w:proofErr w:type="gramEnd"/>
-      <w:r>
-        <w:t>()</w:t>
+      <w:r>
+        <w:t>self.function_canvas.draw()</w:t>
       </w:r>
       <w:r>
         <w:t>.</w:t>
@@ -6522,15 +6243,7 @@
         <w:pStyle w:val="a1"/>
       </w:pPr>
       <w:r>
-        <w:t>График изменения приспособленности (</w:t>
-      </w:r>
-      <w:proofErr w:type="spellStart"/>
-      <w:r>
-        <w:t>update_error_plot</w:t>
-      </w:r>
-      <w:proofErr w:type="spellEnd"/>
-      <w:r>
-        <w:t>):</w:t>
+        <w:t>График изменения приспособленности (update_error_plot):</w:t>
       </w:r>
     </w:p>
     <w:p>
@@ -6556,7 +6269,6 @@
         <w:ind w:left="0" w:firstLine="709"/>
       </w:pPr>
       <w:r>
-        <w:lastRenderedPageBreak/>
         <w:t>По оси абсцисс откладываются поколения, по оси ординат — значения фитнес-функции (приспособленности).</w:t>
       </w:r>
     </w:p>
@@ -6572,19 +6284,15 @@
       <w:r>
         <w:t>Строятся две кривые: максимальная приспособленность в поколении (</w:t>
       </w:r>
-      <w:proofErr w:type="spellStart"/>
       <w:r>
         <w:t>max_fitnesses</w:t>
       </w:r>
-      <w:proofErr w:type="spellEnd"/>
       <w:r>
         <w:t>, зеленый цвет) и средняя приспособленность по популяции (</w:t>
       </w:r>
-      <w:proofErr w:type="spellStart"/>
       <w:r>
         <w:t>avg_fitnesses</w:t>
       </w:r>
-      <w:proofErr w:type="spellEnd"/>
       <w:r>
         <w:t>, фиолетовый цвет).</w:t>
       </w:r>
@@ -6596,23 +6304,8 @@
       <w:r>
         <w:t xml:space="preserve">Вызов </w:t>
       </w:r>
-      <w:proofErr w:type="spellStart"/>
-      <w:proofErr w:type="gramStart"/>
-      <w:r>
-        <w:t>self.error</w:t>
-      </w:r>
-      <w:proofErr w:type="gramEnd"/>
-      <w:r>
-        <w:t>_</w:t>
-      </w:r>
-      <w:proofErr w:type="gramStart"/>
-      <w:r>
-        <w:t>canvas.draw</w:t>
-      </w:r>
-      <w:proofErr w:type="spellEnd"/>
-      <w:proofErr w:type="gramEnd"/>
-      <w:r>
-        <w:t>()</w:t>
+      <w:r>
+        <w:t>self.error_canvas.draw()</w:t>
       </w:r>
       <w:r>
         <w:t xml:space="preserve"> обновляет холст на вкладке «Ход оптимизации».</w:t>
@@ -6626,7 +6319,7 @@
           <w:numId w:val="9"/>
         </w:numPr>
       </w:pPr>
-      <w:bookmarkStart w:id="20" w:name="_Toc234913284"/>
+      <w:bookmarkStart w:id="20" w:name="_Toc235114970"/>
       <w:r>
         <w:t>2.6. Управление данными и конфигурацией алгоритма</w:t>
       </w:r>
@@ -6634,27 +6327,9 @@
     </w:p>
     <w:p>
       <w:pPr>
-        <w:pBdr>
-          <w:top w:val="none" w:sz="4" w:space="0" w:color="000000"/>
-          <w:left w:val="none" w:sz="4" w:space="0" w:color="000000"/>
-          <w:bottom w:val="none" w:sz="4" w:space="0" w:color="000000"/>
-          <w:right w:val="none" w:sz="4" w:space="0" w:color="000000"/>
-          <w:between w:val="none" w:sz="4" w:space="0" w:color="000000"/>
-        </w:pBdr>
-        <w:spacing w:line="360" w:lineRule="auto"/>
-        <w:ind w:firstLine="709"/>
-        <w:rPr>
-          <w:rFonts w:cs="Times New Roman"/>
-          <w:color w:val="000000" w:themeColor="text1"/>
-          <w:szCs w:val="28"/>
-        </w:rPr>
-      </w:pPr>
-      <w:r>
-        <w:rPr>
-          <w:rFonts w:eastAsia="Times New Roman" w:cs="Times New Roman"/>
-          <w:color w:val="000000" w:themeColor="text1"/>
-          <w:szCs w:val="28"/>
-        </w:rPr>
+        <w:pStyle w:val="a1"/>
+      </w:pPr>
+      <w:r>
         <w:t>Для возможности взаимодействия с графическим интерфейсом был разработан модуль управления данными и конфигурацией. Данный модуль отвечает за генерацию задач, сохранение и загрузку параметров из файлов, валидацию входных данных, а также связывание графического интерфейса с вычислительным ядром генетического алгоритма.</w:t>
       </w:r>
     </w:p>
@@ -6662,2717 +6337,987 @@
       <w:pPr>
         <w:pStyle w:val="4"/>
       </w:pPr>
-      <w:bookmarkStart w:id="21" w:name="_Toc234913285"/>
-      <w:r>
-        <w:t xml:space="preserve">2.6.1. Класс </w:t>
-      </w:r>
-      <w:proofErr w:type="spellStart"/>
-      <w:r>
-        <w:t>GAConfig</w:t>
+      <w:bookmarkStart w:id="21" w:name="_Toc235114971"/>
+      <w:r>
+        <w:t>2.6.1. Класс GAConfig</w:t>
       </w:r>
       <w:bookmarkEnd w:id="21"/>
-      <w:proofErr w:type="spellEnd"/>
-    </w:p>
-    <w:p>
-      <w:pPr>
-        <w:pBdr>
-          <w:top w:val="none" w:sz="4" w:space="0" w:color="000000"/>
-          <w:left w:val="none" w:sz="4" w:space="0" w:color="000000"/>
-          <w:bottom w:val="none" w:sz="4" w:space="0" w:color="000000"/>
-          <w:right w:val="none" w:sz="4" w:space="0" w:color="000000"/>
-          <w:between w:val="none" w:sz="4" w:space="0" w:color="000000"/>
-        </w:pBdr>
-        <w:spacing w:line="360" w:lineRule="auto"/>
-        <w:ind w:firstLine="709"/>
-        <w:rPr>
-          <w:rFonts w:cs="Times New Roman"/>
-          <w:color w:val="000000" w:themeColor="text1"/>
-          <w:szCs w:val="28"/>
-        </w:rPr>
-      </w:pPr>
-      <w:r>
-        <w:rPr>
-          <w:rFonts w:eastAsia="Times New Roman" w:cs="Times New Roman"/>
-          <w:color w:val="000000" w:themeColor="text1"/>
-          <w:szCs w:val="28"/>
-        </w:rPr>
-        <w:t xml:space="preserve">Класс </w:t>
-      </w:r>
-      <w:proofErr w:type="spellStart"/>
-      <w:r>
-        <w:rPr>
-          <w:rFonts w:eastAsia="Times New Roman" w:cs="Times New Roman"/>
-          <w:color w:val="000000" w:themeColor="text1"/>
-          <w:szCs w:val="28"/>
-        </w:rPr>
-        <w:t>GAConfig</w:t>
-      </w:r>
-      <w:proofErr w:type="spellEnd"/>
-      <w:r>
-        <w:rPr>
-          <w:rFonts w:eastAsia="Times New Roman" w:cs="Times New Roman"/>
-          <w:color w:val="000000" w:themeColor="text1"/>
-          <w:szCs w:val="28"/>
-        </w:rPr>
-        <w:t xml:space="preserve"> предназначен для хранения и валидации параметров генетического алгоритма. Все параметры вынесены в единый конфигурационный объект, что позволяет легко передавать настройки между модулями программы и изменять их через графический интерфейс.</w:t>
-      </w:r>
-    </w:p>
-    <w:p>
-      <w:pPr>
-        <w:pBdr>
-          <w:top w:val="none" w:sz="4" w:space="0" w:color="000000"/>
-          <w:left w:val="none" w:sz="4" w:space="0" w:color="000000"/>
-          <w:bottom w:val="none" w:sz="4" w:space="0" w:color="000000"/>
-          <w:right w:val="none" w:sz="4" w:space="0" w:color="000000"/>
-          <w:between w:val="none" w:sz="4" w:space="0" w:color="000000"/>
-        </w:pBdr>
-        <w:spacing w:line="360" w:lineRule="auto"/>
-        <w:ind w:firstLine="709"/>
-        <w:rPr>
-          <w:rFonts w:cs="Times New Roman"/>
-          <w:color w:val="000000" w:themeColor="text1"/>
-          <w:szCs w:val="28"/>
-        </w:rPr>
-      </w:pPr>
-      <w:r>
-        <w:rPr>
-          <w:rFonts w:eastAsia="Times New Roman" w:cs="Times New Roman"/>
-          <w:color w:val="000000" w:themeColor="text1"/>
-          <w:szCs w:val="28"/>
-        </w:rPr>
+    </w:p>
+    <w:p>
+      <w:pPr>
+        <w:pStyle w:val="a1"/>
+      </w:pPr>
+      <w:r>
+        <w:t>Класс GAConfig предназначен для хранения и валидации параметров генетического алгоритма. Все параметры вынесены в единый конфигурационный объект, что позволяет легко передавать настройки между модулями программы и изменять их через графический интерфейс.</w:t>
+      </w:r>
+    </w:p>
+    <w:p>
+      <w:pPr>
+        <w:pStyle w:val="a1"/>
+      </w:pPr>
+      <w:r>
         <w:t>Атрибуты класса:</w:t>
       </w:r>
     </w:p>
     <w:p>
       <w:pPr>
-        <w:pStyle w:val="a9"/>
+        <w:pStyle w:val="a1"/>
         <w:numPr>
           <w:ilvl w:val="0"/>
-          <w:numId w:val="32"/>
+          <w:numId w:val="39"/>
         </w:numPr>
-        <w:pBdr>
-          <w:top w:val="none" w:sz="4" w:space="0" w:color="000000"/>
-          <w:left w:val="none" w:sz="4" w:space="0" w:color="000000"/>
-          <w:bottom w:val="none" w:sz="4" w:space="0" w:color="000000"/>
-          <w:right w:val="none" w:sz="4" w:space="0" w:color="000000"/>
-          <w:between w:val="none" w:sz="4" w:space="0" w:color="000000"/>
-        </w:pBdr>
-        <w:spacing w:line="360" w:lineRule="auto"/>
-        <w:ind w:firstLine="0"/>
+      </w:pPr>
+      <w:r>
         <w:rPr>
-          <w:rFonts w:cs="Times New Roman"/>
-          <w:color w:val="000000" w:themeColor="text1"/>
-          <w:szCs w:val="28"/>
-        </w:rPr>
-      </w:pPr>
-      <w:proofErr w:type="spellStart"/>
-      <w:r>
-        <w:rPr>
-          <w:rFonts w:eastAsia="Times New Roman" w:cs="Times New Roman"/>
-          <w:color w:val="000000" w:themeColor="text1"/>
           <w:spacing w:val="-8"/>
-          <w:szCs w:val="28"/>
         </w:rPr>
         <w:t>population_size</w:t>
       </w:r>
-      <w:proofErr w:type="spellEnd"/>
-      <w:r>
-        <w:rPr>
-          <w:rFonts w:eastAsia="Times New Roman" w:cs="Times New Roman"/>
-          <w:color w:val="000000" w:themeColor="text1"/>
-          <w:szCs w:val="28"/>
-        </w:rPr>
+      <w:r>
         <w:t xml:space="preserve"> — размер популяции</w:t>
       </w:r>
     </w:p>
     <w:p>
       <w:pPr>
-        <w:pStyle w:val="a9"/>
+        <w:pStyle w:val="a1"/>
         <w:numPr>
           <w:ilvl w:val="0"/>
-          <w:numId w:val="32"/>
+          <w:numId w:val="39"/>
         </w:numPr>
-        <w:pBdr>
-          <w:top w:val="none" w:sz="4" w:space="0" w:color="000000"/>
-          <w:left w:val="none" w:sz="4" w:space="0" w:color="000000"/>
-          <w:bottom w:val="none" w:sz="4" w:space="0" w:color="000000"/>
-          <w:right w:val="none" w:sz="4" w:space="0" w:color="000000"/>
-          <w:between w:val="none" w:sz="4" w:space="0" w:color="000000"/>
-        </w:pBdr>
-        <w:spacing w:line="360" w:lineRule="auto"/>
-        <w:ind w:firstLine="0"/>
+      </w:pPr>
+      <w:r>
         <w:rPr>
-          <w:rFonts w:cs="Times New Roman"/>
-          <w:color w:val="000000" w:themeColor="text1"/>
-          <w:szCs w:val="28"/>
-        </w:rPr>
-      </w:pPr>
-      <w:proofErr w:type="spellStart"/>
-      <w:r>
-        <w:rPr>
-          <w:rFonts w:eastAsia="Times New Roman" w:cs="Times New Roman"/>
-          <w:color w:val="000000" w:themeColor="text1"/>
           <w:spacing w:val="-8"/>
-          <w:szCs w:val="28"/>
         </w:rPr>
         <w:t>generations</w:t>
       </w:r>
-      <w:proofErr w:type="spellEnd"/>
-      <w:r>
-        <w:rPr>
-          <w:rFonts w:eastAsia="Times New Roman" w:cs="Times New Roman"/>
-          <w:color w:val="000000" w:themeColor="text1"/>
-          <w:szCs w:val="28"/>
-        </w:rPr>
+      <w:r>
         <w:t xml:space="preserve"> — максимальное количество поколений</w:t>
       </w:r>
     </w:p>
     <w:p>
       <w:pPr>
-        <w:pStyle w:val="a9"/>
+        <w:pStyle w:val="a1"/>
         <w:numPr>
           <w:ilvl w:val="0"/>
-          <w:numId w:val="32"/>
+          <w:numId w:val="39"/>
         </w:numPr>
-        <w:pBdr>
-          <w:top w:val="none" w:sz="4" w:space="0" w:color="000000"/>
-          <w:left w:val="none" w:sz="4" w:space="0" w:color="000000"/>
-          <w:bottom w:val="none" w:sz="4" w:space="0" w:color="000000"/>
-          <w:right w:val="none" w:sz="4" w:space="0" w:color="000000"/>
-          <w:between w:val="none" w:sz="4" w:space="0" w:color="000000"/>
-        </w:pBdr>
-        <w:spacing w:line="360" w:lineRule="auto"/>
-        <w:ind w:firstLine="0"/>
+      </w:pPr>
+      <w:r>
         <w:rPr>
-          <w:rFonts w:cs="Times New Roman"/>
-          <w:color w:val="000000" w:themeColor="text1"/>
-          <w:szCs w:val="28"/>
-        </w:rPr>
-      </w:pPr>
-      <w:proofErr w:type="spellStart"/>
-      <w:r>
-        <w:rPr>
-          <w:rFonts w:eastAsia="Times New Roman" w:cs="Times New Roman"/>
-          <w:color w:val="000000" w:themeColor="text1"/>
           <w:spacing w:val="-8"/>
-          <w:szCs w:val="28"/>
         </w:rPr>
         <w:t>mutation_chance</w:t>
       </w:r>
-      <w:proofErr w:type="spellEnd"/>
-      <w:r>
-        <w:rPr>
-          <w:rFonts w:eastAsia="Times New Roman" w:cs="Times New Roman"/>
-          <w:color w:val="000000" w:themeColor="text1"/>
-          <w:szCs w:val="28"/>
-        </w:rPr>
+      <w:r>
         <w:t xml:space="preserve"> — вероятность мутации одного гена</w:t>
       </w:r>
     </w:p>
     <w:p>
       <w:pPr>
-        <w:pStyle w:val="a9"/>
+        <w:pStyle w:val="a1"/>
         <w:numPr>
           <w:ilvl w:val="0"/>
-          <w:numId w:val="32"/>
+          <w:numId w:val="39"/>
         </w:numPr>
-        <w:pBdr>
-          <w:top w:val="none" w:sz="4" w:space="0" w:color="000000"/>
-          <w:left w:val="none" w:sz="4" w:space="0" w:color="000000"/>
-          <w:bottom w:val="none" w:sz="4" w:space="0" w:color="000000"/>
-          <w:right w:val="none" w:sz="4" w:space="0" w:color="000000"/>
-          <w:between w:val="none" w:sz="4" w:space="0" w:color="000000"/>
-        </w:pBdr>
-        <w:spacing w:line="360" w:lineRule="auto"/>
-        <w:ind w:firstLine="0"/>
+      </w:pPr>
+      <w:r>
         <w:rPr>
-          <w:rFonts w:cs="Times New Roman"/>
-          <w:color w:val="000000" w:themeColor="text1"/>
-          <w:szCs w:val="28"/>
+          <w:spacing w:val="-8"/>
         </w:rPr>
-      </w:pPr>
-      <w:proofErr w:type="spellStart"/>
+        <w:t>crossover_</w:t>
+      </w:r>
       <w:r>
         <w:rPr>
-          <w:rFonts w:eastAsia="Times New Roman" w:cs="Times New Roman"/>
-          <w:color w:val="000000" w:themeColor="text1"/>
           <w:spacing w:val="-8"/>
-          <w:szCs w:val="28"/>
-        </w:rPr>
-        <w:t>crossover</w:t>
-      </w:r>
-      <w:proofErr w:type="spellEnd"/>
-      <w:r>
-        <w:rPr>
-          <w:rFonts w:eastAsia="Times New Roman" w:cs="Times New Roman"/>
-          <w:color w:val="000000" w:themeColor="text1"/>
-          <w:spacing w:val="-8"/>
-          <w:szCs w:val="28"/>
-        </w:rPr>
-        <w:t>_</w:t>
-      </w:r>
-      <w:r>
-        <w:rPr>
-          <w:rFonts w:eastAsia="Times New Roman" w:cs="Times New Roman"/>
-          <w:color w:val="000000" w:themeColor="text1"/>
-          <w:spacing w:val="-8"/>
-          <w:szCs w:val="28"/>
           <w:lang w:val="en-US"/>
         </w:rPr>
         <w:t>chance</w:t>
       </w:r>
       <w:r>
+        <w:t xml:space="preserve"> — вероятность скрещивания двух особей</w:t>
+      </w:r>
+    </w:p>
+    <w:p>
+      <w:pPr>
+        <w:pStyle w:val="a1"/>
+      </w:pPr>
+      <w:r>
+        <w:lastRenderedPageBreak/>
+        <w:t>Метод validate — производит проверку параметров алгоритма. Если пользователь задаёт значение, выходящее за допустимые границы, оно автоматически приводится к ближайшему допустимому значению. Это предотвращает некорректную работу алгоритма при ошибочном вводе.</w:t>
+      </w:r>
+    </w:p>
+    <w:p>
+      <w:pPr>
+        <w:pStyle w:val="4"/>
+      </w:pPr>
+      <w:bookmarkStart w:id="22" w:name="_Toc235114972"/>
+      <w:r>
+        <w:t>2.6.2. Класс DataManager</w:t>
+      </w:r>
+      <w:bookmarkEnd w:id="22"/>
+    </w:p>
+    <w:p>
+      <w:pPr>
+        <w:pStyle w:val="a1"/>
+      </w:pPr>
+      <w:r>
+        <w:t>Класс DataManager реализует функционал работы с входными и выходными данными программы. Он обеспечивает три способа получения параметров задачи: ручной ввод через графический интерфейс, загрузку из файла и случайную генерацию.</w:t>
+      </w:r>
+    </w:p>
+    <w:p>
+      <w:pPr>
+        <w:pStyle w:val="a1"/>
+      </w:pPr>
+      <w:r>
+        <w:t xml:space="preserve">Метод generate_random_polynom </w:t>
+      </w:r>
+      <w:r>
+        <w:t>–</w:t>
+      </w:r>
+      <w:r>
+        <w:t xml:space="preserve"> </w:t>
+      </w:r>
+      <w:r>
+        <w:t>создаёт</w:t>
+      </w:r>
+      <w:r>
+        <w:t xml:space="preserve"> случайный полином заданной степени со случайными коэффициентами в заданном диапазоне.</w:t>
+      </w:r>
+    </w:p>
+    <w:p>
+      <w:pPr>
+        <w:pStyle w:val="a1"/>
+      </w:pPr>
+      <w:r>
+        <w:t xml:space="preserve">Метод generate_random_task </w:t>
+      </w:r>
+      <w:r>
+        <w:t>– формирует</w:t>
+      </w:r>
+      <w:r>
+        <w:t xml:space="preserve"> полный набор параметров задачи, включая случайный полином, интервал аппроксимации и случайное количество ступеней. Возвращает словарь с параметрами, готовый для передачи в генетический алгоритм.</w:t>
+      </w:r>
+    </w:p>
+    <w:p>
+      <w:pPr>
+        <w:pStyle w:val="a1"/>
+      </w:pPr>
+      <w:r>
+        <w:t xml:space="preserve">Метод save_to_file </w:t>
+      </w:r>
+      <w:r>
+        <w:t>–</w:t>
+      </w:r>
+      <w:r>
+        <w:t xml:space="preserve"> </w:t>
+      </w:r>
+      <w:r>
+        <w:t>сохраняет</w:t>
+      </w:r>
+      <w:r>
+        <w:t xml:space="preserve"> параметры задачи и конфигурацию генетического алгоритма в файл формата JSON. Есть возможность сохранять только параметров задачи, так и совместное сохранение с настройками алгоритма.</w:t>
+      </w:r>
+    </w:p>
+    <w:p>
+      <w:pPr>
+        <w:pStyle w:val="a1"/>
+      </w:pPr>
+      <w:r>
+        <w:t xml:space="preserve">Метод load_from_file </w:t>
+      </w:r>
+      <w:r>
+        <w:t>–</w:t>
+      </w:r>
+      <w:r>
+        <w:t xml:space="preserve"> </w:t>
+      </w:r>
+      <w:r>
+        <w:t>загружает</w:t>
+      </w:r>
+      <w:r>
+        <w:t xml:space="preserve"> параметры задачи из JSON-файла. Метод возвращает кортеж из словаря с параметрами задачи и объекта конфигурации.</w:t>
+      </w:r>
+    </w:p>
+    <w:p>
+      <w:pPr>
+        <w:pStyle w:val="a1"/>
+      </w:pPr>
+      <w:r>
+        <w:t xml:space="preserve">Метод validate_task_data </w:t>
+      </w:r>
+      <w:r>
+        <w:t>–</w:t>
+      </w:r>
+      <w:r>
+        <w:t xml:space="preserve"> </w:t>
+      </w:r>
+      <w:r>
+        <w:t>метод</w:t>
+      </w:r>
+      <w:r>
+        <w:t xml:space="preserve"> валидации загруженных данных. Проверяет наличие всех обязательных полей и их значения. При обнаружении ошибок выбрасывает исключение ValueError.</w:t>
+      </w:r>
+    </w:p>
+    <w:p>
+      <w:pPr>
+        <w:pStyle w:val="4"/>
+      </w:pPr>
+      <w:bookmarkStart w:id="23" w:name="_Toc235114973"/>
+      <w:r>
+        <w:t>2.6.3. Контроллер приложения</w:t>
+      </w:r>
+      <w:bookmarkEnd w:id="23"/>
+    </w:p>
+    <w:p>
+      <w:pPr>
+        <w:pStyle w:val="a1"/>
+      </w:pPr>
+      <w:r>
+        <w:t>Класс AppController связывает графический интерфейс и вычислительные модули программы.</w:t>
+      </w:r>
+    </w:p>
+    <w:p>
+      <w:pPr>
+        <w:pStyle w:val="a1"/>
+      </w:pPr>
+      <w:r>
+        <w:t xml:space="preserve">Метод connect_signals </w:t>
+      </w:r>
+      <w:r>
+        <w:t>–</w:t>
+      </w:r>
+      <w:r>
+        <w:t xml:space="preserve"> </w:t>
+      </w:r>
+      <w:r>
+        <w:t>устанавливает</w:t>
+      </w:r>
+      <w:r>
+        <w:t xml:space="preserve"> связь между элементами </w:t>
+      </w:r>
+      <w:r>
         <w:rPr>
-          <w:rFonts w:eastAsia="Times New Roman" w:cs="Times New Roman"/>
-          <w:color w:val="000000" w:themeColor="text1"/>
-          <w:szCs w:val="28"/>
-        </w:rPr>
-        <w:t xml:space="preserve"> — вероятность скрещивания двух особей</w:t>
-      </w:r>
-    </w:p>
-    <w:p>
-      <w:pPr>
-        <w:pBdr>
-          <w:top w:val="none" w:sz="4" w:space="0" w:color="000000"/>
-          <w:left w:val="none" w:sz="4" w:space="0" w:color="000000"/>
-          <w:bottom w:val="none" w:sz="4" w:space="0" w:color="000000"/>
-          <w:right w:val="none" w:sz="4" w:space="0" w:color="000000"/>
-          <w:between w:val="none" w:sz="4" w:space="0" w:color="000000"/>
-        </w:pBdr>
-        <w:spacing w:line="360" w:lineRule="auto"/>
-        <w:ind w:firstLine="709"/>
-        <w:rPr>
-          <w:rFonts w:cs="Times New Roman"/>
-          <w:color w:val="000000" w:themeColor="text1"/>
-          <w:szCs w:val="28"/>
-        </w:rPr>
-      </w:pPr>
-      <w:r>
-        <w:rPr>
-          <w:rFonts w:eastAsia="Times New Roman" w:cs="Times New Roman"/>
-          <w:color w:val="000000" w:themeColor="text1"/>
-          <w:szCs w:val="28"/>
-        </w:rPr>
-        <w:t xml:space="preserve">Метод </w:t>
-      </w:r>
-      <w:proofErr w:type="spellStart"/>
-      <w:r>
-        <w:rPr>
-          <w:rFonts w:eastAsia="Times New Roman" w:cs="Times New Roman"/>
-          <w:color w:val="000000" w:themeColor="text1"/>
-          <w:szCs w:val="28"/>
-        </w:rPr>
-        <w:t>validate</w:t>
-      </w:r>
-      <w:proofErr w:type="spellEnd"/>
-      <w:r>
-        <w:rPr>
-          <w:rFonts w:eastAsia="Times New Roman" w:cs="Times New Roman"/>
-          <w:color w:val="000000" w:themeColor="text1"/>
-          <w:szCs w:val="28"/>
-        </w:rPr>
-        <w:t xml:space="preserve"> — производит проверку параметров алгоритма. Если пользователь задаёт значение, выходящее за допустимые границы, оно автоматически приводится к ближайшему допустимому значению. Это предотвращает некорректную работу алгоритма при ошибочном вводе.</w:t>
-      </w:r>
-    </w:p>
-    <w:p>
-      <w:pPr>
-        <w:pStyle w:val="4"/>
-      </w:pPr>
-      <w:bookmarkStart w:id="22" w:name="_Toc234913286"/>
-      <w:r>
-        <w:t xml:space="preserve">2.6.2. Класс </w:t>
-      </w:r>
-      <w:proofErr w:type="spellStart"/>
-      <w:r>
-        <w:t>DataManager</w:t>
-      </w:r>
-      <w:bookmarkEnd w:id="22"/>
-      <w:proofErr w:type="spellEnd"/>
-    </w:p>
-    <w:p>
-      <w:pPr>
-        <w:pBdr>
-          <w:top w:val="none" w:sz="4" w:space="0" w:color="000000"/>
-          <w:left w:val="none" w:sz="4" w:space="0" w:color="000000"/>
-          <w:bottom w:val="none" w:sz="4" w:space="0" w:color="000000"/>
-          <w:right w:val="none" w:sz="4" w:space="0" w:color="000000"/>
-          <w:between w:val="none" w:sz="4" w:space="0" w:color="000000"/>
-        </w:pBdr>
-        <w:spacing w:line="360" w:lineRule="auto"/>
-        <w:ind w:firstLine="709"/>
-        <w:rPr>
-          <w:rFonts w:cs="Times New Roman"/>
-          <w:color w:val="000000" w:themeColor="text1"/>
-          <w:szCs w:val="28"/>
-        </w:rPr>
-      </w:pPr>
-      <w:r>
-        <w:rPr>
-          <w:rFonts w:eastAsia="Times New Roman" w:cs="Times New Roman"/>
-          <w:color w:val="000000" w:themeColor="text1"/>
-          <w:szCs w:val="28"/>
-        </w:rPr>
-        <w:lastRenderedPageBreak/>
-        <w:t xml:space="preserve">Класс </w:t>
-      </w:r>
-      <w:proofErr w:type="spellStart"/>
-      <w:r>
-        <w:rPr>
-          <w:rFonts w:eastAsia="Times New Roman" w:cs="Times New Roman"/>
-          <w:color w:val="000000" w:themeColor="text1"/>
-          <w:szCs w:val="28"/>
-        </w:rPr>
-        <w:t>DataManager</w:t>
-      </w:r>
-      <w:proofErr w:type="spellEnd"/>
-      <w:r>
-        <w:rPr>
-          <w:rFonts w:eastAsia="Times New Roman" w:cs="Times New Roman"/>
-          <w:color w:val="000000" w:themeColor="text1"/>
-          <w:szCs w:val="28"/>
-        </w:rPr>
-        <w:t xml:space="preserve"> реализует функционал работы с входными и выходными данными программы. Он обеспечивает три способа получения параметров задачи: ручной ввод через графический интерфейс, загрузку из файла и случайную генерацию.</w:t>
-      </w:r>
-    </w:p>
-    <w:p>
-      <w:pPr>
-        <w:pBdr>
-          <w:top w:val="none" w:sz="4" w:space="0" w:color="000000"/>
-          <w:left w:val="none" w:sz="4" w:space="0" w:color="000000"/>
-          <w:bottom w:val="none" w:sz="4" w:space="0" w:color="000000"/>
-          <w:right w:val="none" w:sz="4" w:space="0" w:color="000000"/>
-          <w:between w:val="none" w:sz="4" w:space="0" w:color="000000"/>
-        </w:pBdr>
-        <w:spacing w:line="360" w:lineRule="auto"/>
-        <w:ind w:firstLine="709"/>
-        <w:rPr>
-          <w:rFonts w:cs="Times New Roman"/>
-          <w:color w:val="000000" w:themeColor="text1"/>
-          <w:szCs w:val="28"/>
-        </w:rPr>
-      </w:pPr>
-      <w:r>
-        <w:rPr>
-          <w:rFonts w:eastAsia="Times New Roman" w:cs="Times New Roman"/>
-          <w:color w:val="000000" w:themeColor="text1"/>
-          <w:szCs w:val="28"/>
-        </w:rPr>
-        <w:t xml:space="preserve">Метод </w:t>
-      </w:r>
-      <w:proofErr w:type="spellStart"/>
-      <w:r>
-        <w:rPr>
-          <w:rFonts w:eastAsia="Times New Roman" w:cs="Times New Roman"/>
-          <w:color w:val="000000" w:themeColor="text1"/>
-          <w:szCs w:val="28"/>
-        </w:rPr>
-        <w:t>generate_random_polynom</w:t>
-      </w:r>
-      <w:proofErr w:type="spellEnd"/>
-      <w:r>
-        <w:rPr>
-          <w:rFonts w:eastAsia="Times New Roman" w:cs="Times New Roman"/>
-          <w:color w:val="000000" w:themeColor="text1"/>
-          <w:szCs w:val="28"/>
-        </w:rPr>
-        <w:t xml:space="preserve"> </w:t>
-      </w:r>
-      <w:r>
-        <w:rPr>
-          <w:rFonts w:eastAsia="Times New Roman" w:cs="Times New Roman"/>
-          <w:color w:val="000000" w:themeColor="text1"/>
-          <w:szCs w:val="28"/>
-        </w:rPr>
-        <w:t>–</w:t>
-      </w:r>
-      <w:r>
-        <w:rPr>
-          <w:rFonts w:eastAsia="Times New Roman" w:cs="Times New Roman"/>
-          <w:color w:val="000000" w:themeColor="text1"/>
-          <w:szCs w:val="28"/>
-        </w:rPr>
-        <w:t xml:space="preserve"> </w:t>
-      </w:r>
-      <w:r>
-        <w:rPr>
-          <w:rFonts w:eastAsia="Times New Roman" w:cs="Times New Roman"/>
-          <w:color w:val="000000" w:themeColor="text1"/>
-          <w:szCs w:val="28"/>
-        </w:rPr>
-        <w:t>создаёт</w:t>
-      </w:r>
-      <w:r>
-        <w:rPr>
-          <w:rFonts w:eastAsia="Times New Roman" w:cs="Times New Roman"/>
-          <w:color w:val="000000" w:themeColor="text1"/>
-          <w:szCs w:val="28"/>
-        </w:rPr>
-        <w:t xml:space="preserve"> случайный полином заданной степени со случайными коэффициентами в заданном диапазоне.</w:t>
-      </w:r>
-    </w:p>
-    <w:p>
-      <w:pPr>
-        <w:pBdr>
-          <w:top w:val="none" w:sz="4" w:space="0" w:color="000000"/>
-          <w:left w:val="none" w:sz="4" w:space="0" w:color="000000"/>
-          <w:bottom w:val="none" w:sz="4" w:space="0" w:color="000000"/>
-          <w:right w:val="none" w:sz="4" w:space="0" w:color="000000"/>
-          <w:between w:val="none" w:sz="4" w:space="0" w:color="000000"/>
-        </w:pBdr>
-        <w:spacing w:line="360" w:lineRule="auto"/>
-        <w:ind w:firstLine="709"/>
-        <w:rPr>
-          <w:rFonts w:cs="Times New Roman"/>
-          <w:color w:val="000000" w:themeColor="text1"/>
-          <w:szCs w:val="28"/>
-        </w:rPr>
-      </w:pPr>
-      <w:r>
-        <w:rPr>
-          <w:rFonts w:eastAsia="Times New Roman" w:cs="Times New Roman"/>
-          <w:color w:val="000000" w:themeColor="text1"/>
-          <w:szCs w:val="28"/>
-        </w:rPr>
-        <w:t xml:space="preserve">Метод </w:t>
-      </w:r>
-      <w:proofErr w:type="spellStart"/>
-      <w:r>
-        <w:rPr>
-          <w:rFonts w:eastAsia="Times New Roman" w:cs="Times New Roman"/>
-          <w:color w:val="000000" w:themeColor="text1"/>
-          <w:szCs w:val="28"/>
-        </w:rPr>
-        <w:t>generate_random_task</w:t>
-      </w:r>
-      <w:proofErr w:type="spellEnd"/>
-      <w:r>
-        <w:rPr>
-          <w:rFonts w:eastAsia="Times New Roman" w:cs="Times New Roman"/>
-          <w:color w:val="000000" w:themeColor="text1"/>
-          <w:szCs w:val="28"/>
-        </w:rPr>
-        <w:t xml:space="preserve"> </w:t>
-      </w:r>
-      <w:r>
-        <w:rPr>
-          <w:rFonts w:eastAsia="Times New Roman" w:cs="Times New Roman"/>
-          <w:color w:val="000000" w:themeColor="text1"/>
-          <w:szCs w:val="28"/>
-        </w:rPr>
-        <w:t>– формирует</w:t>
-      </w:r>
-      <w:r>
-        <w:rPr>
-          <w:rFonts w:eastAsia="Times New Roman" w:cs="Times New Roman"/>
-          <w:color w:val="000000" w:themeColor="text1"/>
-          <w:szCs w:val="28"/>
-        </w:rPr>
-        <w:t xml:space="preserve"> полный набор параметров задачи, включая случайный полином, интервал аппроксимации и случайное количество ступеней. Возвращает словарь с параметрами, готовый для передачи в генетический алгоритм.</w:t>
-      </w:r>
-    </w:p>
-    <w:p>
-      <w:pPr>
-        <w:pBdr>
-          <w:top w:val="none" w:sz="4" w:space="0" w:color="000000"/>
-          <w:left w:val="none" w:sz="4" w:space="0" w:color="000000"/>
-          <w:bottom w:val="none" w:sz="4" w:space="0" w:color="000000"/>
-          <w:right w:val="none" w:sz="4" w:space="0" w:color="000000"/>
-          <w:between w:val="none" w:sz="4" w:space="0" w:color="000000"/>
-        </w:pBdr>
-        <w:spacing w:line="360" w:lineRule="auto"/>
-        <w:ind w:firstLine="709"/>
-        <w:rPr>
-          <w:rFonts w:cs="Times New Roman"/>
-          <w:color w:val="000000" w:themeColor="text1"/>
-          <w:szCs w:val="28"/>
-        </w:rPr>
-      </w:pPr>
-      <w:r>
-        <w:rPr>
-          <w:rFonts w:eastAsia="Times New Roman" w:cs="Times New Roman"/>
-          <w:color w:val="000000" w:themeColor="text1"/>
-          <w:szCs w:val="28"/>
-        </w:rPr>
-        <w:t xml:space="preserve">Метод </w:t>
-      </w:r>
-      <w:proofErr w:type="spellStart"/>
-      <w:r>
-        <w:rPr>
-          <w:rFonts w:eastAsia="Times New Roman" w:cs="Times New Roman"/>
-          <w:color w:val="000000" w:themeColor="text1"/>
-          <w:szCs w:val="28"/>
-        </w:rPr>
-        <w:t>save_to_file</w:t>
-      </w:r>
-      <w:proofErr w:type="spellEnd"/>
-      <w:r>
-        <w:rPr>
-          <w:rFonts w:eastAsia="Times New Roman" w:cs="Times New Roman"/>
-          <w:color w:val="000000" w:themeColor="text1"/>
-          <w:szCs w:val="28"/>
-        </w:rPr>
-        <w:t xml:space="preserve"> </w:t>
-      </w:r>
-      <w:r>
-        <w:rPr>
-          <w:rFonts w:eastAsia="Times New Roman" w:cs="Times New Roman"/>
-          <w:color w:val="000000" w:themeColor="text1"/>
-          <w:szCs w:val="28"/>
-        </w:rPr>
-        <w:t>–</w:t>
-      </w:r>
-      <w:r>
-        <w:rPr>
-          <w:rFonts w:eastAsia="Times New Roman" w:cs="Times New Roman"/>
-          <w:color w:val="000000" w:themeColor="text1"/>
-          <w:szCs w:val="28"/>
-        </w:rPr>
-        <w:t xml:space="preserve"> </w:t>
-      </w:r>
-      <w:r>
-        <w:rPr>
-          <w:rFonts w:eastAsia="Times New Roman" w:cs="Times New Roman"/>
-          <w:color w:val="000000" w:themeColor="text1"/>
-          <w:szCs w:val="28"/>
-        </w:rPr>
-        <w:t>сохраняет</w:t>
-      </w:r>
-      <w:r>
-        <w:rPr>
-          <w:rFonts w:eastAsia="Times New Roman" w:cs="Times New Roman"/>
-          <w:color w:val="000000" w:themeColor="text1"/>
-          <w:szCs w:val="28"/>
-        </w:rPr>
-        <w:t xml:space="preserve"> параметры задачи и конфигурацию генетического алгоритма в файл формата JSON. Есть возможность сохранять только параметров задачи, так и совместное сохранение с настройками алгоритма.</w:t>
-      </w:r>
-    </w:p>
-    <w:p>
-      <w:pPr>
-        <w:pBdr>
-          <w:top w:val="none" w:sz="4" w:space="0" w:color="000000"/>
-          <w:left w:val="none" w:sz="4" w:space="0" w:color="000000"/>
-          <w:bottom w:val="none" w:sz="4" w:space="0" w:color="000000"/>
-          <w:right w:val="none" w:sz="4" w:space="0" w:color="000000"/>
-          <w:between w:val="none" w:sz="4" w:space="0" w:color="000000"/>
-        </w:pBdr>
-        <w:spacing w:line="360" w:lineRule="auto"/>
-        <w:ind w:firstLine="709"/>
-        <w:rPr>
-          <w:rFonts w:cs="Times New Roman"/>
-          <w:color w:val="000000" w:themeColor="text1"/>
-          <w:szCs w:val="28"/>
-        </w:rPr>
-      </w:pPr>
-      <w:r>
-        <w:rPr>
-          <w:rFonts w:eastAsia="Times New Roman" w:cs="Times New Roman"/>
-          <w:color w:val="000000" w:themeColor="text1"/>
-          <w:szCs w:val="28"/>
-        </w:rPr>
-        <w:t xml:space="preserve">Метод </w:t>
-      </w:r>
-      <w:proofErr w:type="spellStart"/>
-      <w:r>
-        <w:rPr>
-          <w:rFonts w:eastAsia="Times New Roman" w:cs="Times New Roman"/>
-          <w:color w:val="000000" w:themeColor="text1"/>
-          <w:szCs w:val="28"/>
-        </w:rPr>
-        <w:t>load_from_file</w:t>
-      </w:r>
-      <w:proofErr w:type="spellEnd"/>
-      <w:r>
-        <w:rPr>
-          <w:rFonts w:eastAsia="Times New Roman" w:cs="Times New Roman"/>
-          <w:color w:val="000000" w:themeColor="text1"/>
-          <w:szCs w:val="28"/>
-        </w:rPr>
-        <w:t xml:space="preserve"> </w:t>
-      </w:r>
-      <w:r>
-        <w:rPr>
-          <w:rFonts w:eastAsia="Times New Roman" w:cs="Times New Roman"/>
-          <w:color w:val="000000" w:themeColor="text1"/>
-          <w:szCs w:val="28"/>
-        </w:rPr>
-        <w:t>–</w:t>
-      </w:r>
-      <w:r>
-        <w:rPr>
-          <w:rFonts w:eastAsia="Times New Roman" w:cs="Times New Roman"/>
-          <w:color w:val="000000" w:themeColor="text1"/>
-          <w:szCs w:val="28"/>
-        </w:rPr>
-        <w:t xml:space="preserve"> </w:t>
-      </w:r>
-      <w:r>
-        <w:rPr>
-          <w:rFonts w:eastAsia="Times New Roman" w:cs="Times New Roman"/>
-          <w:color w:val="000000" w:themeColor="text1"/>
-          <w:szCs w:val="28"/>
-        </w:rPr>
-        <w:t>загружает</w:t>
-      </w:r>
-      <w:r>
-        <w:rPr>
-          <w:rFonts w:eastAsia="Times New Roman" w:cs="Times New Roman"/>
-          <w:color w:val="000000" w:themeColor="text1"/>
-          <w:szCs w:val="28"/>
-        </w:rPr>
-        <w:t xml:space="preserve"> параметры задачи из JSON-файла. Метод возвращает кортеж из словаря с параметрами задачи и объекта конфигурации.</w:t>
-      </w:r>
-    </w:p>
-    <w:p>
-      <w:pPr>
-        <w:pBdr>
-          <w:top w:val="none" w:sz="4" w:space="0" w:color="000000"/>
-          <w:left w:val="none" w:sz="4" w:space="0" w:color="000000"/>
-          <w:bottom w:val="none" w:sz="4" w:space="0" w:color="000000"/>
-          <w:right w:val="none" w:sz="4" w:space="0" w:color="000000"/>
-          <w:between w:val="none" w:sz="4" w:space="0" w:color="000000"/>
-        </w:pBdr>
-        <w:spacing w:line="360" w:lineRule="auto"/>
-        <w:ind w:firstLine="709"/>
-        <w:rPr>
-          <w:rFonts w:cs="Times New Roman"/>
-          <w:color w:val="000000" w:themeColor="text1"/>
-          <w:szCs w:val="28"/>
-        </w:rPr>
-      </w:pPr>
-      <w:r>
-        <w:rPr>
-          <w:rFonts w:eastAsia="Times New Roman" w:cs="Times New Roman"/>
-          <w:color w:val="000000" w:themeColor="text1"/>
-          <w:szCs w:val="28"/>
-        </w:rPr>
-        <w:t xml:space="preserve">Метод </w:t>
-      </w:r>
-      <w:proofErr w:type="spellStart"/>
-      <w:r>
-        <w:rPr>
-          <w:rFonts w:eastAsia="Times New Roman" w:cs="Times New Roman"/>
-          <w:color w:val="000000" w:themeColor="text1"/>
-          <w:szCs w:val="28"/>
-        </w:rPr>
-        <w:t>validate_task_data</w:t>
-      </w:r>
-      <w:proofErr w:type="spellEnd"/>
-      <w:r>
-        <w:rPr>
-          <w:rFonts w:eastAsia="Times New Roman" w:cs="Times New Roman"/>
-          <w:color w:val="000000" w:themeColor="text1"/>
-          <w:szCs w:val="28"/>
-        </w:rPr>
-        <w:t xml:space="preserve"> </w:t>
-      </w:r>
-      <w:r>
-        <w:rPr>
-          <w:rFonts w:eastAsia="Times New Roman" w:cs="Times New Roman"/>
-          <w:color w:val="000000" w:themeColor="text1"/>
-          <w:szCs w:val="28"/>
-        </w:rPr>
-        <w:t>–</w:t>
-      </w:r>
-      <w:r>
-        <w:rPr>
-          <w:rFonts w:eastAsia="Times New Roman" w:cs="Times New Roman"/>
-          <w:color w:val="000000" w:themeColor="text1"/>
-          <w:szCs w:val="28"/>
-        </w:rPr>
-        <w:t xml:space="preserve"> </w:t>
-      </w:r>
-      <w:r>
-        <w:rPr>
-          <w:rFonts w:eastAsia="Times New Roman" w:cs="Times New Roman"/>
-          <w:color w:val="000000" w:themeColor="text1"/>
-          <w:szCs w:val="28"/>
-        </w:rPr>
-        <w:t>метод</w:t>
-      </w:r>
-      <w:r>
-        <w:rPr>
-          <w:rFonts w:eastAsia="Times New Roman" w:cs="Times New Roman"/>
-          <w:color w:val="000000" w:themeColor="text1"/>
-          <w:szCs w:val="28"/>
-        </w:rPr>
-        <w:t xml:space="preserve"> валидации загруженных данных. Проверяет наличие всех обязательных полей и их значения. При обнаружении ошибок выбрасывает исключение </w:t>
-      </w:r>
-      <w:proofErr w:type="spellStart"/>
-      <w:r>
-        <w:rPr>
-          <w:rFonts w:eastAsia="Times New Roman" w:cs="Times New Roman"/>
-          <w:color w:val="000000" w:themeColor="text1"/>
-          <w:szCs w:val="28"/>
-        </w:rPr>
-        <w:t>ValueError</w:t>
-      </w:r>
-      <w:proofErr w:type="spellEnd"/>
-      <w:r>
-        <w:rPr>
-          <w:rFonts w:eastAsia="Times New Roman" w:cs="Times New Roman"/>
-          <w:color w:val="000000" w:themeColor="text1"/>
-          <w:szCs w:val="28"/>
-        </w:rPr>
-        <w:t>.</w:t>
-      </w:r>
-    </w:p>
-    <w:p>
-      <w:pPr>
-        <w:pStyle w:val="4"/>
-      </w:pPr>
-      <w:bookmarkStart w:id="23" w:name="_Toc234913287"/>
-      <w:r>
-        <w:t>2.6.3. Контроллер приложения</w:t>
-      </w:r>
-      <w:bookmarkEnd w:id="23"/>
-    </w:p>
-    <w:p>
-      <w:pPr>
-        <w:pBdr>
-          <w:top w:val="none" w:sz="4" w:space="0" w:color="000000"/>
-          <w:left w:val="none" w:sz="4" w:space="0" w:color="000000"/>
-          <w:bottom w:val="none" w:sz="4" w:space="0" w:color="000000"/>
-          <w:right w:val="none" w:sz="4" w:space="0" w:color="000000"/>
-          <w:between w:val="none" w:sz="4" w:space="0" w:color="000000"/>
-        </w:pBdr>
-        <w:spacing w:line="360" w:lineRule="auto"/>
-        <w:ind w:firstLine="709"/>
-        <w:rPr>
-          <w:rFonts w:cs="Times New Roman"/>
-          <w:color w:val="000000" w:themeColor="text1"/>
-          <w:szCs w:val="28"/>
-        </w:rPr>
-      </w:pPr>
-      <w:r>
-        <w:rPr>
-          <w:rFonts w:eastAsia="Times New Roman" w:cs="Times New Roman"/>
-          <w:color w:val="000000" w:themeColor="text1"/>
-          <w:szCs w:val="28"/>
-        </w:rPr>
-        <w:t xml:space="preserve">Класс </w:t>
-      </w:r>
-      <w:proofErr w:type="spellStart"/>
-      <w:r>
-        <w:rPr>
-          <w:rFonts w:eastAsia="Times New Roman" w:cs="Times New Roman"/>
-          <w:color w:val="000000" w:themeColor="text1"/>
-          <w:szCs w:val="28"/>
-        </w:rPr>
-        <w:t>AppController</w:t>
-      </w:r>
-      <w:proofErr w:type="spellEnd"/>
-      <w:r>
-        <w:rPr>
-          <w:rFonts w:eastAsia="Times New Roman" w:cs="Times New Roman"/>
-          <w:color w:val="000000" w:themeColor="text1"/>
-          <w:szCs w:val="28"/>
-        </w:rPr>
-        <w:t xml:space="preserve"> связывает графический интерфейс и вычислительные модули программы.</w:t>
-      </w:r>
-    </w:p>
-    <w:p>
-      <w:pPr>
-        <w:pBdr>
-          <w:top w:val="none" w:sz="4" w:space="0" w:color="000000"/>
-          <w:left w:val="none" w:sz="4" w:space="0" w:color="000000"/>
-          <w:bottom w:val="none" w:sz="4" w:space="0" w:color="000000"/>
-          <w:right w:val="none" w:sz="4" w:space="0" w:color="000000"/>
-          <w:between w:val="none" w:sz="4" w:space="0" w:color="000000"/>
-        </w:pBdr>
-        <w:spacing w:line="360" w:lineRule="auto"/>
-        <w:ind w:firstLine="709"/>
-        <w:rPr>
-          <w:rFonts w:cs="Times New Roman"/>
-          <w:color w:val="000000" w:themeColor="text1"/>
-          <w:szCs w:val="28"/>
-        </w:rPr>
-      </w:pPr>
-      <w:r>
-        <w:rPr>
-          <w:rFonts w:eastAsia="Times New Roman" w:cs="Times New Roman"/>
-          <w:color w:val="000000" w:themeColor="text1"/>
-          <w:szCs w:val="28"/>
-        </w:rPr>
-        <w:t xml:space="preserve">Метод </w:t>
-      </w:r>
-      <w:proofErr w:type="spellStart"/>
-      <w:r>
-        <w:rPr>
-          <w:rFonts w:eastAsia="Times New Roman" w:cs="Times New Roman"/>
-          <w:color w:val="000000" w:themeColor="text1"/>
-          <w:szCs w:val="28"/>
-        </w:rPr>
-        <w:t>connect_signals</w:t>
-      </w:r>
-      <w:proofErr w:type="spellEnd"/>
-      <w:r>
-        <w:rPr>
-          <w:rFonts w:eastAsia="Times New Roman" w:cs="Times New Roman"/>
-          <w:color w:val="000000" w:themeColor="text1"/>
-          <w:szCs w:val="28"/>
-        </w:rPr>
-        <w:t xml:space="preserve"> </w:t>
-      </w:r>
-      <w:r>
-        <w:rPr>
-          <w:rFonts w:eastAsia="Times New Roman" w:cs="Times New Roman"/>
-          <w:color w:val="000000" w:themeColor="text1"/>
-          <w:szCs w:val="28"/>
-        </w:rPr>
-        <w:t>–</w:t>
-      </w:r>
-      <w:r>
-        <w:rPr>
-          <w:rFonts w:eastAsia="Times New Roman" w:cs="Times New Roman"/>
-          <w:color w:val="000000" w:themeColor="text1"/>
-          <w:szCs w:val="28"/>
-        </w:rPr>
-        <w:t xml:space="preserve"> </w:t>
-      </w:r>
-      <w:r>
-        <w:rPr>
-          <w:rFonts w:eastAsia="Times New Roman" w:cs="Times New Roman"/>
-          <w:color w:val="000000" w:themeColor="text1"/>
-          <w:szCs w:val="28"/>
-        </w:rPr>
-        <w:t>устанавливает</w:t>
-      </w:r>
-      <w:r>
-        <w:rPr>
-          <w:rFonts w:eastAsia="Times New Roman" w:cs="Times New Roman"/>
-          <w:color w:val="000000" w:themeColor="text1"/>
-          <w:szCs w:val="28"/>
-        </w:rPr>
-        <w:t xml:space="preserve"> связь между элементами </w:t>
-      </w:r>
-      <w:r>
-        <w:rPr>
-          <w:rFonts w:eastAsia="Times New Roman" w:cs="Times New Roman"/>
-          <w:color w:val="000000" w:themeColor="text1"/>
-          <w:szCs w:val="28"/>
           <w:lang w:val="en-US"/>
         </w:rPr>
         <w:t>GUI</w:t>
       </w:r>
       <w:r>
+        <w:t xml:space="preserve"> и методами обработки событий.</w:t>
+      </w:r>
+    </w:p>
+    <w:p>
+      <w:pPr>
+        <w:pStyle w:val="a1"/>
+      </w:pPr>
+      <w:r>
+        <w:lastRenderedPageBreak/>
+        <w:t xml:space="preserve">Метод on_manual_input </w:t>
+      </w:r>
+      <w:r>
+        <w:t>–</w:t>
+      </w:r>
+      <w:r>
+        <w:t xml:space="preserve"> </w:t>
+      </w:r>
+      <w:r>
+        <w:t>обработчик</w:t>
+      </w:r>
+      <w:r>
+        <w:t xml:space="preserve"> кнопки ручного ввода данных. Запускает процесс перехода к окну ввода параметров полинома, интервала и количества ступеней.</w:t>
+      </w:r>
+    </w:p>
+    <w:p>
+      <w:pPr>
+        <w:pStyle w:val="a1"/>
+      </w:pPr>
+      <w:r>
+        <w:t xml:space="preserve">Метод on_load_file </w:t>
+      </w:r>
+      <w:r>
+        <w:t>–</w:t>
+      </w:r>
+      <w:r>
+        <w:t xml:space="preserve"> </w:t>
+      </w:r>
+      <w:r>
+        <w:t>обработчик</w:t>
+      </w:r>
+      <w:r>
+        <w:t xml:space="preserve"> кнопки загрузки данных из файла. Открывает стандартный диалог выбора файла, вызывает метод загрузки DataManager и обрабатывает возможные ошибки. При успешной загрузке сохраняет параметры в контроллере для последующего использования алгоритмом.</w:t>
+      </w:r>
+    </w:p>
+    <w:p>
+      <w:pPr>
+        <w:pStyle w:val="a1"/>
+      </w:pPr>
+      <w:r>
+        <w:t xml:space="preserve">Метод on_random_generate </w:t>
+      </w:r>
+      <w:r>
+        <w:t>–</w:t>
+      </w:r>
+      <w:r>
+        <w:t xml:space="preserve"> </w:t>
+      </w:r>
+      <w:r>
+        <w:t>обработчик</w:t>
+      </w:r>
+      <w:r>
+        <w:t xml:space="preserve"> кнопки случайной генерации данных. Вызывает метод генерации DataManager и сохраняет результат для последующей передачи в генетический алгоритм.</w:t>
+      </w:r>
+    </w:p>
+    <w:p>
+      <w:pPr>
+        <w:pStyle w:val="a1"/>
+      </w:pPr>
+      <w:r>
+        <w:t xml:space="preserve">Метод on_about </w:t>
+      </w:r>
+      <w:r>
+        <w:t>–</w:t>
+      </w:r>
+      <w:r>
+        <w:t xml:space="preserve"> </w:t>
+      </w:r>
+      <w:r>
+        <w:t>обработчик</w:t>
+      </w:r>
+      <w:r>
+        <w:t xml:space="preserve"> кнопки «О программе».</w:t>
+      </w:r>
+    </w:p>
+    <w:p>
+      <w:pPr>
+        <w:pStyle w:val="a1"/>
+      </w:pPr>
+      <w:r>
+        <w:t>Методы</w:t>
+      </w:r>
+      <w:r>
+        <w:t xml:space="preserve"> </w:t>
+      </w:r>
+      <w:r>
         <w:rPr>
-          <w:rFonts w:eastAsia="Times New Roman" w:cs="Times New Roman"/>
-          <w:color w:val="000000" w:themeColor="text1"/>
-          <w:szCs w:val="28"/>
-        </w:rPr>
-        <w:t xml:space="preserve"> и методами обработки событий.</w:t>
-      </w:r>
-    </w:p>
-    <w:p>
-      <w:pPr>
-        <w:pBdr>
-          <w:top w:val="none" w:sz="4" w:space="0" w:color="000000"/>
-          <w:left w:val="none" w:sz="4" w:space="0" w:color="000000"/>
-          <w:bottom w:val="none" w:sz="4" w:space="0" w:color="000000"/>
-          <w:right w:val="none" w:sz="4" w:space="0" w:color="000000"/>
-          <w:between w:val="none" w:sz="4" w:space="0" w:color="000000"/>
-        </w:pBdr>
-        <w:spacing w:line="360" w:lineRule="auto"/>
-        <w:ind w:firstLine="709"/>
-        <w:rPr>
-          <w:rFonts w:cs="Times New Roman"/>
-          <w:color w:val="000000" w:themeColor="text1"/>
-          <w:szCs w:val="28"/>
-        </w:rPr>
-      </w:pPr>
-      <w:r>
-        <w:rPr>
-          <w:rFonts w:eastAsia="Times New Roman" w:cs="Times New Roman"/>
-          <w:color w:val="000000" w:themeColor="text1"/>
-          <w:szCs w:val="28"/>
-        </w:rPr>
-        <w:t xml:space="preserve">Метод </w:t>
-      </w:r>
-      <w:proofErr w:type="spellStart"/>
-      <w:r>
-        <w:rPr>
-          <w:rFonts w:eastAsia="Times New Roman" w:cs="Times New Roman"/>
-          <w:color w:val="000000" w:themeColor="text1"/>
-          <w:szCs w:val="28"/>
-        </w:rPr>
-        <w:t>on_manual_input</w:t>
-      </w:r>
-      <w:proofErr w:type="spellEnd"/>
-      <w:r>
-        <w:rPr>
-          <w:rFonts w:eastAsia="Times New Roman" w:cs="Times New Roman"/>
-          <w:color w:val="000000" w:themeColor="text1"/>
-          <w:szCs w:val="28"/>
-        </w:rPr>
-        <w:t xml:space="preserve"> </w:t>
-      </w:r>
-      <w:r>
-        <w:rPr>
-          <w:rFonts w:eastAsia="Times New Roman" w:cs="Times New Roman"/>
-          <w:color w:val="000000" w:themeColor="text1"/>
-          <w:szCs w:val="28"/>
-        </w:rPr>
-        <w:t>–</w:t>
-      </w:r>
-      <w:r>
-        <w:rPr>
-          <w:rFonts w:eastAsia="Times New Roman" w:cs="Times New Roman"/>
-          <w:color w:val="000000" w:themeColor="text1"/>
-          <w:szCs w:val="28"/>
-        </w:rPr>
-        <w:t xml:space="preserve"> </w:t>
-      </w:r>
-      <w:r>
-        <w:rPr>
-          <w:rFonts w:eastAsia="Times New Roman" w:cs="Times New Roman"/>
-          <w:color w:val="000000" w:themeColor="text1"/>
-          <w:szCs w:val="28"/>
-        </w:rPr>
-        <w:t>обработчик</w:t>
-      </w:r>
-      <w:r>
-        <w:rPr>
-          <w:rFonts w:eastAsia="Times New Roman" w:cs="Times New Roman"/>
-          <w:color w:val="000000" w:themeColor="text1"/>
-          <w:szCs w:val="28"/>
-        </w:rPr>
-        <w:t xml:space="preserve"> кнопки ручного ввода данных. Запускает процесс перехода к окну ввода параметров полинома, интервала и количества ступеней.</w:t>
-      </w:r>
-    </w:p>
-    <w:p>
-      <w:pPr>
-        <w:pBdr>
-          <w:top w:val="none" w:sz="4" w:space="0" w:color="000000"/>
-          <w:left w:val="none" w:sz="4" w:space="0" w:color="000000"/>
-          <w:bottom w:val="none" w:sz="4" w:space="0" w:color="000000"/>
-          <w:right w:val="none" w:sz="4" w:space="0" w:color="000000"/>
-          <w:between w:val="none" w:sz="4" w:space="0" w:color="000000"/>
-        </w:pBdr>
-        <w:spacing w:line="360" w:lineRule="auto"/>
-        <w:ind w:firstLine="709"/>
-        <w:rPr>
-          <w:rFonts w:cs="Times New Roman"/>
-          <w:color w:val="000000" w:themeColor="text1"/>
-          <w:szCs w:val="28"/>
-        </w:rPr>
-      </w:pPr>
-      <w:r>
-        <w:rPr>
-          <w:rFonts w:eastAsia="Times New Roman" w:cs="Times New Roman"/>
-          <w:color w:val="000000" w:themeColor="text1"/>
-          <w:szCs w:val="28"/>
-        </w:rPr>
-        <w:t xml:space="preserve">Метод </w:t>
-      </w:r>
-      <w:proofErr w:type="spellStart"/>
-      <w:r>
-        <w:rPr>
-          <w:rFonts w:eastAsia="Times New Roman" w:cs="Times New Roman"/>
-          <w:color w:val="000000" w:themeColor="text1"/>
-          <w:szCs w:val="28"/>
-        </w:rPr>
-        <w:t>on_load_file</w:t>
-      </w:r>
-      <w:proofErr w:type="spellEnd"/>
-      <w:r>
-        <w:rPr>
-          <w:rFonts w:eastAsia="Times New Roman" w:cs="Times New Roman"/>
-          <w:color w:val="000000" w:themeColor="text1"/>
-          <w:szCs w:val="28"/>
-        </w:rPr>
-        <w:t xml:space="preserve"> </w:t>
-      </w:r>
-      <w:r>
-        <w:rPr>
-          <w:rFonts w:eastAsia="Times New Roman" w:cs="Times New Roman"/>
-          <w:color w:val="000000" w:themeColor="text1"/>
-          <w:szCs w:val="28"/>
-        </w:rPr>
-        <w:t>–</w:t>
-      </w:r>
-      <w:r>
-        <w:rPr>
-          <w:rFonts w:eastAsia="Times New Roman" w:cs="Times New Roman"/>
-          <w:color w:val="000000" w:themeColor="text1"/>
-          <w:szCs w:val="28"/>
-        </w:rPr>
-        <w:t xml:space="preserve"> </w:t>
-      </w:r>
-      <w:r>
-        <w:rPr>
-          <w:rFonts w:eastAsia="Times New Roman" w:cs="Times New Roman"/>
-          <w:color w:val="000000" w:themeColor="text1"/>
-          <w:szCs w:val="28"/>
-        </w:rPr>
-        <w:t>обработчик</w:t>
-      </w:r>
-      <w:r>
-        <w:rPr>
-          <w:rFonts w:eastAsia="Times New Roman" w:cs="Times New Roman"/>
-          <w:color w:val="000000" w:themeColor="text1"/>
-          <w:szCs w:val="28"/>
-        </w:rPr>
-        <w:t xml:space="preserve"> кнопки загрузки данных из файла. Открывает стандартный диалог выбора файла, вызывает метод загрузки </w:t>
-      </w:r>
-      <w:proofErr w:type="spellStart"/>
-      <w:r>
-        <w:rPr>
-          <w:rFonts w:eastAsia="Times New Roman" w:cs="Times New Roman"/>
-          <w:color w:val="000000" w:themeColor="text1"/>
-          <w:szCs w:val="28"/>
-        </w:rPr>
-        <w:lastRenderedPageBreak/>
-        <w:t>DataManager</w:t>
-      </w:r>
-      <w:proofErr w:type="spellEnd"/>
-      <w:r>
-        <w:rPr>
-          <w:rFonts w:eastAsia="Times New Roman" w:cs="Times New Roman"/>
-          <w:color w:val="000000" w:themeColor="text1"/>
-          <w:szCs w:val="28"/>
-        </w:rPr>
-        <w:t xml:space="preserve"> и обрабатывает возможные ошибки. При успешной загрузке сохраняет параметры в контроллере для последующего использования алгоритмом.</w:t>
-      </w:r>
-    </w:p>
-    <w:p>
-      <w:pPr>
-        <w:pBdr>
-          <w:top w:val="none" w:sz="4" w:space="0" w:color="000000"/>
-          <w:left w:val="none" w:sz="4" w:space="0" w:color="000000"/>
-          <w:bottom w:val="none" w:sz="4" w:space="0" w:color="000000"/>
-          <w:right w:val="none" w:sz="4" w:space="0" w:color="000000"/>
-          <w:between w:val="none" w:sz="4" w:space="0" w:color="000000"/>
-        </w:pBdr>
-        <w:spacing w:line="360" w:lineRule="auto"/>
-        <w:ind w:firstLine="709"/>
-        <w:rPr>
-          <w:rFonts w:cs="Times New Roman"/>
-          <w:color w:val="000000" w:themeColor="text1"/>
-          <w:szCs w:val="28"/>
-        </w:rPr>
-      </w:pPr>
-      <w:r>
-        <w:rPr>
-          <w:rFonts w:eastAsia="Times New Roman" w:cs="Times New Roman"/>
-          <w:color w:val="000000" w:themeColor="text1"/>
-          <w:szCs w:val="28"/>
-        </w:rPr>
-        <w:t xml:space="preserve">Метод </w:t>
-      </w:r>
-      <w:proofErr w:type="spellStart"/>
-      <w:r>
-        <w:rPr>
-          <w:rFonts w:eastAsia="Times New Roman" w:cs="Times New Roman"/>
-          <w:color w:val="000000" w:themeColor="text1"/>
-          <w:szCs w:val="28"/>
-        </w:rPr>
-        <w:t>on_random_generate</w:t>
-      </w:r>
-      <w:proofErr w:type="spellEnd"/>
-      <w:r>
-        <w:rPr>
-          <w:rFonts w:eastAsia="Times New Roman" w:cs="Times New Roman"/>
-          <w:color w:val="000000" w:themeColor="text1"/>
-          <w:szCs w:val="28"/>
-        </w:rPr>
-        <w:t xml:space="preserve"> </w:t>
-      </w:r>
-      <w:r>
-        <w:rPr>
-          <w:rFonts w:eastAsia="Times New Roman" w:cs="Times New Roman"/>
-          <w:color w:val="000000" w:themeColor="text1"/>
-          <w:szCs w:val="28"/>
-        </w:rPr>
-        <w:t>–</w:t>
-      </w:r>
-      <w:r>
-        <w:rPr>
-          <w:rFonts w:eastAsia="Times New Roman" w:cs="Times New Roman"/>
-          <w:color w:val="000000" w:themeColor="text1"/>
-          <w:szCs w:val="28"/>
-        </w:rPr>
-        <w:t xml:space="preserve"> </w:t>
-      </w:r>
-      <w:r>
-        <w:rPr>
-          <w:rFonts w:eastAsia="Times New Roman" w:cs="Times New Roman"/>
-          <w:color w:val="000000" w:themeColor="text1"/>
-          <w:szCs w:val="28"/>
-        </w:rPr>
-        <w:t>обработчик</w:t>
-      </w:r>
-      <w:r>
-        <w:rPr>
-          <w:rFonts w:eastAsia="Times New Roman" w:cs="Times New Roman"/>
-          <w:color w:val="000000" w:themeColor="text1"/>
-          <w:szCs w:val="28"/>
-        </w:rPr>
-        <w:t xml:space="preserve"> кнопки случайной генерации данных. Вызывает метод генерации </w:t>
-      </w:r>
-      <w:proofErr w:type="spellStart"/>
-      <w:r>
-        <w:rPr>
-          <w:rFonts w:eastAsia="Times New Roman" w:cs="Times New Roman"/>
-          <w:color w:val="000000" w:themeColor="text1"/>
-          <w:szCs w:val="28"/>
-        </w:rPr>
-        <w:t>DataManager</w:t>
-      </w:r>
-      <w:proofErr w:type="spellEnd"/>
-      <w:r>
-        <w:rPr>
-          <w:rFonts w:eastAsia="Times New Roman" w:cs="Times New Roman"/>
-          <w:color w:val="000000" w:themeColor="text1"/>
-          <w:szCs w:val="28"/>
-        </w:rPr>
-        <w:t xml:space="preserve"> и сохраняет результат для последующей передачи в генетический алгоритм.</w:t>
-      </w:r>
-    </w:p>
-    <w:p>
-      <w:pPr>
-        <w:pBdr>
-          <w:top w:val="none" w:sz="4" w:space="0" w:color="000000"/>
-          <w:left w:val="none" w:sz="4" w:space="0" w:color="000000"/>
-          <w:bottom w:val="none" w:sz="4" w:space="0" w:color="000000"/>
-          <w:right w:val="none" w:sz="4" w:space="0" w:color="000000"/>
-          <w:between w:val="none" w:sz="4" w:space="0" w:color="000000"/>
-        </w:pBdr>
-        <w:spacing w:line="360" w:lineRule="auto"/>
-        <w:ind w:firstLine="709"/>
-        <w:rPr>
-          <w:rFonts w:eastAsia="Times New Roman" w:cs="Times New Roman"/>
-          <w:color w:val="000000" w:themeColor="text1"/>
-          <w:szCs w:val="28"/>
-        </w:rPr>
-      </w:pPr>
-      <w:r>
-        <w:rPr>
-          <w:rFonts w:eastAsia="Times New Roman" w:cs="Times New Roman"/>
-          <w:color w:val="000000" w:themeColor="text1"/>
-          <w:szCs w:val="28"/>
-        </w:rPr>
-        <w:t xml:space="preserve">Метод </w:t>
-      </w:r>
-      <w:proofErr w:type="spellStart"/>
-      <w:r>
-        <w:rPr>
-          <w:rFonts w:eastAsia="Times New Roman" w:cs="Times New Roman"/>
-          <w:color w:val="000000" w:themeColor="text1"/>
-          <w:szCs w:val="28"/>
-        </w:rPr>
-        <w:t>on_about</w:t>
-      </w:r>
-      <w:proofErr w:type="spellEnd"/>
-      <w:r>
-        <w:rPr>
-          <w:rFonts w:eastAsia="Times New Roman" w:cs="Times New Roman"/>
-          <w:color w:val="000000" w:themeColor="text1"/>
-          <w:szCs w:val="28"/>
-        </w:rPr>
-        <w:t xml:space="preserve"> </w:t>
-      </w:r>
-      <w:r>
-        <w:rPr>
-          <w:rFonts w:eastAsia="Times New Roman" w:cs="Times New Roman"/>
-          <w:color w:val="000000" w:themeColor="text1"/>
-          <w:szCs w:val="28"/>
-        </w:rPr>
-        <w:t>–</w:t>
-      </w:r>
-      <w:r>
-        <w:rPr>
-          <w:rFonts w:eastAsia="Times New Roman" w:cs="Times New Roman"/>
-          <w:color w:val="000000" w:themeColor="text1"/>
-          <w:szCs w:val="28"/>
-        </w:rPr>
-        <w:t xml:space="preserve"> </w:t>
-      </w:r>
-      <w:r>
-        <w:rPr>
-          <w:rFonts w:eastAsia="Times New Roman" w:cs="Times New Roman"/>
-          <w:color w:val="000000" w:themeColor="text1"/>
-          <w:szCs w:val="28"/>
-        </w:rPr>
-        <w:t>обработчик</w:t>
-      </w:r>
-      <w:r>
-        <w:rPr>
-          <w:rFonts w:eastAsia="Times New Roman" w:cs="Times New Roman"/>
-          <w:color w:val="000000" w:themeColor="text1"/>
-          <w:szCs w:val="28"/>
-        </w:rPr>
-        <w:t xml:space="preserve"> кнопки «О программе».</w:t>
-      </w:r>
-    </w:p>
-    <w:p>
-      <w:pPr>
-        <w:pBdr>
-          <w:top w:val="none" w:sz="4" w:space="0" w:color="000000"/>
-          <w:left w:val="none" w:sz="4" w:space="0" w:color="000000"/>
-          <w:bottom w:val="none" w:sz="4" w:space="0" w:color="000000"/>
-          <w:right w:val="none" w:sz="4" w:space="0" w:color="000000"/>
-          <w:between w:val="none" w:sz="4" w:space="0" w:color="000000"/>
-        </w:pBdr>
-        <w:spacing w:line="360" w:lineRule="auto"/>
-        <w:ind w:firstLine="709"/>
-        <w:rPr>
-          <w:rFonts w:cs="Times New Roman"/>
-          <w:color w:val="000000" w:themeColor="text1"/>
-          <w:szCs w:val="28"/>
-        </w:rPr>
-      </w:pPr>
-      <w:r>
-        <w:rPr>
-          <w:rFonts w:cs="Times New Roman"/>
-          <w:color w:val="000000" w:themeColor="text1"/>
-          <w:szCs w:val="28"/>
-        </w:rPr>
-        <w:t>Методы</w:t>
-      </w:r>
-      <w:r>
-        <w:rPr>
-          <w:rFonts w:cs="Times New Roman"/>
-          <w:color w:val="000000" w:themeColor="text1"/>
-          <w:szCs w:val="28"/>
-        </w:rPr>
-        <w:t xml:space="preserve"> </w:t>
-      </w:r>
-      <w:r>
-        <w:rPr>
-          <w:rFonts w:cs="Times New Roman"/>
-          <w:color w:val="000000" w:themeColor="text1"/>
-          <w:szCs w:val="28"/>
           <w:lang w:val="en-US"/>
         </w:rPr>
         <w:t>on</w:t>
       </w:r>
       <w:r>
+        <w:t>_</w:t>
+      </w:r>
+      <w:r>
         <w:rPr>
-          <w:rFonts w:cs="Times New Roman"/>
-          <w:color w:val="000000" w:themeColor="text1"/>
-          <w:szCs w:val="28"/>
-        </w:rPr>
-        <w:t>_</w:t>
-      </w:r>
-      <w:r>
-        <w:rPr>
-          <w:rFonts w:cs="Times New Roman"/>
-          <w:color w:val="000000" w:themeColor="text1"/>
-          <w:szCs w:val="28"/>
           <w:lang w:val="en-US"/>
         </w:rPr>
         <w:t>back</w:t>
       </w:r>
       <w:r>
+        <w:t>_</w:t>
+      </w:r>
+      <w:r>
         <w:rPr>
-          <w:rFonts w:cs="Times New Roman"/>
-          <w:color w:val="000000" w:themeColor="text1"/>
-          <w:szCs w:val="28"/>
-        </w:rPr>
-        <w:t>_</w:t>
-      </w:r>
-      <w:r>
-        <w:rPr>
-          <w:rFonts w:cs="Times New Roman"/>
-          <w:color w:val="000000" w:themeColor="text1"/>
-          <w:szCs w:val="28"/>
           <w:lang w:val="en-US"/>
         </w:rPr>
         <w:t>to</w:t>
       </w:r>
       <w:r>
+        <w:t>_</w:t>
+      </w:r>
+      <w:r>
         <w:rPr>
-          <w:rFonts w:cs="Times New Roman"/>
-          <w:color w:val="000000" w:themeColor="text1"/>
-          <w:szCs w:val="28"/>
-        </w:rPr>
-        <w:t>_</w:t>
-      </w:r>
-      <w:r>
-        <w:rPr>
-          <w:rFonts w:cs="Times New Roman"/>
-          <w:color w:val="000000" w:themeColor="text1"/>
-          <w:szCs w:val="28"/>
           <w:lang w:val="en-US"/>
         </w:rPr>
         <w:t>menu</w:t>
       </w:r>
       <w:r>
+        <w:t xml:space="preserve">, </w:t>
+      </w:r>
+      <w:r>
         <w:rPr>
-          <w:rFonts w:cs="Times New Roman"/>
-          <w:color w:val="000000" w:themeColor="text1"/>
-          <w:szCs w:val="28"/>
-        </w:rPr>
-        <w:t xml:space="preserve">, </w:t>
-      </w:r>
-      <w:r>
-        <w:rPr>
-          <w:rFonts w:cs="Times New Roman"/>
-          <w:color w:val="000000" w:themeColor="text1"/>
-          <w:szCs w:val="28"/>
           <w:lang w:val="en-US"/>
         </w:rPr>
         <w:t>on</w:t>
       </w:r>
       <w:r>
+        <w:t>_</w:t>
+      </w:r>
+      <w:r>
         <w:rPr>
-          <w:rFonts w:cs="Times New Roman"/>
-          <w:color w:val="000000" w:themeColor="text1"/>
-          <w:szCs w:val="28"/>
-        </w:rPr>
-        <w:t>_</w:t>
-      </w:r>
-      <w:r>
-        <w:rPr>
-          <w:rFonts w:cs="Times New Roman"/>
-          <w:color w:val="000000" w:themeColor="text1"/>
-          <w:szCs w:val="28"/>
           <w:lang w:val="en-US"/>
         </w:rPr>
         <w:t>back</w:t>
       </w:r>
       <w:r>
+        <w:t>_</w:t>
+      </w:r>
+      <w:r>
         <w:rPr>
-          <w:rFonts w:cs="Times New Roman"/>
-          <w:color w:val="000000" w:themeColor="text1"/>
-          <w:szCs w:val="28"/>
-        </w:rPr>
-        <w:t>_</w:t>
-      </w:r>
-      <w:r>
-        <w:rPr>
-          <w:rFonts w:cs="Times New Roman"/>
-          <w:color w:val="000000" w:themeColor="text1"/>
-          <w:szCs w:val="28"/>
           <w:lang w:val="en-US"/>
         </w:rPr>
         <w:t>to</w:t>
       </w:r>
       <w:r>
+        <w:t>_</w:t>
+      </w:r>
+      <w:r>
         <w:rPr>
-          <w:rFonts w:cs="Times New Roman"/>
-          <w:color w:val="000000" w:themeColor="text1"/>
-          <w:szCs w:val="28"/>
-        </w:rPr>
-        <w:t>_</w:t>
-      </w:r>
-      <w:r>
-        <w:rPr>
-          <w:rFonts w:cs="Times New Roman"/>
-          <w:color w:val="000000" w:themeColor="text1"/>
-          <w:szCs w:val="28"/>
           <w:lang w:val="en-US"/>
         </w:rPr>
         <w:t>input</w:t>
       </w:r>
       <w:r>
+        <w:t xml:space="preserve">, </w:t>
+      </w:r>
+      <w:r>
         <w:rPr>
-          <w:rFonts w:cs="Times New Roman"/>
-          <w:color w:val="000000" w:themeColor="text1"/>
-          <w:szCs w:val="28"/>
-        </w:rPr>
-        <w:t xml:space="preserve">, </w:t>
-      </w:r>
-      <w:r>
-        <w:rPr>
-          <w:rFonts w:cs="Times New Roman"/>
-          <w:color w:val="000000" w:themeColor="text1"/>
-          <w:szCs w:val="28"/>
           <w:lang w:val="en-US"/>
         </w:rPr>
         <w:t>on</w:t>
       </w:r>
       <w:r>
+        <w:t>_</w:t>
+      </w:r>
+      <w:r>
         <w:rPr>
-          <w:rFonts w:cs="Times New Roman"/>
-          <w:color w:val="000000" w:themeColor="text1"/>
-          <w:szCs w:val="28"/>
-        </w:rPr>
-        <w:t>_</w:t>
-      </w:r>
-      <w:r>
-        <w:rPr>
-          <w:rFonts w:cs="Times New Roman"/>
-          <w:color w:val="000000" w:themeColor="text1"/>
-          <w:szCs w:val="28"/>
           <w:lang w:val="en-US"/>
         </w:rPr>
         <w:t>back</w:t>
       </w:r>
       <w:r>
+        <w:t>_</w:t>
+      </w:r>
+      <w:r>
         <w:rPr>
-          <w:rFonts w:cs="Times New Roman"/>
-          <w:color w:val="000000" w:themeColor="text1"/>
-          <w:szCs w:val="28"/>
-        </w:rPr>
-        <w:t>_</w:t>
-      </w:r>
-      <w:r>
-        <w:rPr>
-          <w:rFonts w:cs="Times New Roman"/>
-          <w:color w:val="000000" w:themeColor="text1"/>
-          <w:szCs w:val="28"/>
           <w:lang w:val="en-US"/>
         </w:rPr>
         <w:t>to</w:t>
       </w:r>
       <w:r>
+        <w:t>_</w:t>
+      </w:r>
+      <w:r>
         <w:rPr>
-          <w:rFonts w:cs="Times New Roman"/>
-          <w:color w:val="000000" w:themeColor="text1"/>
-          <w:szCs w:val="28"/>
-        </w:rPr>
-        <w:t>_</w:t>
-      </w:r>
-      <w:r>
-        <w:rPr>
-          <w:rFonts w:cs="Times New Roman"/>
-          <w:color w:val="000000" w:themeColor="text1"/>
-          <w:szCs w:val="28"/>
           <w:lang w:val="en-US"/>
         </w:rPr>
         <w:t>params</w:t>
       </w:r>
       <w:r>
+        <w:t xml:space="preserve"> –</w:t>
+      </w:r>
+      <w:r>
+        <w:t xml:space="preserve"> </w:t>
+      </w:r>
+      <w:r>
+        <w:t>п</w:t>
+      </w:r>
+      <w:r>
+        <w:t>озволяют</w:t>
+      </w:r>
+      <w:r>
+        <w:t xml:space="preserve"> </w:t>
+      </w:r>
+      <w:r>
+        <w:t>пользователю</w:t>
+      </w:r>
+      <w:r>
+        <w:t xml:space="preserve"> </w:t>
+      </w:r>
+      <w:r>
+        <w:t>переключаться</w:t>
+      </w:r>
+      <w:r>
+        <w:t xml:space="preserve"> </w:t>
+      </w:r>
+      <w:r>
+        <w:t>на</w:t>
+      </w:r>
+      <w:r>
+        <w:t xml:space="preserve"> </w:t>
+      </w:r>
+      <w:r>
+        <w:t>предыдущие</w:t>
+      </w:r>
+      <w:r>
+        <w:t xml:space="preserve"> </w:t>
+      </w:r>
+      <w:r>
+        <w:t>экраны</w:t>
+      </w:r>
+      <w:r>
+        <w:t xml:space="preserve"> </w:t>
+      </w:r>
+      <w:r>
+        <w:t>приложения</w:t>
+      </w:r>
+      <w:r>
+        <w:t>.</w:t>
+      </w:r>
+    </w:p>
+    <w:p>
+      <w:pPr>
+        <w:pStyle w:val="a1"/>
+      </w:pPr>
+      <w:r>
+        <w:t>Метод</w:t>
+      </w:r>
+      <w:r>
+        <w:t xml:space="preserve"> </w:t>
+      </w:r>
+      <w:r>
         <w:rPr>
-          <w:rFonts w:cs="Times New Roman"/>
-          <w:color w:val="000000" w:themeColor="text1"/>
-          <w:szCs w:val="28"/>
-        </w:rPr>
-        <w:t xml:space="preserve"> –</w:t>
-      </w:r>
-      <w:r>
-        <w:rPr>
-          <w:rFonts w:cs="Times New Roman"/>
-          <w:color w:val="000000" w:themeColor="text1"/>
-          <w:szCs w:val="28"/>
-        </w:rPr>
-        <w:t xml:space="preserve"> </w:t>
-      </w:r>
-      <w:r>
-        <w:rPr>
-          <w:rFonts w:cs="Times New Roman"/>
-          <w:color w:val="000000" w:themeColor="text1"/>
-          <w:szCs w:val="28"/>
-        </w:rPr>
-        <w:t>п</w:t>
-      </w:r>
-      <w:r>
-        <w:rPr>
-          <w:rFonts w:cs="Times New Roman"/>
-          <w:color w:val="000000" w:themeColor="text1"/>
-          <w:szCs w:val="28"/>
-        </w:rPr>
-        <w:t>озволяют</w:t>
-      </w:r>
-      <w:r>
-        <w:rPr>
-          <w:rFonts w:cs="Times New Roman"/>
-          <w:color w:val="000000" w:themeColor="text1"/>
-          <w:szCs w:val="28"/>
-        </w:rPr>
-        <w:t xml:space="preserve"> </w:t>
-      </w:r>
-      <w:r>
-        <w:rPr>
-          <w:rFonts w:cs="Times New Roman"/>
-          <w:color w:val="000000" w:themeColor="text1"/>
-          <w:szCs w:val="28"/>
-        </w:rPr>
-        <w:t>пользователю</w:t>
-      </w:r>
-      <w:r>
-        <w:rPr>
-          <w:rFonts w:cs="Times New Roman"/>
-          <w:color w:val="000000" w:themeColor="text1"/>
-          <w:szCs w:val="28"/>
-        </w:rPr>
-        <w:t xml:space="preserve"> </w:t>
-      </w:r>
-      <w:r>
-        <w:rPr>
-          <w:rFonts w:cs="Times New Roman"/>
-          <w:color w:val="000000" w:themeColor="text1"/>
-          <w:szCs w:val="28"/>
-        </w:rPr>
-        <w:t>переключаться</w:t>
-      </w:r>
-      <w:r>
-        <w:rPr>
-          <w:rFonts w:cs="Times New Roman"/>
-          <w:color w:val="000000" w:themeColor="text1"/>
-          <w:szCs w:val="28"/>
-        </w:rPr>
-        <w:t xml:space="preserve"> </w:t>
-      </w:r>
-      <w:r>
-        <w:rPr>
-          <w:rFonts w:cs="Times New Roman"/>
-          <w:color w:val="000000" w:themeColor="text1"/>
-          <w:szCs w:val="28"/>
-        </w:rPr>
-        <w:t>на</w:t>
-      </w:r>
-      <w:r>
-        <w:rPr>
-          <w:rFonts w:cs="Times New Roman"/>
-          <w:color w:val="000000" w:themeColor="text1"/>
-          <w:szCs w:val="28"/>
-        </w:rPr>
-        <w:t xml:space="preserve"> </w:t>
-      </w:r>
-      <w:r>
-        <w:rPr>
-          <w:rFonts w:cs="Times New Roman"/>
-          <w:color w:val="000000" w:themeColor="text1"/>
-          <w:szCs w:val="28"/>
-        </w:rPr>
-        <w:t>предыдущие</w:t>
-      </w:r>
-      <w:r>
-        <w:rPr>
-          <w:rFonts w:cs="Times New Roman"/>
-          <w:color w:val="000000" w:themeColor="text1"/>
-          <w:szCs w:val="28"/>
-        </w:rPr>
-        <w:t xml:space="preserve"> </w:t>
-      </w:r>
-      <w:r>
-        <w:rPr>
-          <w:rFonts w:cs="Times New Roman"/>
-          <w:color w:val="000000" w:themeColor="text1"/>
-          <w:szCs w:val="28"/>
-        </w:rPr>
-        <w:t>экраны</w:t>
-      </w:r>
-      <w:r>
-        <w:rPr>
-          <w:rFonts w:cs="Times New Roman"/>
-          <w:color w:val="000000" w:themeColor="text1"/>
-          <w:szCs w:val="28"/>
-        </w:rPr>
-        <w:t xml:space="preserve"> </w:t>
-      </w:r>
-      <w:r>
-        <w:rPr>
-          <w:rFonts w:cs="Times New Roman"/>
-          <w:color w:val="000000" w:themeColor="text1"/>
-          <w:szCs w:val="28"/>
-        </w:rPr>
-        <w:t>приложения</w:t>
-      </w:r>
-      <w:r>
-        <w:rPr>
-          <w:rFonts w:cs="Times New Roman"/>
-          <w:color w:val="000000" w:themeColor="text1"/>
-          <w:szCs w:val="28"/>
-        </w:rPr>
-        <w:t>.</w:t>
-      </w:r>
-    </w:p>
-    <w:p>
-      <w:pPr>
-        <w:pBdr>
-          <w:top w:val="none" w:sz="4" w:space="0" w:color="000000"/>
-          <w:left w:val="none" w:sz="4" w:space="0" w:color="000000"/>
-          <w:bottom w:val="none" w:sz="4" w:space="0" w:color="000000"/>
-          <w:right w:val="none" w:sz="4" w:space="0" w:color="000000"/>
-          <w:between w:val="none" w:sz="4" w:space="0" w:color="000000"/>
-        </w:pBdr>
-        <w:spacing w:line="360" w:lineRule="auto"/>
-        <w:ind w:firstLine="709"/>
-        <w:rPr>
-          <w:rFonts w:cs="Times New Roman"/>
-          <w:color w:val="000000" w:themeColor="text1"/>
-          <w:szCs w:val="28"/>
-        </w:rPr>
-      </w:pPr>
-      <w:r>
-        <w:rPr>
-          <w:rFonts w:cs="Times New Roman"/>
-          <w:color w:val="000000" w:themeColor="text1"/>
-          <w:szCs w:val="28"/>
-        </w:rPr>
-        <w:t>Метод</w:t>
-      </w:r>
-      <w:r>
-        <w:rPr>
-          <w:rFonts w:cs="Times New Roman"/>
-          <w:color w:val="000000" w:themeColor="text1"/>
-          <w:szCs w:val="28"/>
-        </w:rPr>
-        <w:t xml:space="preserve"> </w:t>
-      </w:r>
-      <w:r>
-        <w:rPr>
-          <w:rFonts w:cs="Times New Roman"/>
-          <w:color w:val="000000" w:themeColor="text1"/>
-          <w:szCs w:val="28"/>
           <w:lang w:val="en-US"/>
         </w:rPr>
         <w:t>submit</w:t>
       </w:r>
       <w:r>
+        <w:t>_</w:t>
+      </w:r>
+      <w:r>
         <w:rPr>
-          <w:rFonts w:cs="Times New Roman"/>
-          <w:color w:val="000000" w:themeColor="text1"/>
-          <w:szCs w:val="28"/>
-        </w:rPr>
-        <w:t>_</w:t>
-      </w:r>
-      <w:r>
-        <w:rPr>
-          <w:rFonts w:cs="Times New Roman"/>
-          <w:color w:val="000000" w:themeColor="text1"/>
-          <w:szCs w:val="28"/>
           <w:lang w:val="en-US"/>
         </w:rPr>
         <w:t>entered</w:t>
       </w:r>
       <w:r>
+        <w:t>_</w:t>
+      </w:r>
+      <w:r>
         <w:rPr>
-          <w:rFonts w:cs="Times New Roman"/>
-          <w:color w:val="000000" w:themeColor="text1"/>
-          <w:szCs w:val="28"/>
-        </w:rPr>
-        <w:t>_</w:t>
-      </w:r>
-      <w:r>
-        <w:rPr>
-          <w:rFonts w:cs="Times New Roman"/>
-          <w:color w:val="000000" w:themeColor="text1"/>
-          <w:szCs w:val="28"/>
           <w:lang w:val="en-US"/>
         </w:rPr>
         <w:t>data</w:t>
       </w:r>
       <w:r>
+        <w:t xml:space="preserve"> – </w:t>
+      </w:r>
+      <w:r>
+        <w:t>считывает</w:t>
+      </w:r>
+      <w:r>
+        <w:t xml:space="preserve"> </w:t>
+      </w:r>
+      <w:r>
+        <w:t>данные, введенные пользователем вручную. Проводит строгую проверку, при успехе формирует основную структуру задачи и выполняет переход на экран настройки алгоритма.</w:t>
+      </w:r>
+    </w:p>
+    <w:p>
+      <w:pPr>
+        <w:pStyle w:val="a1"/>
+      </w:pPr>
+      <w:r>
+        <w:t>Метод</w:t>
+      </w:r>
+      <w:r>
+        <w:t xml:space="preserve"> </w:t>
+      </w:r>
+      <w:r>
         <w:rPr>
-          <w:rFonts w:cs="Times New Roman"/>
-          <w:color w:val="000000" w:themeColor="text1"/>
-          <w:szCs w:val="28"/>
-        </w:rPr>
-        <w:t xml:space="preserve"> – </w:t>
-      </w:r>
-      <w:r>
-        <w:rPr>
-          <w:rFonts w:cs="Times New Roman"/>
-          <w:color w:val="000000" w:themeColor="text1"/>
-          <w:szCs w:val="28"/>
-        </w:rPr>
-        <w:t>считывает</w:t>
-      </w:r>
-      <w:r>
-        <w:rPr>
-          <w:rFonts w:cs="Times New Roman"/>
-          <w:color w:val="000000" w:themeColor="text1"/>
-          <w:szCs w:val="28"/>
-        </w:rPr>
-        <w:t xml:space="preserve"> </w:t>
-      </w:r>
-      <w:r>
-        <w:rPr>
-          <w:rFonts w:cs="Times New Roman"/>
-          <w:color w:val="000000" w:themeColor="text1"/>
-          <w:szCs w:val="28"/>
-        </w:rPr>
-        <w:t>данные, введенные пользователем вручную. Проводит строгую проверку, при успехе формирует основную структуру задачи и выполняет переход на экран настройки алгоритма.</w:t>
-      </w:r>
-    </w:p>
-    <w:p>
-      <w:pPr>
-        <w:pBdr>
-          <w:top w:val="none" w:sz="4" w:space="0" w:color="000000"/>
-          <w:left w:val="none" w:sz="4" w:space="0" w:color="000000"/>
-          <w:bottom w:val="none" w:sz="4" w:space="0" w:color="000000"/>
-          <w:right w:val="none" w:sz="4" w:space="0" w:color="000000"/>
-          <w:between w:val="none" w:sz="4" w:space="0" w:color="000000"/>
-        </w:pBdr>
-        <w:spacing w:line="360" w:lineRule="auto"/>
-        <w:ind w:firstLine="709"/>
-        <w:rPr>
-          <w:rFonts w:cs="Times New Roman"/>
-          <w:color w:val="000000" w:themeColor="text1"/>
-          <w:szCs w:val="28"/>
-        </w:rPr>
-      </w:pPr>
-      <w:r>
-        <w:rPr>
-          <w:rFonts w:cs="Times New Roman"/>
-          <w:color w:val="000000" w:themeColor="text1"/>
-          <w:szCs w:val="28"/>
-        </w:rPr>
-        <w:t>Метод</w:t>
-      </w:r>
-      <w:r>
-        <w:rPr>
-          <w:rFonts w:cs="Times New Roman"/>
-          <w:color w:val="000000" w:themeColor="text1"/>
-          <w:szCs w:val="28"/>
-        </w:rPr>
-        <w:t xml:space="preserve"> </w:t>
-      </w:r>
-      <w:r>
-        <w:rPr>
-          <w:rFonts w:cs="Times New Roman"/>
-          <w:color w:val="000000" w:themeColor="text1"/>
-          <w:szCs w:val="28"/>
           <w:lang w:val="en-US"/>
         </w:rPr>
         <w:t>submit</w:t>
       </w:r>
       <w:r>
+        <w:t>_</w:t>
+      </w:r>
+      <w:r>
         <w:rPr>
-          <w:rFonts w:cs="Times New Roman"/>
-          <w:color w:val="000000" w:themeColor="text1"/>
-          <w:szCs w:val="28"/>
-        </w:rPr>
-        <w:t>_</w:t>
-      </w:r>
-      <w:r>
-        <w:rPr>
-          <w:rFonts w:cs="Times New Roman"/>
-          <w:color w:val="000000" w:themeColor="text1"/>
-          <w:szCs w:val="28"/>
           <w:lang w:val="en-US"/>
         </w:rPr>
         <w:t>algorithm</w:t>
       </w:r>
       <w:r>
+        <w:t>_</w:t>
+      </w:r>
+      <w:r>
         <w:rPr>
-          <w:rFonts w:cs="Times New Roman"/>
-          <w:color w:val="000000" w:themeColor="text1"/>
-          <w:szCs w:val="28"/>
-        </w:rPr>
-        <w:t>_</w:t>
-      </w:r>
-      <w:r>
-        <w:rPr>
-          <w:rFonts w:cs="Times New Roman"/>
-          <w:color w:val="000000" w:themeColor="text1"/>
-          <w:szCs w:val="28"/>
           <w:lang w:val="en-US"/>
         </w:rPr>
         <w:t>params</w:t>
       </w:r>
       <w:r>
+        <w:t xml:space="preserve"> – </w:t>
+      </w:r>
+      <w:r>
+        <w:t>метод</w:t>
+      </w:r>
+      <w:r>
+        <w:t xml:space="preserve">, </w:t>
+      </w:r>
+      <w:r>
+        <w:t>используемый для настройки параметров алгоритма. После успешного ввода значений переходит к</w:t>
+      </w:r>
+      <w:r>
+        <w:t xml:space="preserve"> методу </w:t>
+      </w:r>
+      <w:r>
         <w:rPr>
-          <w:rFonts w:cs="Times New Roman"/>
-          <w:color w:val="000000" w:themeColor="text1"/>
-          <w:szCs w:val="28"/>
-        </w:rPr>
-        <w:t xml:space="preserve"> – </w:t>
-      </w:r>
-      <w:r>
-        <w:rPr>
-          <w:rFonts w:cs="Times New Roman"/>
-          <w:color w:val="000000" w:themeColor="text1"/>
-          <w:szCs w:val="28"/>
-        </w:rPr>
-        <w:t>метод</w:t>
-      </w:r>
-      <w:r>
-        <w:rPr>
-          <w:rFonts w:cs="Times New Roman"/>
-          <w:color w:val="000000" w:themeColor="text1"/>
-          <w:szCs w:val="28"/>
-        </w:rPr>
-        <w:t xml:space="preserve">, </w:t>
-      </w:r>
-      <w:r>
-        <w:rPr>
-          <w:rFonts w:cs="Times New Roman"/>
-          <w:color w:val="000000" w:themeColor="text1"/>
-          <w:szCs w:val="28"/>
-        </w:rPr>
-        <w:t>используемый для настройки параметров алгоритма. После успешного ввода значений переходит к</w:t>
-      </w:r>
-      <w:r>
-        <w:rPr>
-          <w:rFonts w:cs="Times New Roman"/>
-          <w:color w:val="000000" w:themeColor="text1"/>
-          <w:szCs w:val="28"/>
-        </w:rPr>
-        <w:t xml:space="preserve"> методу </w:t>
-      </w:r>
-      <w:r>
-        <w:rPr>
-          <w:rFonts w:cs="Times New Roman"/>
-          <w:color w:val="000000" w:themeColor="text1"/>
-          <w:szCs w:val="28"/>
           <w:lang w:val="en-US"/>
         </w:rPr>
         <w:t>run</w:t>
       </w:r>
       <w:r>
+        <w:t>_</w:t>
+      </w:r>
+      <w:r>
         <w:rPr>
-          <w:rFonts w:cs="Times New Roman"/>
-          <w:color w:val="000000" w:themeColor="text1"/>
-          <w:szCs w:val="28"/>
-        </w:rPr>
-        <w:t>_</w:t>
-      </w:r>
-      <w:r>
-        <w:rPr>
-          <w:rFonts w:cs="Times New Roman"/>
-          <w:color w:val="000000" w:themeColor="text1"/>
-          <w:szCs w:val="28"/>
           <w:lang w:val="en-US"/>
         </w:rPr>
         <w:t>algorithm</w:t>
       </w:r>
       <w:r>
+        <w:t>.</w:t>
+      </w:r>
+    </w:p>
+    <w:p>
+      <w:pPr>
+        <w:pStyle w:val="a1"/>
+      </w:pPr>
+      <w:r>
+        <w:t xml:space="preserve">Метод </w:t>
+      </w:r>
+      <w:r>
         <w:rPr>
-          <w:rFonts w:cs="Times New Roman"/>
-          <w:color w:val="000000" w:themeColor="text1"/>
-          <w:szCs w:val="28"/>
-        </w:rPr>
-        <w:t>.</w:t>
-      </w:r>
-    </w:p>
-    <w:p>
-      <w:pPr>
-        <w:pBdr>
-          <w:top w:val="none" w:sz="4" w:space="0" w:color="000000"/>
-          <w:left w:val="none" w:sz="4" w:space="0" w:color="000000"/>
-          <w:bottom w:val="none" w:sz="4" w:space="0" w:color="000000"/>
-          <w:right w:val="none" w:sz="4" w:space="0" w:color="000000"/>
-          <w:between w:val="none" w:sz="4" w:space="0" w:color="000000"/>
-        </w:pBdr>
-        <w:spacing w:line="360" w:lineRule="auto"/>
-        <w:ind w:firstLine="709"/>
-        <w:rPr>
-          <w:rFonts w:cs="Times New Roman"/>
-          <w:color w:val="000000" w:themeColor="text1"/>
-          <w:szCs w:val="28"/>
-        </w:rPr>
-      </w:pPr>
-      <w:r>
-        <w:rPr>
-          <w:rFonts w:cs="Times New Roman"/>
-          <w:color w:val="000000" w:themeColor="text1"/>
-          <w:szCs w:val="28"/>
-        </w:rPr>
-        <w:t xml:space="preserve">Метод </w:t>
-      </w:r>
-      <w:r>
-        <w:rPr>
-          <w:rFonts w:cs="Times New Roman"/>
-          <w:color w:val="000000" w:themeColor="text1"/>
-          <w:szCs w:val="28"/>
           <w:lang w:val="en-US"/>
         </w:rPr>
         <w:t>run</w:t>
       </w:r>
       <w:r>
+        <w:t>_</w:t>
+      </w:r>
+      <w:r>
         <w:rPr>
-          <w:rFonts w:cs="Times New Roman"/>
-          <w:color w:val="000000" w:themeColor="text1"/>
-          <w:szCs w:val="28"/>
-        </w:rPr>
-        <w:t>_</w:t>
-      </w:r>
-      <w:r>
-        <w:rPr>
-          <w:rFonts w:cs="Times New Roman"/>
-          <w:color w:val="000000" w:themeColor="text1"/>
-          <w:szCs w:val="28"/>
           <w:lang w:val="en-US"/>
         </w:rPr>
         <w:t>algorithm</w:t>
       </w:r>
       <w:r>
+        <w:t xml:space="preserve"> </w:t>
+      </w:r>
+      <w:r>
+        <w:t>–</w:t>
+      </w:r>
+      <w:r>
+        <w:t xml:space="preserve"> </w:t>
+      </w:r>
+      <w:r>
+        <w:t>создает математическую модель полинома</w:t>
+      </w:r>
+      <w:r>
+        <w:t xml:space="preserve">, </w:t>
+      </w:r>
+      <w:r>
+        <w:t xml:space="preserve">создает экземпляр </w:t>
+      </w:r>
+      <w:r>
+        <w:t xml:space="preserve">класса </w:t>
+      </w:r>
+      <w:r>
         <w:rPr>
-          <w:rFonts w:cs="Times New Roman"/>
-          <w:color w:val="000000" w:themeColor="text1"/>
-          <w:szCs w:val="28"/>
-        </w:rPr>
-        <w:t xml:space="preserve"> </w:t>
-      </w:r>
-      <w:r>
-        <w:rPr>
-          <w:rFonts w:cs="Times New Roman"/>
-          <w:color w:val="000000" w:themeColor="text1"/>
-          <w:szCs w:val="28"/>
-        </w:rPr>
-        <w:t>–</w:t>
-      </w:r>
-      <w:r>
-        <w:rPr>
-          <w:rFonts w:cs="Times New Roman"/>
-          <w:color w:val="000000" w:themeColor="text1"/>
-          <w:szCs w:val="28"/>
-        </w:rPr>
-        <w:t xml:space="preserve"> </w:t>
-      </w:r>
-      <w:r>
-        <w:rPr>
-          <w:rFonts w:cs="Times New Roman"/>
-          <w:color w:val="000000" w:themeColor="text1"/>
-          <w:szCs w:val="28"/>
-        </w:rPr>
-        <w:t>создает математическую модель полинома</w:t>
-      </w:r>
-      <w:r>
-        <w:rPr>
-          <w:rFonts w:cs="Times New Roman"/>
-          <w:color w:val="000000" w:themeColor="text1"/>
-          <w:szCs w:val="28"/>
-        </w:rPr>
-        <w:t xml:space="preserve">, </w:t>
-      </w:r>
-      <w:r>
-        <w:rPr>
-          <w:rFonts w:cs="Times New Roman"/>
-          <w:color w:val="000000" w:themeColor="text1"/>
-          <w:szCs w:val="28"/>
-        </w:rPr>
-        <w:t xml:space="preserve">создает экземпляр </w:t>
-      </w:r>
-      <w:r>
-        <w:rPr>
-          <w:rFonts w:cs="Times New Roman"/>
-          <w:color w:val="000000" w:themeColor="text1"/>
-          <w:szCs w:val="28"/>
-        </w:rPr>
-        <w:t xml:space="preserve">класса </w:t>
-      </w:r>
-      <w:proofErr w:type="spellStart"/>
-      <w:r>
-        <w:rPr>
-          <w:rFonts w:cs="Times New Roman"/>
-          <w:color w:val="000000" w:themeColor="text1"/>
-          <w:szCs w:val="28"/>
           <w:lang w:val="en-US"/>
         </w:rPr>
         <w:t>GeneticAlgorithm</w:t>
       </w:r>
-      <w:proofErr w:type="spellEnd"/>
+      <w:r>
+        <w:t xml:space="preserve">, </w:t>
+      </w:r>
+      <w:r>
+        <w:t>генерирует нулевое поколение.</w:t>
+      </w:r>
+    </w:p>
+    <w:p>
+      <w:pPr>
+        <w:pStyle w:val="a1"/>
+      </w:pPr>
+      <w:r>
+        <w:t>Методы</w:t>
+      </w:r>
+      <w:r>
+        <w:t xml:space="preserve"> </w:t>
+      </w:r>
       <w:r>
         <w:rPr>
-          <w:rFonts w:cs="Times New Roman"/>
-          <w:color w:val="000000" w:themeColor="text1"/>
-          <w:szCs w:val="28"/>
-        </w:rPr>
-        <w:t xml:space="preserve">, </w:t>
-      </w:r>
-      <w:r>
-        <w:rPr>
-          <w:rFonts w:cs="Times New Roman"/>
-          <w:color w:val="000000" w:themeColor="text1"/>
-          <w:szCs w:val="28"/>
-        </w:rPr>
-        <w:t>генерирует нулевое поколение.</w:t>
-      </w:r>
-    </w:p>
-    <w:p>
-      <w:pPr>
-        <w:pBdr>
-          <w:top w:val="none" w:sz="4" w:space="0" w:color="000000"/>
-          <w:left w:val="none" w:sz="4" w:space="0" w:color="000000"/>
-          <w:bottom w:val="none" w:sz="4" w:space="0" w:color="000000"/>
-          <w:right w:val="none" w:sz="4" w:space="0" w:color="000000"/>
-          <w:between w:val="none" w:sz="4" w:space="0" w:color="000000"/>
-        </w:pBdr>
-        <w:spacing w:line="360" w:lineRule="auto"/>
-        <w:ind w:firstLine="709"/>
-        <w:rPr>
-          <w:rFonts w:cs="Times New Roman"/>
-          <w:color w:val="000000" w:themeColor="text1"/>
-          <w:szCs w:val="28"/>
-        </w:rPr>
-      </w:pPr>
-      <w:r>
-        <w:rPr>
-          <w:rFonts w:cs="Times New Roman"/>
-          <w:color w:val="000000" w:themeColor="text1"/>
-          <w:szCs w:val="28"/>
-        </w:rPr>
-        <w:t>Методы</w:t>
-      </w:r>
-      <w:r>
-        <w:rPr>
-          <w:rFonts w:cs="Times New Roman"/>
-          <w:color w:val="000000" w:themeColor="text1"/>
-          <w:szCs w:val="28"/>
-        </w:rPr>
-        <w:t xml:space="preserve"> </w:t>
-      </w:r>
-      <w:r>
-        <w:rPr>
-          <w:rFonts w:cs="Times New Roman"/>
-          <w:color w:val="000000" w:themeColor="text1"/>
-          <w:szCs w:val="28"/>
           <w:lang w:val="en-US"/>
         </w:rPr>
         <w:t>on</w:t>
       </w:r>
       <w:r>
+        <w:t>_</w:t>
+      </w:r>
+      <w:r>
         <w:rPr>
-          <w:rFonts w:cs="Times New Roman"/>
-          <w:color w:val="000000" w:themeColor="text1"/>
-          <w:szCs w:val="28"/>
-        </w:rPr>
-        <w:t>_</w:t>
-      </w:r>
-      <w:r>
-        <w:rPr>
-          <w:rFonts w:cs="Times New Roman"/>
-          <w:color w:val="000000" w:themeColor="text1"/>
-          <w:szCs w:val="28"/>
           <w:lang w:val="en-US"/>
         </w:rPr>
         <w:t>next</w:t>
       </w:r>
       <w:r>
+        <w:t>_</w:t>
+      </w:r>
+      <w:r>
         <w:rPr>
-          <w:rFonts w:cs="Times New Roman"/>
-          <w:color w:val="000000" w:themeColor="text1"/>
-          <w:szCs w:val="28"/>
-        </w:rPr>
-        <w:t>_</w:t>
-      </w:r>
-      <w:r>
-        <w:rPr>
-          <w:rFonts w:cs="Times New Roman"/>
-          <w:color w:val="000000" w:themeColor="text1"/>
-          <w:szCs w:val="28"/>
           <w:lang w:val="en-US"/>
         </w:rPr>
         <w:t>generation</w:t>
       </w:r>
       <w:r>
+        <w:t xml:space="preserve">, </w:t>
+      </w:r>
+      <w:r>
         <w:rPr>
-          <w:rFonts w:cs="Times New Roman"/>
-          <w:color w:val="000000" w:themeColor="text1"/>
-          <w:szCs w:val="28"/>
-        </w:rPr>
-        <w:t xml:space="preserve">, </w:t>
-      </w:r>
-      <w:r>
-        <w:rPr>
-          <w:rFonts w:cs="Times New Roman"/>
-          <w:color w:val="000000" w:themeColor="text1"/>
-          <w:szCs w:val="28"/>
           <w:lang w:val="en-US"/>
         </w:rPr>
         <w:t>on</w:t>
       </w:r>
       <w:r>
+        <w:t>_</w:t>
+      </w:r>
+      <w:r>
         <w:rPr>
-          <w:rFonts w:cs="Times New Roman"/>
-          <w:color w:val="000000" w:themeColor="text1"/>
-          <w:szCs w:val="28"/>
-        </w:rPr>
-        <w:t>_</w:t>
-      </w:r>
-      <w:proofErr w:type="spellStart"/>
-      <w:r>
-        <w:rPr>
-          <w:rFonts w:cs="Times New Roman"/>
-          <w:color w:val="000000" w:themeColor="text1"/>
-          <w:szCs w:val="28"/>
           <w:lang w:val="en-US"/>
         </w:rPr>
         <w:t>prev</w:t>
       </w:r>
-      <w:proofErr w:type="spellEnd"/>
+      <w:r>
+        <w:t>_</w:t>
+      </w:r>
       <w:r>
         <w:rPr>
-          <w:rFonts w:cs="Times New Roman"/>
-          <w:color w:val="000000" w:themeColor="text1"/>
-          <w:szCs w:val="28"/>
-        </w:rPr>
-        <w:t>_</w:t>
-      </w:r>
-      <w:r>
-        <w:rPr>
-          <w:rFonts w:cs="Times New Roman"/>
-          <w:color w:val="000000" w:themeColor="text1"/>
-          <w:szCs w:val="28"/>
           <w:lang w:val="en-US"/>
         </w:rPr>
         <w:t>generation</w:t>
       </w:r>
       <w:r>
+        <w:t xml:space="preserve"> – </w:t>
+      </w:r>
+      <w:r>
+        <w:t>выполняют</w:t>
+      </w:r>
+      <w:r>
+        <w:t xml:space="preserve"> </w:t>
+      </w:r>
+      <w:r>
+        <w:t>пошаговый</w:t>
+      </w:r>
+      <w:r>
+        <w:t xml:space="preserve"> </w:t>
+      </w:r>
+      <w:r>
+        <w:t>переход</w:t>
+      </w:r>
+      <w:r>
+        <w:t xml:space="preserve"> </w:t>
+      </w:r>
+      <w:r>
+        <w:t>между</w:t>
+      </w:r>
+      <w:r>
+        <w:t xml:space="preserve"> </w:t>
+      </w:r>
+      <w:r>
+        <w:t>поколениями вперед и назад.</w:t>
+      </w:r>
+    </w:p>
+    <w:p>
+      <w:pPr>
+        <w:pStyle w:val="a1"/>
+      </w:pPr>
+      <w:r>
+        <w:t>Метод</w:t>
+      </w:r>
+      <w:r>
+        <w:t xml:space="preserve"> </w:t>
+      </w:r>
+      <w:r>
         <w:rPr>
-          <w:rFonts w:cs="Times New Roman"/>
-          <w:color w:val="000000" w:themeColor="text1"/>
-          <w:szCs w:val="28"/>
-        </w:rPr>
-        <w:t xml:space="preserve"> – </w:t>
-      </w:r>
-      <w:r>
-        <w:rPr>
-          <w:rFonts w:cs="Times New Roman"/>
-          <w:color w:val="000000" w:themeColor="text1"/>
-          <w:szCs w:val="28"/>
-        </w:rPr>
-        <w:t>выполняют</w:t>
-      </w:r>
-      <w:r>
-        <w:rPr>
-          <w:rFonts w:cs="Times New Roman"/>
-          <w:color w:val="000000" w:themeColor="text1"/>
-          <w:szCs w:val="28"/>
-        </w:rPr>
-        <w:t xml:space="preserve"> </w:t>
-      </w:r>
-      <w:r>
-        <w:rPr>
-          <w:rFonts w:cs="Times New Roman"/>
-          <w:color w:val="000000" w:themeColor="text1"/>
-          <w:szCs w:val="28"/>
-        </w:rPr>
-        <w:t>пошаговый</w:t>
-      </w:r>
-      <w:r>
-        <w:rPr>
-          <w:rFonts w:cs="Times New Roman"/>
-          <w:color w:val="000000" w:themeColor="text1"/>
-          <w:szCs w:val="28"/>
-        </w:rPr>
-        <w:t xml:space="preserve"> </w:t>
-      </w:r>
-      <w:r>
-        <w:rPr>
-          <w:rFonts w:cs="Times New Roman"/>
-          <w:color w:val="000000" w:themeColor="text1"/>
-          <w:szCs w:val="28"/>
-        </w:rPr>
-        <w:t>переход</w:t>
-      </w:r>
-      <w:r>
-        <w:rPr>
-          <w:rFonts w:cs="Times New Roman"/>
-          <w:color w:val="000000" w:themeColor="text1"/>
-          <w:szCs w:val="28"/>
-        </w:rPr>
-        <w:t xml:space="preserve"> </w:t>
-      </w:r>
-      <w:r>
-        <w:rPr>
-          <w:rFonts w:cs="Times New Roman"/>
-          <w:color w:val="000000" w:themeColor="text1"/>
-          <w:szCs w:val="28"/>
-        </w:rPr>
-        <w:t>между</w:t>
-      </w:r>
-      <w:r>
-        <w:rPr>
-          <w:rFonts w:cs="Times New Roman"/>
-          <w:color w:val="000000" w:themeColor="text1"/>
-          <w:szCs w:val="28"/>
-        </w:rPr>
-        <w:t xml:space="preserve"> </w:t>
-      </w:r>
-      <w:r>
-        <w:rPr>
-          <w:rFonts w:cs="Times New Roman"/>
-          <w:color w:val="000000" w:themeColor="text1"/>
-          <w:szCs w:val="28"/>
-        </w:rPr>
-        <w:t>поколениями вперед и назад.</w:t>
-      </w:r>
-    </w:p>
-    <w:p>
-      <w:pPr>
-        <w:pBdr>
-          <w:top w:val="none" w:sz="4" w:space="0" w:color="000000"/>
-          <w:left w:val="none" w:sz="4" w:space="0" w:color="000000"/>
-          <w:bottom w:val="none" w:sz="4" w:space="0" w:color="000000"/>
-          <w:right w:val="none" w:sz="4" w:space="0" w:color="000000"/>
-          <w:between w:val="none" w:sz="4" w:space="0" w:color="000000"/>
-        </w:pBdr>
-        <w:spacing w:line="360" w:lineRule="auto"/>
-        <w:ind w:firstLine="709"/>
-        <w:rPr>
-          <w:rFonts w:cs="Times New Roman"/>
-          <w:color w:val="000000" w:themeColor="text1"/>
-          <w:szCs w:val="28"/>
-        </w:rPr>
-      </w:pPr>
-      <w:r>
-        <w:rPr>
-          <w:rFonts w:cs="Times New Roman"/>
-          <w:color w:val="000000" w:themeColor="text1"/>
-          <w:szCs w:val="28"/>
-        </w:rPr>
-        <w:t>Метод</w:t>
-      </w:r>
-      <w:r>
-        <w:rPr>
-          <w:rFonts w:cs="Times New Roman"/>
-          <w:color w:val="000000" w:themeColor="text1"/>
-          <w:szCs w:val="28"/>
-        </w:rPr>
-        <w:t xml:space="preserve"> </w:t>
-      </w:r>
-      <w:r>
-        <w:rPr>
-          <w:rFonts w:cs="Times New Roman"/>
-          <w:color w:val="000000" w:themeColor="text1"/>
-          <w:szCs w:val="28"/>
           <w:lang w:val="en-US"/>
         </w:rPr>
         <w:t>go</w:t>
       </w:r>
       <w:r>
+        <w:t>_</w:t>
+      </w:r>
+      <w:r>
         <w:rPr>
-          <w:rFonts w:cs="Times New Roman"/>
-          <w:color w:val="000000" w:themeColor="text1"/>
-          <w:szCs w:val="28"/>
-        </w:rPr>
-        <w:t>_</w:t>
-      </w:r>
-      <w:r>
-        <w:rPr>
-          <w:rFonts w:cs="Times New Roman"/>
-          <w:color w:val="000000" w:themeColor="text1"/>
-          <w:szCs w:val="28"/>
           <w:lang w:val="en-US"/>
         </w:rPr>
         <w:t>to</w:t>
       </w:r>
       <w:r>
+        <w:t>_</w:t>
+      </w:r>
+      <w:r>
         <w:rPr>
-          <w:rFonts w:cs="Times New Roman"/>
-          <w:color w:val="000000" w:themeColor="text1"/>
-          <w:szCs w:val="28"/>
-        </w:rPr>
-        <w:t>_</w:t>
-      </w:r>
-      <w:r>
-        <w:rPr>
-          <w:rFonts w:cs="Times New Roman"/>
-          <w:color w:val="000000" w:themeColor="text1"/>
-          <w:szCs w:val="28"/>
           <w:lang w:val="en-US"/>
         </w:rPr>
         <w:t>end</w:t>
       </w:r>
       <w:r>
+        <w:t xml:space="preserve"> – </w:t>
+      </w:r>
+      <w:r>
+        <w:t>мгновенно</w:t>
+      </w:r>
+      <w:r>
+        <w:t xml:space="preserve"> </w:t>
+      </w:r>
+      <w:r>
+        <w:t>производит все итерации генетического алгоритма.</w:t>
+      </w:r>
+    </w:p>
+    <w:p>
+      <w:pPr>
+        <w:pStyle w:val="a1"/>
+      </w:pPr>
+      <w:r>
+        <w:t>Метод</w:t>
+      </w:r>
+      <w:r>
+        <w:t xml:space="preserve"> </w:t>
+      </w:r>
+      <w:r>
         <w:rPr>
-          <w:rFonts w:cs="Times New Roman"/>
-          <w:color w:val="000000" w:themeColor="text1"/>
-          <w:szCs w:val="28"/>
-        </w:rPr>
-        <w:t xml:space="preserve"> – </w:t>
-      </w:r>
-      <w:r>
-        <w:rPr>
-          <w:rFonts w:cs="Times New Roman"/>
-          <w:color w:val="000000" w:themeColor="text1"/>
-          <w:szCs w:val="28"/>
-        </w:rPr>
-        <w:t>мгновенно</w:t>
-      </w:r>
-      <w:r>
-        <w:rPr>
-          <w:rFonts w:cs="Times New Roman"/>
-          <w:color w:val="000000" w:themeColor="text1"/>
-          <w:szCs w:val="28"/>
-        </w:rPr>
-        <w:t xml:space="preserve"> </w:t>
-      </w:r>
-      <w:r>
-        <w:rPr>
-          <w:rFonts w:cs="Times New Roman"/>
-          <w:color w:val="000000" w:themeColor="text1"/>
-          <w:szCs w:val="28"/>
-        </w:rPr>
-        <w:t>производит все итерации генетического алгоритма.</w:t>
-      </w:r>
-    </w:p>
-    <w:p>
-      <w:pPr>
-        <w:pBdr>
-          <w:top w:val="none" w:sz="4" w:space="0" w:color="000000"/>
-          <w:left w:val="none" w:sz="4" w:space="0" w:color="000000"/>
-          <w:bottom w:val="none" w:sz="4" w:space="0" w:color="000000"/>
-          <w:right w:val="none" w:sz="4" w:space="0" w:color="000000"/>
-          <w:between w:val="none" w:sz="4" w:space="0" w:color="000000"/>
-        </w:pBdr>
-        <w:spacing w:line="360" w:lineRule="auto"/>
-        <w:ind w:firstLine="709"/>
-        <w:rPr>
-          <w:rFonts w:cs="Times New Roman"/>
-          <w:color w:val="000000" w:themeColor="text1"/>
-          <w:szCs w:val="28"/>
-        </w:rPr>
-      </w:pPr>
-      <w:r>
-        <w:rPr>
-          <w:rFonts w:cs="Times New Roman"/>
-          <w:color w:val="000000" w:themeColor="text1"/>
-          <w:szCs w:val="28"/>
-        </w:rPr>
-        <w:t>Метод</w:t>
-      </w:r>
-      <w:r>
-        <w:rPr>
-          <w:rFonts w:cs="Times New Roman"/>
-          <w:color w:val="000000" w:themeColor="text1"/>
-          <w:szCs w:val="28"/>
-        </w:rPr>
-        <w:t xml:space="preserve"> </w:t>
-      </w:r>
-      <w:r>
-        <w:rPr>
-          <w:rFonts w:cs="Times New Roman"/>
-          <w:color w:val="000000" w:themeColor="text1"/>
-          <w:szCs w:val="28"/>
           <w:lang w:val="en-US"/>
         </w:rPr>
         <w:t>on</w:t>
       </w:r>
       <w:r>
+        <w:t>_</w:t>
+      </w:r>
+      <w:r>
         <w:rPr>
-          <w:rFonts w:cs="Times New Roman"/>
-          <w:color w:val="000000" w:themeColor="text1"/>
-          <w:szCs w:val="28"/>
-        </w:rPr>
-        <w:t>_</w:t>
-      </w:r>
-      <w:r>
-        <w:rPr>
-          <w:rFonts w:cs="Times New Roman"/>
-          <w:color w:val="000000" w:themeColor="text1"/>
-          <w:szCs w:val="28"/>
           <w:lang w:val="en-US"/>
         </w:rPr>
         <w:t>go</w:t>
       </w:r>
       <w:r>
+        <w:t>_</w:t>
+      </w:r>
+      <w:r>
         <w:rPr>
-          <w:rFonts w:cs="Times New Roman"/>
-          <w:color w:val="000000" w:themeColor="text1"/>
-          <w:szCs w:val="28"/>
-        </w:rPr>
-        <w:t>_</w:t>
-      </w:r>
-      <w:r>
-        <w:rPr>
-          <w:rFonts w:cs="Times New Roman"/>
-          <w:color w:val="000000" w:themeColor="text1"/>
-          <w:szCs w:val="28"/>
           <w:lang w:val="en-US"/>
         </w:rPr>
         <w:t>to</w:t>
       </w:r>
       <w:r>
+        <w:t>_</w:t>
+      </w:r>
+      <w:r>
         <w:rPr>
-          <w:rFonts w:cs="Times New Roman"/>
-          <w:color w:val="000000" w:themeColor="text1"/>
-          <w:szCs w:val="28"/>
-        </w:rPr>
-        <w:t>_</w:t>
-      </w:r>
-      <w:r>
-        <w:rPr>
-          <w:rFonts w:cs="Times New Roman"/>
-          <w:color w:val="000000" w:themeColor="text1"/>
-          <w:szCs w:val="28"/>
           <w:lang w:val="en-US"/>
         </w:rPr>
         <w:t>generation</w:t>
       </w:r>
       <w:r>
+        <w:t xml:space="preserve"> – </w:t>
+      </w:r>
+      <w:r>
+        <w:t>позволяет</w:t>
+      </w:r>
+      <w:r>
+        <w:t xml:space="preserve"> </w:t>
+      </w:r>
+      <w:r>
+        <w:t>перейти</w:t>
+      </w:r>
+      <w:r>
+        <w:t xml:space="preserve"> </w:t>
+      </w:r>
+      <w:r>
+        <w:t>к</w:t>
+      </w:r>
+      <w:r>
+        <w:t xml:space="preserve"> </w:t>
+      </w:r>
+      <w:r>
+        <w:t>произвольному поколению по его номеру.</w:t>
+      </w:r>
+    </w:p>
+    <w:p>
+      <w:pPr>
+        <w:pStyle w:val="a1"/>
+      </w:pPr>
+      <w:r>
+        <w:t>Метод</w:t>
+      </w:r>
+      <w:r>
+        <w:t xml:space="preserve"> </w:t>
+      </w:r>
+      <w:r>
         <w:rPr>
-          <w:rFonts w:cs="Times New Roman"/>
-          <w:color w:val="000000" w:themeColor="text1"/>
-          <w:szCs w:val="28"/>
-        </w:rPr>
-        <w:t xml:space="preserve"> – </w:t>
-      </w:r>
-      <w:r>
-        <w:rPr>
-          <w:rFonts w:cs="Times New Roman"/>
-          <w:color w:val="000000" w:themeColor="text1"/>
-          <w:szCs w:val="28"/>
-        </w:rPr>
-        <w:t>позволяет</w:t>
-      </w:r>
-      <w:r>
-        <w:rPr>
-          <w:rFonts w:cs="Times New Roman"/>
-          <w:color w:val="000000" w:themeColor="text1"/>
-          <w:szCs w:val="28"/>
-        </w:rPr>
-        <w:t xml:space="preserve"> </w:t>
-      </w:r>
-      <w:r>
-        <w:rPr>
-          <w:rFonts w:cs="Times New Roman"/>
-          <w:color w:val="000000" w:themeColor="text1"/>
-          <w:szCs w:val="28"/>
-        </w:rPr>
-        <w:t>перейти</w:t>
-      </w:r>
-      <w:r>
-        <w:rPr>
-          <w:rFonts w:cs="Times New Roman"/>
-          <w:color w:val="000000" w:themeColor="text1"/>
-          <w:szCs w:val="28"/>
-        </w:rPr>
-        <w:t xml:space="preserve"> </w:t>
-      </w:r>
-      <w:r>
-        <w:rPr>
-          <w:rFonts w:cs="Times New Roman"/>
-          <w:color w:val="000000" w:themeColor="text1"/>
-          <w:szCs w:val="28"/>
-        </w:rPr>
-        <w:t>к</w:t>
-      </w:r>
-      <w:r>
-        <w:rPr>
-          <w:rFonts w:cs="Times New Roman"/>
-          <w:color w:val="000000" w:themeColor="text1"/>
-          <w:szCs w:val="28"/>
-        </w:rPr>
-        <w:t xml:space="preserve"> </w:t>
-      </w:r>
-      <w:r>
-        <w:rPr>
-          <w:rFonts w:cs="Times New Roman"/>
-          <w:color w:val="000000" w:themeColor="text1"/>
-          <w:szCs w:val="28"/>
-        </w:rPr>
-        <w:t>произвольному поколению по его номеру.</w:t>
-      </w:r>
-    </w:p>
-    <w:p>
-      <w:pPr>
-        <w:pBdr>
-          <w:top w:val="none" w:sz="4" w:space="0" w:color="000000"/>
-          <w:left w:val="none" w:sz="4" w:space="0" w:color="000000"/>
-          <w:bottom w:val="none" w:sz="4" w:space="0" w:color="000000"/>
-          <w:right w:val="none" w:sz="4" w:space="0" w:color="000000"/>
-          <w:between w:val="none" w:sz="4" w:space="0" w:color="000000"/>
-        </w:pBdr>
-        <w:spacing w:line="360" w:lineRule="auto"/>
-        <w:ind w:firstLine="709"/>
-        <w:rPr>
-          <w:rFonts w:cs="Times New Roman"/>
-          <w:color w:val="000000" w:themeColor="text1"/>
-          <w:szCs w:val="28"/>
-        </w:rPr>
-      </w:pPr>
-      <w:r>
-        <w:rPr>
-          <w:rFonts w:cs="Times New Roman"/>
-          <w:color w:val="000000" w:themeColor="text1"/>
-          <w:szCs w:val="28"/>
-        </w:rPr>
-        <w:t>Метод</w:t>
-      </w:r>
-      <w:r>
-        <w:rPr>
-          <w:rFonts w:cs="Times New Roman"/>
-          <w:color w:val="000000" w:themeColor="text1"/>
-          <w:szCs w:val="28"/>
-        </w:rPr>
-        <w:t xml:space="preserve"> </w:t>
-      </w:r>
-      <w:r>
-        <w:rPr>
-          <w:rFonts w:cs="Times New Roman"/>
-          <w:color w:val="000000" w:themeColor="text1"/>
-          <w:szCs w:val="28"/>
           <w:lang w:val="en-US"/>
         </w:rPr>
         <w:t>on</w:t>
       </w:r>
       <w:r>
+        <w:t>_</w:t>
+      </w:r>
+      <w:r>
         <w:rPr>
-          <w:rFonts w:cs="Times New Roman"/>
-          <w:color w:val="000000" w:themeColor="text1"/>
-          <w:szCs w:val="28"/>
-        </w:rPr>
-        <w:t>_</w:t>
-      </w:r>
-      <w:r>
-        <w:rPr>
-          <w:rFonts w:cs="Times New Roman"/>
-          <w:color w:val="000000" w:themeColor="text1"/>
-          <w:szCs w:val="28"/>
           <w:lang w:val="en-US"/>
         </w:rPr>
         <w:t>go</w:t>
       </w:r>
       <w:r>
+        <w:t>_</w:t>
+      </w:r>
+      <w:r>
         <w:rPr>
-          <w:rFonts w:cs="Times New Roman"/>
-          <w:color w:val="000000" w:themeColor="text1"/>
-          <w:szCs w:val="28"/>
-        </w:rPr>
-        <w:t>_</w:t>
-      </w:r>
-      <w:r>
-        <w:rPr>
-          <w:rFonts w:cs="Times New Roman"/>
-          <w:color w:val="000000" w:themeColor="text1"/>
-          <w:szCs w:val="28"/>
           <w:lang w:val="en-US"/>
         </w:rPr>
         <w:t>to</w:t>
       </w:r>
       <w:r>
+        <w:t>_</w:t>
+      </w:r>
+      <w:r>
         <w:rPr>
-          <w:rFonts w:cs="Times New Roman"/>
-          <w:color w:val="000000" w:themeColor="text1"/>
-          <w:szCs w:val="28"/>
-        </w:rPr>
-        <w:t>_</w:t>
-      </w:r>
-      <w:r>
-        <w:rPr>
-          <w:rFonts w:cs="Times New Roman"/>
-          <w:color w:val="000000" w:themeColor="text1"/>
-          <w:szCs w:val="28"/>
           <w:lang w:val="en-US"/>
         </w:rPr>
         <w:t>individual</w:t>
       </w:r>
       <w:r>
-        <w:rPr>
-          <w:rFonts w:cs="Times New Roman"/>
-          <w:color w:val="000000" w:themeColor="text1"/>
-          <w:szCs w:val="28"/>
-        </w:rPr>
         <w:t xml:space="preserve"> – </w:t>
       </w:r>
       <w:r>
-        <w:rPr>
-          <w:rFonts w:cs="Times New Roman"/>
-          <w:color w:val="000000" w:themeColor="text1"/>
-          <w:szCs w:val="28"/>
-        </w:rPr>
         <w:t>позволяет</w:t>
       </w:r>
       <w:r>
-        <w:rPr>
-          <w:rFonts w:cs="Times New Roman"/>
-          <w:color w:val="000000" w:themeColor="text1"/>
-          <w:szCs w:val="28"/>
-        </w:rPr>
         <w:t xml:space="preserve"> </w:t>
       </w:r>
       <w:r>
-        <w:rPr>
-          <w:rFonts w:cs="Times New Roman"/>
-          <w:color w:val="000000" w:themeColor="text1"/>
-          <w:szCs w:val="28"/>
-        </w:rPr>
         <w:t>перейти</w:t>
       </w:r>
       <w:r>
-        <w:rPr>
-          <w:rFonts w:cs="Times New Roman"/>
-          <w:color w:val="000000" w:themeColor="text1"/>
-          <w:szCs w:val="28"/>
-        </w:rPr>
         <w:t xml:space="preserve"> </w:t>
       </w:r>
       <w:r>
-        <w:rPr>
-          <w:rFonts w:cs="Times New Roman"/>
-          <w:color w:val="000000" w:themeColor="text1"/>
-          <w:szCs w:val="28"/>
-        </w:rPr>
         <w:t>к</w:t>
       </w:r>
       <w:r>
-        <w:rPr>
-          <w:rFonts w:cs="Times New Roman"/>
-          <w:color w:val="000000" w:themeColor="text1"/>
-          <w:szCs w:val="28"/>
-        </w:rPr>
         <w:t xml:space="preserve"> </w:t>
       </w:r>
       <w:r>
-        <w:rPr>
-          <w:rFonts w:cs="Times New Roman"/>
-          <w:color w:val="000000" w:themeColor="text1"/>
-          <w:szCs w:val="28"/>
-        </w:rPr>
         <w:t>произвольному индивиду по его номеру.</w:t>
       </w:r>
     </w:p>
     <w:p>
       <w:pPr>
-        <w:pBdr>
-          <w:top w:val="none" w:sz="4" w:space="0" w:color="000000"/>
-          <w:left w:val="none" w:sz="4" w:space="0" w:color="000000"/>
-          <w:bottom w:val="none" w:sz="4" w:space="0" w:color="000000"/>
-          <w:right w:val="none" w:sz="4" w:space="0" w:color="000000"/>
-          <w:between w:val="none" w:sz="4" w:space="0" w:color="000000"/>
-        </w:pBdr>
-        <w:spacing w:line="360" w:lineRule="auto"/>
-        <w:ind w:firstLine="709"/>
-        <w:rPr>
-          <w:rFonts w:cs="Times New Roman"/>
-          <w:color w:val="000000" w:themeColor="text1"/>
-          <w:szCs w:val="28"/>
-        </w:rPr>
-      </w:pPr>
-      <w:r>
-        <w:rPr>
-          <w:rFonts w:eastAsia="Times New Roman" w:cs="Times New Roman"/>
-          <w:color w:val="000000" w:themeColor="text1"/>
-          <w:szCs w:val="28"/>
-        </w:rPr>
-        <w:t xml:space="preserve">Метод </w:t>
-      </w:r>
-      <w:proofErr w:type="spellStart"/>
-      <w:r>
-        <w:rPr>
-          <w:rFonts w:eastAsia="Times New Roman" w:cs="Times New Roman"/>
-          <w:color w:val="000000" w:themeColor="text1"/>
-          <w:szCs w:val="28"/>
-        </w:rPr>
-        <w:t>run</w:t>
-      </w:r>
-      <w:proofErr w:type="spellEnd"/>
-      <w:r>
-        <w:rPr>
-          <w:rFonts w:eastAsia="Times New Roman" w:cs="Times New Roman"/>
-          <w:color w:val="000000" w:themeColor="text1"/>
-          <w:szCs w:val="28"/>
-        </w:rPr>
+        <w:pStyle w:val="a1"/>
+      </w:pPr>
+      <w:r>
+        <w:lastRenderedPageBreak/>
+        <w:t xml:space="preserve">Метод run </w:t>
+      </w:r>
+      <w:r>
+        <w:t>–</w:t>
+      </w:r>
+      <w:r>
         <w:t xml:space="preserve"> </w:t>
       </w:r>
       <w:r>
-        <w:rPr>
-          <w:rFonts w:eastAsia="Times New Roman" w:cs="Times New Roman"/>
-          <w:color w:val="000000" w:themeColor="text1"/>
-          <w:szCs w:val="28"/>
-        </w:rPr>
-        <w:t>–</w:t>
-      </w:r>
-      <w:r>
-        <w:rPr>
-          <w:rFonts w:eastAsia="Times New Roman" w:cs="Times New Roman"/>
-          <w:color w:val="000000" w:themeColor="text1"/>
-          <w:szCs w:val="28"/>
-        </w:rPr>
-        <w:t xml:space="preserve"> </w:t>
-      </w:r>
-      <w:r>
-        <w:rPr>
-          <w:rFonts w:eastAsia="Times New Roman" w:cs="Times New Roman"/>
-          <w:color w:val="000000" w:themeColor="text1"/>
-          <w:szCs w:val="28"/>
-        </w:rPr>
         <w:t>запускает</w:t>
       </w:r>
       <w:r>
-        <w:rPr>
-          <w:rFonts w:eastAsia="Times New Roman" w:cs="Times New Roman"/>
-          <w:color w:val="000000" w:themeColor="text1"/>
-          <w:szCs w:val="28"/>
-        </w:rPr>
         <w:t xml:space="preserve"> главное окно приложения и передаёт управление циклу обработки событий графического интерфейса.</w:t>
       </w:r>
     </w:p>
@@ -9401,7 +7346,7 @@
           <w:numId w:val="2"/>
         </w:numPr>
       </w:pPr>
-      <w:bookmarkStart w:id="24" w:name="_Toc234913288"/>
+      <w:bookmarkStart w:id="24" w:name="_Toc235114974"/>
       <w:r>
         <w:lastRenderedPageBreak/>
         <w:t>3 ИСПОЛЬЗУЕМЫЕ ТЕХНОЛОГИИ</w:t>
@@ -9503,7 +7448,6 @@
         </w:rPr>
         <w:t> с </w:t>
       </w:r>
-      <w:proofErr w:type="spellStart"/>
       <w:r>
         <w:rPr>
           <w:rFonts w:eastAsia="Arial"/>
@@ -9513,7 +7457,6 @@
         </w:rPr>
         <w:t>PyQt</w:t>
       </w:r>
-      <w:proofErr w:type="spellEnd"/>
       <w:r>
         <w:rPr>
           <w:rFonts w:eastAsia="Arial"/>
@@ -9535,53 +7478,8 @@
         </w:numPr>
         <w:ind w:left="0" w:firstLine="709"/>
       </w:pPr>
-      <w:proofErr w:type="spellStart"/>
-      <w:r>
-        <w:t>Qt</w:t>
-      </w:r>
-      <w:proofErr w:type="spellEnd"/>
-      <w:r>
-        <w:t xml:space="preserve"> </w:t>
-      </w:r>
-      <w:proofErr w:type="spellStart"/>
-      <w:r>
-        <w:t>Designer</w:t>
-      </w:r>
-      <w:proofErr w:type="spellEnd"/>
-      <w:r>
-        <w:t xml:space="preserve"> — визуальный редактор интерфейсов из состава </w:t>
-      </w:r>
-      <w:proofErr w:type="spellStart"/>
-      <w:r>
-        <w:t>Qt</w:t>
-      </w:r>
-      <w:proofErr w:type="spellEnd"/>
-      <w:r>
-        <w:t xml:space="preserve">, использованный для проектирования разметки окон программы. Результатом работы в </w:t>
-      </w:r>
-      <w:proofErr w:type="spellStart"/>
-      <w:r>
-        <w:t>Qt</w:t>
-      </w:r>
-      <w:proofErr w:type="spellEnd"/>
-      <w:r>
-        <w:t xml:space="preserve"> </w:t>
-      </w:r>
-      <w:proofErr w:type="spellStart"/>
-      <w:r>
-        <w:t>Designer</w:t>
-      </w:r>
-      <w:proofErr w:type="spellEnd"/>
-      <w:r>
-        <w:t xml:space="preserve"> является файл формата .</w:t>
-      </w:r>
-      <w:proofErr w:type="spellStart"/>
-      <w:r>
-        <w:t>ui</w:t>
-      </w:r>
-      <w:proofErr w:type="spellEnd"/>
-      <w:r>
-        <w:t>, который затем конвертируется в Python-код.</w:t>
+      <w:r>
+        <w:t>Qt Designer — визуальный редактор интерфейсов из состава Qt, использованный для проектирования разметки окон программы. Результатом работы в Qt Designer является файл формата .ui, который затем конвертируется в Python-код.</w:t>
       </w:r>
     </w:p>
     <w:p>
@@ -9594,15 +7492,7 @@
         <w:ind w:left="0" w:firstLine="709"/>
       </w:pPr>
       <w:r>
-        <w:t>Утилита pyside6-uic. Утилита командной строки pyside6-uic применяется для автоматической конвертации файлов разметки .</w:t>
-      </w:r>
-      <w:proofErr w:type="spellStart"/>
-      <w:r>
-        <w:t>ui</w:t>
-      </w:r>
-      <w:proofErr w:type="spellEnd"/>
-      <w:r>
-        <w:t xml:space="preserve"> в исполняемый Python-код.</w:t>
+        <w:t>Утилита pyside6-uic. Утилита командной строки pyside6-uic применяется для автоматической конвертации файлов разметки .ui в исполняемый Python-код.</w:t>
       </w:r>
     </w:p>
     <w:p>
@@ -9627,13 +7517,17 @@
         </w:numPr>
         <w:ind w:left="0" w:firstLine="709"/>
       </w:pPr>
-      <w:proofErr w:type="spellStart"/>
-      <w:r>
-        <w:t>Git</w:t>
-      </w:r>
-      <w:proofErr w:type="spellEnd"/>
-      <w:r>
-        <w:t xml:space="preserve"> использован для совместной разработки проекта.</w:t>
+      <w:r>
+        <w:t>Git использован для совместной разработки проекта</w:t>
+      </w:r>
+      <w:r>
+        <w:t xml:space="preserve"> </w:t>
+      </w:r>
+      <w:r>
+        <w:t>[5]</w:t>
+      </w:r>
+      <w:r>
+        <w:t>.</w:t>
       </w:r>
       <w:r>
         <w:br w:type="page" w:clear="all"/>
@@ -9647,7 +7541,7 @@
           <w:numId w:val="2"/>
         </w:numPr>
       </w:pPr>
-      <w:bookmarkStart w:id="25" w:name="_Toc234913289"/>
+      <w:bookmarkStart w:id="25" w:name="_Toc235114975"/>
       <w:r>
         <w:lastRenderedPageBreak/>
         <w:t>4 ОТЗЫВ РУКОВОДИТЕЛЯ</w:t>
@@ -9659,169 +7553,39 @@
         <w:pStyle w:val="a1"/>
       </w:pPr>
       <w:r>
-        <w:t>Если прохождение практики было по кафедральным темам достаточно добавить формулировку:</w:t>
-      </w:r>
-    </w:p>
-    <w:p>
-      <w:pPr>
-        <w:pStyle w:val="a1"/>
-      </w:pPr>
-      <w:r>
-        <w:t>По результатам работы учебная практика оценена на &lt;</w:t>
-      </w:r>
-      <w:proofErr w:type="spellStart"/>
-      <w:r>
-        <w:t>ваша_оценка</w:t>
-      </w:r>
-      <w:proofErr w:type="spellEnd"/>
-      <w:r>
-        <w:t>&gt;.</w:t>
-      </w:r>
-    </w:p>
-    <w:p>
-      <w:pPr>
-        <w:pStyle w:val="a1"/>
-      </w:pPr>
-    </w:p>
-    <w:p>
-      <w:pPr>
-        <w:pStyle w:val="a1"/>
-      </w:pPr>
-      <w:r>
-        <w:t>Если прохождение практики было по своей теме, то необходимо добавить скан отзыва руководителя с оценкой и подписью, скан должен быть в высоком качестве на всю страницу.</w:t>
-      </w:r>
-    </w:p>
-    <w:p>
-      <w:pPr>
-        <w:pStyle w:val="a1"/>
-      </w:pPr>
-      <w:r>
-        <w:t>Для прохождения автоматической проверки для скана необходима подпись и ссылка в тексте, т.к. он считается рисунком.</w:t>
-      </w:r>
-    </w:p>
-    <w:p>
-      <w:pPr>
-        <w:pStyle w:val="a1"/>
-      </w:pPr>
-      <w:r>
-        <w:t>Отзыв руководителя с оценкой (см. рис. Х).</w:t>
-      </w:r>
-    </w:p>
-    <w:p>
-      <w:pPr>
-        <w:pStyle w:val="a1"/>
-        <w:ind w:firstLine="0"/>
-        <w:jc w:val="center"/>
-      </w:pPr>
-      <w:r>
-        <w:rPr>
-          <w:noProof/>
-          <w:lang w:eastAsia="ru-RU" w:bidi="ar-SA"/>
-        </w:rPr>
-        <mc:AlternateContent>
-          <mc:Choice Requires="wpg">
-            <w:drawing>
-              <wp:inline distT="0" distB="0" distL="0" distR="0" wp14:anchorId="08AC9790" wp14:editId="603F173F">
-                <wp:extent cx="3568065" cy="5041900"/>
-                <wp:effectExtent l="0" t="0" r="0" b="0"/>
-                <wp:docPr id="2" name="Рисунок 1"/>
-                <wp:cNvGraphicFramePr>
-                  <a:graphicFrameLocks xmlns:a="http://schemas.openxmlformats.org/drawingml/2006/main" noChangeAspect="1"/>
-                </wp:cNvGraphicFramePr>
-                <a:graphic xmlns:a="http://schemas.openxmlformats.org/drawingml/2006/main">
-                  <a:graphicData uri="http://schemas.openxmlformats.org/drawingml/2006/picture">
-                    <pic:pic xmlns:pic="http://schemas.openxmlformats.org/drawingml/2006/picture">
-                      <pic:nvPicPr>
-                        <pic:cNvPr id="2" name="Рисунок 1"/>
-                        <pic:cNvPicPr>
-                          <a:picLocks noChangeAspect="1"/>
-                        </pic:cNvPicPr>
-                      </pic:nvPicPr>
-                      <pic:blipFill rotWithShape="1">
-                        <a:blip r:embed="rId14"/>
-                        <a:stretch/>
-                      </pic:blipFill>
-                      <pic:spPr bwMode="auto">
-                        <a:xfrm>
-                          <a:off x="0" y="0"/>
-                          <a:ext cx="3568065" cy="5041900"/>
-                        </a:xfrm>
-                        <a:prstGeom prst="rect">
-                          <a:avLst/>
-                        </a:prstGeom>
-                        <a:noFill/>
-                      </pic:spPr>
-                    </pic:pic>
-                  </a:graphicData>
-                </a:graphic>
-              </wp:inline>
-            </w:drawing>
-          </mc:Choice>
-          <mc:Fallback xmlns:a="http://schemas.openxmlformats.org/drawingml/2006/main">
-            <w:pict>
-              <v:shapetype id="_x0000_t75" coordsize="21600,21600" o:spt="75" o:preferrelative="t" path="m@4@5l@4@11@9@11@9@5xe" filled="f" stroked="f">
-                <v:stroke joinstyle="miter"/>
-                <v:formulas>
-                  <v:f eqn="if lineDrawn pixelLineWidth 0"/>
-                  <v:f eqn="sum @0 1 0"/>
-                  <v:f eqn="sum 0 0 @1"/>
-                  <v:f eqn="prod @2 1 2"/>
-                  <v:f eqn="prod @3 21600 pixelWidth"/>
-                  <v:f eqn="prod @3 21600 pixelHeight"/>
-                  <v:f eqn="sum @0 0 1"/>
-                  <v:f eqn="prod @6 1 2"/>
-                  <v:f eqn="prod @7 21600 pixelWidth"/>
-                  <v:f eqn="sum @8 21600 0"/>
-                  <v:f eqn="prod @7 21600 pixelHeight"/>
-                  <v:f eqn="sum @10 21600 0"/>
-                </v:formulas>
-                <v:path o:extrusionok="f" gradientshapeok="t" o:connecttype="rect"/>
-                <o:lock v:ext="edit" aspectratio="t"/>
-              </v:shapetype>
-              <v:shape id="_x0000_i1" o:spid="_x0000_s1" type="#_x0000_t75" style="width:280.95pt;height:397.00pt;mso-wrap-distance-left:0.00pt;mso-wrap-distance-top:0.00pt;mso-wrap-distance-right:0.00pt;mso-wrap-distance-bottom:0.00pt;z-index:1;" stroked="false">
-                <v:imagedata r:id="rId15" o:title=""/>
-                <o:lock v:ext="edit" rotation="t"/>
-              </v:shape>
-            </w:pict>
-          </mc:Fallback>
-        </mc:AlternateContent>
-      </w:r>
-    </w:p>
-    <w:p>
-      <w:pPr>
-        <w:pStyle w:val="afff"/>
+        <w:t xml:space="preserve">По результатам работы учебная практика оценена на </w:t>
+      </w:r>
+      <w:r>
+        <w:t>???</w:t>
+      </w:r>
+    </w:p>
+    <w:p>
+      <w:pPr>
+        <w:jc w:val="left"/>
         <w:rPr>
           <w:rFonts w:cs="Cambria"/>
           <w:b/>
           <w:bCs/>
           <w:caps/>
-          <w:highlight w:val="lightGray"/>
+          <w:szCs w:val="28"/>
         </w:rPr>
       </w:pPr>
       <w:r>
-        <w:t xml:space="preserve">Рисунок </w:t>
-      </w:r>
-      <w:r>
-        <w:rPr>
-          <w:color w:val="EE0000"/>
-        </w:rPr>
-        <w:t>Х</w:t>
-      </w:r>
-      <w:r>
-        <w:t xml:space="preserve"> — Отзыв руководителя</w:t>
-      </w:r>
-      <w:r>
-        <w:br w:type="page" w:clear="all"/>
+        <w:br w:type="page"/>
       </w:r>
     </w:p>
     <w:p>
       <w:pPr>
         <w:pStyle w:val="2"/>
+        <w:numPr>
+          <w:ilvl w:val="0"/>
+          <w:numId w:val="0"/>
+        </w:numPr>
         <w:rPr>
           <w:rFonts w:cs="Times New Roman"/>
         </w:rPr>
       </w:pPr>
-      <w:bookmarkStart w:id="26" w:name="_Toc234913290"/>
+      <w:bookmarkStart w:id="26" w:name="_Toc235114976"/>
       <w:r>
         <w:lastRenderedPageBreak/>
         <w:t>ЗАКЛЮЧЕНИЕ</w:t>
@@ -9889,15 +7653,7 @@
         <w:ind w:left="0" w:firstLine="709"/>
       </w:pPr>
       <w:r>
-        <w:t xml:space="preserve">Разработана структура данных для представления полиномиальной функции в виде класса </w:t>
-      </w:r>
-      <w:proofErr w:type="spellStart"/>
-      <w:r>
-        <w:t>Polynom</w:t>
-      </w:r>
-      <w:proofErr w:type="spellEnd"/>
-      <w:r>
-        <w:t xml:space="preserve"> с методами вычисления значения в точке и определения границ функции на заданном интервале.</w:t>
+        <w:t>Разработана структура данных для представления полиномиальной функции в виде класса Polynom с методами вычисления значения в точке и определения границ функции на заданном интервале.</w:t>
       </w:r>
     </w:p>
     <w:p>
@@ -9910,15 +7666,7 @@
         <w:ind w:left="0" w:firstLine="709"/>
       </w:pPr>
       <w:r>
-        <w:t xml:space="preserve">Разработана структура данных для представления ступенчатой функции в виде класса </w:t>
-      </w:r>
-      <w:proofErr w:type="spellStart"/>
-      <w:r>
-        <w:t>StepFunc</w:t>
-      </w:r>
-      <w:proofErr w:type="spellEnd"/>
-      <w:r>
-        <w:t xml:space="preserve"> с границами ступеней и высотами.</w:t>
+        <w:t>Разработана структура данных для представления ступенчатой функции в виде класса StepFunc с границами ступеней и высотами.</w:t>
       </w:r>
     </w:p>
     <w:p>
@@ -9944,7 +7692,13 @@
         <w:ind w:left="0" w:firstLine="709"/>
       </w:pPr>
       <w:r>
-        <w:t>Реализованы основные операторы генетического алгоритма: инициализация популяции, турнирный отбор, одноточечное скрещивание, мутация с ограничением диапазона и формирование нового поколения с сохранением лучшей особи.</w:t>
+        <w:t>Реализованы основные операторы генетического алгоритма: инициализация популяции, турнирный отбор, одноточечное скрещивание, мутация с ограничением диапазона и формирование нового поколения с сохранением особи</w:t>
+      </w:r>
+      <w:r>
+        <w:t xml:space="preserve"> с наивысшей приспособленностью</w:t>
+      </w:r>
+      <w:r>
+        <w:t>.</w:t>
       </w:r>
     </w:p>
     <w:p>
@@ -9996,7 +7750,17 @@
         <w:ind w:left="0" w:firstLine="709"/>
       </w:pPr>
       <w:r>
-        <w:t>Обеспечена пошаговая визуализация процесса эволюции с возможностью навигации вперёд/назад по поколениям, перехода к конкретному поколению или индивиду, а также быстрого пропуска до конечного решения.</w:t>
+        <w:t xml:space="preserve">Обеспечена пошаговая визуализация процесса эволюции с возможностью навигации вперёд/назад по поколениям, перехода к конкретному </w:t>
+      </w:r>
+      <w:r>
+        <w:lastRenderedPageBreak/>
+        <w:t>поколению или индивиду, а также пропуска</w:t>
+      </w:r>
+      <w:r>
+        <w:t xml:space="preserve"> всех промежуточных выводов</w:t>
+      </w:r>
+      <w:r>
+        <w:t xml:space="preserve"> до конечного решения.</w:t>
       </w:r>
     </w:p>
     <w:p>
@@ -10004,7 +7768,6 @@
         <w:pStyle w:val="a1"/>
       </w:pPr>
       <w:r>
-        <w:lastRenderedPageBreak/>
         <w:t>Разработанная программа демонстрирует работоспособность генетического алгоритма для задачи аппроксимации функций.</w:t>
       </w:r>
     </w:p>
@@ -10026,7 +7789,7 @@
           <w:rFonts w:cs="Times New Roman"/>
         </w:rPr>
       </w:pPr>
-      <w:bookmarkStart w:id="27" w:name="_Toc234913291"/>
+      <w:bookmarkStart w:id="27" w:name="_Toc235114977"/>
       <w:r>
         <w:rPr>
           <w:rFonts w:cs="Times New Roman"/>
@@ -10059,7 +7822,13 @@
         <w:ind w:left="0" w:firstLine="709"/>
       </w:pPr>
       <w:r>
-        <w:t>Документация PySide6 [Электронный ресурс]. — URL: https://doc.qt.io/qtforpython/ (дата обращения: 11.07.2026).</w:t>
+        <w:t>Документация PySide6 [Электронный ресурс]. — URL: https://doc.qt.io/qtforpython/ (дата обращения: 1</w:t>
+      </w:r>
+      <w:r>
+        <w:t>0</w:t>
+      </w:r>
+      <w:r>
+        <w:t>.07.2026).</w:t>
       </w:r>
     </w:p>
     <w:p>
@@ -10072,15 +7841,13 @@
         <w:ind w:left="0" w:firstLine="709"/>
       </w:pPr>
       <w:r>
-        <w:t xml:space="preserve">Документация </w:t>
-      </w:r>
-      <w:proofErr w:type="spellStart"/>
-      <w:r>
-        <w:t>Matplotlib</w:t>
-      </w:r>
-      <w:proofErr w:type="spellEnd"/>
-      <w:r>
-        <w:t xml:space="preserve"> [Электронный ресурс]. — URL: https://matplotlib.org/ (дата обращения: 10.07.2026).</w:t>
+        <w:t>Qt Designer Documentation [Электронный ресурс]. — URL: https://doc.qt.io/qt-6/qtdesigner-manual.html (дата обращения: 1</w:t>
+      </w:r>
+      <w:r>
+        <w:t>0</w:t>
+      </w:r>
+      <w:r>
+        <w:t>.07.2026).</w:t>
       </w:r>
     </w:p>
     <w:p>
@@ -10093,15 +7860,7 @@
         <w:ind w:left="0" w:firstLine="709"/>
       </w:pPr>
       <w:r>
-        <w:t xml:space="preserve">Документация </w:t>
-      </w:r>
-      <w:proofErr w:type="spellStart"/>
-      <w:r>
-        <w:t>NumPy</w:t>
-      </w:r>
-      <w:proofErr w:type="spellEnd"/>
-      <w:r>
-        <w:t xml:space="preserve"> [Электронный ресурс]. — URL: https://numpy.org/doc/ (дата обращения: 10.07.2026).</w:t>
+        <w:t>Документация Matplotlib [Электронный ресурс]. — URL: https://matplotlib.org/ (дата обращения: 10.07.2026).</w:t>
       </w:r>
     </w:p>
     <w:p>
@@ -10113,59 +7872,63 @@
         </w:numPr>
         <w:ind w:left="0" w:firstLine="709"/>
       </w:pPr>
-      <w:proofErr w:type="spellStart"/>
-      <w:r>
-        <w:t>Qt</w:t>
-      </w:r>
-      <w:proofErr w:type="spellEnd"/>
+      <w:r>
+        <w:t>Репозиторий для выполнения учебной практики</w:t>
+      </w:r>
       <w:r>
         <w:t xml:space="preserve"> </w:t>
       </w:r>
-      <w:proofErr w:type="spellStart"/>
-      <w:r>
-        <w:t>Designer</w:t>
-      </w:r>
-      <w:proofErr w:type="spellEnd"/>
+      <w:r>
+        <w:t>//</w:t>
+      </w:r>
+      <w:r>
+        <w:t xml:space="preserve"> URL: </w:t>
+      </w:r>
+      <w:r>
+        <w:t>https://github.com/AlekseyShuvalov/Practice_26</w:t>
+      </w:r>
       <w:r>
         <w:t xml:space="preserve"> </w:t>
       </w:r>
-      <w:proofErr w:type="spellStart"/>
-      <w:r>
-        <w:t>Documentation</w:t>
-      </w:r>
-      <w:proofErr w:type="spellEnd"/>
-      <w:r>
-        <w:t xml:space="preserve"> [Электронный ресурс]. — URL: https://doc.qt.io/qt-6/qtdesigner-manual.html (дата обращения: 11.07.2026).</w:t>
-      </w:r>
-    </w:p>
-    <w:p>
-      <w:pPr>
-        <w:outlineLvl w:val="0"/>
+      <w:r>
+        <w:t>(дата обращения: 1</w:t>
+      </w:r>
+      <w:r>
+        <w:t>0</w:t>
+      </w:r>
+      <w:r>
+        <w:t>.07.2026).</w:t>
+      </w:r>
+    </w:p>
+    <w:p>
+      <w:pPr>
+        <w:jc w:val="left"/>
         <w:rPr>
-          <w:rFonts w:cs="Times New Roman"/>
-          <w:color w:val="000000"/>
+          <w:rFonts w:cs="Cambria"/>
+          <w:b/>
+          <w:bCs/>
+          <w:caps/>
           <w:szCs w:val="28"/>
         </w:rPr>
       </w:pPr>
       <w:r>
-        <w:br w:type="page" w:clear="all"/>
+        <w:br w:type="page"/>
       </w:r>
     </w:p>
     <w:p>
       <w:pPr>
         <w:pStyle w:val="2"/>
-        <w:rPr>
-          <w:rFonts w:cs="Times New Roman"/>
-        </w:rPr>
-      </w:pPr>
-      <w:bookmarkStart w:id="28" w:name="_Toc234913292"/>
-      <w:r>
-        <w:rPr>
-          <w:rFonts w:cs="Times New Roman"/>
-          <w:color w:val="000000"/>
-        </w:rPr>
+      </w:pPr>
+      <w:bookmarkStart w:id="28" w:name="_Toc235114978"/>
+      <w:r>
         <w:lastRenderedPageBreak/>
-        <w:t>ПРИЛОЖЕНИЕ А</w:t>
+        <w:t>П</w:t>
+      </w:r>
+      <w:r>
+        <w:t>РИЛОЖЕНИЕ</w:t>
+      </w:r>
+      <w:r>
+        <w:t xml:space="preserve"> А</w:t>
       </w:r>
       <w:bookmarkEnd w:id="28"/>
     </w:p>
@@ -10177,77 +7940,66 @@
           <w:numId w:val="0"/>
         </w:numPr>
         <w:jc w:val="center"/>
+        <w:rPr>
+          <w:lang w:val="en-US"/>
+        </w:rPr>
       </w:pPr>
       <w:r>
         <w:rPr>
           <w:noProof/>
         </w:rPr>
-        <mc:AlternateContent>
-          <mc:Choice Requires="wpg">
-            <w:drawing>
-              <wp:inline distT="0" distB="0" distL="0" distR="0" wp14:anchorId="6F6BC4F8" wp14:editId="14704C51">
-                <wp:extent cx="5940425" cy="4669174"/>
-                <wp:effectExtent l="0" t="0" r="0" b="0"/>
-                <wp:docPr id="3" name="Рисунок 3"/>
-                <wp:cNvGraphicFramePr>
-                  <a:graphicFrameLocks xmlns:a="http://schemas.openxmlformats.org/drawingml/2006/main" noChangeAspect="1"/>
-                </wp:cNvGraphicFramePr>
-                <a:graphic xmlns:a="http://schemas.openxmlformats.org/drawingml/2006/main">
-                  <a:graphicData uri="http://schemas.openxmlformats.org/drawingml/2006/picture">
-                    <pic:pic xmlns:pic="http://schemas.openxmlformats.org/drawingml/2006/picture">
-                      <pic:nvPicPr>
-                        <pic:cNvPr id="747371608" name=""/>
-                        <pic:cNvPicPr>
-                          <a:picLocks noChangeAspect="1"/>
-                        </pic:cNvPicPr>
-                      </pic:nvPicPr>
-                      <pic:blipFill rotWithShape="1">
-                        <a:blip r:embed="rId16"/>
-                        <a:stretch/>
-                      </pic:blipFill>
-                      <pic:spPr bwMode="auto">
-                        <a:xfrm>
-                          <a:off x="0" y="0"/>
-                          <a:ext cx="5940424" cy="4669173"/>
-                        </a:xfrm>
-                        <a:prstGeom prst="rect">
-                          <a:avLst/>
-                        </a:prstGeom>
-                      </pic:spPr>
-                    </pic:pic>
-                  </a:graphicData>
-                </a:graphic>
-              </wp:inline>
-            </w:drawing>
-          </mc:Choice>
-          <mc:Fallback xmlns:a="http://schemas.openxmlformats.org/drawingml/2006/main">
-            <w:pict>
-              <v:shapetype id="_x0000_t75" coordsize="21600,21600" o:spt="75" o:preferrelative="t" path="m@4@5l@4@11@9@11@9@5xe" filled="f" stroked="f">
-                <v:stroke joinstyle="miter"/>
-                <v:formulas>
-                  <v:f eqn="if lineDrawn pixelLineWidth 0"/>
-                  <v:f eqn="sum @0 1 0"/>
-                  <v:f eqn="sum 0 0 @1"/>
-                  <v:f eqn="prod @2 1 2"/>
-                  <v:f eqn="prod @3 21600 pixelWidth"/>
-                  <v:f eqn="prod @3 21600 pixelHeight"/>
-                  <v:f eqn="sum @0 0 1"/>
-                  <v:f eqn="prod @6 1 2"/>
-                  <v:f eqn="prod @7 21600 pixelWidth"/>
-                  <v:f eqn="sum @8 21600 0"/>
-                  <v:f eqn="prod @7 21600 pixelHeight"/>
-                  <v:f eqn="sum @10 21600 0"/>
-                </v:formulas>
-                <v:path o:extrusionok="f" gradientshapeok="t" o:connecttype="rect"/>
-                <o:lock v:ext="edit" aspectratio="t"/>
-              </v:shapetype>
-              <v:shape id="_x0000_i2" o:spid="_x0000_s2" type="#_x0000_t75" style="width:467.75pt;height:367.65pt;mso-wrap-distance-left:0.00pt;mso-wrap-distance-top:0.00pt;mso-wrap-distance-right:0.00pt;mso-wrap-distance-bottom:0.00pt;z-index:1;" stroked="false">
-                <v:imagedata r:id="rId17" o:title=""/>
-                <o:lock v:ext="edit" rotation="t"/>
-              </v:shape>
-            </w:pict>
-          </mc:Fallback>
-        </mc:AlternateContent>
+        <w:drawing>
+          <wp:inline distT="0" distB="0" distL="0" distR="0" wp14:anchorId="6F6BC4F8" wp14:editId="14704C51">
+            <wp:extent cx="5940425" cy="4669174"/>
+            <wp:effectExtent l="0" t="0" r="0" b="0"/>
+            <wp:docPr id="3" name="Рисунок 3"/>
+            <wp:cNvGraphicFramePr>
+              <a:graphicFrameLocks xmlns:a="http://schemas.openxmlformats.org/drawingml/2006/main" noChangeAspect="1"/>
+            </wp:cNvGraphicFramePr>
+            <a:graphic xmlns:a="http://schemas.openxmlformats.org/drawingml/2006/main">
+              <a:graphicData uri="http://schemas.openxmlformats.org/drawingml/2006/picture">
+                <pic:pic xmlns:pic="http://schemas.openxmlformats.org/drawingml/2006/picture">
+                  <pic:nvPicPr>
+                    <pic:cNvPr id="747371608" name=""/>
+                    <pic:cNvPicPr>
+                      <a:picLocks noChangeAspect="1"/>
+                    </pic:cNvPicPr>
+                  </pic:nvPicPr>
+                  <pic:blipFill rotWithShape="1">
+                    <a:blip r:embed="rId9"/>
+                    <a:stretch/>
+                  </pic:blipFill>
+                  <pic:spPr bwMode="auto">
+                    <a:xfrm>
+                      <a:off x="0" y="0"/>
+                      <a:ext cx="5940424" cy="4669173"/>
+                    </a:xfrm>
+                    <a:prstGeom prst="rect">
+                      <a:avLst/>
+                    </a:prstGeom>
+                  </pic:spPr>
+                </pic:pic>
+              </a:graphicData>
+            </a:graphic>
+          </wp:inline>
+        </w:drawing>
+      </w:r>
+    </w:p>
+    <w:p>
+      <w:pPr>
+        <w:pStyle w:val="afff"/>
+      </w:pPr>
+      <w:r>
+        <w:t xml:space="preserve">Рисунок </w:t>
+      </w:r>
+      <w:r>
+        <w:rPr>
+          <w:lang w:val="en-US"/>
+        </w:rPr>
+        <w:t>2</w:t>
+      </w:r>
+      <w:r>
+        <w:t xml:space="preserve"> — Приветственный экран программы</w:t>
       </w:r>
     </w:p>
     <w:p>
@@ -10260,7 +8012,112 @@
         <w:jc w:val="center"/>
       </w:pPr>
       <w:r>
-        <w:t>Рисунок А.1 — Приветственный экран программы</w:t>
+        <w:rPr>
+          <w:noProof/>
+        </w:rPr>
+        <w:lastRenderedPageBreak/>
+        <w:drawing>
+          <wp:inline distT="0" distB="0" distL="0" distR="0" wp14:anchorId="332C7A65" wp14:editId="4C604CA8">
+            <wp:extent cx="5940425" cy="4665783"/>
+            <wp:effectExtent l="0" t="0" r="0" b="0"/>
+            <wp:docPr id="4" name="Рисунок 4"/>
+            <wp:cNvGraphicFramePr>
+              <a:graphicFrameLocks xmlns:a="http://schemas.openxmlformats.org/drawingml/2006/main" noChangeAspect="1"/>
+            </wp:cNvGraphicFramePr>
+            <a:graphic xmlns:a="http://schemas.openxmlformats.org/drawingml/2006/main">
+              <a:graphicData uri="http://schemas.openxmlformats.org/drawingml/2006/picture">
+                <pic:pic xmlns:pic="http://schemas.openxmlformats.org/drawingml/2006/picture">
+                  <pic:nvPicPr>
+                    <pic:cNvPr id="532741164" name=""/>
+                    <pic:cNvPicPr>
+                      <a:picLocks noChangeAspect="1"/>
+                    </pic:cNvPicPr>
+                  </pic:nvPicPr>
+                  <pic:blipFill rotWithShape="1">
+                    <a:blip r:embed="rId10"/>
+                    <a:stretch/>
+                  </pic:blipFill>
+                  <pic:spPr bwMode="auto">
+                    <a:xfrm>
+                      <a:off x="0" y="0"/>
+                      <a:ext cx="5940424" cy="4665782"/>
+                    </a:xfrm>
+                    <a:prstGeom prst="rect">
+                      <a:avLst/>
+                    </a:prstGeom>
+                  </pic:spPr>
+                </pic:pic>
+              </a:graphicData>
+            </a:graphic>
+          </wp:inline>
+        </w:drawing>
+      </w:r>
+    </w:p>
+    <w:p>
+      <w:pPr>
+        <w:pStyle w:val="afff"/>
+      </w:pPr>
+      <w:r>
+        <w:t>Рисунок 3 — Окно ввода параметров задачи</w:t>
+      </w:r>
+    </w:p>
+    <w:p>
+      <w:pPr>
+        <w:pStyle w:val="a"/>
+        <w:numPr>
+          <w:ilvl w:val="0"/>
+          <w:numId w:val="0"/>
+        </w:numPr>
+        <w:jc w:val="left"/>
+      </w:pPr>
+      <w:r>
+        <w:rPr>
+          <w:noProof/>
+        </w:rPr>
+        <w:lastRenderedPageBreak/>
+        <w:drawing>
+          <wp:inline distT="0" distB="0" distL="0" distR="0" wp14:anchorId="2569AC50" wp14:editId="62044663">
+            <wp:extent cx="5940425" cy="4682313"/>
+            <wp:effectExtent l="0" t="0" r="0" b="0"/>
+            <wp:docPr id="5" name="Рисунок 5"/>
+            <wp:cNvGraphicFramePr>
+              <a:graphicFrameLocks xmlns:a="http://schemas.openxmlformats.org/drawingml/2006/main" noChangeAspect="1"/>
+            </wp:cNvGraphicFramePr>
+            <a:graphic xmlns:a="http://schemas.openxmlformats.org/drawingml/2006/main">
+              <a:graphicData uri="http://schemas.openxmlformats.org/drawingml/2006/picture">
+                <pic:pic xmlns:pic="http://schemas.openxmlformats.org/drawingml/2006/picture">
+                  <pic:nvPicPr>
+                    <pic:cNvPr id="822002807" name=""/>
+                    <pic:cNvPicPr>
+                      <a:picLocks noChangeAspect="1"/>
+                    </pic:cNvPicPr>
+                  </pic:nvPicPr>
+                  <pic:blipFill rotWithShape="1">
+                    <a:blip r:embed="rId11"/>
+                    <a:stretch/>
+                  </pic:blipFill>
+                  <pic:spPr bwMode="auto">
+                    <a:xfrm>
+                      <a:off x="0" y="0"/>
+                      <a:ext cx="5940424" cy="4682312"/>
+                    </a:xfrm>
+                    <a:prstGeom prst="rect">
+                      <a:avLst/>
+                    </a:prstGeom>
+                  </pic:spPr>
+                </pic:pic>
+              </a:graphicData>
+            </a:graphic>
+          </wp:inline>
+        </w:drawing>
+      </w:r>
+    </w:p>
+    <w:p>
+      <w:pPr>
+        <w:pStyle w:val="afff"/>
+      </w:pPr>
+      <w:r>
+        <w:t>Рисунок 4 — Окно настройки параметров алгоритма</w:t>
       </w:r>
     </w:p>
     <w:p>
@@ -10277,72 +8134,49 @@
           <w:noProof/>
         </w:rPr>
         <w:lastRenderedPageBreak/>
-        <mc:AlternateContent>
-          <mc:Choice Requires="wpg">
-            <w:drawing>
-              <wp:inline distT="0" distB="0" distL="0" distR="0" wp14:anchorId="332C7A65" wp14:editId="4C604CA8">
-                <wp:extent cx="5940425" cy="4665783"/>
-                <wp:effectExtent l="0" t="0" r="0" b="0"/>
-                <wp:docPr id="4" name="Рисунок 4"/>
-                <wp:cNvGraphicFramePr>
-                  <a:graphicFrameLocks xmlns:a="http://schemas.openxmlformats.org/drawingml/2006/main" noChangeAspect="1"/>
-                </wp:cNvGraphicFramePr>
-                <a:graphic xmlns:a="http://schemas.openxmlformats.org/drawingml/2006/main">
-                  <a:graphicData uri="http://schemas.openxmlformats.org/drawingml/2006/picture">
-                    <pic:pic xmlns:pic="http://schemas.openxmlformats.org/drawingml/2006/picture">
-                      <pic:nvPicPr>
-                        <pic:cNvPr id="532741164" name=""/>
-                        <pic:cNvPicPr>
-                          <a:picLocks noChangeAspect="1"/>
-                        </pic:cNvPicPr>
-                      </pic:nvPicPr>
-                      <pic:blipFill rotWithShape="1">
-                        <a:blip r:embed="rId18"/>
-                        <a:stretch/>
-                      </pic:blipFill>
-                      <pic:spPr bwMode="auto">
-                        <a:xfrm>
-                          <a:off x="0" y="0"/>
-                          <a:ext cx="5940424" cy="4665782"/>
-                        </a:xfrm>
-                        <a:prstGeom prst="rect">
-                          <a:avLst/>
-                        </a:prstGeom>
-                      </pic:spPr>
-                    </pic:pic>
-                  </a:graphicData>
-                </a:graphic>
-              </wp:inline>
-            </w:drawing>
-          </mc:Choice>
-          <mc:Fallback xmlns:a="http://schemas.openxmlformats.org/drawingml/2006/main">
-            <w:pict>
-              <v:shapetype id="_x0000_t75" coordsize="21600,21600" o:spt="75" o:preferrelative="t" path="m@4@5l@4@11@9@11@9@5xe" filled="f" stroked="f">
-                <v:stroke joinstyle="miter"/>
-                <v:formulas>
-                  <v:f eqn="if lineDrawn pixelLineWidth 0"/>
-                  <v:f eqn="sum @0 1 0"/>
-                  <v:f eqn="sum 0 0 @1"/>
-                  <v:f eqn="prod @2 1 2"/>
-                  <v:f eqn="prod @3 21600 pixelWidth"/>
-                  <v:f eqn="prod @3 21600 pixelHeight"/>
-                  <v:f eqn="sum @0 0 1"/>
-                  <v:f eqn="prod @6 1 2"/>
-                  <v:f eqn="prod @7 21600 pixelWidth"/>
-                  <v:f eqn="sum @8 21600 0"/>
-                  <v:f eqn="prod @7 21600 pixelHeight"/>
-                  <v:f eqn="sum @10 21600 0"/>
-                </v:formulas>
-                <v:path o:extrusionok="f" gradientshapeok="t" o:connecttype="rect"/>
-                <o:lock v:ext="edit" aspectratio="t"/>
-              </v:shapetype>
-              <v:shape id="_x0000_i3" o:spid="_x0000_s3" type="#_x0000_t75" style="width:467.75pt;height:367.38pt;mso-wrap-distance-left:0.00pt;mso-wrap-distance-top:0.00pt;mso-wrap-distance-right:0.00pt;mso-wrap-distance-bottom:0.00pt;z-index:1;" stroked="false">
-                <v:imagedata r:id="rId19" o:title=""/>
-                <o:lock v:ext="edit" rotation="t"/>
-              </v:shape>
-            </w:pict>
-          </mc:Fallback>
-        </mc:AlternateContent>
+        <w:drawing>
+          <wp:inline distT="0" distB="0" distL="0" distR="0" wp14:anchorId="590D2F30" wp14:editId="69D81B80">
+            <wp:extent cx="5940425" cy="4688247"/>
+            <wp:effectExtent l="0" t="0" r="0" b="0"/>
+            <wp:docPr id="6" name="Рисунок 6"/>
+            <wp:cNvGraphicFramePr>
+              <a:graphicFrameLocks xmlns:a="http://schemas.openxmlformats.org/drawingml/2006/main" noChangeAspect="1"/>
+            </wp:cNvGraphicFramePr>
+            <a:graphic xmlns:a="http://schemas.openxmlformats.org/drawingml/2006/main">
+              <a:graphicData uri="http://schemas.openxmlformats.org/drawingml/2006/picture">
+                <pic:pic xmlns:pic="http://schemas.openxmlformats.org/drawingml/2006/picture">
+                  <pic:nvPicPr>
+                    <pic:cNvPr id="809864943" name=""/>
+                    <pic:cNvPicPr>
+                      <a:picLocks noChangeAspect="1"/>
+                    </pic:cNvPicPr>
+                  </pic:nvPicPr>
+                  <pic:blipFill rotWithShape="1">
+                    <a:blip r:embed="rId12"/>
+                    <a:stretch/>
+                  </pic:blipFill>
+                  <pic:spPr bwMode="auto">
+                    <a:xfrm>
+                      <a:off x="0" y="0"/>
+                      <a:ext cx="5940424" cy="4688247"/>
+                    </a:xfrm>
+                    <a:prstGeom prst="rect">
+                      <a:avLst/>
+                    </a:prstGeom>
+                  </pic:spPr>
+                </pic:pic>
+              </a:graphicData>
+            </a:graphic>
+          </wp:inline>
+        </w:drawing>
+      </w:r>
+    </w:p>
+    <w:p>
+      <w:pPr>
+        <w:pStyle w:val="afff"/>
+      </w:pPr>
+      <w:r>
+        <w:t>Рисунок 5 — Окно выполнение алгоритма. Приближение</w:t>
       </w:r>
     </w:p>
     <w:p>
@@ -10355,328 +8189,59 @@
         <w:jc w:val="center"/>
       </w:pPr>
       <w:r>
-        <w:t>Рисунок А.2 — Окно ввода параметров задачи</w:t>
-      </w:r>
-    </w:p>
-    <w:p>
-      <w:pPr>
-        <w:pStyle w:val="a"/>
-        <w:numPr>
-          <w:ilvl w:val="0"/>
-          <w:numId w:val="0"/>
-        </w:numPr>
-        <w:jc w:val="center"/>
-      </w:pPr>
-    </w:p>
-    <w:p>
-      <w:pPr>
-        <w:pStyle w:val="a"/>
-        <w:numPr>
-          <w:ilvl w:val="0"/>
-          <w:numId w:val="0"/>
-        </w:numPr>
-        <w:jc w:val="left"/>
-      </w:pPr>
-      <w:r>
         <w:rPr>
           <w:noProof/>
         </w:rPr>
         <w:lastRenderedPageBreak/>
-        <mc:AlternateContent>
-          <mc:Choice Requires="wpg">
-            <w:drawing>
-              <wp:inline distT="0" distB="0" distL="0" distR="0" wp14:anchorId="2569AC50" wp14:editId="62044663">
-                <wp:extent cx="5940425" cy="4682313"/>
-                <wp:effectExtent l="0" t="0" r="0" b="0"/>
-                <wp:docPr id="5" name="Рисунок 5"/>
-                <wp:cNvGraphicFramePr>
-                  <a:graphicFrameLocks xmlns:a="http://schemas.openxmlformats.org/drawingml/2006/main" noChangeAspect="1"/>
-                </wp:cNvGraphicFramePr>
-                <a:graphic xmlns:a="http://schemas.openxmlformats.org/drawingml/2006/main">
-                  <a:graphicData uri="http://schemas.openxmlformats.org/drawingml/2006/picture">
-                    <pic:pic xmlns:pic="http://schemas.openxmlformats.org/drawingml/2006/picture">
-                      <pic:nvPicPr>
-                        <pic:cNvPr id="822002807" name=""/>
-                        <pic:cNvPicPr>
-                          <a:picLocks noChangeAspect="1"/>
-                        </pic:cNvPicPr>
-                      </pic:nvPicPr>
-                      <pic:blipFill rotWithShape="1">
-                        <a:blip r:embed="rId20"/>
-                        <a:stretch/>
-                      </pic:blipFill>
-                      <pic:spPr bwMode="auto">
-                        <a:xfrm>
-                          <a:off x="0" y="0"/>
-                          <a:ext cx="5940424" cy="4682312"/>
-                        </a:xfrm>
-                        <a:prstGeom prst="rect">
-                          <a:avLst/>
-                        </a:prstGeom>
-                      </pic:spPr>
-                    </pic:pic>
-                  </a:graphicData>
-                </a:graphic>
-              </wp:inline>
-            </w:drawing>
-          </mc:Choice>
-          <mc:Fallback xmlns:a="http://schemas.openxmlformats.org/drawingml/2006/main">
-            <w:pict>
-              <v:shapetype id="_x0000_t75" coordsize="21600,21600" o:spt="75" o:preferrelative="t" path="m@4@5l@4@11@9@11@9@5xe" filled="f" stroked="f">
-                <v:stroke joinstyle="miter"/>
-                <v:formulas>
-                  <v:f eqn="if lineDrawn pixelLineWidth 0"/>
-                  <v:f eqn="sum @0 1 0"/>
-                  <v:f eqn="sum 0 0 @1"/>
-                  <v:f eqn="prod @2 1 2"/>
-                  <v:f eqn="prod @3 21600 pixelWidth"/>
-                  <v:f eqn="prod @3 21600 pixelHeight"/>
-                  <v:f eqn="sum @0 0 1"/>
-                  <v:f eqn="prod @6 1 2"/>
-                  <v:f eqn="prod @7 21600 pixelWidth"/>
-                  <v:f eqn="sum @8 21600 0"/>
-                  <v:f eqn="prod @7 21600 pixelHeight"/>
-                  <v:f eqn="sum @10 21600 0"/>
-                </v:formulas>
-                <v:path o:extrusionok="f" gradientshapeok="t" o:connecttype="rect"/>
-                <o:lock v:ext="edit" aspectratio="t"/>
-              </v:shapetype>
-              <v:shape id="_x0000_i4" o:spid="_x0000_s4" type="#_x0000_t75" style="width:467.75pt;height:368.69pt;mso-wrap-distance-left:0.00pt;mso-wrap-distance-top:0.00pt;mso-wrap-distance-right:0.00pt;mso-wrap-distance-bottom:0.00pt;z-index:1;" stroked="false">
-                <v:imagedata r:id="rId21" o:title=""/>
-                <o:lock v:ext="edit" rotation="t"/>
-              </v:shape>
-            </w:pict>
-          </mc:Fallback>
-        </mc:AlternateContent>
-      </w:r>
-    </w:p>
-    <w:p>
-      <w:pPr>
-        <w:pStyle w:val="a"/>
-        <w:numPr>
-          <w:ilvl w:val="0"/>
-          <w:numId w:val="0"/>
-        </w:numPr>
-        <w:jc w:val="center"/>
-      </w:pPr>
-      <w:r>
-        <w:t>Рисунок А.3 — Окно настройки параметров алгоритма</w:t>
-      </w:r>
-    </w:p>
-    <w:p>
-      <w:pPr>
-        <w:pStyle w:val="a"/>
-        <w:numPr>
-          <w:ilvl w:val="0"/>
-          <w:numId w:val="0"/>
-        </w:numPr>
-        <w:jc w:val="center"/>
-      </w:pPr>
-    </w:p>
-    <w:p>
-      <w:pPr>
-        <w:pStyle w:val="a"/>
-        <w:numPr>
-          <w:ilvl w:val="0"/>
-          <w:numId w:val="0"/>
-        </w:numPr>
-        <w:jc w:val="center"/>
-      </w:pPr>
-      <w:r>
-        <w:rPr>
-          <w:noProof/>
-        </w:rPr>
-        <w:lastRenderedPageBreak/>
-        <mc:AlternateContent>
-          <mc:Choice Requires="wpg">
-            <w:drawing>
-              <wp:inline distT="0" distB="0" distL="0" distR="0" wp14:anchorId="590D2F30" wp14:editId="69D81B80">
-                <wp:extent cx="5940425" cy="4688247"/>
-                <wp:effectExtent l="0" t="0" r="0" b="0"/>
-                <wp:docPr id="6" name="Рисунок 6"/>
-                <wp:cNvGraphicFramePr>
-                  <a:graphicFrameLocks xmlns:a="http://schemas.openxmlformats.org/drawingml/2006/main" noChangeAspect="1"/>
-                </wp:cNvGraphicFramePr>
-                <a:graphic xmlns:a="http://schemas.openxmlformats.org/drawingml/2006/main">
-                  <a:graphicData uri="http://schemas.openxmlformats.org/drawingml/2006/picture">
-                    <pic:pic xmlns:pic="http://schemas.openxmlformats.org/drawingml/2006/picture">
-                      <pic:nvPicPr>
-                        <pic:cNvPr id="809864943" name=""/>
-                        <pic:cNvPicPr>
-                          <a:picLocks noChangeAspect="1"/>
-                        </pic:cNvPicPr>
-                      </pic:nvPicPr>
-                      <pic:blipFill rotWithShape="1">
-                        <a:blip r:embed="rId22"/>
-                        <a:stretch/>
-                      </pic:blipFill>
-                      <pic:spPr bwMode="auto">
-                        <a:xfrm>
-                          <a:off x="0" y="0"/>
-                          <a:ext cx="5940424" cy="4688247"/>
-                        </a:xfrm>
-                        <a:prstGeom prst="rect">
-                          <a:avLst/>
-                        </a:prstGeom>
-                      </pic:spPr>
-                    </pic:pic>
-                  </a:graphicData>
-                </a:graphic>
-              </wp:inline>
-            </w:drawing>
-          </mc:Choice>
-          <mc:Fallback xmlns:a="http://schemas.openxmlformats.org/drawingml/2006/main">
-            <w:pict>
-              <v:shapetype id="_x0000_t75" coordsize="21600,21600" o:spt="75" o:preferrelative="t" path="m@4@5l@4@11@9@11@9@5xe" filled="f" stroked="f">
-                <v:stroke joinstyle="miter"/>
-                <v:formulas>
-                  <v:f eqn="if lineDrawn pixelLineWidth 0"/>
-                  <v:f eqn="sum @0 1 0"/>
-                  <v:f eqn="sum 0 0 @1"/>
-                  <v:f eqn="prod @2 1 2"/>
-                  <v:f eqn="prod @3 21600 pixelWidth"/>
-                  <v:f eqn="prod @3 21600 pixelHeight"/>
-                  <v:f eqn="sum @0 0 1"/>
-                  <v:f eqn="prod @6 1 2"/>
-                  <v:f eqn="prod @7 21600 pixelWidth"/>
-                  <v:f eqn="sum @8 21600 0"/>
-                  <v:f eqn="prod @7 21600 pixelHeight"/>
-                  <v:f eqn="sum @10 21600 0"/>
-                </v:formulas>
-                <v:path o:extrusionok="f" gradientshapeok="t" o:connecttype="rect"/>
-                <o:lock v:ext="edit" aspectratio="t"/>
-              </v:shapetype>
-              <v:shape id="_x0000_i5" o:spid="_x0000_s5" type="#_x0000_t75" style="width:467.75pt;height:369.15pt;mso-wrap-distance-left:0.00pt;mso-wrap-distance-top:0.00pt;mso-wrap-distance-right:0.00pt;mso-wrap-distance-bottom:0.00pt;z-index:1;" stroked="false">
-                <v:imagedata r:id="rId23" o:title=""/>
-                <o:lock v:ext="edit" rotation="t"/>
-              </v:shape>
-            </w:pict>
-          </mc:Fallback>
-        </mc:AlternateContent>
-      </w:r>
-    </w:p>
-    <w:p>
-      <w:pPr>
-        <w:pStyle w:val="a"/>
-        <w:numPr>
-          <w:ilvl w:val="0"/>
-          <w:numId w:val="0"/>
-        </w:numPr>
-        <w:jc w:val="center"/>
-      </w:pPr>
-      <w:r>
-        <w:t>Рисунок А.4 — Окно выполнения алгоритма. Приближение</w:t>
-      </w:r>
-    </w:p>
-    <w:p>
-      <w:pPr>
-        <w:pStyle w:val="a"/>
-        <w:numPr>
-          <w:ilvl w:val="0"/>
-          <w:numId w:val="0"/>
-        </w:numPr>
-        <w:jc w:val="center"/>
-      </w:pPr>
-    </w:p>
-    <w:p>
-      <w:pPr>
-        <w:pStyle w:val="a"/>
-        <w:numPr>
-          <w:ilvl w:val="0"/>
-          <w:numId w:val="0"/>
-        </w:numPr>
-        <w:jc w:val="center"/>
-      </w:pPr>
-      <w:r>
-        <w:rPr>
-          <w:noProof/>
-        </w:rPr>
-        <w:lastRenderedPageBreak/>
-        <mc:AlternateContent>
-          <mc:Choice Requires="wpg">
-            <w:drawing>
-              <wp:inline distT="0" distB="0" distL="0" distR="0" wp14:anchorId="22A40041" wp14:editId="08AA6FAB">
-                <wp:extent cx="5940425" cy="4695140"/>
-                <wp:effectExtent l="0" t="0" r="0" b="0"/>
-                <wp:docPr id="7" name="Рисунок 7"/>
-                <wp:cNvGraphicFramePr>
-                  <a:graphicFrameLocks xmlns:a="http://schemas.openxmlformats.org/drawingml/2006/main" noChangeAspect="1"/>
-                </wp:cNvGraphicFramePr>
-                <a:graphic xmlns:a="http://schemas.openxmlformats.org/drawingml/2006/main">
-                  <a:graphicData uri="http://schemas.openxmlformats.org/drawingml/2006/picture">
-                    <pic:pic xmlns:pic="http://schemas.openxmlformats.org/drawingml/2006/picture">
-                      <pic:nvPicPr>
-                        <pic:cNvPr id="1794691542" name=""/>
-                        <pic:cNvPicPr>
-                          <a:picLocks noChangeAspect="1"/>
-                        </pic:cNvPicPr>
-                      </pic:nvPicPr>
-                      <pic:blipFill rotWithShape="1">
-                        <a:blip r:embed="rId24"/>
-                        <a:stretch/>
-                      </pic:blipFill>
-                      <pic:spPr bwMode="auto">
-                        <a:xfrm>
-                          <a:off x="0" y="0"/>
-                          <a:ext cx="5940424" cy="4695140"/>
-                        </a:xfrm>
-                        <a:prstGeom prst="rect">
-                          <a:avLst/>
-                        </a:prstGeom>
-                      </pic:spPr>
-                    </pic:pic>
-                  </a:graphicData>
-                </a:graphic>
-              </wp:inline>
-            </w:drawing>
-          </mc:Choice>
-          <mc:Fallback xmlns:a="http://schemas.openxmlformats.org/drawingml/2006/main">
-            <w:pict>
-              <v:shapetype id="_x0000_t75" coordsize="21600,21600" o:spt="75" o:preferrelative="t" path="m@4@5l@4@11@9@11@9@5xe" filled="f" stroked="f">
-                <v:stroke joinstyle="miter"/>
-                <v:formulas>
-                  <v:f eqn="if lineDrawn pixelLineWidth 0"/>
-                  <v:f eqn="sum @0 1 0"/>
-                  <v:f eqn="sum 0 0 @1"/>
-                  <v:f eqn="prod @2 1 2"/>
-                  <v:f eqn="prod @3 21600 pixelWidth"/>
-                  <v:f eqn="prod @3 21600 pixelHeight"/>
-                  <v:f eqn="sum @0 0 1"/>
-                  <v:f eqn="prod @6 1 2"/>
-                  <v:f eqn="prod @7 21600 pixelWidth"/>
-                  <v:f eqn="sum @8 21600 0"/>
-                  <v:f eqn="prod @7 21600 pixelHeight"/>
-                  <v:f eqn="sum @10 21600 0"/>
-                </v:formulas>
-                <v:path o:extrusionok="f" gradientshapeok="t" o:connecttype="rect"/>
-                <o:lock v:ext="edit" aspectratio="t"/>
-              </v:shapetype>
-              <v:shape id="_x0000_i6" o:spid="_x0000_s6" type="#_x0000_t75" style="width:467.75pt;height:369.70pt;mso-wrap-distance-left:0.00pt;mso-wrap-distance-top:0.00pt;mso-wrap-distance-right:0.00pt;mso-wrap-distance-bottom:0.00pt;z-index:1;" stroked="false">
-                <v:imagedata r:id="rId25" o:title=""/>
-                <o:lock v:ext="edit" rotation="t"/>
-              </v:shape>
-            </w:pict>
-          </mc:Fallback>
-        </mc:AlternateContent>
-      </w:r>
-    </w:p>
-    <w:p>
-      <w:pPr>
-        <w:pStyle w:val="a"/>
-        <w:numPr>
-          <w:ilvl w:val="0"/>
-          <w:numId w:val="0"/>
-        </w:numPr>
-        <w:jc w:val="center"/>
-      </w:pPr>
-      <w:r>
-        <w:t>Рисунок А.5 — Окно выполнения алгоритма. Приспособленность</w:t>
+        <w:drawing>
+          <wp:inline distT="0" distB="0" distL="0" distR="0" wp14:anchorId="22A40041" wp14:editId="08AA6FAB">
+            <wp:extent cx="5940425" cy="4695140"/>
+            <wp:effectExtent l="0" t="0" r="0" b="0"/>
+            <wp:docPr id="7" name="Рисунок 7"/>
+            <wp:cNvGraphicFramePr>
+              <a:graphicFrameLocks xmlns:a="http://schemas.openxmlformats.org/drawingml/2006/main" noChangeAspect="1"/>
+            </wp:cNvGraphicFramePr>
+            <a:graphic xmlns:a="http://schemas.openxmlformats.org/drawingml/2006/main">
+              <a:graphicData uri="http://schemas.openxmlformats.org/drawingml/2006/picture">
+                <pic:pic xmlns:pic="http://schemas.openxmlformats.org/drawingml/2006/picture">
+                  <pic:nvPicPr>
+                    <pic:cNvPr id="1794691542" name=""/>
+                    <pic:cNvPicPr>
+                      <a:picLocks noChangeAspect="1"/>
+                    </pic:cNvPicPr>
+                  </pic:nvPicPr>
+                  <pic:blipFill rotWithShape="1">
+                    <a:blip r:embed="rId13"/>
+                    <a:stretch/>
+                  </pic:blipFill>
+                  <pic:spPr bwMode="auto">
+                    <a:xfrm>
+                      <a:off x="0" y="0"/>
+                      <a:ext cx="5940424" cy="4695140"/>
+                    </a:xfrm>
+                    <a:prstGeom prst="rect">
+                      <a:avLst/>
+                    </a:prstGeom>
+                  </pic:spPr>
+                </pic:pic>
+              </a:graphicData>
+            </a:graphic>
+          </wp:inline>
+        </w:drawing>
+      </w:r>
+    </w:p>
+    <w:p>
+      <w:pPr>
+        <w:pStyle w:val="afff"/>
+      </w:pPr>
+      <w:r>
+        <w:t>Рисунок 6 — Окно выполнения алгоритма. Приспособленность</w:t>
       </w:r>
     </w:p>
     <w:sectPr>
-      <w:footerReference w:type="even" r:id="rId26"/>
-      <w:footerReference w:type="default" r:id="rId27"/>
-      <w:footerReference w:type="first" r:id="rId28"/>
+      <w:footerReference w:type="even" r:id="rId14"/>
+      <w:footerReference w:type="default" r:id="rId15"/>
+      <w:footerReference w:type="first" r:id="rId16"/>
       <w:pgSz w:w="11906" w:h="16838"/>
       <w:pgMar w:top="1134" w:right="850" w:bottom="1134" w:left="1701" w:header="0" w:footer="708" w:gutter="0"/>
       <w:cols w:space="1701"/>
@@ -12430,7 +9995,7 @@
   <w:abstractNum w:abstractNumId="13" w15:restartNumberingAfterBreak="0">
     <w:nsid w:val="36DC70E7"/>
     <w:multiLevelType w:val="multilevel"/>
-    <w:tmpl w:val="FAE24860"/>
+    <w:tmpl w:val="8EF60B46"/>
     <w:lvl w:ilvl="0">
       <w:start w:val="1"/>
       <w:numFmt w:val="decimal"/>
@@ -12439,6 +10004,10 @@
       <w:pPr>
         <w:ind w:left="720" w:hanging="360"/>
       </w:pPr>
+      <w:rPr>
+        <w:b w:val="0"/>
+        <w:bCs w:val="0"/>
+      </w:rPr>
     </w:lvl>
     <w:lvl w:ilvl="1">
       <w:start w:val="1"/>
@@ -13278,6 +10847,119 @@
     </w:lvl>
   </w:abstractNum>
   <w:abstractNum w:abstractNumId="21" w15:restartNumberingAfterBreak="0">
+    <w:nsid w:val="4A416BA4"/>
+    <w:multiLevelType w:val="hybridMultilevel"/>
+    <w:tmpl w:val="69148716"/>
+    <w:lvl w:ilvl="0" w:tplc="04190001">
+      <w:start w:val="1"/>
+      <w:numFmt w:val="bullet"/>
+      <w:lvlText w:val=""/>
+      <w:lvlJc w:val="left"/>
+      <w:pPr>
+        <w:ind w:left="1429" w:hanging="360"/>
+      </w:pPr>
+      <w:rPr>
+        <w:rFonts w:ascii="Symbol" w:hAnsi="Symbol" w:hint="default"/>
+      </w:rPr>
+    </w:lvl>
+    <w:lvl w:ilvl="1" w:tplc="04190003" w:tentative="1">
+      <w:start w:val="1"/>
+      <w:numFmt w:val="bullet"/>
+      <w:lvlText w:val="o"/>
+      <w:lvlJc w:val="left"/>
+      <w:pPr>
+        <w:ind w:left="2149" w:hanging="360"/>
+      </w:pPr>
+      <w:rPr>
+        <w:rFonts w:ascii="Courier New" w:hAnsi="Courier New" w:cs="Courier New" w:hint="default"/>
+      </w:rPr>
+    </w:lvl>
+    <w:lvl w:ilvl="2" w:tplc="04190005" w:tentative="1">
+      <w:start w:val="1"/>
+      <w:numFmt w:val="bullet"/>
+      <w:lvlText w:val=""/>
+      <w:lvlJc w:val="left"/>
+      <w:pPr>
+        <w:ind w:left="2869" w:hanging="360"/>
+      </w:pPr>
+      <w:rPr>
+        <w:rFonts w:ascii="Wingdings" w:hAnsi="Wingdings" w:hint="default"/>
+      </w:rPr>
+    </w:lvl>
+    <w:lvl w:ilvl="3" w:tplc="04190001" w:tentative="1">
+      <w:start w:val="1"/>
+      <w:numFmt w:val="bullet"/>
+      <w:lvlText w:val=""/>
+      <w:lvlJc w:val="left"/>
+      <w:pPr>
+        <w:ind w:left="3589" w:hanging="360"/>
+      </w:pPr>
+      <w:rPr>
+        <w:rFonts w:ascii="Symbol" w:hAnsi="Symbol" w:hint="default"/>
+      </w:rPr>
+    </w:lvl>
+    <w:lvl w:ilvl="4" w:tplc="04190003" w:tentative="1">
+      <w:start w:val="1"/>
+      <w:numFmt w:val="bullet"/>
+      <w:lvlText w:val="o"/>
+      <w:lvlJc w:val="left"/>
+      <w:pPr>
+        <w:ind w:left="4309" w:hanging="360"/>
+      </w:pPr>
+      <w:rPr>
+        <w:rFonts w:ascii="Courier New" w:hAnsi="Courier New" w:cs="Courier New" w:hint="default"/>
+      </w:rPr>
+    </w:lvl>
+    <w:lvl w:ilvl="5" w:tplc="04190005" w:tentative="1">
+      <w:start w:val="1"/>
+      <w:numFmt w:val="bullet"/>
+      <w:lvlText w:val=""/>
+      <w:lvlJc w:val="left"/>
+      <w:pPr>
+        <w:ind w:left="5029" w:hanging="360"/>
+      </w:pPr>
+      <w:rPr>
+        <w:rFonts w:ascii="Wingdings" w:hAnsi="Wingdings" w:hint="default"/>
+      </w:rPr>
+    </w:lvl>
+    <w:lvl w:ilvl="6" w:tplc="04190001" w:tentative="1">
+      <w:start w:val="1"/>
+      <w:numFmt w:val="bullet"/>
+      <w:lvlText w:val=""/>
+      <w:lvlJc w:val="left"/>
+      <w:pPr>
+        <w:ind w:left="5749" w:hanging="360"/>
+      </w:pPr>
+      <w:rPr>
+        <w:rFonts w:ascii="Symbol" w:hAnsi="Symbol" w:hint="default"/>
+      </w:rPr>
+    </w:lvl>
+    <w:lvl w:ilvl="7" w:tplc="04190003" w:tentative="1">
+      <w:start w:val="1"/>
+      <w:numFmt w:val="bullet"/>
+      <w:lvlText w:val="o"/>
+      <w:lvlJc w:val="left"/>
+      <w:pPr>
+        <w:ind w:left="6469" w:hanging="360"/>
+      </w:pPr>
+      <w:rPr>
+        <w:rFonts w:ascii="Courier New" w:hAnsi="Courier New" w:cs="Courier New" w:hint="default"/>
+      </w:rPr>
+    </w:lvl>
+    <w:lvl w:ilvl="8" w:tplc="04190005" w:tentative="1">
+      <w:start w:val="1"/>
+      <w:numFmt w:val="bullet"/>
+      <w:lvlText w:val=""/>
+      <w:lvlJc w:val="left"/>
+      <w:pPr>
+        <w:ind w:left="7189" w:hanging="360"/>
+      </w:pPr>
+      <w:rPr>
+        <w:rFonts w:ascii="Wingdings" w:hAnsi="Wingdings" w:hint="default"/>
+      </w:rPr>
+    </w:lvl>
+  </w:abstractNum>
+  <w:abstractNum w:abstractNumId="22" w15:restartNumberingAfterBreak="0">
     <w:nsid w:val="4DE93845"/>
     <w:multiLevelType w:val="multilevel"/>
     <w:tmpl w:val="A896F640"/>
@@ -13390,7 +11072,7 @@
       </w:pPr>
     </w:lvl>
   </w:abstractNum>
-  <w:abstractNum w:abstractNumId="22" w15:restartNumberingAfterBreak="0">
+  <w:abstractNum w:abstractNumId="23" w15:restartNumberingAfterBreak="0">
     <w:nsid w:val="50A6412D"/>
     <w:multiLevelType w:val="multilevel"/>
     <w:tmpl w:val="D4E4AC7C"/>
@@ -13513,7 +11195,7 @@
       </w:pPr>
     </w:lvl>
   </w:abstractNum>
-  <w:abstractNum w:abstractNumId="23" w15:restartNumberingAfterBreak="0">
+  <w:abstractNum w:abstractNumId="24" w15:restartNumberingAfterBreak="0">
     <w:nsid w:val="53FE0B35"/>
     <w:multiLevelType w:val="multilevel"/>
     <w:tmpl w:val="2D36FB78"/>
@@ -13653,7 +11335,7 @@
       </w:rPr>
     </w:lvl>
   </w:abstractNum>
-  <w:abstractNum w:abstractNumId="24" w15:restartNumberingAfterBreak="0">
+  <w:abstractNum w:abstractNumId="25" w15:restartNumberingAfterBreak="0">
     <w:nsid w:val="567D34E2"/>
     <w:multiLevelType w:val="multilevel"/>
     <w:tmpl w:val="886064D6"/>
@@ -13794,7 +11476,7 @@
       </w:rPr>
     </w:lvl>
   </w:abstractNum>
-  <w:abstractNum w:abstractNumId="25" w15:restartNumberingAfterBreak="0">
+  <w:abstractNum w:abstractNumId="26" w15:restartNumberingAfterBreak="0">
     <w:nsid w:val="57BA52DC"/>
     <w:multiLevelType w:val="multilevel"/>
     <w:tmpl w:val="DFC87D6E"/>
@@ -13934,7 +11616,7 @@
       </w:rPr>
     </w:lvl>
   </w:abstractNum>
-  <w:abstractNum w:abstractNumId="26" w15:restartNumberingAfterBreak="0">
+  <w:abstractNum w:abstractNumId="27" w15:restartNumberingAfterBreak="0">
     <w:nsid w:val="622A69DF"/>
     <w:multiLevelType w:val="multilevel"/>
     <w:tmpl w:val="781C4842"/>
@@ -14020,7 +11702,7 @@
       </w:pPr>
     </w:lvl>
   </w:abstractNum>
-  <w:abstractNum w:abstractNumId="27" w15:restartNumberingAfterBreak="0">
+  <w:abstractNum w:abstractNumId="28" w15:restartNumberingAfterBreak="0">
     <w:nsid w:val="64473B1A"/>
     <w:multiLevelType w:val="multilevel"/>
     <w:tmpl w:val="5672D6DE"/>
@@ -14133,7 +11815,7 @@
       </w:rPr>
     </w:lvl>
   </w:abstractNum>
-  <w:abstractNum w:abstractNumId="28" w15:restartNumberingAfterBreak="0">
+  <w:abstractNum w:abstractNumId="29" w15:restartNumberingAfterBreak="0">
     <w:nsid w:val="6A911770"/>
     <w:multiLevelType w:val="multilevel"/>
     <w:tmpl w:val="B02C3988"/>
@@ -14246,7 +11928,7 @@
       </w:pPr>
     </w:lvl>
   </w:abstractNum>
-  <w:abstractNum w:abstractNumId="29" w15:restartNumberingAfterBreak="0">
+  <w:abstractNum w:abstractNumId="30" w15:restartNumberingAfterBreak="0">
     <w:nsid w:val="6D774756"/>
     <w:multiLevelType w:val="multilevel"/>
     <w:tmpl w:val="70B664A2"/>
@@ -14386,7 +12068,7 @@
       </w:rPr>
     </w:lvl>
   </w:abstractNum>
-  <w:abstractNum w:abstractNumId="30" w15:restartNumberingAfterBreak="0">
+  <w:abstractNum w:abstractNumId="31" w15:restartNumberingAfterBreak="0">
     <w:nsid w:val="74507DD6"/>
     <w:multiLevelType w:val="multilevel"/>
     <w:tmpl w:val="911680D4"/>
@@ -14472,7 +12154,7 @@
       </w:pPr>
     </w:lvl>
   </w:abstractNum>
-  <w:abstractNum w:abstractNumId="31" w15:restartNumberingAfterBreak="0">
+  <w:abstractNum w:abstractNumId="32" w15:restartNumberingAfterBreak="0">
     <w:nsid w:val="74BA5D48"/>
     <w:multiLevelType w:val="multilevel"/>
     <w:tmpl w:val="7A6CEC7C"/>
@@ -14594,7 +12276,7 @@
       </w:pPr>
     </w:lvl>
   </w:abstractNum>
-  <w:abstractNum w:abstractNumId="32" w15:restartNumberingAfterBreak="0">
+  <w:abstractNum w:abstractNumId="33" w15:restartNumberingAfterBreak="0">
     <w:nsid w:val="789C194E"/>
     <w:multiLevelType w:val="multilevel"/>
     <w:tmpl w:val="3920FBA2"/>
@@ -14707,7 +12389,7 @@
       </w:rPr>
     </w:lvl>
   </w:abstractNum>
-  <w:abstractNum w:abstractNumId="33" w15:restartNumberingAfterBreak="0">
+  <w:abstractNum w:abstractNumId="34" w15:restartNumberingAfterBreak="0">
     <w:nsid w:val="7EB127E6"/>
     <w:multiLevelType w:val="multilevel"/>
     <w:tmpl w:val="9604AB14"/>
@@ -14820,7 +12502,7 @@
       </w:rPr>
     </w:lvl>
   </w:abstractNum>
-  <w:abstractNum w:abstractNumId="34" w15:restartNumberingAfterBreak="0">
+  <w:abstractNum w:abstractNumId="35" w15:restartNumberingAfterBreak="0">
     <w:nsid w:val="7ED17D95"/>
     <w:multiLevelType w:val="multilevel"/>
     <w:tmpl w:val="A02AD4EE"/>
@@ -14934,7 +12616,7 @@
     </w:lvl>
   </w:abstractNum>
   <w:num w:numId="1" w16cid:durableId="1719741249">
-    <w:abstractNumId w:val="22"/>
+    <w:abstractNumId w:val="23"/>
   </w:num>
   <w:num w:numId="2" w16cid:durableId="477259968">
     <w:abstractNumId w:val="9"/>
@@ -14943,22 +12625,22 @@
     <w:abstractNumId w:val="18"/>
   </w:num>
   <w:num w:numId="4" w16cid:durableId="922491836">
-    <w:abstractNumId w:val="24"/>
+    <w:abstractNumId w:val="25"/>
   </w:num>
   <w:num w:numId="5" w16cid:durableId="751246569">
-    <w:abstractNumId w:val="25"/>
+    <w:abstractNumId w:val="26"/>
   </w:num>
   <w:num w:numId="6" w16cid:durableId="1286933156">
     <w:abstractNumId w:val="0"/>
   </w:num>
   <w:num w:numId="7" w16cid:durableId="800881480">
-    <w:abstractNumId w:val="28"/>
+    <w:abstractNumId w:val="29"/>
   </w:num>
   <w:num w:numId="8" w16cid:durableId="1020663628">
     <w:abstractNumId w:val="6"/>
   </w:num>
   <w:num w:numId="9" w16cid:durableId="334574856">
-    <w:abstractNumId w:val="31"/>
+    <w:abstractNumId w:val="32"/>
   </w:num>
   <w:num w:numId="10" w16cid:durableId="73162836">
     <w:abstractNumId w:val="6"/>
@@ -14970,16 +12652,16 @@
     <w:abstractNumId w:val="10"/>
   </w:num>
   <w:num w:numId="13" w16cid:durableId="1415475113">
-    <w:abstractNumId w:val="30"/>
+    <w:abstractNumId w:val="31"/>
   </w:num>
   <w:num w:numId="14" w16cid:durableId="243152105">
-    <w:abstractNumId w:val="34"/>
+    <w:abstractNumId w:val="35"/>
   </w:num>
   <w:num w:numId="15" w16cid:durableId="1180702165">
     <w:abstractNumId w:val="5"/>
   </w:num>
   <w:num w:numId="16" w16cid:durableId="1547184378">
-    <w:abstractNumId w:val="21"/>
+    <w:abstractNumId w:val="22"/>
   </w:num>
   <w:num w:numId="17" w16cid:durableId="193005315">
     <w:abstractNumId w:val="20"/>
@@ -14988,10 +12670,10 @@
     <w:abstractNumId w:val="8"/>
   </w:num>
   <w:num w:numId="19" w16cid:durableId="2056930452">
-    <w:abstractNumId w:val="29"/>
+    <w:abstractNumId w:val="30"/>
   </w:num>
   <w:num w:numId="20" w16cid:durableId="1114252563">
-    <w:abstractNumId w:val="33"/>
+    <w:abstractNumId w:val="34"/>
   </w:num>
   <w:num w:numId="21" w16cid:durableId="2109151478">
     <w:abstractNumId w:val="2"/>
@@ -15015,7 +12697,7 @@
     <w:abstractNumId w:val="1"/>
   </w:num>
   <w:num w:numId="28" w16cid:durableId="129833184">
-    <w:abstractNumId w:val="27"/>
+    <w:abstractNumId w:val="28"/>
   </w:num>
   <w:num w:numId="29" w16cid:durableId="408160464">
     <w:abstractNumId w:val="15"/>
@@ -15030,16 +12712,16 @@
     <w:abstractNumId w:val="16"/>
   </w:num>
   <w:num w:numId="33" w16cid:durableId="869759318">
-    <w:abstractNumId w:val="32"/>
+    <w:abstractNumId w:val="33"/>
   </w:num>
   <w:num w:numId="34" w16cid:durableId="1501964973">
-    <w:abstractNumId w:val="26"/>
+    <w:abstractNumId w:val="27"/>
   </w:num>
   <w:num w:numId="35" w16cid:durableId="1011563319">
     <w:abstractNumId w:val="13"/>
   </w:num>
   <w:num w:numId="36" w16cid:durableId="990669794">
-    <w:abstractNumId w:val="23"/>
+    <w:abstractNumId w:val="24"/>
   </w:num>
   <w:num w:numId="37" w16cid:durableId="1199005493">
     <w:abstractNumId w:val="3"/>
@@ -15072,16 +12754,10 @@
     </w:lvlOverride>
   </w:num>
   <w:num w:numId="38" w16cid:durableId="1496994344">
-    <w:abstractNumId w:val="33"/>
-    <w:lvlOverride w:ilvl="0"/>
-    <w:lvlOverride w:ilvl="1"/>
-    <w:lvlOverride w:ilvl="2"/>
-    <w:lvlOverride w:ilvl="3"/>
-    <w:lvlOverride w:ilvl="4"/>
-    <w:lvlOverride w:ilvl="5"/>
-    <w:lvlOverride w:ilvl="6"/>
-    <w:lvlOverride w:ilvl="7"/>
-    <w:lvlOverride w:ilvl="8"/>
+    <w:abstractNumId w:val="34"/>
+  </w:num>
+  <w:num w:numId="39" w16cid:durableId="1397624090">
+    <w:abstractNumId w:val="21"/>
   </w:num>
 </w:numbering>
 </file>
